--- a/docs/BaoCao_DuAn_TotNghiep_HoanThien_20260811.docx
+++ b/docs/BaoCao_DuAn_TotNghiep_HoanThien_20260811.docx
@@ -207,7 +207,7 @@
                   </pic:nvPicPr>
                   <pic:blipFill>
                     <a:blip r:embed="rId3"/>
-                    <a:srcRect l="0" t="11940" r="0" b="23608"/>
+                    <a:srcRect l="0" t="11940" r="0" b="23603"/>
                     <a:stretch>
                       <a:fillRect/>
                     </a:stretch>
@@ -602,7 +602,7 @@
         <w:jc w:val="center"/>
         <w:rPr/>
       </w:pPr>
-      <w:bookmarkStart w:id="0" w:name="__RefHeading___Toc3820_989993713"/>
+      <w:bookmarkStart w:id="0" w:name="__RefHeading___Toc3820_3034938809"/>
       <w:bookmarkEnd w:id="0"/>
       <w:r>
         <w:rPr>
@@ -650,7 +650,7 @@
             </w:rPr>
             <w:fldChar w:fldCharType="separate"/>
           </w:r>
-          <w:hyperlink w:anchor="__RefHeading___Toc3820_989993713" w:tooltip="MỤC LỤC">
+          <w:hyperlink w:anchor="__RefHeading___Toc3820_3034938809" w:tooltip="MỤC LỤC">
             <w:r>
               <w:rPr>
                 <w:rStyle w:val="IndexLink"/>
@@ -677,7 +677,7 @@
             </w:tabs>
             <w:rPr/>
           </w:pPr>
-          <w:hyperlink w:anchor="__RefHeading___Toc3822_989993713" w:tooltip="DANH MỤC HÌNH ẢNH">
+          <w:hyperlink w:anchor="__RefHeading___Toc3822_3034938809" w:tooltip="DANH MỤC HÌNH ẢNH">
             <w:r>
               <w:rPr>
                 <w:rStyle w:val="IndexLink"/>
@@ -704,7 +704,7 @@
             </w:tabs>
             <w:rPr/>
           </w:pPr>
-          <w:hyperlink w:anchor="__RefHeading___Toc3824_989993713" w:tooltip="DANH MỤC BẢNG BIỂU">
+          <w:hyperlink w:anchor="__RefHeading___Toc3824_3034938809" w:tooltip="DANH MỤC BẢNG BIỂU">
             <w:r>
               <w:rPr>
                 <w:rStyle w:val="IndexLink"/>
@@ -731,7 +731,7 @@
             </w:tabs>
             <w:rPr/>
           </w:pPr>
-          <w:hyperlink w:anchor="__RefHeading___Toc3826_989993713" w:tooltip="THEO DÕI PHIÊN BẢN TÀI LIỆU">
+          <w:hyperlink w:anchor="__RefHeading___Toc3826_3034938809" w:tooltip="THEO DÕI PHIÊN BẢN TÀI LIỆU">
             <w:r>
               <w:rPr>
                 <w:rStyle w:val="IndexLink"/>
@@ -758,7 +758,7 @@
             </w:tabs>
             <w:rPr/>
           </w:pPr>
-          <w:hyperlink w:anchor="__RefHeading___Toc3828_989993713" w:tooltip="BẢNG CHÚ GIẢI THUẬT NGỮ">
+          <w:hyperlink w:anchor="__RefHeading___Toc3828_3034938809" w:tooltip="BẢNG CHÚ GIẢI THUẬT NGỮ">
             <w:r>
               <w:rPr>
                 <w:rStyle w:val="IndexLink"/>
@@ -785,7 +785,7 @@
             </w:tabs>
             <w:rPr/>
           </w:pPr>
-          <w:hyperlink w:anchor="__RefHeading___Toc3830_989993713" w:tooltip="DANH SÁCH THÀNH VIÊN">
+          <w:hyperlink w:anchor="__RefHeading___Toc3830_3034938809" w:tooltip="DANH SÁCH THÀNH VIÊN">
             <w:r>
               <w:rPr>
                 <w:rStyle w:val="IndexLink"/>
@@ -812,7 +812,7 @@
             </w:tabs>
             <w:rPr/>
           </w:pPr>
-          <w:hyperlink w:anchor="__RefHeading___Toc3832_989993713" w:tooltip="GIẢNG VIÊN HƯỚNG DẪN">
+          <w:hyperlink w:anchor="__RefHeading___Toc3832_3034938809" w:tooltip="GIẢNG VIÊN HƯỚNG DẪN">
             <w:r>
               <w:rPr>
                 <w:rStyle w:val="IndexLink"/>
@@ -839,7 +839,7 @@
             </w:tabs>
             <w:rPr/>
           </w:pPr>
-          <w:hyperlink w:anchor="__RefHeading___Toc3834_989993713" w:tooltip="LỜI CẢM ƠN">
+          <w:hyperlink w:anchor="__RefHeading___Toc3834_3034938809" w:tooltip="LỜI CẢM ƠN">
             <w:r>
               <w:rPr>
                 <w:rStyle w:val="IndexLink"/>
@@ -866,7 +866,7 @@
             </w:tabs>
             <w:rPr/>
           </w:pPr>
-          <w:hyperlink w:anchor="__RefHeading___Toc3836_989993713" w:tooltip="LỜI MỞ ĐẦU">
+          <w:hyperlink w:anchor="__RefHeading___Toc3836_3034938809" w:tooltip="LỜI MỞ ĐẦU">
             <w:r>
               <w:rPr>
                 <w:rStyle w:val="IndexLink"/>
@@ -893,7 +893,7 @@
             </w:tabs>
             <w:rPr/>
           </w:pPr>
-          <w:hyperlink w:anchor="__RefHeading___Toc3838_989993713" w:tooltip="TÓM TẮT NỘI DUNG DỰ ÁN">
+          <w:hyperlink w:anchor="__RefHeading___Toc3838_3034938809" w:tooltip="TÓM TẮT NỘI DUNG DỰ ÁN">
             <w:r>
               <w:rPr>
                 <w:rStyle w:val="IndexLink"/>
@@ -920,7 +920,7 @@
             </w:tabs>
             <w:rPr/>
           </w:pPr>
-          <w:hyperlink w:anchor="__RefHeading___Toc3840_989993713" w:tooltip="CHƯƠNG 1: GIỚI THIỆU">
+          <w:hyperlink w:anchor="__RefHeading___Toc3840_3034938809" w:tooltip="CHƯƠNG 1: GIỚI THIỆU">
             <w:r>
               <w:rPr>
                 <w:rStyle w:val="IndexLink"/>
@@ -947,7 +947,7 @@
             </w:tabs>
             <w:rPr/>
           </w:pPr>
-          <w:hyperlink w:anchor="__RefHeading___Toc3842_989993713" w:tooltip="1.1. Bối cảnh và lý do chọn đề tài">
+          <w:hyperlink w:anchor="__RefHeading___Toc3842_3034938809" w:tooltip="1.1. Bối cảnh và lý do chọn đề tài">
             <w:r>
               <w:rPr>
                 <w:rStyle w:val="IndexLink"/>
@@ -974,7 +974,7 @@
             </w:tabs>
             <w:rPr/>
           </w:pPr>
-          <w:hyperlink w:anchor="__RefHeading___Toc3844_989993713" w:tooltip="1.1.1. Bài toán quản trị hiệu suất">
+          <w:hyperlink w:anchor="__RefHeading___Toc3844_3034938809" w:tooltip="1.1.1. Bài toán quản trị hiệu suất">
             <w:r>
               <w:rPr>
                 <w:rStyle w:val="IndexLink"/>
@@ -1001,7 +1001,7 @@
             </w:tabs>
             <w:rPr/>
           </w:pPr>
-          <w:hyperlink w:anchor="__RefHeading___Toc3846_989993713" w:tooltip="1.1.2. Giá trị của giải pháp">
+          <w:hyperlink w:anchor="__RefHeading___Toc3846_3034938809" w:tooltip="1.1.2. Giá trị của giải pháp">
             <w:r>
               <w:rPr>
                 <w:rStyle w:val="IndexLink"/>
@@ -1028,7 +1028,7 @@
             </w:tabs>
             <w:rPr/>
           </w:pPr>
-          <w:hyperlink w:anchor="__RefHeading___Toc3848_989993713" w:tooltip="1.2. Mục tiêu của đề tài">
+          <w:hyperlink w:anchor="__RefHeading___Toc3848_3034938809" w:tooltip="1.2. Mục tiêu của đề tài">
             <w:r>
               <w:rPr>
                 <w:rStyle w:val="IndexLink"/>
@@ -1055,7 +1055,7 @@
             </w:tabs>
             <w:rPr/>
           </w:pPr>
-          <w:hyperlink w:anchor="__RefHeading___Toc3850_989993713" w:tooltip="1.2.1. Mục tiêu tổng quát">
+          <w:hyperlink w:anchor="__RefHeading___Toc3850_3034938809" w:tooltip="1.2.1. Mục tiêu tổng quát">
             <w:r>
               <w:rPr>
                 <w:rStyle w:val="IndexLink"/>
@@ -1082,7 +1082,7 @@
             </w:tabs>
             <w:rPr/>
           </w:pPr>
-          <w:hyperlink w:anchor="__RefHeading___Toc3852_989993713" w:tooltip="1.2.2. Mục tiêu cụ thể">
+          <w:hyperlink w:anchor="__RefHeading___Toc3852_3034938809" w:tooltip="1.2.2. Mục tiêu cụ thể">
             <w:r>
               <w:rPr>
                 <w:rStyle w:val="IndexLink"/>
@@ -1109,7 +1109,7 @@
             </w:tabs>
             <w:rPr/>
           </w:pPr>
-          <w:hyperlink w:anchor="__RefHeading___Toc3854_989993713" w:tooltip="1.3. Phạm vi bàn giao">
+          <w:hyperlink w:anchor="__RefHeading___Toc3854_3034938809" w:tooltip="1.3. Phạm vi bàn giao">
             <w:r>
               <w:rPr>
                 <w:rStyle w:val="IndexLink"/>
@@ -1136,7 +1136,7 @@
             </w:tabs>
             <w:rPr/>
           </w:pPr>
-          <w:hyperlink w:anchor="__RefHeading___Toc3856_989993713" w:tooltip="1.4. Phương pháp thực hiện">
+          <w:hyperlink w:anchor="__RefHeading___Toc3856_3034938809" w:tooltip="1.4. Phương pháp thực hiện">
             <w:r>
               <w:rPr>
                 <w:rStyle w:val="IndexLink"/>
@@ -1163,7 +1163,7 @@
             </w:tabs>
             <w:rPr/>
           </w:pPr>
-          <w:hyperlink w:anchor="__RefHeading___Toc3858_989993713" w:tooltip="CHƯƠNG 2: PHÂN TÍCH HỆ THỐNG">
+          <w:hyperlink w:anchor="__RefHeading___Toc3858_3034938809" w:tooltip="CHƯƠNG 2: PHÂN TÍCH HỆ THỐNG">
             <w:r>
               <w:rPr>
                 <w:rStyle w:val="IndexLink"/>
@@ -1190,7 +1190,7 @@
             </w:tabs>
             <w:rPr/>
           </w:pPr>
-          <w:hyperlink w:anchor="__RefHeading___Toc3860_989993713" w:tooltip="2.1. Tác nhân hệ thống">
+          <w:hyperlink w:anchor="__RefHeading___Toc3860_3034938809" w:tooltip="2.1. Tác nhân hệ thống">
             <w:r>
               <w:rPr>
                 <w:rStyle w:val="IndexLink"/>
@@ -1217,7 +1217,7 @@
             </w:tabs>
             <w:rPr/>
           </w:pPr>
-          <w:hyperlink w:anchor="__RefHeading___Toc3862_989993713" w:tooltip="2.2. Yêu cầu chức năng">
+          <w:hyperlink w:anchor="__RefHeading___Toc3862_3034938809" w:tooltip="2.2. Yêu cầu chức năng">
             <w:r>
               <w:rPr>
                 <w:rStyle w:val="IndexLink"/>
@@ -1244,7 +1244,7 @@
             </w:tabs>
             <w:rPr/>
           </w:pPr>
-          <w:hyperlink w:anchor="__RefHeading___Toc3864_989993713" w:tooltip="2.3. Yêu cầu phi chức năng">
+          <w:hyperlink w:anchor="__RefHeading___Toc3864_3034938809" w:tooltip="2.3. Yêu cầu phi chức năng">
             <w:r>
               <w:rPr>
                 <w:rStyle w:val="IndexLink"/>
@@ -1271,7 +1271,7 @@
             </w:tabs>
             <w:rPr/>
           </w:pPr>
-          <w:hyperlink w:anchor="__RefHeading___Toc3866_989993713" w:tooltip="2.4. Các luồng nghiệp vụ trọng tâm">
+          <w:hyperlink w:anchor="__RefHeading___Toc3866_3034938809" w:tooltip="2.4. Các luồng nghiệp vụ trọng tâm">
             <w:r>
               <w:rPr>
                 <w:rStyle w:val="IndexLink"/>
@@ -1298,7 +1298,7 @@
             </w:tabs>
             <w:rPr/>
           </w:pPr>
-          <w:hyperlink w:anchor="__RefHeading___Toc3868_989993713" w:tooltip="2.4.1. Chuỗi chiến lược đến đánh giá">
+          <w:hyperlink w:anchor="__RefHeading___Toc3868_3034938809" w:tooltip="2.4.1. Chuỗi chiến lược đến đánh giá">
             <w:r>
               <w:rPr>
                 <w:rStyle w:val="IndexLink"/>
@@ -1325,7 +1325,7 @@
             </w:tabs>
             <w:rPr/>
           </w:pPr>
-          <w:hyperlink w:anchor="__RefHeading___Toc3870_989993713" w:tooltip="2.4.2. Goal Planning có phê duyệt">
+          <w:hyperlink w:anchor="__RefHeading___Toc3870_3034938809" w:tooltip="2.4.2. Goal Planning có phê duyệt">
             <w:r>
               <w:rPr>
                 <w:rStyle w:val="IndexLink"/>
@@ -1352,7 +1352,7 @@
             </w:tabs>
             <w:rPr/>
           </w:pPr>
-          <w:hyperlink w:anchor="__RefHeading___Toc3872_989993713" w:tooltip="2.4.3. Check-in AI Evaluator">
+          <w:hyperlink w:anchor="__RefHeading___Toc3872_3034938809" w:tooltip="2.4.3. Check-in AI Evaluator">
             <w:r>
               <w:rPr>
                 <w:rStyle w:val="IndexLink"/>
@@ -1379,7 +1379,7 @@
             </w:tabs>
             <w:rPr/>
           </w:pPr>
-          <w:hyperlink w:anchor="__RefHeading___Toc3874_989993713" w:tooltip="CHƯƠNG 3: THIẾT KẾ SẢN PHẨM">
+          <w:hyperlink w:anchor="__RefHeading___Toc3874_3034938809" w:tooltip="CHƯƠNG 3: THIẾT KẾ SẢN PHẨM">
             <w:r>
               <w:rPr>
                 <w:rStyle w:val="IndexLink"/>
@@ -1406,7 +1406,7 @@
             </w:tabs>
             <w:rPr/>
           </w:pPr>
-          <w:hyperlink w:anchor="__RefHeading___Toc3876_989993713" w:tooltip="3.1. Kiến trúc tổng thể">
+          <w:hyperlink w:anchor="__RefHeading___Toc3876_3034938809" w:tooltip="3.1. Kiến trúc tổng thể">
             <w:r>
               <w:rPr>
                 <w:rStyle w:val="IndexLink"/>
@@ -1433,7 +1433,7 @@
             </w:tabs>
             <w:rPr/>
           </w:pPr>
-          <w:hyperlink w:anchor="__RefHeading___Toc3878_989993713" w:tooltip="3.2. Thiết kế dữ liệu">
+          <w:hyperlink w:anchor="__RefHeading___Toc3878_3034938809" w:tooltip="3.2. Thiết kế dữ liệu">
             <w:r>
               <w:rPr>
                 <w:rStyle w:val="IndexLink"/>
@@ -1460,7 +1460,7 @@
             </w:tabs>
             <w:rPr/>
           </w:pPr>
-          <w:hyperlink w:anchor="__RefHeading___Toc3880_989993713" w:tooltip="3.3. Thiết kế bảo mật đa tenant">
+          <w:hyperlink w:anchor="__RefHeading___Toc3880_3034938809" w:tooltip="3.3. Thiết kế bảo mật đa tenant">
             <w:r>
               <w:rPr>
                 <w:rStyle w:val="IndexLink"/>
@@ -1487,7 +1487,7 @@
             </w:tabs>
             <w:rPr/>
           </w:pPr>
-          <w:hyperlink w:anchor="__RefHeading___Toc3882_989993713" w:tooltip="3.4. Thiết kế giao diện">
+          <w:hyperlink w:anchor="__RefHeading___Toc3882_3034938809" w:tooltip="3.4. Thiết kế giao diện">
             <w:r>
               <w:rPr>
                 <w:rStyle w:val="IndexLink"/>
@@ -1514,7 +1514,7 @@
             </w:tabs>
             <w:rPr/>
           </w:pPr>
-          <w:hyperlink w:anchor="__RefHeading___Toc3884_989993713" w:tooltip="CHƯƠNG 4: THỰC THI MÃ NGUỒN">
+          <w:hyperlink w:anchor="__RefHeading___Toc3884_3034938809" w:tooltip="CHƯƠNG 4: THỰC THI MÃ NGUỒN">
             <w:r>
               <w:rPr>
                 <w:rStyle w:val="IndexLink"/>
@@ -1541,7 +1541,7 @@
             </w:tabs>
             <w:rPr/>
           </w:pPr>
-          <w:hyperlink w:anchor="__RefHeading___Toc3886_989993713" w:tooltip="4.1. Công nghệ sử dụng">
+          <w:hyperlink w:anchor="__RefHeading___Toc3886_3034938809" w:tooltip="4.1. Công nghệ sử dụng">
             <w:r>
               <w:rPr>
                 <w:rStyle w:val="IndexLink"/>
@@ -1568,7 +1568,7 @@
             </w:tabs>
             <w:rPr/>
           </w:pPr>
-          <w:hyperlink w:anchor="__RefHeading___Toc3888_989993713" w:tooltip="4.2. Tổ chức mã nguồn">
+          <w:hyperlink w:anchor="__RefHeading___Toc3888_3034938809" w:tooltip="4.2. Tổ chức mã nguồn">
             <w:r>
               <w:rPr>
                 <w:rStyle w:val="IndexLink"/>
@@ -1595,7 +1595,7 @@
             </w:tabs>
             <w:rPr/>
           </w:pPr>
-          <w:hyperlink w:anchor="__RefHeading___Toc3890_989993713" w:tooltip="4.3. Các luồng AI-native đã triển khai">
+          <w:hyperlink w:anchor="__RefHeading___Toc3890_3034938809" w:tooltip="4.3. Các luồng AI-native đã triển khai">
             <w:r>
               <w:rPr>
                 <w:rStyle w:val="IndexLink"/>
@@ -1622,7 +1622,7 @@
             </w:tabs>
             <w:rPr/>
           </w:pPr>
-          <w:hyperlink w:anchor="__RefHeading___Toc3892_989993713" w:tooltip="4.4. Hợp đồng AI an toàn">
+          <w:hyperlink w:anchor="__RefHeading___Toc3892_3034938809" w:tooltip="4.4. Hợp đồng AI an toàn">
             <w:r>
               <w:rPr>
                 <w:rStyle w:val="IndexLink"/>
@@ -1649,7 +1649,7 @@
             </w:tabs>
             <w:rPr/>
           </w:pPr>
-          <w:hyperlink w:anchor="__RefHeading___Toc3894_989993713" w:tooltip="4.5. Goal Planning và durable execution">
+          <w:hyperlink w:anchor="__RefHeading___Toc3894_3034938809" w:tooltip="4.5. Goal Planning và durable execution">
             <w:r>
               <w:rPr>
                 <w:rStyle w:val="IndexLink"/>
@@ -1676,7 +1676,7 @@
             </w:tabs>
             <w:rPr/>
           </w:pPr>
-          <w:hyperlink w:anchor="__RefHeading___Toc3896_989993713" w:tooltip="4.6. Check-in Evaluator và rubric có phiên bản">
+          <w:hyperlink w:anchor="__RefHeading___Toc3896_3034938809" w:tooltip="4.6. Check-in Evaluator và rubric có phiên bản">
             <w:r>
               <w:rPr>
                 <w:rStyle w:val="IndexLink"/>
@@ -1703,7 +1703,7 @@
             </w:tabs>
             <w:rPr/>
           </w:pPr>
-          <w:hyperlink w:anchor="__RefHeading___Toc3898_989993713" w:tooltip="4.7. Sơ đồ tuần tự advisor có nguồn">
+          <w:hyperlink w:anchor="__RefHeading___Toc3898_3034938809" w:tooltip="4.7. Sơ đồ tuần tự advisor có nguồn">
             <w:r>
               <w:rPr>
                 <w:rStyle w:val="IndexLink"/>
@@ -1730,7 +1730,7 @@
             </w:tabs>
             <w:rPr/>
           </w:pPr>
-          <w:hyperlink w:anchor="__RefHeading___Toc3900_989993713" w:tooltip="4.8. Pipeline tài liệu RAG">
+          <w:hyperlink w:anchor="__RefHeading___Toc3900_3034938809" w:tooltip="4.8. Pipeline tài liệu RAG">
             <w:r>
               <w:rPr>
                 <w:rStyle w:val="IndexLink"/>
@@ -1757,7 +1757,7 @@
             </w:tabs>
             <w:rPr/>
           </w:pPr>
-          <w:hyperlink w:anchor="__RefHeading___Toc3902_989993713" w:tooltip="4.9. Cô lập tenant và RLS">
+          <w:hyperlink w:anchor="__RefHeading___Toc3902_3034938809" w:tooltip="4.9. Cô lập tenant và RLS">
             <w:r>
               <w:rPr>
                 <w:rStyle w:val="IndexLink"/>
@@ -1784,7 +1784,7 @@
             </w:tabs>
             <w:rPr/>
           </w:pPr>
-          <w:hyperlink w:anchor="__RefHeading___Toc3904_989993713" w:tooltip="CHƯƠNG 5: KIỂM THỬ VÀ NGHIỆM THU">
+          <w:hyperlink w:anchor="__RefHeading___Toc3904_3034938809" w:tooltip="CHƯƠNG 5: KIỂM THỬ VÀ NGHIỆM THU">
             <w:r>
               <w:rPr>
                 <w:rStyle w:val="IndexLink"/>
@@ -1811,7 +1811,7 @@
             </w:tabs>
             <w:rPr/>
           </w:pPr>
-          <w:hyperlink w:anchor="__RefHeading___Toc3906_989993713" w:tooltip="5.1. Chiến lược kiểm thử">
+          <w:hyperlink w:anchor="__RefHeading___Toc3906_3034938809" w:tooltip="5.1. Chiến lược kiểm thử">
             <w:r>
               <w:rPr>
                 <w:rStyle w:val="IndexLink"/>
@@ -1838,7 +1838,7 @@
             </w:tabs>
             <w:rPr/>
           </w:pPr>
-          <w:hyperlink w:anchor="__RefHeading___Toc3908_989993713" w:tooltip="5.2. Bằng chứng kiểm chứng bản bàn giao">
+          <w:hyperlink w:anchor="__RefHeading___Toc3908_3034938809" w:tooltip="5.2. Bằng chứng kiểm chứng bản bàn giao">
             <w:r>
               <w:rPr>
                 <w:rStyle w:val="IndexLink"/>
@@ -1865,7 +1865,7 @@
             </w:tabs>
             <w:rPr/>
           </w:pPr>
-          <w:hyperlink w:anchor="__RefHeading___Toc3910_989993713" w:tooltip="5.3. Kịch bản nghiệm thu tiêu biểu">
+          <w:hyperlink w:anchor="__RefHeading___Toc3910_3034938809" w:tooltip="5.3. Kịch bản nghiệm thu tiêu biểu">
             <w:r>
               <w:rPr>
                 <w:rStyle w:val="IndexLink"/>
@@ -1892,7 +1892,7 @@
             </w:tabs>
             <w:rPr/>
           </w:pPr>
-          <w:hyperlink w:anchor="__RefHeading___Toc3912_989993713" w:tooltip="5.4. Kết luận nghiệm thu">
+          <w:hyperlink w:anchor="__RefHeading___Toc3912_3034938809" w:tooltip="5.4. Kết luận nghiệm thu">
             <w:r>
               <w:rPr>
                 <w:rStyle w:val="IndexLink"/>
@@ -1919,7 +1919,7 @@
             </w:tabs>
             <w:rPr/>
           </w:pPr>
-          <w:hyperlink w:anchor="__RefHeading___Toc3914_989993713" w:tooltip="CHƯƠNG 6: HƯỚNG DẪN SỬ DỤNG">
+          <w:hyperlink w:anchor="__RefHeading___Toc3914_3034938809" w:tooltip="CHƯƠNG 6: HƯỚNG DẪN SỬ DỤNG">
             <w:r>
               <w:rPr>
                 <w:rStyle w:val="IndexLink"/>
@@ -1946,7 +1946,7 @@
             </w:tabs>
             <w:rPr/>
           </w:pPr>
-          <w:hyperlink w:anchor="__RefHeading___Toc3916_989993713" w:tooltip="6.1. Khởi động môi trường trình bày">
+          <w:hyperlink w:anchor="__RefHeading___Toc3916_3034938809" w:tooltip="6.1. Khởi động môi trường trình bày">
             <w:r>
               <w:rPr>
                 <w:rStyle w:val="IndexLink"/>
@@ -1973,7 +1973,7 @@
             </w:tabs>
             <w:rPr/>
           </w:pPr>
-          <w:hyperlink w:anchor="__RefHeading___Toc3918_989993713" w:tooltip="6.2. Hướng dẫn theo vai trò">
+          <w:hyperlink w:anchor="__RefHeading___Toc3918_3034938809" w:tooltip="6.2. Hướng dẫn theo vai trò">
             <w:r>
               <w:rPr>
                 <w:rStyle w:val="IndexLink"/>
@@ -2000,7 +2000,7 @@
             </w:tabs>
             <w:rPr/>
           </w:pPr>
-          <w:hyperlink w:anchor="__RefHeading___Toc3920_989993713" w:tooltip="6.2.1. Admin">
+          <w:hyperlink w:anchor="__RefHeading___Toc3920_3034938809" w:tooltip="6.2.1. Admin">
             <w:r>
               <w:rPr>
                 <w:rStyle w:val="IndexLink"/>
@@ -2027,7 +2027,7 @@
             </w:tabs>
             <w:rPr/>
           </w:pPr>
-          <w:hyperlink w:anchor="__RefHeading___Toc3922_989993713" w:tooltip="6.2.2. Director">
+          <w:hyperlink w:anchor="__RefHeading___Toc3922_3034938809" w:tooltip="6.2.2. Director">
             <w:r>
               <w:rPr>
                 <w:rStyle w:val="IndexLink"/>
@@ -2054,7 +2054,7 @@
             </w:tabs>
             <w:rPr/>
           </w:pPr>
-          <w:hyperlink w:anchor="__RefHeading___Toc3924_989993713" w:tooltip="6.2.3. Manager">
+          <w:hyperlink w:anchor="__RefHeading___Toc3924_3034938809" w:tooltip="6.2.3. Manager">
             <w:r>
               <w:rPr>
                 <w:rStyle w:val="IndexLink"/>
@@ -2081,7 +2081,7 @@
             </w:tabs>
             <w:rPr/>
           </w:pPr>
-          <w:hyperlink w:anchor="__RefHeading___Toc3926_989993713" w:tooltip="6.2.4. Employee">
+          <w:hyperlink w:anchor="__RefHeading___Toc3926_3034938809" w:tooltip="6.2.4. Employee">
             <w:r>
               <w:rPr>
                 <w:rStyle w:val="IndexLink"/>
@@ -2108,7 +2108,7 @@
             </w:tabs>
             <w:rPr/>
           </w:pPr>
-          <w:hyperlink w:anchor="__RefHeading___Toc3928_989993713" w:tooltip="6.3. Hướng dẫn các tính năng AI-native">
+          <w:hyperlink w:anchor="__RefHeading___Toc3928_3034938809" w:tooltip="6.3. Hướng dẫn các tính năng AI-native">
             <w:r>
               <w:rPr>
                 <w:rStyle w:val="IndexLink"/>
@@ -2135,7 +2135,7 @@
             </w:tabs>
             <w:rPr/>
           </w:pPr>
-          <w:hyperlink w:anchor="__RefHeading___Toc3930_989993713" w:tooltip="6.3.1. Goal Planning Agent">
+          <w:hyperlink w:anchor="__RefHeading___Toc3930_3034938809" w:tooltip="6.3.1. Goal Planning Agent">
             <w:r>
               <w:rPr>
                 <w:rStyle w:val="IndexLink"/>
@@ -2162,7 +2162,7 @@
             </w:tabs>
             <w:rPr/>
           </w:pPr>
-          <w:hyperlink w:anchor="__RefHeading___Toc3932_989993713" w:tooltip="6.3.2. Check-in AI Evaluator">
+          <w:hyperlink w:anchor="__RefHeading___Toc3932_3034938809" w:tooltip="6.3.2. Check-in AI Evaluator">
             <w:r>
               <w:rPr>
                 <w:rStyle w:val="IndexLink"/>
@@ -2189,7 +2189,7 @@
             </w:tabs>
             <w:rPr/>
           </w:pPr>
-          <w:hyperlink w:anchor="__RefHeading___Toc3934_989993713" w:tooltip="6.3.3. Gợi ý KPI và KR">
+          <w:hyperlink w:anchor="__RefHeading___Toc3934_3034938809" w:tooltip="6.3.3. Gợi ý KPI và KR">
             <w:r>
               <w:rPr>
                 <w:rStyle w:val="IndexLink"/>
@@ -2216,7 +2216,7 @@
             </w:tabs>
             <w:rPr/>
           </w:pPr>
-          <w:hyperlink w:anchor="__RefHeading___Toc3936_989993713" w:tooltip="6.3.4. Chat và phân tích hiệu suất">
+          <w:hyperlink w:anchor="__RefHeading___Toc3936_3034938809" w:tooltip="6.3.4. Chat và phân tích hiệu suất">
             <w:r>
               <w:rPr>
                 <w:rStyle w:val="IndexLink"/>
@@ -2243,7 +2243,7 @@
             </w:tabs>
             <w:rPr/>
           </w:pPr>
-          <w:hyperlink w:anchor="__RefHeading___Toc3938_989993713" w:tooltip="6.3.5. Quản lý rubric">
+          <w:hyperlink w:anchor="__RefHeading___Toc3938_3034938809" w:tooltip="6.3.5. Quản lý rubric">
             <w:r>
               <w:rPr>
                 <w:rStyle w:val="IndexLink"/>
@@ -2270,7 +2270,7 @@
             </w:tabs>
             <w:rPr/>
           </w:pPr>
-          <w:hyperlink w:anchor="__RefHeading___Toc3940_989993713" w:tooltip="6.4. Nguyên tắc sử dụng an toàn">
+          <w:hyperlink w:anchor="__RefHeading___Toc3940_3034938809" w:tooltip="6.4. Nguyên tắc sử dụng an toàn">
             <w:r>
               <w:rPr>
                 <w:rStyle w:val="IndexLink"/>
@@ -2297,7 +2297,7 @@
             </w:tabs>
             <w:rPr/>
           </w:pPr>
-          <w:hyperlink w:anchor="__RefHeading___Toc3942_989993713" w:tooltip="CHƯƠNG 7: TỔNG KẾT VÀ ĐÁNH GIÁ">
+          <w:hyperlink w:anchor="__RefHeading___Toc3942_3034938809" w:tooltip="CHƯƠNG 7: TỔNG KẾT VÀ ĐÁNH GIÁ">
             <w:r>
               <w:rPr>
                 <w:rStyle w:val="IndexLink"/>
@@ -2324,7 +2324,7 @@
             </w:tabs>
             <w:rPr/>
           </w:pPr>
-          <w:hyperlink w:anchor="__RefHeading___Toc3944_989993713" w:tooltip="7.1. Kết quả thực hiện">
+          <w:hyperlink w:anchor="__RefHeading___Toc3944_3034938809" w:tooltip="7.1. Kết quả thực hiện">
             <w:r>
               <w:rPr>
                 <w:rStyle w:val="IndexLink"/>
@@ -2351,7 +2351,7 @@
             </w:tabs>
             <w:rPr/>
           </w:pPr>
-          <w:hyperlink w:anchor="__RefHeading___Toc3946_989993713" w:tooltip="7.2. Giá trị nổi bật của sản phẩm">
+          <w:hyperlink w:anchor="__RefHeading___Toc3946_3034938809" w:tooltip="7.2. Giá trị nổi bật của sản phẩm">
             <w:r>
               <w:rPr>
                 <w:rStyle w:val="IndexLink"/>
@@ -2378,7 +2378,7 @@
             </w:tabs>
             <w:rPr/>
           </w:pPr>
-          <w:hyperlink w:anchor="__RefHeading___Toc3948_989993713" w:tooltip="7.3. Bài học kỹ thuật">
+          <w:hyperlink w:anchor="__RefHeading___Toc3948_3034938809" w:tooltip="7.3. Bài học kỹ thuật">
             <w:r>
               <w:rPr>
                 <w:rStyle w:val="IndexLink"/>
@@ -2405,7 +2405,7 @@
             </w:tabs>
             <w:rPr/>
           </w:pPr>
-          <w:hyperlink w:anchor="__RefHeading___Toc3950_989993713" w:tooltip="7.4. Kết luận">
+          <w:hyperlink w:anchor="__RefHeading___Toc3950_3034938809" w:tooltip="7.4. Kết luận">
             <w:r>
               <w:rPr>
                 <w:rStyle w:val="IndexLink"/>
@@ -2432,7 +2432,7 @@
             </w:tabs>
             <w:rPr/>
           </w:pPr>
-          <w:hyperlink w:anchor="__RefHeading___Toc3952_989993713" w:tooltip="PHỤ LỤC A: CÁC ENDPOINT VÀ MÀN HÌNH CHÍNH">
+          <w:hyperlink w:anchor="__RefHeading___Toc3952_3034938809" w:tooltip="PHỤ LỤC A: CÁC ENDPOINT VÀ MÀN HÌNH CHÍNH">
             <w:r>
               <w:rPr>
                 <w:rStyle w:val="IndexLink"/>
@@ -2459,7 +2459,7 @@
             </w:tabs>
             <w:rPr/>
           </w:pPr>
-          <w:hyperlink w:anchor="__RefHeading___Toc3954_989993713" w:tooltip="PHỤ LỤC B: HỒ SƠ DỮ LIỆU AI-NATIVE">
+          <w:hyperlink w:anchor="__RefHeading___Toc3954_3034938809" w:tooltip="PHỤ LỤC B: HỒ SƠ DỮ LIỆU AI-NATIVE">
             <w:r>
               <w:rPr>
                 <w:rStyle w:val="IndexLink"/>
@@ -2486,7 +2486,7 @@
             </w:tabs>
             <w:rPr/>
           </w:pPr>
-          <w:hyperlink w:anchor="__RefHeading___Toc3956_989993713" w:tooltip="PHỤ LỤC C: LỆNH KIỂM CHỨNG">
+          <w:hyperlink w:anchor="__RefHeading___Toc3956_3034938809" w:tooltip="PHỤ LỤC C: LỆNH KIỂM CHỨNG">
             <w:r>
               <w:rPr>
                 <w:rStyle w:val="IndexLink"/>
@@ -2513,7 +2513,7 @@
             </w:tabs>
             <w:rPr/>
           </w:pPr>
-          <w:hyperlink w:anchor="__RefHeading___Toc3958_989993713" w:tooltip="PHỤ LỤC D: THÔNG TIN BÀN GIAO">
+          <w:hyperlink w:anchor="__RefHeading___Toc3958_3034938809" w:tooltip="PHỤ LỤC D: THÔNG TIN BÀN GIAO">
             <w:r>
               <w:rPr>
                 <w:rStyle w:val="IndexLink"/>
@@ -2559,7 +2559,7 @@
         <w:jc w:val="center"/>
         <w:rPr/>
       </w:pPr>
-      <w:bookmarkStart w:id="1" w:name="__RefHeading___Toc3822_989993713"/>
+      <w:bookmarkStart w:id="1" w:name="__RefHeading___Toc3822_3034938809"/>
       <w:bookmarkEnd w:id="1"/>
       <w:r>
         <w:rPr>
@@ -2841,7 +2841,7 @@
         <w:jc w:val="center"/>
         <w:rPr/>
       </w:pPr>
-      <w:bookmarkStart w:id="2" w:name="__RefHeading___Toc3824_989993713"/>
+      <w:bookmarkStart w:id="2" w:name="__RefHeading___Toc3824_3034938809"/>
       <w:bookmarkEnd w:id="2"/>
       <w:r>
         <w:rPr>
@@ -3453,7 +3453,7 @@
         <w:jc w:val="center"/>
         <w:rPr/>
       </w:pPr>
-      <w:bookmarkStart w:id="3" w:name="__RefHeading___Toc3826_989993713"/>
+      <w:bookmarkStart w:id="3" w:name="__RefHeading___Toc3826_3034938809"/>
       <w:bookmarkEnd w:id="3"/>
       <w:r>
         <w:rPr>
@@ -3502,6 +3502,7 @@
             <w:pPr>
               <w:pStyle w:val="Normal"/>
               <w:widowControl/>
+              <w:suppressAutoHyphens w:val="true"/>
               <w:spacing w:lineRule="auto" w:line="276" w:before="40" w:after="40"/>
               <w:jc w:val="center"/>
               <w:rPr>
@@ -3537,6 +3538,7 @@
             <w:pPr>
               <w:pStyle w:val="Normal"/>
               <w:widowControl/>
+              <w:suppressAutoHyphens w:val="true"/>
               <w:spacing w:lineRule="auto" w:line="276" w:before="40" w:after="40"/>
               <w:jc w:val="center"/>
               <w:rPr>
@@ -3572,6 +3574,7 @@
             <w:pPr>
               <w:pStyle w:val="Normal"/>
               <w:widowControl/>
+              <w:suppressAutoHyphens w:val="true"/>
               <w:spacing w:lineRule="auto" w:line="276" w:before="40" w:after="40"/>
               <w:jc w:val="center"/>
               <w:rPr>
@@ -3607,6 +3610,7 @@
             <w:pPr>
               <w:pStyle w:val="Normal"/>
               <w:widowControl/>
+              <w:suppressAutoHyphens w:val="true"/>
               <w:spacing w:lineRule="auto" w:line="276" w:before="40" w:after="40"/>
               <w:jc w:val="center"/>
               <w:rPr>
@@ -3646,6 +3650,7 @@
             <w:pPr>
               <w:pStyle w:val="Normal"/>
               <w:widowControl/>
+              <w:suppressAutoHyphens w:val="true"/>
               <w:spacing w:lineRule="auto" w:line="276" w:before="40" w:after="40"/>
               <w:jc w:val="center"/>
               <w:rPr>
@@ -3679,6 +3684,7 @@
             <w:pPr>
               <w:pStyle w:val="Normal"/>
               <w:widowControl/>
+              <w:suppressAutoHyphens w:val="true"/>
               <w:spacing w:lineRule="auto" w:line="276" w:before="40" w:after="40"/>
               <w:jc w:val="start"/>
               <w:rPr>
@@ -3712,6 +3718,7 @@
             <w:pPr>
               <w:pStyle w:val="Normal"/>
               <w:widowControl/>
+              <w:suppressAutoHyphens w:val="true"/>
               <w:spacing w:lineRule="auto" w:line="276" w:before="40" w:after="40"/>
               <w:jc w:val="start"/>
               <w:rPr>
@@ -3745,6 +3752,7 @@
             <w:pPr>
               <w:pStyle w:val="Normal"/>
               <w:widowControl/>
+              <w:suppressAutoHyphens w:val="true"/>
               <w:spacing w:lineRule="auto" w:line="276" w:before="40" w:after="40"/>
               <w:jc w:val="start"/>
               <w:rPr>
@@ -3784,6 +3792,7 @@
             <w:pPr>
               <w:pStyle w:val="Normal"/>
               <w:widowControl/>
+              <w:suppressAutoHyphens w:val="true"/>
               <w:spacing w:lineRule="auto" w:line="276" w:before="40" w:after="40"/>
               <w:jc w:val="center"/>
               <w:rPr>
@@ -3818,6 +3827,7 @@
             <w:pPr>
               <w:pStyle w:val="Normal"/>
               <w:widowControl/>
+              <w:suppressAutoHyphens w:val="true"/>
               <w:spacing w:lineRule="auto" w:line="276" w:before="40" w:after="40"/>
               <w:jc w:val="start"/>
               <w:rPr>
@@ -3852,6 +3862,7 @@
             <w:pPr>
               <w:pStyle w:val="Normal"/>
               <w:widowControl/>
+              <w:suppressAutoHyphens w:val="true"/>
               <w:spacing w:lineRule="auto" w:line="276" w:before="40" w:after="40"/>
               <w:jc w:val="start"/>
               <w:rPr>
@@ -3886,6 +3897,7 @@
             <w:pPr>
               <w:pStyle w:val="Normal"/>
               <w:widowControl/>
+              <w:suppressAutoHyphens w:val="true"/>
               <w:spacing w:lineRule="auto" w:line="276" w:before="40" w:after="40"/>
               <w:jc w:val="start"/>
               <w:rPr>
@@ -3976,7 +3988,7 @@
         <w:jc w:val="center"/>
         <w:rPr/>
       </w:pPr>
-      <w:bookmarkStart w:id="4" w:name="__RefHeading___Toc3828_989993713"/>
+      <w:bookmarkStart w:id="4" w:name="__RefHeading___Toc3828_3034938809"/>
       <w:bookmarkEnd w:id="4"/>
       <w:r>
         <w:rPr>
@@ -4024,6 +4036,7 @@
             <w:pPr>
               <w:pStyle w:val="Normal"/>
               <w:widowControl/>
+              <w:suppressAutoHyphens w:val="true"/>
               <w:spacing w:lineRule="auto" w:line="276" w:before="40" w:after="40"/>
               <w:jc w:val="center"/>
               <w:rPr>
@@ -4059,6 +4072,7 @@
             <w:pPr>
               <w:pStyle w:val="Normal"/>
               <w:widowControl/>
+              <w:suppressAutoHyphens w:val="true"/>
               <w:spacing w:lineRule="auto" w:line="276" w:before="40" w:after="40"/>
               <w:jc w:val="center"/>
               <w:rPr>
@@ -4094,6 +4108,7 @@
             <w:pPr>
               <w:pStyle w:val="Normal"/>
               <w:widowControl/>
+              <w:suppressAutoHyphens w:val="true"/>
               <w:spacing w:lineRule="auto" w:line="276" w:before="40" w:after="40"/>
               <w:jc w:val="center"/>
               <w:rPr>
@@ -4133,6 +4148,7 @@
             <w:pPr>
               <w:pStyle w:val="Normal"/>
               <w:widowControl/>
+              <w:suppressAutoHyphens w:val="true"/>
               <w:spacing w:lineRule="auto" w:line="276" w:before="40" w:after="40"/>
               <w:jc w:val="center"/>
               <w:rPr>
@@ -4166,6 +4182,7 @@
             <w:pPr>
               <w:pStyle w:val="Normal"/>
               <w:widowControl/>
+              <w:suppressAutoHyphens w:val="true"/>
               <w:spacing w:lineRule="auto" w:line="276" w:before="40" w:after="40"/>
               <w:jc w:val="start"/>
               <w:rPr>
@@ -4199,6 +4216,7 @@
             <w:pPr>
               <w:pStyle w:val="Normal"/>
               <w:widowControl/>
+              <w:suppressAutoHyphens w:val="true"/>
               <w:spacing w:lineRule="auto" w:line="276" w:before="40" w:after="40"/>
               <w:jc w:val="start"/>
               <w:rPr>
@@ -4238,6 +4256,7 @@
             <w:pPr>
               <w:pStyle w:val="Normal"/>
               <w:widowControl/>
+              <w:suppressAutoHyphens w:val="true"/>
               <w:spacing w:lineRule="auto" w:line="276" w:before="40" w:after="40"/>
               <w:jc w:val="center"/>
               <w:rPr>
@@ -4272,6 +4291,7 @@
             <w:pPr>
               <w:pStyle w:val="Normal"/>
               <w:widowControl/>
+              <w:suppressAutoHyphens w:val="true"/>
               <w:spacing w:lineRule="auto" w:line="276" w:before="40" w:after="40"/>
               <w:jc w:val="start"/>
               <w:rPr>
@@ -4306,6 +4326,7 @@
             <w:pPr>
               <w:pStyle w:val="Normal"/>
               <w:widowControl/>
+              <w:suppressAutoHyphens w:val="true"/>
               <w:spacing w:lineRule="auto" w:line="276" w:before="40" w:after="40"/>
               <w:jc w:val="start"/>
               <w:rPr>
@@ -4344,6 +4365,7 @@
             <w:pPr>
               <w:pStyle w:val="Normal"/>
               <w:widowControl/>
+              <w:suppressAutoHyphens w:val="true"/>
               <w:spacing w:lineRule="auto" w:line="276" w:before="40" w:after="40"/>
               <w:jc w:val="center"/>
               <w:rPr>
@@ -4377,6 +4399,7 @@
             <w:pPr>
               <w:pStyle w:val="Normal"/>
               <w:widowControl/>
+              <w:suppressAutoHyphens w:val="true"/>
               <w:spacing w:lineRule="auto" w:line="276" w:before="40" w:after="40"/>
               <w:jc w:val="start"/>
               <w:rPr>
@@ -4410,6 +4433,7 @@
             <w:pPr>
               <w:pStyle w:val="Normal"/>
               <w:widowControl/>
+              <w:suppressAutoHyphens w:val="true"/>
               <w:spacing w:lineRule="auto" w:line="276" w:before="40" w:after="40"/>
               <w:jc w:val="start"/>
               <w:rPr>
@@ -4449,6 +4473,7 @@
             <w:pPr>
               <w:pStyle w:val="Normal"/>
               <w:widowControl/>
+              <w:suppressAutoHyphens w:val="true"/>
               <w:spacing w:lineRule="auto" w:line="276" w:before="40" w:after="40"/>
               <w:jc w:val="center"/>
               <w:rPr>
@@ -4483,6 +4508,7 @@
             <w:pPr>
               <w:pStyle w:val="Normal"/>
               <w:widowControl/>
+              <w:suppressAutoHyphens w:val="true"/>
               <w:spacing w:lineRule="auto" w:line="276" w:before="40" w:after="40"/>
               <w:jc w:val="start"/>
               <w:rPr>
@@ -4517,6 +4543,7 @@
             <w:pPr>
               <w:pStyle w:val="Normal"/>
               <w:widowControl/>
+              <w:suppressAutoHyphens w:val="true"/>
               <w:spacing w:lineRule="auto" w:line="276" w:before="40" w:after="40"/>
               <w:jc w:val="start"/>
               <w:rPr>
@@ -4555,6 +4582,7 @@
             <w:pPr>
               <w:pStyle w:val="Normal"/>
               <w:widowControl/>
+              <w:suppressAutoHyphens w:val="true"/>
               <w:spacing w:lineRule="auto" w:line="276" w:before="40" w:after="40"/>
               <w:jc w:val="center"/>
               <w:rPr>
@@ -4588,6 +4616,7 @@
             <w:pPr>
               <w:pStyle w:val="Normal"/>
               <w:widowControl/>
+              <w:suppressAutoHyphens w:val="true"/>
               <w:spacing w:lineRule="auto" w:line="276" w:before="40" w:after="40"/>
               <w:jc w:val="start"/>
               <w:rPr>
@@ -4621,6 +4650,7 @@
             <w:pPr>
               <w:pStyle w:val="Normal"/>
               <w:widowControl/>
+              <w:suppressAutoHyphens w:val="true"/>
               <w:spacing w:lineRule="auto" w:line="276" w:before="40" w:after="40"/>
               <w:jc w:val="start"/>
               <w:rPr>
@@ -4660,6 +4690,7 @@
             <w:pPr>
               <w:pStyle w:val="Normal"/>
               <w:widowControl/>
+              <w:suppressAutoHyphens w:val="true"/>
               <w:spacing w:lineRule="auto" w:line="276" w:before="40" w:after="40"/>
               <w:jc w:val="center"/>
               <w:rPr>
@@ -4694,6 +4725,7 @@
             <w:pPr>
               <w:pStyle w:val="Normal"/>
               <w:widowControl/>
+              <w:suppressAutoHyphens w:val="true"/>
               <w:spacing w:lineRule="auto" w:line="276" w:before="40" w:after="40"/>
               <w:jc w:val="start"/>
               <w:rPr>
@@ -4728,6 +4760,7 @@
             <w:pPr>
               <w:pStyle w:val="Normal"/>
               <w:widowControl/>
+              <w:suppressAutoHyphens w:val="true"/>
               <w:spacing w:lineRule="auto" w:line="276" w:before="40" w:after="40"/>
               <w:jc w:val="start"/>
               <w:rPr>
@@ -4766,6 +4799,7 @@
             <w:pPr>
               <w:pStyle w:val="Normal"/>
               <w:widowControl/>
+              <w:suppressAutoHyphens w:val="true"/>
               <w:spacing w:lineRule="auto" w:line="276" w:before="40" w:after="40"/>
               <w:jc w:val="center"/>
               <w:rPr>
@@ -4799,6 +4833,7 @@
             <w:pPr>
               <w:pStyle w:val="Normal"/>
               <w:widowControl/>
+              <w:suppressAutoHyphens w:val="true"/>
               <w:spacing w:lineRule="auto" w:line="276" w:before="40" w:after="40"/>
               <w:jc w:val="start"/>
               <w:rPr>
@@ -4832,6 +4867,7 @@
             <w:pPr>
               <w:pStyle w:val="Normal"/>
               <w:widowControl/>
+              <w:suppressAutoHyphens w:val="true"/>
               <w:spacing w:lineRule="auto" w:line="276" w:before="40" w:after="40"/>
               <w:jc w:val="start"/>
               <w:rPr>
@@ -4871,6 +4907,7 @@
             <w:pPr>
               <w:pStyle w:val="Normal"/>
               <w:widowControl/>
+              <w:suppressAutoHyphens w:val="true"/>
               <w:spacing w:lineRule="auto" w:line="276" w:before="40" w:after="40"/>
               <w:jc w:val="center"/>
               <w:rPr>
@@ -4905,6 +4942,7 @@
             <w:pPr>
               <w:pStyle w:val="Normal"/>
               <w:widowControl/>
+              <w:suppressAutoHyphens w:val="true"/>
               <w:spacing w:lineRule="auto" w:line="276" w:before="40" w:after="40"/>
               <w:jc w:val="start"/>
               <w:rPr>
@@ -4939,6 +4977,7 @@
             <w:pPr>
               <w:pStyle w:val="Normal"/>
               <w:widowControl/>
+              <w:suppressAutoHyphens w:val="true"/>
               <w:spacing w:lineRule="auto" w:line="276" w:before="40" w:after="40"/>
               <w:jc w:val="start"/>
               <w:rPr>
@@ -4977,6 +5016,7 @@
             <w:pPr>
               <w:pStyle w:val="Normal"/>
               <w:widowControl/>
+              <w:suppressAutoHyphens w:val="true"/>
               <w:spacing w:lineRule="auto" w:line="276" w:before="40" w:after="40"/>
               <w:jc w:val="center"/>
               <w:rPr>
@@ -5010,6 +5050,7 @@
             <w:pPr>
               <w:pStyle w:val="Normal"/>
               <w:widowControl/>
+              <w:suppressAutoHyphens w:val="true"/>
               <w:spacing w:lineRule="auto" w:line="276" w:before="40" w:after="40"/>
               <w:jc w:val="start"/>
               <w:rPr>
@@ -5043,6 +5084,7 @@
             <w:pPr>
               <w:pStyle w:val="Normal"/>
               <w:widowControl/>
+              <w:suppressAutoHyphens w:val="true"/>
               <w:spacing w:lineRule="auto" w:line="276" w:before="40" w:after="40"/>
               <w:jc w:val="start"/>
               <w:rPr>
@@ -5082,6 +5124,7 @@
             <w:pPr>
               <w:pStyle w:val="Normal"/>
               <w:widowControl/>
+              <w:suppressAutoHyphens w:val="true"/>
               <w:spacing w:lineRule="auto" w:line="276" w:before="40" w:after="40"/>
               <w:jc w:val="center"/>
               <w:rPr>
@@ -5116,6 +5159,7 @@
             <w:pPr>
               <w:pStyle w:val="Normal"/>
               <w:widowControl/>
+              <w:suppressAutoHyphens w:val="true"/>
               <w:spacing w:lineRule="auto" w:line="276" w:before="40" w:after="40"/>
               <w:jc w:val="start"/>
               <w:rPr>
@@ -5150,6 +5194,7 @@
             <w:pPr>
               <w:pStyle w:val="Normal"/>
               <w:widowControl/>
+              <w:suppressAutoHyphens w:val="true"/>
               <w:spacing w:lineRule="auto" w:line="276" w:before="40" w:after="40"/>
               <w:jc w:val="start"/>
               <w:rPr>
@@ -5188,6 +5233,7 @@
             <w:pPr>
               <w:pStyle w:val="Normal"/>
               <w:widowControl/>
+              <w:suppressAutoHyphens w:val="true"/>
               <w:spacing w:lineRule="auto" w:line="276" w:before="40" w:after="40"/>
               <w:jc w:val="center"/>
               <w:rPr>
@@ -5221,6 +5267,7 @@
             <w:pPr>
               <w:pStyle w:val="Normal"/>
               <w:widowControl/>
+              <w:suppressAutoHyphens w:val="true"/>
               <w:spacing w:lineRule="auto" w:line="276" w:before="40" w:after="40"/>
               <w:jc w:val="start"/>
               <w:rPr>
@@ -5254,6 +5301,7 @@
             <w:pPr>
               <w:pStyle w:val="Normal"/>
               <w:widowControl/>
+              <w:suppressAutoHyphens w:val="true"/>
               <w:spacing w:lineRule="auto" w:line="276" w:before="40" w:after="40"/>
               <w:jc w:val="start"/>
               <w:rPr>
@@ -5293,6 +5341,7 @@
             <w:pPr>
               <w:pStyle w:val="Normal"/>
               <w:widowControl/>
+              <w:suppressAutoHyphens w:val="true"/>
               <w:spacing w:lineRule="auto" w:line="276" w:before="40" w:after="40"/>
               <w:jc w:val="center"/>
               <w:rPr>
@@ -5327,6 +5376,7 @@
             <w:pPr>
               <w:pStyle w:val="Normal"/>
               <w:widowControl/>
+              <w:suppressAutoHyphens w:val="true"/>
               <w:spacing w:lineRule="auto" w:line="276" w:before="40" w:after="40"/>
               <w:jc w:val="start"/>
               <w:rPr>
@@ -5361,6 +5411,7 @@
             <w:pPr>
               <w:pStyle w:val="Normal"/>
               <w:widowControl/>
+              <w:suppressAutoHyphens w:val="true"/>
               <w:spacing w:lineRule="auto" w:line="276" w:before="40" w:after="40"/>
               <w:jc w:val="start"/>
               <w:rPr>
@@ -5399,6 +5450,7 @@
             <w:pPr>
               <w:pStyle w:val="Normal"/>
               <w:widowControl/>
+              <w:suppressAutoHyphens w:val="true"/>
               <w:spacing w:lineRule="auto" w:line="276" w:before="40" w:after="40"/>
               <w:jc w:val="center"/>
               <w:rPr>
@@ -5432,6 +5484,7 @@
             <w:pPr>
               <w:pStyle w:val="Normal"/>
               <w:widowControl/>
+              <w:suppressAutoHyphens w:val="true"/>
               <w:spacing w:lineRule="auto" w:line="276" w:before="40" w:after="40"/>
               <w:jc w:val="start"/>
               <w:rPr>
@@ -5465,6 +5518,7 @@
             <w:pPr>
               <w:pStyle w:val="Normal"/>
               <w:widowControl/>
+              <w:suppressAutoHyphens w:val="true"/>
               <w:spacing w:lineRule="auto" w:line="276" w:before="40" w:after="40"/>
               <w:jc w:val="start"/>
               <w:rPr>
@@ -5504,6 +5558,7 @@
             <w:pPr>
               <w:pStyle w:val="Normal"/>
               <w:widowControl/>
+              <w:suppressAutoHyphens w:val="true"/>
               <w:spacing w:lineRule="auto" w:line="276" w:before="40" w:after="40"/>
               <w:jc w:val="center"/>
               <w:rPr>
@@ -5538,6 +5593,7 @@
             <w:pPr>
               <w:pStyle w:val="Normal"/>
               <w:widowControl/>
+              <w:suppressAutoHyphens w:val="true"/>
               <w:spacing w:lineRule="auto" w:line="276" w:before="40" w:after="40"/>
               <w:jc w:val="start"/>
               <w:rPr>
@@ -5572,6 +5628,7 @@
             <w:pPr>
               <w:pStyle w:val="Normal"/>
               <w:widowControl/>
+              <w:suppressAutoHyphens w:val="true"/>
               <w:spacing w:lineRule="auto" w:line="276" w:before="40" w:after="40"/>
               <w:jc w:val="start"/>
               <w:rPr>
@@ -5610,6 +5667,7 @@
             <w:pPr>
               <w:pStyle w:val="Normal"/>
               <w:widowControl/>
+              <w:suppressAutoHyphens w:val="true"/>
               <w:spacing w:lineRule="auto" w:line="276" w:before="40" w:after="40"/>
               <w:jc w:val="center"/>
               <w:rPr>
@@ -5643,6 +5701,7 @@
             <w:pPr>
               <w:pStyle w:val="Normal"/>
               <w:widowControl/>
+              <w:suppressAutoHyphens w:val="true"/>
               <w:spacing w:lineRule="auto" w:line="276" w:before="40" w:after="40"/>
               <w:jc w:val="start"/>
               <w:rPr>
@@ -5676,6 +5735,7 @@
             <w:pPr>
               <w:pStyle w:val="Normal"/>
               <w:widowControl/>
+              <w:suppressAutoHyphens w:val="true"/>
               <w:spacing w:lineRule="auto" w:line="276" w:before="40" w:after="40"/>
               <w:jc w:val="start"/>
               <w:rPr>
@@ -5766,7 +5826,7 @@
         <w:jc w:val="center"/>
         <w:rPr/>
       </w:pPr>
-      <w:bookmarkStart w:id="5" w:name="__RefHeading___Toc3830_989993713"/>
+      <w:bookmarkStart w:id="5" w:name="__RefHeading___Toc3830_3034938809"/>
       <w:bookmarkEnd w:id="5"/>
       <w:r>
         <w:rPr>
@@ -5815,6 +5875,7 @@
             <w:pPr>
               <w:pStyle w:val="Normal"/>
               <w:widowControl/>
+              <w:suppressAutoHyphens w:val="true"/>
               <w:spacing w:lineRule="auto" w:line="276" w:before="40" w:after="40"/>
               <w:jc w:val="center"/>
               <w:rPr>
@@ -5850,6 +5911,7 @@
             <w:pPr>
               <w:pStyle w:val="Normal"/>
               <w:widowControl/>
+              <w:suppressAutoHyphens w:val="true"/>
               <w:spacing w:lineRule="auto" w:line="276" w:before="40" w:after="40"/>
               <w:jc w:val="center"/>
               <w:rPr>
@@ -5885,6 +5947,7 @@
             <w:pPr>
               <w:pStyle w:val="Normal"/>
               <w:widowControl/>
+              <w:suppressAutoHyphens w:val="true"/>
               <w:spacing w:lineRule="auto" w:line="276" w:before="40" w:after="40"/>
               <w:jc w:val="center"/>
               <w:rPr>
@@ -5920,6 +5983,7 @@
             <w:pPr>
               <w:pStyle w:val="Normal"/>
               <w:widowControl/>
+              <w:suppressAutoHyphens w:val="true"/>
               <w:spacing w:lineRule="auto" w:line="276" w:before="40" w:after="40"/>
               <w:jc w:val="center"/>
               <w:rPr>
@@ -5959,6 +6023,7 @@
             <w:pPr>
               <w:pStyle w:val="Normal"/>
               <w:widowControl/>
+              <w:suppressAutoHyphens w:val="true"/>
               <w:spacing w:lineRule="auto" w:line="276" w:before="40" w:after="40"/>
               <w:jc w:val="center"/>
               <w:rPr>
@@ -5992,6 +6057,7 @@
             <w:pPr>
               <w:pStyle w:val="Normal"/>
               <w:widowControl/>
+              <w:suppressAutoHyphens w:val="true"/>
               <w:spacing w:lineRule="auto" w:line="276" w:before="40" w:after="40"/>
               <w:jc w:val="start"/>
               <w:rPr>
@@ -6025,6 +6091,7 @@
             <w:pPr>
               <w:pStyle w:val="Normal"/>
               <w:widowControl/>
+              <w:suppressAutoHyphens w:val="true"/>
               <w:spacing w:lineRule="auto" w:line="276" w:before="40" w:after="40"/>
               <w:jc w:val="start"/>
               <w:rPr>
@@ -6058,6 +6125,7 @@
             <w:pPr>
               <w:pStyle w:val="Normal"/>
               <w:widowControl/>
+              <w:suppressAutoHyphens w:val="true"/>
               <w:spacing w:lineRule="auto" w:line="276" w:before="40" w:after="40"/>
               <w:jc w:val="start"/>
               <w:rPr>
@@ -6097,6 +6165,7 @@
             <w:pPr>
               <w:pStyle w:val="Normal"/>
               <w:widowControl/>
+              <w:suppressAutoHyphens w:val="true"/>
               <w:spacing w:lineRule="auto" w:line="276" w:before="40" w:after="40"/>
               <w:jc w:val="center"/>
               <w:rPr>
@@ -6131,6 +6200,7 @@
             <w:pPr>
               <w:pStyle w:val="Normal"/>
               <w:widowControl/>
+              <w:suppressAutoHyphens w:val="true"/>
               <w:spacing w:lineRule="auto" w:line="276" w:before="40" w:after="40"/>
               <w:jc w:val="start"/>
               <w:rPr>
@@ -6165,6 +6235,7 @@
             <w:pPr>
               <w:pStyle w:val="Normal"/>
               <w:widowControl/>
+              <w:suppressAutoHyphens w:val="true"/>
               <w:spacing w:lineRule="auto" w:line="276" w:before="40" w:after="40"/>
               <w:jc w:val="start"/>
               <w:rPr>
@@ -6199,6 +6270,7 @@
             <w:pPr>
               <w:pStyle w:val="Normal"/>
               <w:widowControl/>
+              <w:suppressAutoHyphens w:val="true"/>
               <w:spacing w:lineRule="auto" w:line="276" w:before="40" w:after="40"/>
               <w:jc w:val="start"/>
               <w:rPr>
@@ -6237,6 +6309,7 @@
             <w:pPr>
               <w:pStyle w:val="Normal"/>
               <w:widowControl/>
+              <w:suppressAutoHyphens w:val="true"/>
               <w:spacing w:lineRule="auto" w:line="276" w:before="40" w:after="40"/>
               <w:jc w:val="center"/>
               <w:rPr>
@@ -6270,6 +6343,7 @@
             <w:pPr>
               <w:pStyle w:val="Normal"/>
               <w:widowControl/>
+              <w:suppressAutoHyphens w:val="true"/>
               <w:spacing w:lineRule="auto" w:line="276" w:before="40" w:after="40"/>
               <w:jc w:val="start"/>
               <w:rPr>
@@ -6303,6 +6377,7 @@
             <w:pPr>
               <w:pStyle w:val="Normal"/>
               <w:widowControl/>
+              <w:suppressAutoHyphens w:val="true"/>
               <w:spacing w:lineRule="auto" w:line="276" w:before="40" w:after="40"/>
               <w:jc w:val="start"/>
               <w:rPr>
@@ -6336,6 +6411,7 @@
             <w:pPr>
               <w:pStyle w:val="Normal"/>
               <w:widowControl/>
+              <w:suppressAutoHyphens w:val="true"/>
               <w:spacing w:lineRule="auto" w:line="276" w:before="40" w:after="40"/>
               <w:jc w:val="start"/>
               <w:rPr>
@@ -6375,6 +6451,7 @@
             <w:pPr>
               <w:pStyle w:val="Normal"/>
               <w:widowControl/>
+              <w:suppressAutoHyphens w:val="true"/>
               <w:spacing w:lineRule="auto" w:line="276" w:before="40" w:after="40"/>
               <w:jc w:val="center"/>
               <w:rPr>
@@ -6409,6 +6486,7 @@
             <w:pPr>
               <w:pStyle w:val="Normal"/>
               <w:widowControl/>
+              <w:suppressAutoHyphens w:val="true"/>
               <w:spacing w:lineRule="auto" w:line="276" w:before="40" w:after="40"/>
               <w:jc w:val="start"/>
               <w:rPr>
@@ -6443,6 +6521,7 @@
             <w:pPr>
               <w:pStyle w:val="Normal"/>
               <w:widowControl/>
+              <w:suppressAutoHyphens w:val="true"/>
               <w:spacing w:lineRule="auto" w:line="276" w:before="40" w:after="40"/>
               <w:jc w:val="start"/>
               <w:rPr>
@@ -6477,6 +6556,7 @@
             <w:pPr>
               <w:pStyle w:val="Normal"/>
               <w:widowControl/>
+              <w:suppressAutoHyphens w:val="true"/>
               <w:spacing w:lineRule="auto" w:line="276" w:before="40" w:after="40"/>
               <w:jc w:val="start"/>
               <w:rPr>
@@ -6515,6 +6595,7 @@
             <w:pPr>
               <w:pStyle w:val="Normal"/>
               <w:widowControl/>
+              <w:suppressAutoHyphens w:val="true"/>
               <w:spacing w:lineRule="auto" w:line="276" w:before="40" w:after="40"/>
               <w:jc w:val="center"/>
               <w:rPr>
@@ -6548,6 +6629,7 @@
             <w:pPr>
               <w:pStyle w:val="Normal"/>
               <w:widowControl/>
+              <w:suppressAutoHyphens w:val="true"/>
               <w:spacing w:lineRule="auto" w:line="276" w:before="40" w:after="40"/>
               <w:jc w:val="start"/>
               <w:rPr>
@@ -6581,6 +6663,7 @@
             <w:pPr>
               <w:pStyle w:val="Normal"/>
               <w:widowControl/>
+              <w:suppressAutoHyphens w:val="true"/>
               <w:spacing w:lineRule="auto" w:line="276" w:before="40" w:after="40"/>
               <w:jc w:val="start"/>
               <w:rPr>
@@ -6614,6 +6697,7 @@
             <w:pPr>
               <w:pStyle w:val="Normal"/>
               <w:widowControl/>
+              <w:suppressAutoHyphens w:val="true"/>
               <w:spacing w:lineRule="auto" w:line="276" w:before="40" w:after="40"/>
               <w:jc w:val="start"/>
               <w:rPr>
@@ -6653,6 +6737,7 @@
             <w:pPr>
               <w:pStyle w:val="Normal"/>
               <w:widowControl/>
+              <w:suppressAutoHyphens w:val="true"/>
               <w:spacing w:lineRule="auto" w:line="276" w:before="40" w:after="40"/>
               <w:jc w:val="center"/>
               <w:rPr>
@@ -6687,6 +6772,7 @@
             <w:pPr>
               <w:pStyle w:val="Normal"/>
               <w:widowControl/>
+              <w:suppressAutoHyphens w:val="true"/>
               <w:spacing w:lineRule="auto" w:line="276" w:before="40" w:after="40"/>
               <w:jc w:val="start"/>
               <w:rPr>
@@ -6721,6 +6807,7 @@
             <w:pPr>
               <w:pStyle w:val="Normal"/>
               <w:widowControl/>
+              <w:suppressAutoHyphens w:val="true"/>
               <w:spacing w:lineRule="auto" w:line="276" w:before="40" w:after="40"/>
               <w:jc w:val="start"/>
               <w:rPr>
@@ -6755,6 +6842,7 @@
             <w:pPr>
               <w:pStyle w:val="Normal"/>
               <w:widowControl/>
+              <w:suppressAutoHyphens w:val="true"/>
               <w:spacing w:lineRule="auto" w:line="276" w:before="40" w:after="40"/>
               <w:jc w:val="start"/>
               <w:rPr>
@@ -6793,6 +6881,7 @@
             <w:pPr>
               <w:pStyle w:val="Normal"/>
               <w:widowControl/>
+              <w:suppressAutoHyphens w:val="true"/>
               <w:spacing w:lineRule="auto" w:line="276" w:before="40" w:after="40"/>
               <w:jc w:val="center"/>
               <w:rPr>
@@ -6826,6 +6915,7 @@
             <w:pPr>
               <w:pStyle w:val="Normal"/>
               <w:widowControl/>
+              <w:suppressAutoHyphens w:val="true"/>
               <w:spacing w:lineRule="auto" w:line="276" w:before="40" w:after="40"/>
               <w:jc w:val="start"/>
               <w:rPr>
@@ -6859,6 +6949,7 @@
             <w:pPr>
               <w:pStyle w:val="Normal"/>
               <w:widowControl/>
+              <w:suppressAutoHyphens w:val="true"/>
               <w:spacing w:lineRule="auto" w:line="276" w:before="40" w:after="40"/>
               <w:jc w:val="start"/>
               <w:rPr>
@@ -6892,6 +6983,7 @@
             <w:pPr>
               <w:pStyle w:val="Normal"/>
               <w:widowControl/>
+              <w:suppressAutoHyphens w:val="true"/>
               <w:spacing w:lineRule="auto" w:line="276" w:before="40" w:after="40"/>
               <w:jc w:val="start"/>
               <w:rPr>
@@ -6982,7 +7074,7 @@
         <w:jc w:val="center"/>
         <w:rPr/>
       </w:pPr>
-      <w:bookmarkStart w:id="6" w:name="__RefHeading___Toc3832_989993713"/>
+      <w:bookmarkStart w:id="6" w:name="__RefHeading___Toc3832_3034938809"/>
       <w:bookmarkEnd w:id="6"/>
       <w:r>
         <w:rPr>
@@ -7048,7 +7140,7 @@
         <w:jc w:val="center"/>
         <w:rPr/>
       </w:pPr>
-      <w:bookmarkStart w:id="7" w:name="__RefHeading___Toc3834_989993713"/>
+      <w:bookmarkStart w:id="7" w:name="__RefHeading___Toc3834_3034938809"/>
       <w:bookmarkEnd w:id="7"/>
       <w:r>
         <w:rPr>
@@ -7116,7 +7208,7 @@
         <w:jc w:val="center"/>
         <w:rPr/>
       </w:pPr>
-      <w:bookmarkStart w:id="8" w:name="__RefHeading___Toc3836_989993713"/>
+      <w:bookmarkStart w:id="8" w:name="__RefHeading___Toc3836_3034938809"/>
       <w:bookmarkEnd w:id="8"/>
       <w:r>
         <w:rPr>
@@ -7179,7 +7271,7 @@
           <w:i w:val="false"/>
           <w:sz w:val="28"/>
         </w:rPr>
-        <w:t>Phiên bản báo cáo này tập trung vào phạm vi đã hoàn tất và được kiểm chứng. Bằng chứng kỹ thuật gồm build sạch, 520 kiểm thử tự động đạt, migration SQL Server có diễn tập Up/Down và các kiểm thử cô lập tenant, cạnh tranh đồng thời, stale source cùng durable outbox.</w:t>
+        <w:t>Phiên bản báo cáo này tập trung vào phạm vi đã hoàn tất và được kiểm chứng. Bằng chứng kỹ thuật gồm build sạch, 536 kiểm thử tự động đạt, migration SQL Server có diễn tập Up/Down và các kiểm thử cô lập tenant, cạnh tranh đồng thời, stale source cùng durable outbox.</w:t>
       </w:r>
     </w:p>
     <w:p>
@@ -7202,7 +7294,7 @@
         <w:jc w:val="center"/>
         <w:rPr/>
       </w:pPr>
-      <w:bookmarkStart w:id="9" w:name="__RefHeading___Toc3838_989993713"/>
+      <w:bookmarkStart w:id="9" w:name="__RefHeading___Toc3838_3034938809"/>
       <w:bookmarkEnd w:id="9"/>
       <w:r>
         <w:rPr>
@@ -7270,7 +7362,7 @@
         <w:jc w:val="center"/>
         <w:rPr/>
       </w:pPr>
-      <w:bookmarkStart w:id="10" w:name="__RefHeading___Toc3840_989993713"/>
+      <w:bookmarkStart w:id="10" w:name="__RefHeading___Toc3840_3034938809"/>
       <w:bookmarkEnd w:id="10"/>
       <w:r>
         <w:rPr>
@@ -7288,7 +7380,7 @@
         <w:jc w:val="start"/>
         <w:rPr/>
       </w:pPr>
-      <w:bookmarkStart w:id="11" w:name="__RefHeading___Toc3842_989993713"/>
+      <w:bookmarkStart w:id="11" w:name="__RefHeading___Toc3842_3034938809"/>
       <w:bookmarkEnd w:id="11"/>
       <w:r>
         <w:rPr>
@@ -7306,7 +7398,7 @@
         <w:jc w:val="start"/>
         <w:rPr/>
       </w:pPr>
-      <w:bookmarkStart w:id="12" w:name="__RefHeading___Toc3844_989993713"/>
+      <w:bookmarkStart w:id="12" w:name="__RefHeading___Toc3844_3034938809"/>
       <w:bookmarkEnd w:id="12"/>
       <w:r>
         <w:rPr>
@@ -7360,7 +7452,7 @@
         <w:jc w:val="start"/>
         <w:rPr/>
       </w:pPr>
-      <w:bookmarkStart w:id="13" w:name="__RefHeading___Toc3846_989993713"/>
+      <w:bookmarkStart w:id="13" w:name="__RefHeading___Toc3846_3034938809"/>
       <w:bookmarkEnd w:id="13"/>
       <w:r>
         <w:rPr>
@@ -7522,7 +7614,7 @@
         <w:jc w:val="start"/>
         <w:rPr/>
       </w:pPr>
-      <w:bookmarkStart w:id="14" w:name="__RefHeading___Toc3848_989993713"/>
+      <w:bookmarkStart w:id="14" w:name="__RefHeading___Toc3848_3034938809"/>
       <w:bookmarkEnd w:id="14"/>
       <w:r>
         <w:rPr>
@@ -7540,7 +7632,7 @@
         <w:jc w:val="start"/>
         <w:rPr/>
       </w:pPr>
-      <w:bookmarkStart w:id="15" w:name="__RefHeading___Toc3850_989993713"/>
+      <w:bookmarkStart w:id="15" w:name="__RefHeading___Toc3850_3034938809"/>
       <w:bookmarkEnd w:id="15"/>
       <w:r>
         <w:rPr>
@@ -7576,7 +7668,7 @@
         <w:jc w:val="start"/>
         <w:rPr/>
       </w:pPr>
-      <w:bookmarkStart w:id="16" w:name="__RefHeading___Toc3852_989993713"/>
+      <w:bookmarkStart w:id="16" w:name="__RefHeading___Toc3852_3034938809"/>
       <w:bookmarkEnd w:id="16"/>
       <w:r>
         <w:rPr>
@@ -7882,7 +7974,7 @@
         <w:jc w:val="start"/>
         <w:rPr/>
       </w:pPr>
-      <w:bookmarkStart w:id="17" w:name="__RefHeading___Toc3854_989993713"/>
+      <w:bookmarkStart w:id="17" w:name="__RefHeading___Toc3854_3034938809"/>
       <w:bookmarkEnd w:id="17"/>
       <w:r>
         <w:rPr>
@@ -8134,7 +8226,7 @@
         <w:jc w:val="start"/>
         <w:rPr/>
       </w:pPr>
-      <w:bookmarkStart w:id="18" w:name="__RefHeading___Toc3856_989993713"/>
+      <w:bookmarkStart w:id="18" w:name="__RefHeading___Toc3856_3034938809"/>
       <w:bookmarkEnd w:id="18"/>
       <w:r>
         <w:rPr>
@@ -8310,7 +8402,7 @@
         <w:jc w:val="center"/>
         <w:rPr/>
       </w:pPr>
-      <w:bookmarkStart w:id="19" w:name="__RefHeading___Toc3858_989993713"/>
+      <w:bookmarkStart w:id="19" w:name="__RefHeading___Toc3858_3034938809"/>
       <w:bookmarkEnd w:id="19"/>
       <w:r>
         <w:rPr>
@@ -8328,7 +8420,7 @@
         <w:jc w:val="start"/>
         <w:rPr/>
       </w:pPr>
-      <w:bookmarkStart w:id="20" w:name="__RefHeading___Toc3860_989993713"/>
+      <w:bookmarkStart w:id="20" w:name="__RefHeading___Toc3860_3034938809"/>
       <w:bookmarkEnd w:id="20"/>
       <w:r>
         <w:rPr>
@@ -8376,6 +8468,7 @@
             <w:pPr>
               <w:pStyle w:val="Normal"/>
               <w:widowControl/>
+              <w:suppressAutoHyphens w:val="true"/>
               <w:spacing w:lineRule="auto" w:line="276" w:before="40" w:after="40"/>
               <w:jc w:val="center"/>
               <w:rPr>
@@ -8411,6 +8504,7 @@
             <w:pPr>
               <w:pStyle w:val="Normal"/>
               <w:widowControl/>
+              <w:suppressAutoHyphens w:val="true"/>
               <w:spacing w:lineRule="auto" w:line="276" w:before="40" w:after="40"/>
               <w:jc w:val="center"/>
               <w:rPr>
@@ -8446,6 +8540,7 @@
             <w:pPr>
               <w:pStyle w:val="Normal"/>
               <w:widowControl/>
+              <w:suppressAutoHyphens w:val="true"/>
               <w:spacing w:lineRule="auto" w:line="276" w:before="40" w:after="40"/>
               <w:jc w:val="center"/>
               <w:rPr>
@@ -8485,6 +8580,7 @@
             <w:pPr>
               <w:pStyle w:val="Normal"/>
               <w:widowControl/>
+              <w:suppressAutoHyphens w:val="true"/>
               <w:spacing w:lineRule="auto" w:line="276" w:before="40" w:after="40"/>
               <w:jc w:val="center"/>
               <w:rPr>
@@ -8518,6 +8614,7 @@
             <w:pPr>
               <w:pStyle w:val="Normal"/>
               <w:widowControl/>
+              <w:suppressAutoHyphens w:val="true"/>
               <w:spacing w:lineRule="auto" w:line="276" w:before="40" w:after="40"/>
               <w:jc w:val="start"/>
               <w:rPr>
@@ -8551,6 +8648,7 @@
             <w:pPr>
               <w:pStyle w:val="Normal"/>
               <w:widowControl/>
+              <w:suppressAutoHyphens w:val="true"/>
               <w:spacing w:lineRule="auto" w:line="276" w:before="40" w:after="40"/>
               <w:jc w:val="start"/>
               <w:rPr>
@@ -8590,6 +8688,7 @@
             <w:pPr>
               <w:pStyle w:val="Normal"/>
               <w:widowControl/>
+              <w:suppressAutoHyphens w:val="true"/>
               <w:spacing w:lineRule="auto" w:line="276" w:before="40" w:after="40"/>
               <w:jc w:val="center"/>
               <w:rPr>
@@ -8624,6 +8723,7 @@
             <w:pPr>
               <w:pStyle w:val="Normal"/>
               <w:widowControl/>
+              <w:suppressAutoHyphens w:val="true"/>
               <w:spacing w:lineRule="auto" w:line="276" w:before="40" w:after="40"/>
               <w:jc w:val="start"/>
               <w:rPr>
@@ -8658,6 +8758,7 @@
             <w:pPr>
               <w:pStyle w:val="Normal"/>
               <w:widowControl/>
+              <w:suppressAutoHyphens w:val="true"/>
               <w:spacing w:lineRule="auto" w:line="276" w:before="40" w:after="40"/>
               <w:jc w:val="start"/>
               <w:rPr>
@@ -8696,6 +8797,7 @@
             <w:pPr>
               <w:pStyle w:val="Normal"/>
               <w:widowControl/>
+              <w:suppressAutoHyphens w:val="true"/>
               <w:spacing w:lineRule="auto" w:line="276" w:before="40" w:after="40"/>
               <w:jc w:val="center"/>
               <w:rPr>
@@ -8729,6 +8831,7 @@
             <w:pPr>
               <w:pStyle w:val="Normal"/>
               <w:widowControl/>
+              <w:suppressAutoHyphens w:val="true"/>
               <w:spacing w:lineRule="auto" w:line="276" w:before="40" w:after="40"/>
               <w:jc w:val="start"/>
               <w:rPr>
@@ -8762,6 +8865,7 @@
             <w:pPr>
               <w:pStyle w:val="Normal"/>
               <w:widowControl/>
+              <w:suppressAutoHyphens w:val="true"/>
               <w:spacing w:lineRule="auto" w:line="276" w:before="40" w:after="40"/>
               <w:jc w:val="start"/>
               <w:rPr>
@@ -8801,6 +8905,7 @@
             <w:pPr>
               <w:pStyle w:val="Normal"/>
               <w:widowControl/>
+              <w:suppressAutoHyphens w:val="true"/>
               <w:spacing w:lineRule="auto" w:line="276" w:before="40" w:after="40"/>
               <w:jc w:val="center"/>
               <w:rPr>
@@ -8835,6 +8940,7 @@
             <w:pPr>
               <w:pStyle w:val="Normal"/>
               <w:widowControl/>
+              <w:suppressAutoHyphens w:val="true"/>
               <w:spacing w:lineRule="auto" w:line="276" w:before="40" w:after="40"/>
               <w:jc w:val="start"/>
               <w:rPr>
@@ -8869,6 +8975,7 @@
             <w:pPr>
               <w:pStyle w:val="Normal"/>
               <w:widowControl/>
+              <w:suppressAutoHyphens w:val="true"/>
               <w:spacing w:lineRule="auto" w:line="276" w:before="40" w:after="40"/>
               <w:jc w:val="start"/>
               <w:rPr>
@@ -8907,6 +9014,7 @@
             <w:pPr>
               <w:pStyle w:val="Normal"/>
               <w:widowControl/>
+              <w:suppressAutoHyphens w:val="true"/>
               <w:spacing w:lineRule="auto" w:line="276" w:before="40" w:after="40"/>
               <w:jc w:val="center"/>
               <w:rPr>
@@ -8940,6 +9048,7 @@
             <w:pPr>
               <w:pStyle w:val="Normal"/>
               <w:widowControl/>
+              <w:suppressAutoHyphens w:val="true"/>
               <w:spacing w:lineRule="auto" w:line="276" w:before="40" w:after="40"/>
               <w:jc w:val="start"/>
               <w:rPr>
@@ -8973,6 +9082,7 @@
             <w:pPr>
               <w:pStyle w:val="Normal"/>
               <w:widowControl/>
+              <w:suppressAutoHyphens w:val="true"/>
               <w:spacing w:lineRule="auto" w:line="276" w:before="40" w:after="40"/>
               <w:jc w:val="start"/>
               <w:rPr>
@@ -9012,6 +9122,7 @@
             <w:pPr>
               <w:pStyle w:val="Normal"/>
               <w:widowControl/>
+              <w:suppressAutoHyphens w:val="true"/>
               <w:spacing w:lineRule="auto" w:line="276" w:before="40" w:after="40"/>
               <w:jc w:val="center"/>
               <w:rPr>
@@ -9046,6 +9157,7 @@
             <w:pPr>
               <w:pStyle w:val="Normal"/>
               <w:widowControl/>
+              <w:suppressAutoHyphens w:val="true"/>
               <w:spacing w:lineRule="auto" w:line="276" w:before="40" w:after="40"/>
               <w:jc w:val="start"/>
               <w:rPr>
@@ -9080,6 +9192,7 @@
             <w:pPr>
               <w:pStyle w:val="Normal"/>
               <w:widowControl/>
+              <w:suppressAutoHyphens w:val="true"/>
               <w:spacing w:lineRule="auto" w:line="276" w:before="40" w:after="40"/>
               <w:jc w:val="start"/>
               <w:rPr>
@@ -9156,7 +9269,7 @@
         <w:jc w:val="start"/>
         <w:rPr/>
       </w:pPr>
-      <w:bookmarkStart w:id="21" w:name="__RefHeading___Toc3862_989993713"/>
+      <w:bookmarkStart w:id="21" w:name="__RefHeading___Toc3862_3034938809"/>
       <w:bookmarkEnd w:id="21"/>
       <w:r>
         <w:rPr>
@@ -9204,6 +9317,7 @@
             <w:pPr>
               <w:pStyle w:val="Normal"/>
               <w:widowControl/>
+              <w:suppressAutoHyphens w:val="true"/>
               <w:spacing w:lineRule="auto" w:line="276" w:before="40" w:after="40"/>
               <w:jc w:val="center"/>
               <w:rPr>
@@ -9239,6 +9353,7 @@
             <w:pPr>
               <w:pStyle w:val="Normal"/>
               <w:widowControl/>
+              <w:suppressAutoHyphens w:val="true"/>
               <w:spacing w:lineRule="auto" w:line="276" w:before="40" w:after="40"/>
               <w:jc w:val="center"/>
               <w:rPr>
@@ -9274,6 +9389,7 @@
             <w:pPr>
               <w:pStyle w:val="Normal"/>
               <w:widowControl/>
+              <w:suppressAutoHyphens w:val="true"/>
               <w:spacing w:lineRule="auto" w:line="276" w:before="40" w:after="40"/>
               <w:jc w:val="center"/>
               <w:rPr>
@@ -9313,6 +9429,7 @@
             <w:pPr>
               <w:pStyle w:val="Normal"/>
               <w:widowControl/>
+              <w:suppressAutoHyphens w:val="true"/>
               <w:spacing w:lineRule="auto" w:line="276" w:before="40" w:after="40"/>
               <w:jc w:val="center"/>
               <w:rPr>
@@ -9346,6 +9463,7 @@
             <w:pPr>
               <w:pStyle w:val="Normal"/>
               <w:widowControl/>
+              <w:suppressAutoHyphens w:val="true"/>
               <w:spacing w:lineRule="auto" w:line="276" w:before="40" w:after="40"/>
               <w:jc w:val="start"/>
               <w:rPr>
@@ -9379,6 +9497,7 @@
             <w:pPr>
               <w:pStyle w:val="Normal"/>
               <w:widowControl/>
+              <w:suppressAutoHyphens w:val="true"/>
               <w:spacing w:lineRule="auto" w:line="276" w:before="40" w:after="40"/>
               <w:jc w:val="start"/>
               <w:rPr>
@@ -9418,6 +9537,7 @@
             <w:pPr>
               <w:pStyle w:val="Normal"/>
               <w:widowControl/>
+              <w:suppressAutoHyphens w:val="true"/>
               <w:spacing w:lineRule="auto" w:line="276" w:before="40" w:after="40"/>
               <w:jc w:val="center"/>
               <w:rPr>
@@ -9452,6 +9572,7 @@
             <w:pPr>
               <w:pStyle w:val="Normal"/>
               <w:widowControl/>
+              <w:suppressAutoHyphens w:val="true"/>
               <w:spacing w:lineRule="auto" w:line="276" w:before="40" w:after="40"/>
               <w:jc w:val="start"/>
               <w:rPr>
@@ -9486,6 +9607,7 @@
             <w:pPr>
               <w:pStyle w:val="Normal"/>
               <w:widowControl/>
+              <w:suppressAutoHyphens w:val="true"/>
               <w:spacing w:lineRule="auto" w:line="276" w:before="40" w:after="40"/>
               <w:jc w:val="start"/>
               <w:rPr>
@@ -9524,6 +9646,7 @@
             <w:pPr>
               <w:pStyle w:val="Normal"/>
               <w:widowControl/>
+              <w:suppressAutoHyphens w:val="true"/>
               <w:spacing w:lineRule="auto" w:line="276" w:before="40" w:after="40"/>
               <w:jc w:val="center"/>
               <w:rPr>
@@ -9557,6 +9680,7 @@
             <w:pPr>
               <w:pStyle w:val="Normal"/>
               <w:widowControl/>
+              <w:suppressAutoHyphens w:val="true"/>
               <w:spacing w:lineRule="auto" w:line="276" w:before="40" w:after="40"/>
               <w:jc w:val="start"/>
               <w:rPr>
@@ -9590,6 +9714,7 @@
             <w:pPr>
               <w:pStyle w:val="Normal"/>
               <w:widowControl/>
+              <w:suppressAutoHyphens w:val="true"/>
               <w:spacing w:lineRule="auto" w:line="276" w:before="40" w:after="40"/>
               <w:jc w:val="start"/>
               <w:rPr>
@@ -9629,6 +9754,7 @@
             <w:pPr>
               <w:pStyle w:val="Normal"/>
               <w:widowControl/>
+              <w:suppressAutoHyphens w:val="true"/>
               <w:spacing w:lineRule="auto" w:line="276" w:before="40" w:after="40"/>
               <w:jc w:val="center"/>
               <w:rPr>
@@ -9663,6 +9789,7 @@
             <w:pPr>
               <w:pStyle w:val="Normal"/>
               <w:widowControl/>
+              <w:suppressAutoHyphens w:val="true"/>
               <w:spacing w:lineRule="auto" w:line="276" w:before="40" w:after="40"/>
               <w:jc w:val="start"/>
               <w:rPr>
@@ -9697,6 +9824,7 @@
             <w:pPr>
               <w:pStyle w:val="Normal"/>
               <w:widowControl/>
+              <w:suppressAutoHyphens w:val="true"/>
               <w:spacing w:lineRule="auto" w:line="276" w:before="40" w:after="40"/>
               <w:jc w:val="start"/>
               <w:rPr>
@@ -9735,6 +9863,7 @@
             <w:pPr>
               <w:pStyle w:val="Normal"/>
               <w:widowControl/>
+              <w:suppressAutoHyphens w:val="true"/>
               <w:spacing w:lineRule="auto" w:line="276" w:before="40" w:after="40"/>
               <w:jc w:val="center"/>
               <w:rPr>
@@ -9768,6 +9897,7 @@
             <w:pPr>
               <w:pStyle w:val="Normal"/>
               <w:widowControl/>
+              <w:suppressAutoHyphens w:val="true"/>
               <w:spacing w:lineRule="auto" w:line="276" w:before="40" w:after="40"/>
               <w:jc w:val="start"/>
               <w:rPr>
@@ -9801,6 +9931,7 @@
             <w:pPr>
               <w:pStyle w:val="Normal"/>
               <w:widowControl/>
+              <w:suppressAutoHyphens w:val="true"/>
               <w:spacing w:lineRule="auto" w:line="276" w:before="40" w:after="40"/>
               <w:jc w:val="start"/>
               <w:rPr>
@@ -9840,6 +9971,7 @@
             <w:pPr>
               <w:pStyle w:val="Normal"/>
               <w:widowControl/>
+              <w:suppressAutoHyphens w:val="true"/>
               <w:spacing w:lineRule="auto" w:line="276" w:before="40" w:after="40"/>
               <w:jc w:val="center"/>
               <w:rPr>
@@ -9874,6 +10006,7 @@
             <w:pPr>
               <w:pStyle w:val="Normal"/>
               <w:widowControl/>
+              <w:suppressAutoHyphens w:val="true"/>
               <w:spacing w:lineRule="auto" w:line="276" w:before="40" w:after="40"/>
               <w:jc w:val="start"/>
               <w:rPr>
@@ -9908,6 +10041,7 @@
             <w:pPr>
               <w:pStyle w:val="Normal"/>
               <w:widowControl/>
+              <w:suppressAutoHyphens w:val="true"/>
               <w:spacing w:lineRule="auto" w:line="276" w:before="40" w:after="40"/>
               <w:jc w:val="start"/>
               <w:rPr>
@@ -9946,6 +10080,7 @@
             <w:pPr>
               <w:pStyle w:val="Normal"/>
               <w:widowControl/>
+              <w:suppressAutoHyphens w:val="true"/>
               <w:spacing w:lineRule="auto" w:line="276" w:before="40" w:after="40"/>
               <w:jc w:val="center"/>
               <w:rPr>
@@ -9979,6 +10114,7 @@
             <w:pPr>
               <w:pStyle w:val="Normal"/>
               <w:widowControl/>
+              <w:suppressAutoHyphens w:val="true"/>
               <w:spacing w:lineRule="auto" w:line="276" w:before="40" w:after="40"/>
               <w:jc w:val="start"/>
               <w:rPr>
@@ -10012,6 +10148,7 @@
             <w:pPr>
               <w:pStyle w:val="Normal"/>
               <w:widowControl/>
+              <w:suppressAutoHyphens w:val="true"/>
               <w:spacing w:lineRule="auto" w:line="276" w:before="40" w:after="40"/>
               <w:jc w:val="start"/>
               <w:rPr>
@@ -10051,6 +10188,7 @@
             <w:pPr>
               <w:pStyle w:val="Normal"/>
               <w:widowControl/>
+              <w:suppressAutoHyphens w:val="true"/>
               <w:spacing w:lineRule="auto" w:line="276" w:before="40" w:after="40"/>
               <w:jc w:val="center"/>
               <w:rPr>
@@ -10085,6 +10223,7 @@
             <w:pPr>
               <w:pStyle w:val="Normal"/>
               <w:widowControl/>
+              <w:suppressAutoHyphens w:val="true"/>
               <w:spacing w:lineRule="auto" w:line="276" w:before="40" w:after="40"/>
               <w:jc w:val="start"/>
               <w:rPr>
@@ -10119,6 +10258,7 @@
             <w:pPr>
               <w:pStyle w:val="Normal"/>
               <w:widowControl/>
+              <w:suppressAutoHyphens w:val="true"/>
               <w:spacing w:lineRule="auto" w:line="276" w:before="40" w:after="40"/>
               <w:jc w:val="start"/>
               <w:rPr>
@@ -10157,6 +10297,7 @@
             <w:pPr>
               <w:pStyle w:val="Normal"/>
               <w:widowControl/>
+              <w:suppressAutoHyphens w:val="true"/>
               <w:spacing w:lineRule="auto" w:line="276" w:before="40" w:after="40"/>
               <w:jc w:val="center"/>
               <w:rPr>
@@ -10190,6 +10331,7 @@
             <w:pPr>
               <w:pStyle w:val="Normal"/>
               <w:widowControl/>
+              <w:suppressAutoHyphens w:val="true"/>
               <w:spacing w:lineRule="auto" w:line="276" w:before="40" w:after="40"/>
               <w:jc w:val="start"/>
               <w:rPr>
@@ -10223,6 +10365,7 @@
             <w:pPr>
               <w:pStyle w:val="Normal"/>
               <w:widowControl/>
+              <w:suppressAutoHyphens w:val="true"/>
               <w:spacing w:lineRule="auto" w:line="276" w:before="40" w:after="40"/>
               <w:jc w:val="start"/>
               <w:rPr>
@@ -10262,6 +10405,7 @@
             <w:pPr>
               <w:pStyle w:val="Normal"/>
               <w:widowControl/>
+              <w:suppressAutoHyphens w:val="true"/>
               <w:spacing w:lineRule="auto" w:line="276" w:before="40" w:after="40"/>
               <w:jc w:val="center"/>
               <w:rPr>
@@ -10296,6 +10440,7 @@
             <w:pPr>
               <w:pStyle w:val="Normal"/>
               <w:widowControl/>
+              <w:suppressAutoHyphens w:val="true"/>
               <w:spacing w:lineRule="auto" w:line="276" w:before="40" w:after="40"/>
               <w:jc w:val="start"/>
               <w:rPr>
@@ -10330,6 +10475,7 @@
             <w:pPr>
               <w:pStyle w:val="Normal"/>
               <w:widowControl/>
+              <w:suppressAutoHyphens w:val="true"/>
               <w:spacing w:lineRule="auto" w:line="276" w:before="40" w:after="40"/>
               <w:jc w:val="start"/>
               <w:rPr>
@@ -10368,6 +10514,7 @@
             <w:pPr>
               <w:pStyle w:val="Normal"/>
               <w:widowControl/>
+              <w:suppressAutoHyphens w:val="true"/>
               <w:spacing w:lineRule="auto" w:line="276" w:before="40" w:after="40"/>
               <w:jc w:val="center"/>
               <w:rPr>
@@ -10401,6 +10548,7 @@
             <w:pPr>
               <w:pStyle w:val="Normal"/>
               <w:widowControl/>
+              <w:suppressAutoHyphens w:val="true"/>
               <w:spacing w:lineRule="auto" w:line="276" w:before="40" w:after="40"/>
               <w:jc w:val="start"/>
               <w:rPr>
@@ -10434,6 +10582,7 @@
             <w:pPr>
               <w:pStyle w:val="Normal"/>
               <w:widowControl/>
+              <w:suppressAutoHyphens w:val="true"/>
               <w:spacing w:lineRule="auto" w:line="276" w:before="40" w:after="40"/>
               <w:jc w:val="start"/>
               <w:rPr>
@@ -10473,6 +10622,7 @@
             <w:pPr>
               <w:pStyle w:val="Normal"/>
               <w:widowControl/>
+              <w:suppressAutoHyphens w:val="true"/>
               <w:spacing w:lineRule="auto" w:line="276" w:before="40" w:after="40"/>
               <w:jc w:val="center"/>
               <w:rPr>
@@ -10507,6 +10657,7 @@
             <w:pPr>
               <w:pStyle w:val="Normal"/>
               <w:widowControl/>
+              <w:suppressAutoHyphens w:val="true"/>
               <w:spacing w:lineRule="auto" w:line="276" w:before="40" w:after="40"/>
               <w:jc w:val="start"/>
               <w:rPr>
@@ -10541,6 +10692,7 @@
             <w:pPr>
               <w:pStyle w:val="Normal"/>
               <w:widowControl/>
+              <w:suppressAutoHyphens w:val="true"/>
               <w:spacing w:lineRule="auto" w:line="276" w:before="40" w:after="40"/>
               <w:jc w:val="start"/>
               <w:rPr>
@@ -10579,6 +10731,7 @@
             <w:pPr>
               <w:pStyle w:val="Normal"/>
               <w:widowControl/>
+              <w:suppressAutoHyphens w:val="true"/>
               <w:spacing w:lineRule="auto" w:line="276" w:before="40" w:after="40"/>
               <w:jc w:val="center"/>
               <w:rPr>
@@ -10612,6 +10765,7 @@
             <w:pPr>
               <w:pStyle w:val="Normal"/>
               <w:widowControl/>
+              <w:suppressAutoHyphens w:val="true"/>
               <w:spacing w:lineRule="auto" w:line="276" w:before="40" w:after="40"/>
               <w:jc w:val="start"/>
               <w:rPr>
@@ -10645,6 +10799,7 @@
             <w:pPr>
               <w:pStyle w:val="Normal"/>
               <w:widowControl/>
+              <w:suppressAutoHyphens w:val="true"/>
               <w:spacing w:lineRule="auto" w:line="276" w:before="40" w:after="40"/>
               <w:jc w:val="start"/>
               <w:rPr>
@@ -10684,6 +10839,7 @@
             <w:pPr>
               <w:pStyle w:val="Normal"/>
               <w:widowControl/>
+              <w:suppressAutoHyphens w:val="true"/>
               <w:spacing w:lineRule="auto" w:line="276" w:before="40" w:after="40"/>
               <w:jc w:val="center"/>
               <w:rPr>
@@ -10718,6 +10874,7 @@
             <w:pPr>
               <w:pStyle w:val="Normal"/>
               <w:widowControl/>
+              <w:suppressAutoHyphens w:val="true"/>
               <w:spacing w:lineRule="auto" w:line="276" w:before="40" w:after="40"/>
               <w:jc w:val="start"/>
               <w:rPr>
@@ -10752,6 +10909,7 @@
             <w:pPr>
               <w:pStyle w:val="Normal"/>
               <w:widowControl/>
+              <w:suppressAutoHyphens w:val="true"/>
               <w:spacing w:lineRule="auto" w:line="276" w:before="40" w:after="40"/>
               <w:jc w:val="start"/>
               <w:rPr>
@@ -10828,7 +10986,7 @@
         <w:jc w:val="start"/>
         <w:rPr/>
       </w:pPr>
-      <w:bookmarkStart w:id="22" w:name="__RefHeading___Toc3864_989993713"/>
+      <w:bookmarkStart w:id="22" w:name="__RefHeading___Toc3864_3034938809"/>
       <w:bookmarkEnd w:id="22"/>
       <w:r>
         <w:rPr>
@@ -11017,7 +11175,7 @@
           <w:i w:val="false"/>
           <w:sz w:val="28"/>
         </w:rPr>
-        <w:t>Strict JSON, giới hạn input/history/tool call, timeout/retry hữu hạn và abstain khi thiếu bằng chứng.</w:t>
+        <w:t>Strict JSON, timeout/retry hữu hạn, abstain khi thiếu bằng chứng và rollout fail-closed bằng kill switch, Shadow/Pilot.</w:t>
       </w:r>
     </w:p>
     <w:p>
@@ -11134,7 +11292,7 @@
         <w:jc w:val="start"/>
         <w:rPr/>
       </w:pPr>
-      <w:bookmarkStart w:id="23" w:name="__RefHeading___Toc3866_989993713"/>
+      <w:bookmarkStart w:id="23" w:name="__RefHeading___Toc3866_3034938809"/>
       <w:bookmarkEnd w:id="23"/>
       <w:r>
         <w:rPr>
@@ -11152,7 +11310,7 @@
         <w:jc w:val="start"/>
         <w:rPr/>
       </w:pPr>
-      <w:bookmarkStart w:id="24" w:name="__RefHeading___Toc3868_989993713"/>
+      <w:bookmarkStart w:id="24" w:name="__RefHeading___Toc3868_3034938809"/>
       <w:bookmarkEnd w:id="24"/>
       <w:r>
         <w:rPr>
@@ -11188,7 +11346,7 @@
         <w:jc w:val="start"/>
         <w:rPr/>
       </w:pPr>
-      <w:bookmarkStart w:id="25" w:name="__RefHeading___Toc3870_989993713"/>
+      <w:bookmarkStart w:id="25" w:name="__RefHeading___Toc3870_3034938809"/>
       <w:bookmarkEnd w:id="25"/>
       <w:r>
         <w:rPr>
@@ -11224,7 +11382,7 @@
         <w:jc w:val="start"/>
         <w:rPr/>
       </w:pPr>
-      <w:bookmarkStart w:id="26" w:name="__RefHeading___Toc3872_989993713"/>
+      <w:bookmarkStart w:id="26" w:name="__RefHeading___Toc3872_3034938809"/>
       <w:bookmarkEnd w:id="26"/>
       <w:r>
         <w:rPr>
@@ -11251,7 +11409,7 @@
           <w:i w:val="false"/>
           <w:sz w:val="28"/>
         </w:rPr>
-        <w:t>Check-in được ghi thành công cùng outbox → worker claim job theo tenant → evaluator nạp baseline Approved, candidate và rubric đang hiệu lực → server tính projected progress/classification/confidence → model chỉ chấm tiêu chí định tính đủ nguồn → proposal được lưu để quản lý áp dụng vào bản nháp, sửa và tự gửi review.</w:t>
+        <w:t>Check-in được ghi thành công cùng outbox → rollout gate kiểm tra kill switch/mode/tenant/phòng ban → worker claim job theo tenant → evaluator nạp baseline Approved, candidate và rubric đang hiệu lực → server tính projected progress/classification/confidence → model chỉ chấm tiêu chí định tính đủ nguồn → proposal được lưu. Shadow mode chỉ phục vụ quan sát; Pilot/General Availability mới cho quản lý áp dụng vào bản nháp, sửa và tự gửi review.</w:t>
       </w:r>
     </w:p>
     <w:p>
@@ -11274,7 +11432,7 @@
         <w:jc w:val="center"/>
         <w:rPr/>
       </w:pPr>
-      <w:bookmarkStart w:id="27" w:name="__RefHeading___Toc3874_989993713"/>
+      <w:bookmarkStart w:id="27" w:name="__RefHeading___Toc3874_3034938809"/>
       <w:bookmarkEnd w:id="27"/>
       <w:r>
         <w:rPr>
@@ -11292,7 +11450,7 @@
         <w:jc w:val="start"/>
         <w:rPr/>
       </w:pPr>
-      <w:bookmarkStart w:id="28" w:name="__RefHeading___Toc3876_989993713"/>
+      <w:bookmarkStart w:id="28" w:name="__RefHeading___Toc3876_3034938809"/>
       <w:bookmarkEnd w:id="28"/>
       <w:r>
         <w:rPr>
@@ -11340,6 +11498,7 @@
             <w:pPr>
               <w:pStyle w:val="Normal"/>
               <w:widowControl/>
+              <w:suppressAutoHyphens w:val="true"/>
               <w:spacing w:lineRule="auto" w:line="276" w:before="40" w:after="40"/>
               <w:jc w:val="center"/>
               <w:rPr>
@@ -11375,6 +11534,7 @@
             <w:pPr>
               <w:pStyle w:val="Normal"/>
               <w:widowControl/>
+              <w:suppressAutoHyphens w:val="true"/>
               <w:spacing w:lineRule="auto" w:line="276" w:before="40" w:after="40"/>
               <w:jc w:val="center"/>
               <w:rPr>
@@ -11410,6 +11570,7 @@
             <w:pPr>
               <w:pStyle w:val="Normal"/>
               <w:widowControl/>
+              <w:suppressAutoHyphens w:val="true"/>
               <w:spacing w:lineRule="auto" w:line="276" w:before="40" w:after="40"/>
               <w:jc w:val="center"/>
               <w:rPr>
@@ -11449,6 +11610,7 @@
             <w:pPr>
               <w:pStyle w:val="Normal"/>
               <w:widowControl/>
+              <w:suppressAutoHyphens w:val="true"/>
               <w:spacing w:lineRule="auto" w:line="276" w:before="40" w:after="40"/>
               <w:jc w:val="center"/>
               <w:rPr>
@@ -11482,6 +11644,7 @@
             <w:pPr>
               <w:pStyle w:val="Normal"/>
               <w:widowControl/>
+              <w:suppressAutoHyphens w:val="true"/>
               <w:spacing w:lineRule="auto" w:line="276" w:before="40" w:after="40"/>
               <w:jc w:val="start"/>
               <w:rPr>
@@ -11515,6 +11678,7 @@
             <w:pPr>
               <w:pStyle w:val="Normal"/>
               <w:widowControl/>
+              <w:suppressAutoHyphens w:val="true"/>
               <w:spacing w:lineRule="auto" w:line="276" w:before="40" w:after="40"/>
               <w:jc w:val="start"/>
               <w:rPr>
@@ -11554,6 +11718,7 @@
             <w:pPr>
               <w:pStyle w:val="Normal"/>
               <w:widowControl/>
+              <w:suppressAutoHyphens w:val="true"/>
               <w:spacing w:lineRule="auto" w:line="276" w:before="40" w:after="40"/>
               <w:jc w:val="center"/>
               <w:rPr>
@@ -11588,6 +11753,7 @@
             <w:pPr>
               <w:pStyle w:val="Normal"/>
               <w:widowControl/>
+              <w:suppressAutoHyphens w:val="true"/>
               <w:spacing w:lineRule="auto" w:line="276" w:before="40" w:after="40"/>
               <w:jc w:val="start"/>
               <w:rPr>
@@ -11622,6 +11788,7 @@
             <w:pPr>
               <w:pStyle w:val="Normal"/>
               <w:widowControl/>
+              <w:suppressAutoHyphens w:val="true"/>
               <w:spacing w:lineRule="auto" w:line="276" w:before="40" w:after="40"/>
               <w:jc w:val="start"/>
               <w:rPr>
@@ -11660,6 +11827,7 @@
             <w:pPr>
               <w:pStyle w:val="Normal"/>
               <w:widowControl/>
+              <w:suppressAutoHyphens w:val="true"/>
               <w:spacing w:lineRule="auto" w:line="276" w:before="40" w:after="40"/>
               <w:jc w:val="center"/>
               <w:rPr>
@@ -11693,6 +11861,7 @@
             <w:pPr>
               <w:pStyle w:val="Normal"/>
               <w:widowControl/>
+              <w:suppressAutoHyphens w:val="true"/>
               <w:spacing w:lineRule="auto" w:line="276" w:before="40" w:after="40"/>
               <w:jc w:val="start"/>
               <w:rPr>
@@ -11726,6 +11895,7 @@
             <w:pPr>
               <w:pStyle w:val="Normal"/>
               <w:widowControl/>
+              <w:suppressAutoHyphens w:val="true"/>
               <w:spacing w:lineRule="auto" w:line="276" w:before="40" w:after="40"/>
               <w:jc w:val="start"/>
               <w:rPr>
@@ -11765,6 +11935,7 @@
             <w:pPr>
               <w:pStyle w:val="Normal"/>
               <w:widowControl/>
+              <w:suppressAutoHyphens w:val="true"/>
               <w:spacing w:lineRule="auto" w:line="276" w:before="40" w:after="40"/>
               <w:jc w:val="center"/>
               <w:rPr>
@@ -11799,6 +11970,7 @@
             <w:pPr>
               <w:pStyle w:val="Normal"/>
               <w:widowControl/>
+              <w:suppressAutoHyphens w:val="true"/>
               <w:spacing w:lineRule="auto" w:line="276" w:before="40" w:after="40"/>
               <w:jc w:val="start"/>
               <w:rPr>
@@ -11833,6 +12005,7 @@
             <w:pPr>
               <w:pStyle w:val="Normal"/>
               <w:widowControl/>
+              <w:suppressAutoHyphens w:val="true"/>
               <w:spacing w:lineRule="auto" w:line="276" w:before="40" w:after="40"/>
               <w:jc w:val="start"/>
               <w:rPr>
@@ -11871,6 +12044,7 @@
             <w:pPr>
               <w:pStyle w:val="Normal"/>
               <w:widowControl/>
+              <w:suppressAutoHyphens w:val="true"/>
               <w:spacing w:lineRule="auto" w:line="276" w:before="40" w:after="40"/>
               <w:jc w:val="center"/>
               <w:rPr>
@@ -11904,6 +12078,7 @@
             <w:pPr>
               <w:pStyle w:val="Normal"/>
               <w:widowControl/>
+              <w:suppressAutoHyphens w:val="true"/>
               <w:spacing w:lineRule="auto" w:line="276" w:before="40" w:after="40"/>
               <w:jc w:val="start"/>
               <w:rPr>
@@ -11937,6 +12112,7 @@
             <w:pPr>
               <w:pStyle w:val="Normal"/>
               <w:widowControl/>
+              <w:suppressAutoHyphens w:val="true"/>
               <w:spacing w:lineRule="auto" w:line="276" w:before="40" w:after="40"/>
               <w:jc w:val="start"/>
               <w:rPr>
@@ -12031,7 +12207,7 @@
         <w:jc w:val="start"/>
         <w:rPr/>
       </w:pPr>
-      <w:bookmarkStart w:id="29" w:name="__RefHeading___Toc3878_989993713"/>
+      <w:bookmarkStart w:id="29" w:name="__RefHeading___Toc3878_3034938809"/>
       <w:bookmarkEnd w:id="29"/>
       <w:r>
         <w:rPr>
@@ -12079,6 +12255,7 @@
             <w:pPr>
               <w:pStyle w:val="Normal"/>
               <w:widowControl/>
+              <w:suppressAutoHyphens w:val="true"/>
               <w:spacing w:lineRule="auto" w:line="276" w:before="40" w:after="40"/>
               <w:jc w:val="center"/>
               <w:rPr>
@@ -12114,6 +12291,7 @@
             <w:pPr>
               <w:pStyle w:val="Normal"/>
               <w:widowControl/>
+              <w:suppressAutoHyphens w:val="true"/>
               <w:spacing w:lineRule="auto" w:line="276" w:before="40" w:after="40"/>
               <w:jc w:val="center"/>
               <w:rPr>
@@ -12149,6 +12327,7 @@
             <w:pPr>
               <w:pStyle w:val="Normal"/>
               <w:widowControl/>
+              <w:suppressAutoHyphens w:val="true"/>
               <w:spacing w:lineRule="auto" w:line="276" w:before="40" w:after="40"/>
               <w:jc w:val="center"/>
               <w:rPr>
@@ -12188,6 +12367,7 @@
             <w:pPr>
               <w:pStyle w:val="Normal"/>
               <w:widowControl/>
+              <w:suppressAutoHyphens w:val="true"/>
               <w:spacing w:lineRule="auto" w:line="276" w:before="40" w:after="40"/>
               <w:jc w:val="center"/>
               <w:rPr>
@@ -12221,6 +12401,7 @@
             <w:pPr>
               <w:pStyle w:val="Normal"/>
               <w:widowControl/>
+              <w:suppressAutoHyphens w:val="true"/>
               <w:spacing w:lineRule="auto" w:line="276" w:before="40" w:after="40"/>
               <w:jc w:val="start"/>
               <w:rPr>
@@ -12254,6 +12435,7 @@
             <w:pPr>
               <w:pStyle w:val="Normal"/>
               <w:widowControl/>
+              <w:suppressAutoHyphens w:val="true"/>
               <w:spacing w:lineRule="auto" w:line="276" w:before="40" w:after="40"/>
               <w:jc w:val="start"/>
               <w:rPr>
@@ -12293,6 +12475,7 @@
             <w:pPr>
               <w:pStyle w:val="Normal"/>
               <w:widowControl/>
+              <w:suppressAutoHyphens w:val="true"/>
               <w:spacing w:lineRule="auto" w:line="276" w:before="40" w:after="40"/>
               <w:jc w:val="center"/>
               <w:rPr>
@@ -12327,6 +12510,7 @@
             <w:pPr>
               <w:pStyle w:val="Normal"/>
               <w:widowControl/>
+              <w:suppressAutoHyphens w:val="true"/>
               <w:spacing w:lineRule="auto" w:line="276" w:before="40" w:after="40"/>
               <w:jc w:val="start"/>
               <w:rPr>
@@ -12361,6 +12545,7 @@
             <w:pPr>
               <w:pStyle w:val="Normal"/>
               <w:widowControl/>
+              <w:suppressAutoHyphens w:val="true"/>
               <w:spacing w:lineRule="auto" w:line="276" w:before="40" w:after="40"/>
               <w:jc w:val="start"/>
               <w:rPr>
@@ -12399,6 +12584,7 @@
             <w:pPr>
               <w:pStyle w:val="Normal"/>
               <w:widowControl/>
+              <w:suppressAutoHyphens w:val="true"/>
               <w:spacing w:lineRule="auto" w:line="276" w:before="40" w:after="40"/>
               <w:jc w:val="center"/>
               <w:rPr>
@@ -12432,6 +12618,7 @@
             <w:pPr>
               <w:pStyle w:val="Normal"/>
               <w:widowControl/>
+              <w:suppressAutoHyphens w:val="true"/>
               <w:spacing w:lineRule="auto" w:line="276" w:before="40" w:after="40"/>
               <w:jc w:val="start"/>
               <w:rPr>
@@ -12465,6 +12652,7 @@
             <w:pPr>
               <w:pStyle w:val="Normal"/>
               <w:widowControl/>
+              <w:suppressAutoHyphens w:val="true"/>
               <w:spacing w:lineRule="auto" w:line="276" w:before="40" w:after="40"/>
               <w:jc w:val="start"/>
               <w:rPr>
@@ -12504,6 +12692,7 @@
             <w:pPr>
               <w:pStyle w:val="Normal"/>
               <w:widowControl/>
+              <w:suppressAutoHyphens w:val="true"/>
               <w:spacing w:lineRule="auto" w:line="276" w:before="40" w:after="40"/>
               <w:jc w:val="center"/>
               <w:rPr>
@@ -12538,6 +12727,7 @@
             <w:pPr>
               <w:pStyle w:val="Normal"/>
               <w:widowControl/>
+              <w:suppressAutoHyphens w:val="true"/>
               <w:spacing w:lineRule="auto" w:line="276" w:before="40" w:after="40"/>
               <w:jc w:val="start"/>
               <w:rPr>
@@ -12572,6 +12762,7 @@
             <w:pPr>
               <w:pStyle w:val="Normal"/>
               <w:widowControl/>
+              <w:suppressAutoHyphens w:val="true"/>
               <w:spacing w:lineRule="auto" w:line="276" w:before="40" w:after="40"/>
               <w:jc w:val="start"/>
               <w:rPr>
@@ -12610,6 +12801,7 @@
             <w:pPr>
               <w:pStyle w:val="Normal"/>
               <w:widowControl/>
+              <w:suppressAutoHyphens w:val="true"/>
               <w:spacing w:lineRule="auto" w:line="276" w:before="40" w:after="40"/>
               <w:jc w:val="center"/>
               <w:rPr>
@@ -12643,6 +12835,7 @@
             <w:pPr>
               <w:pStyle w:val="Normal"/>
               <w:widowControl/>
+              <w:suppressAutoHyphens w:val="true"/>
               <w:spacing w:lineRule="auto" w:line="276" w:before="40" w:after="40"/>
               <w:jc w:val="start"/>
               <w:rPr>
@@ -12676,6 +12869,7 @@
             <w:pPr>
               <w:pStyle w:val="Normal"/>
               <w:widowControl/>
+              <w:suppressAutoHyphens w:val="true"/>
               <w:spacing w:lineRule="auto" w:line="276" w:before="40" w:after="40"/>
               <w:jc w:val="start"/>
               <w:rPr>
@@ -12715,6 +12909,7 @@
             <w:pPr>
               <w:pStyle w:val="Normal"/>
               <w:widowControl/>
+              <w:suppressAutoHyphens w:val="true"/>
               <w:spacing w:lineRule="auto" w:line="276" w:before="40" w:after="40"/>
               <w:jc w:val="center"/>
               <w:rPr>
@@ -12749,6 +12944,7 @@
             <w:pPr>
               <w:pStyle w:val="Normal"/>
               <w:widowControl/>
+              <w:suppressAutoHyphens w:val="true"/>
               <w:spacing w:lineRule="auto" w:line="276" w:before="40" w:after="40"/>
               <w:jc w:val="start"/>
               <w:rPr>
@@ -12783,6 +12979,7 @@
             <w:pPr>
               <w:pStyle w:val="Normal"/>
               <w:widowControl/>
+              <w:suppressAutoHyphens w:val="true"/>
               <w:spacing w:lineRule="auto" w:line="276" w:before="40" w:after="40"/>
               <w:jc w:val="start"/>
               <w:rPr>
@@ -12821,6 +13018,7 @@
             <w:pPr>
               <w:pStyle w:val="Normal"/>
               <w:widowControl/>
+              <w:suppressAutoHyphens w:val="true"/>
               <w:spacing w:lineRule="auto" w:line="276" w:before="40" w:after="40"/>
               <w:jc w:val="center"/>
               <w:rPr>
@@ -12854,6 +13052,7 @@
             <w:pPr>
               <w:pStyle w:val="Normal"/>
               <w:widowControl/>
+              <w:suppressAutoHyphens w:val="true"/>
               <w:spacing w:lineRule="auto" w:line="276" w:before="40" w:after="40"/>
               <w:jc w:val="start"/>
               <w:rPr>
@@ -12887,6 +13086,7 @@
             <w:pPr>
               <w:pStyle w:val="Normal"/>
               <w:widowControl/>
+              <w:suppressAutoHyphens w:val="true"/>
               <w:spacing w:lineRule="auto" w:line="276" w:before="40" w:after="40"/>
               <w:jc w:val="start"/>
               <w:rPr>
@@ -12926,6 +13126,7 @@
             <w:pPr>
               <w:pStyle w:val="Normal"/>
               <w:widowControl/>
+              <w:suppressAutoHyphens w:val="true"/>
               <w:spacing w:lineRule="auto" w:line="276" w:before="40" w:after="40"/>
               <w:jc w:val="center"/>
               <w:rPr>
@@ -12960,6 +13161,7 @@
             <w:pPr>
               <w:pStyle w:val="Normal"/>
               <w:widowControl/>
+              <w:suppressAutoHyphens w:val="true"/>
               <w:spacing w:lineRule="auto" w:line="276" w:before="40" w:after="40"/>
               <w:jc w:val="start"/>
               <w:rPr>
@@ -12994,6 +13196,7 @@
             <w:pPr>
               <w:pStyle w:val="Normal"/>
               <w:widowControl/>
+              <w:suppressAutoHyphens w:val="true"/>
               <w:spacing w:lineRule="auto" w:line="276" w:before="40" w:after="40"/>
               <w:jc w:val="start"/>
               <w:rPr>
@@ -13032,6 +13235,7 @@
             <w:pPr>
               <w:pStyle w:val="Normal"/>
               <w:widowControl/>
+              <w:suppressAutoHyphens w:val="true"/>
               <w:spacing w:lineRule="auto" w:line="276" w:before="40" w:after="40"/>
               <w:jc w:val="center"/>
               <w:rPr>
@@ -13065,6 +13269,7 @@
             <w:pPr>
               <w:pStyle w:val="Normal"/>
               <w:widowControl/>
+              <w:suppressAutoHyphens w:val="true"/>
               <w:spacing w:lineRule="auto" w:line="276" w:before="40" w:after="40"/>
               <w:jc w:val="start"/>
               <w:rPr>
@@ -13098,6 +13303,7 @@
             <w:pPr>
               <w:pStyle w:val="Normal"/>
               <w:widowControl/>
+              <w:suppressAutoHyphens w:val="true"/>
               <w:spacing w:lineRule="auto" w:line="276" w:before="40" w:after="40"/>
               <w:jc w:val="start"/>
               <w:rPr>
@@ -13137,6 +13343,7 @@
             <w:pPr>
               <w:pStyle w:val="Normal"/>
               <w:widowControl/>
+              <w:suppressAutoHyphens w:val="true"/>
               <w:spacing w:lineRule="auto" w:line="276" w:before="40" w:after="40"/>
               <w:jc w:val="center"/>
               <w:rPr>
@@ -13171,6 +13378,7 @@
             <w:pPr>
               <w:pStyle w:val="Normal"/>
               <w:widowControl/>
+              <w:suppressAutoHyphens w:val="true"/>
               <w:spacing w:lineRule="auto" w:line="276" w:before="40" w:after="40"/>
               <w:jc w:val="start"/>
               <w:rPr>
@@ -13205,6 +13413,7 @@
             <w:pPr>
               <w:pStyle w:val="Normal"/>
               <w:widowControl/>
+              <w:suppressAutoHyphens w:val="true"/>
               <w:spacing w:lineRule="auto" w:line="276" w:before="40" w:after="40"/>
               <w:jc w:val="start"/>
               <w:rPr>
@@ -13243,6 +13452,7 @@
             <w:pPr>
               <w:pStyle w:val="Normal"/>
               <w:widowControl/>
+              <w:suppressAutoHyphens w:val="true"/>
               <w:spacing w:lineRule="auto" w:line="276" w:before="40" w:after="40"/>
               <w:jc w:val="center"/>
               <w:rPr>
@@ -13276,6 +13486,7 @@
             <w:pPr>
               <w:pStyle w:val="Normal"/>
               <w:widowControl/>
+              <w:suppressAutoHyphens w:val="true"/>
               <w:spacing w:lineRule="auto" w:line="276" w:before="40" w:after="40"/>
               <w:jc w:val="start"/>
               <w:rPr>
@@ -13309,6 +13520,7 @@
             <w:pPr>
               <w:pStyle w:val="Normal"/>
               <w:widowControl/>
+              <w:suppressAutoHyphens w:val="true"/>
               <w:spacing w:lineRule="auto" w:line="276" w:before="40" w:after="40"/>
               <w:jc w:val="start"/>
               <w:rPr>
@@ -13348,6 +13560,7 @@
             <w:pPr>
               <w:pStyle w:val="Normal"/>
               <w:widowControl/>
+              <w:suppressAutoHyphens w:val="true"/>
               <w:spacing w:lineRule="auto" w:line="276" w:before="40" w:after="40"/>
               <w:jc w:val="center"/>
               <w:rPr>
@@ -13382,6 +13595,7 @@
             <w:pPr>
               <w:pStyle w:val="Normal"/>
               <w:widowControl/>
+              <w:suppressAutoHyphens w:val="true"/>
               <w:spacing w:lineRule="auto" w:line="276" w:before="40" w:after="40"/>
               <w:jc w:val="start"/>
               <w:rPr>
@@ -13416,6 +13630,7 @@
             <w:pPr>
               <w:pStyle w:val="Normal"/>
               <w:widowControl/>
+              <w:suppressAutoHyphens w:val="true"/>
               <w:spacing w:lineRule="auto" w:line="276" w:before="40" w:after="40"/>
               <w:jc w:val="start"/>
               <w:rPr>
@@ -13454,6 +13669,7 @@
             <w:pPr>
               <w:pStyle w:val="Normal"/>
               <w:widowControl/>
+              <w:suppressAutoHyphens w:val="true"/>
               <w:spacing w:lineRule="auto" w:line="276" w:before="40" w:after="40"/>
               <w:jc w:val="center"/>
               <w:rPr>
@@ -13487,6 +13703,7 @@
             <w:pPr>
               <w:pStyle w:val="Normal"/>
               <w:widowControl/>
+              <w:suppressAutoHyphens w:val="true"/>
               <w:spacing w:lineRule="auto" w:line="276" w:before="40" w:after="40"/>
               <w:jc w:val="start"/>
               <w:rPr>
@@ -13520,6 +13737,7 @@
             <w:pPr>
               <w:pStyle w:val="Normal"/>
               <w:widowControl/>
+              <w:suppressAutoHyphens w:val="true"/>
               <w:spacing w:lineRule="auto" w:line="276" w:before="40" w:after="40"/>
               <w:jc w:val="start"/>
               <w:rPr>
@@ -13596,7 +13814,7 @@
         <w:jc w:val="start"/>
         <w:rPr/>
       </w:pPr>
-      <w:bookmarkStart w:id="30" w:name="__RefHeading___Toc3880_989993713"/>
+      <w:bookmarkStart w:id="30" w:name="__RefHeading___Toc3880_3034938809"/>
       <w:bookmarkEnd w:id="30"/>
       <w:r>
         <w:rPr>
@@ -13794,7 +14012,7 @@
         <w:jc w:val="start"/>
         <w:rPr/>
       </w:pPr>
-      <w:bookmarkStart w:id="31" w:name="__RefHeading___Toc3882_989993713"/>
+      <w:bookmarkStart w:id="31" w:name="__RefHeading___Toc3882_3034938809"/>
       <w:bookmarkEnd w:id="31"/>
       <w:r>
         <w:rPr>
@@ -14408,7 +14626,7 @@
         <w:jc w:val="center"/>
         <w:rPr/>
       </w:pPr>
-      <w:bookmarkStart w:id="32" w:name="__RefHeading___Toc3884_989993713"/>
+      <w:bookmarkStart w:id="32" w:name="__RefHeading___Toc3884_3034938809"/>
       <w:bookmarkEnd w:id="32"/>
       <w:r>
         <w:rPr>
@@ -14426,7 +14644,7 @@
         <w:jc w:val="start"/>
         <w:rPr/>
       </w:pPr>
-      <w:bookmarkStart w:id="33" w:name="__RefHeading___Toc3886_989993713"/>
+      <w:bookmarkStart w:id="33" w:name="__RefHeading___Toc3886_3034938809"/>
       <w:bookmarkEnd w:id="33"/>
       <w:r>
         <w:rPr>
@@ -14474,6 +14692,7 @@
             <w:pPr>
               <w:pStyle w:val="Normal"/>
               <w:widowControl/>
+              <w:suppressAutoHyphens w:val="true"/>
               <w:spacing w:lineRule="auto" w:line="276" w:before="40" w:after="40"/>
               <w:jc w:val="center"/>
               <w:rPr>
@@ -14509,6 +14728,7 @@
             <w:pPr>
               <w:pStyle w:val="Normal"/>
               <w:widowControl/>
+              <w:suppressAutoHyphens w:val="true"/>
               <w:spacing w:lineRule="auto" w:line="276" w:before="40" w:after="40"/>
               <w:jc w:val="center"/>
               <w:rPr>
@@ -14544,6 +14764,7 @@
             <w:pPr>
               <w:pStyle w:val="Normal"/>
               <w:widowControl/>
+              <w:suppressAutoHyphens w:val="true"/>
               <w:spacing w:lineRule="auto" w:line="276" w:before="40" w:after="40"/>
               <w:jc w:val="center"/>
               <w:rPr>
@@ -14583,6 +14804,7 @@
             <w:pPr>
               <w:pStyle w:val="Normal"/>
               <w:widowControl/>
+              <w:suppressAutoHyphens w:val="true"/>
               <w:spacing w:lineRule="auto" w:line="276" w:before="40" w:after="40"/>
               <w:jc w:val="center"/>
               <w:rPr>
@@ -14616,6 +14838,7 @@
             <w:pPr>
               <w:pStyle w:val="Normal"/>
               <w:widowControl/>
+              <w:suppressAutoHyphens w:val="true"/>
               <w:spacing w:lineRule="auto" w:line="276" w:before="40" w:after="40"/>
               <w:jc w:val="start"/>
               <w:rPr>
@@ -14649,6 +14872,7 @@
             <w:pPr>
               <w:pStyle w:val="Normal"/>
               <w:widowControl/>
+              <w:suppressAutoHyphens w:val="true"/>
               <w:spacing w:lineRule="auto" w:line="276" w:before="40" w:after="40"/>
               <w:jc w:val="start"/>
               <w:rPr>
@@ -14688,6 +14912,7 @@
             <w:pPr>
               <w:pStyle w:val="Normal"/>
               <w:widowControl/>
+              <w:suppressAutoHyphens w:val="true"/>
               <w:spacing w:lineRule="auto" w:line="276" w:before="40" w:after="40"/>
               <w:jc w:val="center"/>
               <w:rPr>
@@ -14722,6 +14947,7 @@
             <w:pPr>
               <w:pStyle w:val="Normal"/>
               <w:widowControl/>
+              <w:suppressAutoHyphens w:val="true"/>
               <w:spacing w:lineRule="auto" w:line="276" w:before="40" w:after="40"/>
               <w:jc w:val="start"/>
               <w:rPr>
@@ -14756,6 +14982,7 @@
             <w:pPr>
               <w:pStyle w:val="Normal"/>
               <w:widowControl/>
+              <w:suppressAutoHyphens w:val="true"/>
               <w:spacing w:lineRule="auto" w:line="276" w:before="40" w:after="40"/>
               <w:jc w:val="start"/>
               <w:rPr>
@@ -14794,6 +15021,7 @@
             <w:pPr>
               <w:pStyle w:val="Normal"/>
               <w:widowControl/>
+              <w:suppressAutoHyphens w:val="true"/>
               <w:spacing w:lineRule="auto" w:line="276" w:before="40" w:after="40"/>
               <w:jc w:val="center"/>
               <w:rPr>
@@ -14827,6 +15055,7 @@
             <w:pPr>
               <w:pStyle w:val="Normal"/>
               <w:widowControl/>
+              <w:suppressAutoHyphens w:val="true"/>
               <w:spacing w:lineRule="auto" w:line="276" w:before="40" w:after="40"/>
               <w:jc w:val="start"/>
               <w:rPr>
@@ -14860,6 +15089,7 @@
             <w:pPr>
               <w:pStyle w:val="Normal"/>
               <w:widowControl/>
+              <w:suppressAutoHyphens w:val="true"/>
               <w:spacing w:lineRule="auto" w:line="276" w:before="40" w:after="40"/>
               <w:jc w:val="start"/>
               <w:rPr>
@@ -14899,6 +15129,7 @@
             <w:pPr>
               <w:pStyle w:val="Normal"/>
               <w:widowControl/>
+              <w:suppressAutoHyphens w:val="true"/>
               <w:spacing w:lineRule="auto" w:line="276" w:before="40" w:after="40"/>
               <w:jc w:val="center"/>
               <w:rPr>
@@ -14933,6 +15164,7 @@
             <w:pPr>
               <w:pStyle w:val="Normal"/>
               <w:widowControl/>
+              <w:suppressAutoHyphens w:val="true"/>
               <w:spacing w:lineRule="auto" w:line="276" w:before="40" w:after="40"/>
               <w:jc w:val="start"/>
               <w:rPr>
@@ -14967,6 +15199,7 @@
             <w:pPr>
               <w:pStyle w:val="Normal"/>
               <w:widowControl/>
+              <w:suppressAutoHyphens w:val="true"/>
               <w:spacing w:lineRule="auto" w:line="276" w:before="40" w:after="40"/>
               <w:jc w:val="start"/>
               <w:rPr>
@@ -15005,6 +15238,7 @@
             <w:pPr>
               <w:pStyle w:val="Normal"/>
               <w:widowControl/>
+              <w:suppressAutoHyphens w:val="true"/>
               <w:spacing w:lineRule="auto" w:line="276" w:before="40" w:after="40"/>
               <w:jc w:val="center"/>
               <w:rPr>
@@ -15038,6 +15272,7 @@
             <w:pPr>
               <w:pStyle w:val="Normal"/>
               <w:widowControl/>
+              <w:suppressAutoHyphens w:val="true"/>
               <w:spacing w:lineRule="auto" w:line="276" w:before="40" w:after="40"/>
               <w:jc w:val="start"/>
               <w:rPr>
@@ -15071,6 +15306,7 @@
             <w:pPr>
               <w:pStyle w:val="Normal"/>
               <w:widowControl/>
+              <w:suppressAutoHyphens w:val="true"/>
               <w:spacing w:lineRule="auto" w:line="276" w:before="40" w:after="40"/>
               <w:jc w:val="start"/>
               <w:rPr>
@@ -15110,6 +15346,7 @@
             <w:pPr>
               <w:pStyle w:val="Normal"/>
               <w:widowControl/>
+              <w:suppressAutoHyphens w:val="true"/>
               <w:spacing w:lineRule="auto" w:line="276" w:before="40" w:after="40"/>
               <w:jc w:val="center"/>
               <w:rPr>
@@ -15144,6 +15381,7 @@
             <w:pPr>
               <w:pStyle w:val="Normal"/>
               <w:widowControl/>
+              <w:suppressAutoHyphens w:val="true"/>
               <w:spacing w:lineRule="auto" w:line="276" w:before="40" w:after="40"/>
               <w:jc w:val="start"/>
               <w:rPr>
@@ -15178,6 +15416,7 @@
             <w:pPr>
               <w:pStyle w:val="Normal"/>
               <w:widowControl/>
+              <w:suppressAutoHyphens w:val="true"/>
               <w:spacing w:lineRule="auto" w:line="276" w:before="40" w:after="40"/>
               <w:jc w:val="start"/>
               <w:rPr>
@@ -15216,6 +15455,7 @@
             <w:pPr>
               <w:pStyle w:val="Normal"/>
               <w:widowControl/>
+              <w:suppressAutoHyphens w:val="true"/>
               <w:spacing w:lineRule="auto" w:line="276" w:before="40" w:after="40"/>
               <w:jc w:val="center"/>
               <w:rPr>
@@ -15249,6 +15489,7 @@
             <w:pPr>
               <w:pStyle w:val="Normal"/>
               <w:widowControl/>
+              <w:suppressAutoHyphens w:val="true"/>
               <w:spacing w:lineRule="auto" w:line="276" w:before="40" w:after="40"/>
               <w:jc w:val="start"/>
               <w:rPr>
@@ -15282,6 +15523,7 @@
             <w:pPr>
               <w:pStyle w:val="Normal"/>
               <w:widowControl/>
+              <w:suppressAutoHyphens w:val="true"/>
               <w:spacing w:lineRule="auto" w:line="276" w:before="40" w:after="40"/>
               <w:jc w:val="start"/>
               <w:rPr>
@@ -15321,6 +15563,7 @@
             <w:pPr>
               <w:pStyle w:val="Normal"/>
               <w:widowControl/>
+              <w:suppressAutoHyphens w:val="true"/>
               <w:spacing w:lineRule="auto" w:line="276" w:before="40" w:after="40"/>
               <w:jc w:val="center"/>
               <w:rPr>
@@ -15355,6 +15598,7 @@
             <w:pPr>
               <w:pStyle w:val="Normal"/>
               <w:widowControl/>
+              <w:suppressAutoHyphens w:val="true"/>
               <w:spacing w:lineRule="auto" w:line="276" w:before="40" w:after="40"/>
               <w:jc w:val="start"/>
               <w:rPr>
@@ -15389,6 +15633,7 @@
             <w:pPr>
               <w:pStyle w:val="Normal"/>
               <w:widowControl/>
+              <w:suppressAutoHyphens w:val="true"/>
               <w:spacing w:lineRule="auto" w:line="276" w:before="40" w:after="40"/>
               <w:jc w:val="start"/>
               <w:rPr>
@@ -15427,6 +15672,7 @@
             <w:pPr>
               <w:pStyle w:val="Normal"/>
               <w:widowControl/>
+              <w:suppressAutoHyphens w:val="true"/>
               <w:spacing w:lineRule="auto" w:line="276" w:before="40" w:after="40"/>
               <w:jc w:val="center"/>
               <w:rPr>
@@ -15460,6 +15706,7 @@
             <w:pPr>
               <w:pStyle w:val="Normal"/>
               <w:widowControl/>
+              <w:suppressAutoHyphens w:val="true"/>
               <w:spacing w:lineRule="auto" w:line="276" w:before="40" w:after="40"/>
               <w:jc w:val="start"/>
               <w:rPr>
@@ -15493,6 +15740,7 @@
             <w:pPr>
               <w:pStyle w:val="Normal"/>
               <w:widowControl/>
+              <w:suppressAutoHyphens w:val="true"/>
               <w:spacing w:lineRule="auto" w:line="276" w:before="40" w:after="40"/>
               <w:jc w:val="start"/>
               <w:rPr>
@@ -15532,6 +15780,7 @@
             <w:pPr>
               <w:pStyle w:val="Normal"/>
               <w:widowControl/>
+              <w:suppressAutoHyphens w:val="true"/>
               <w:spacing w:lineRule="auto" w:line="276" w:before="40" w:after="40"/>
               <w:jc w:val="center"/>
               <w:rPr>
@@ -15566,6 +15815,7 @@
             <w:pPr>
               <w:pStyle w:val="Normal"/>
               <w:widowControl/>
+              <w:suppressAutoHyphens w:val="true"/>
               <w:spacing w:lineRule="auto" w:line="276" w:before="40" w:after="40"/>
               <w:jc w:val="start"/>
               <w:rPr>
@@ -15600,6 +15850,7 @@
             <w:pPr>
               <w:pStyle w:val="Normal"/>
               <w:widowControl/>
+              <w:suppressAutoHyphens w:val="true"/>
               <w:spacing w:lineRule="auto" w:line="276" w:before="40" w:after="40"/>
               <w:jc w:val="start"/>
               <w:rPr>
@@ -15676,7 +15927,7 @@
         <w:jc w:val="start"/>
         <w:rPr/>
       </w:pPr>
-      <w:bookmarkStart w:id="34" w:name="__RefHeading___Toc3888_989993713"/>
+      <w:bookmarkStart w:id="34" w:name="__RefHeading___Toc3888_3034938809"/>
       <w:bookmarkEnd w:id="34"/>
       <w:r>
         <w:rPr>
@@ -15982,7 +16233,7 @@
         <w:jc w:val="start"/>
         <w:rPr/>
       </w:pPr>
-      <w:bookmarkStart w:id="35" w:name="__RefHeading___Toc3890_989993713"/>
+      <w:bookmarkStart w:id="35" w:name="__RefHeading___Toc3890_3034938809"/>
       <w:bookmarkEnd w:id="35"/>
       <w:r>
         <w:rPr>
@@ -16030,6 +16281,7 @@
             <w:pPr>
               <w:pStyle w:val="Normal"/>
               <w:widowControl/>
+              <w:suppressAutoHyphens w:val="true"/>
               <w:spacing w:lineRule="auto" w:line="276" w:before="40" w:after="40"/>
               <w:jc w:val="center"/>
               <w:rPr>
@@ -16065,6 +16317,7 @@
             <w:pPr>
               <w:pStyle w:val="Normal"/>
               <w:widowControl/>
+              <w:suppressAutoHyphens w:val="true"/>
               <w:spacing w:lineRule="auto" w:line="276" w:before="40" w:after="40"/>
               <w:jc w:val="center"/>
               <w:rPr>
@@ -16100,6 +16353,7 @@
             <w:pPr>
               <w:pStyle w:val="Normal"/>
               <w:widowControl/>
+              <w:suppressAutoHyphens w:val="true"/>
               <w:spacing w:lineRule="auto" w:line="276" w:before="40" w:after="40"/>
               <w:jc w:val="center"/>
               <w:rPr>
@@ -16139,6 +16393,7 @@
             <w:pPr>
               <w:pStyle w:val="Normal"/>
               <w:widowControl/>
+              <w:suppressAutoHyphens w:val="true"/>
               <w:spacing w:lineRule="auto" w:line="276" w:before="40" w:after="40"/>
               <w:jc w:val="center"/>
               <w:rPr>
@@ -16172,6 +16427,7 @@
             <w:pPr>
               <w:pStyle w:val="Normal"/>
               <w:widowControl/>
+              <w:suppressAutoHyphens w:val="true"/>
               <w:spacing w:lineRule="auto" w:line="276" w:before="40" w:after="40"/>
               <w:jc w:val="start"/>
               <w:rPr>
@@ -16205,6 +16461,7 @@
             <w:pPr>
               <w:pStyle w:val="Normal"/>
               <w:widowControl/>
+              <w:suppressAutoHyphens w:val="true"/>
               <w:spacing w:lineRule="auto" w:line="276" w:before="40" w:after="40"/>
               <w:jc w:val="start"/>
               <w:rPr>
@@ -16244,6 +16501,7 @@
             <w:pPr>
               <w:pStyle w:val="Normal"/>
               <w:widowControl/>
+              <w:suppressAutoHyphens w:val="true"/>
               <w:spacing w:lineRule="auto" w:line="276" w:before="40" w:after="40"/>
               <w:jc w:val="center"/>
               <w:rPr>
@@ -16278,6 +16536,7 @@
             <w:pPr>
               <w:pStyle w:val="Normal"/>
               <w:widowControl/>
+              <w:suppressAutoHyphens w:val="true"/>
               <w:spacing w:lineRule="auto" w:line="276" w:before="40" w:after="40"/>
               <w:jc w:val="start"/>
               <w:rPr>
@@ -16312,6 +16571,7 @@
             <w:pPr>
               <w:pStyle w:val="Normal"/>
               <w:widowControl/>
+              <w:suppressAutoHyphens w:val="true"/>
               <w:spacing w:lineRule="auto" w:line="276" w:before="40" w:after="40"/>
               <w:jc w:val="start"/>
               <w:rPr>
@@ -16350,6 +16610,7 @@
             <w:pPr>
               <w:pStyle w:val="Normal"/>
               <w:widowControl/>
+              <w:suppressAutoHyphens w:val="true"/>
               <w:spacing w:lineRule="auto" w:line="276" w:before="40" w:after="40"/>
               <w:jc w:val="center"/>
               <w:rPr>
@@ -16383,6 +16644,7 @@
             <w:pPr>
               <w:pStyle w:val="Normal"/>
               <w:widowControl/>
+              <w:suppressAutoHyphens w:val="true"/>
               <w:spacing w:lineRule="auto" w:line="276" w:before="40" w:after="40"/>
               <w:jc w:val="start"/>
               <w:rPr>
@@ -16416,6 +16678,7 @@
             <w:pPr>
               <w:pStyle w:val="Normal"/>
               <w:widowControl/>
+              <w:suppressAutoHyphens w:val="true"/>
               <w:spacing w:lineRule="auto" w:line="276" w:before="40" w:after="40"/>
               <w:jc w:val="start"/>
               <w:rPr>
@@ -16455,6 +16718,7 @@
             <w:pPr>
               <w:pStyle w:val="Normal"/>
               <w:widowControl/>
+              <w:suppressAutoHyphens w:val="true"/>
               <w:spacing w:lineRule="auto" w:line="276" w:before="40" w:after="40"/>
               <w:jc w:val="center"/>
               <w:rPr>
@@ -16489,6 +16753,7 @@
             <w:pPr>
               <w:pStyle w:val="Normal"/>
               <w:widowControl/>
+              <w:suppressAutoHyphens w:val="true"/>
               <w:spacing w:lineRule="auto" w:line="276" w:before="40" w:after="40"/>
               <w:jc w:val="start"/>
               <w:rPr>
@@ -16523,6 +16788,7 @@
             <w:pPr>
               <w:pStyle w:val="Normal"/>
               <w:widowControl/>
+              <w:suppressAutoHyphens w:val="true"/>
               <w:spacing w:lineRule="auto" w:line="276" w:before="40" w:after="40"/>
               <w:jc w:val="start"/>
               <w:rPr>
@@ -16561,6 +16827,7 @@
             <w:pPr>
               <w:pStyle w:val="Normal"/>
               <w:widowControl/>
+              <w:suppressAutoHyphens w:val="true"/>
               <w:spacing w:lineRule="auto" w:line="276" w:before="40" w:after="40"/>
               <w:jc w:val="center"/>
               <w:rPr>
@@ -16594,6 +16861,7 @@
             <w:pPr>
               <w:pStyle w:val="Normal"/>
               <w:widowControl/>
+              <w:suppressAutoHyphens w:val="true"/>
               <w:spacing w:lineRule="auto" w:line="276" w:before="40" w:after="40"/>
               <w:jc w:val="start"/>
               <w:rPr>
@@ -16627,6 +16895,7 @@
             <w:pPr>
               <w:pStyle w:val="Normal"/>
               <w:widowControl/>
+              <w:suppressAutoHyphens w:val="true"/>
               <w:spacing w:lineRule="auto" w:line="276" w:before="40" w:after="40"/>
               <w:jc w:val="start"/>
               <w:rPr>
@@ -16666,6 +16935,7 @@
             <w:pPr>
               <w:pStyle w:val="Normal"/>
               <w:widowControl/>
+              <w:suppressAutoHyphens w:val="true"/>
               <w:spacing w:lineRule="auto" w:line="276" w:before="40" w:after="40"/>
               <w:jc w:val="center"/>
               <w:rPr>
@@ -16700,6 +16970,7 @@
             <w:pPr>
               <w:pStyle w:val="Normal"/>
               <w:widowControl/>
+              <w:suppressAutoHyphens w:val="true"/>
               <w:spacing w:lineRule="auto" w:line="276" w:before="40" w:after="40"/>
               <w:jc w:val="start"/>
               <w:rPr>
@@ -16734,6 +17005,7 @@
             <w:pPr>
               <w:pStyle w:val="Normal"/>
               <w:widowControl/>
+              <w:suppressAutoHyphens w:val="true"/>
               <w:spacing w:lineRule="auto" w:line="276" w:before="40" w:after="40"/>
               <w:jc w:val="start"/>
               <w:rPr>
@@ -16772,6 +17044,7 @@
             <w:pPr>
               <w:pStyle w:val="Normal"/>
               <w:widowControl/>
+              <w:suppressAutoHyphens w:val="true"/>
               <w:spacing w:lineRule="auto" w:line="276" w:before="40" w:after="40"/>
               <w:jc w:val="center"/>
               <w:rPr>
@@ -16805,6 +17078,7 @@
             <w:pPr>
               <w:pStyle w:val="Normal"/>
               <w:widowControl/>
+              <w:suppressAutoHyphens w:val="true"/>
               <w:spacing w:lineRule="auto" w:line="276" w:before="40" w:after="40"/>
               <w:jc w:val="start"/>
               <w:rPr>
@@ -16838,6 +17112,7 @@
             <w:pPr>
               <w:pStyle w:val="Normal"/>
               <w:widowControl/>
+              <w:suppressAutoHyphens w:val="true"/>
               <w:spacing w:lineRule="auto" w:line="276" w:before="40" w:after="40"/>
               <w:jc w:val="start"/>
               <w:rPr>
@@ -16877,6 +17152,7 @@
             <w:pPr>
               <w:pStyle w:val="Normal"/>
               <w:widowControl/>
+              <w:suppressAutoHyphens w:val="true"/>
               <w:spacing w:lineRule="auto" w:line="276" w:before="40" w:after="40"/>
               <w:jc w:val="center"/>
               <w:rPr>
@@ -16911,6 +17187,7 @@
             <w:pPr>
               <w:pStyle w:val="Normal"/>
               <w:widowControl/>
+              <w:suppressAutoHyphens w:val="true"/>
               <w:spacing w:lineRule="auto" w:line="276" w:before="40" w:after="40"/>
               <w:jc w:val="start"/>
               <w:rPr>
@@ -16945,6 +17222,7 @@
             <w:pPr>
               <w:pStyle w:val="Normal"/>
               <w:widowControl/>
+              <w:suppressAutoHyphens w:val="true"/>
               <w:spacing w:lineRule="auto" w:line="276" w:before="40" w:after="40"/>
               <w:jc w:val="start"/>
               <w:rPr>
@@ -16983,6 +17261,7 @@
             <w:pPr>
               <w:pStyle w:val="Normal"/>
               <w:widowControl/>
+              <w:suppressAutoHyphens w:val="true"/>
               <w:spacing w:lineRule="auto" w:line="276" w:before="40" w:after="40"/>
               <w:jc w:val="center"/>
               <w:rPr>
@@ -17016,6 +17295,7 @@
             <w:pPr>
               <w:pStyle w:val="Normal"/>
               <w:widowControl/>
+              <w:suppressAutoHyphens w:val="true"/>
               <w:spacing w:lineRule="auto" w:line="276" w:before="40" w:after="40"/>
               <w:jc w:val="start"/>
               <w:rPr>
@@ -17049,6 +17329,7 @@
             <w:pPr>
               <w:pStyle w:val="Normal"/>
               <w:widowControl/>
+              <w:suppressAutoHyphens w:val="true"/>
               <w:spacing w:lineRule="auto" w:line="276" w:before="40" w:after="40"/>
               <w:jc w:val="start"/>
               <w:rPr>
@@ -17125,7 +17406,7 @@
         <w:jc w:val="start"/>
         <w:rPr/>
       </w:pPr>
-      <w:bookmarkStart w:id="36" w:name="__RefHeading___Toc3892_989993713"/>
+      <w:bookmarkStart w:id="36" w:name="__RefHeading___Toc3892_3034938809"/>
       <w:bookmarkEnd w:id="36"/>
       <w:r>
         <w:rPr>
@@ -17359,7 +17640,7 @@
         <w:jc w:val="start"/>
         <w:rPr/>
       </w:pPr>
-      <w:bookmarkStart w:id="37" w:name="__RefHeading___Toc3894_989993713"/>
+      <w:bookmarkStart w:id="37" w:name="__RefHeading___Toc3894_3034938809"/>
       <w:bookmarkEnd w:id="37"/>
       <w:r>
         <w:rPr>
@@ -17413,7 +17694,7 @@
         <w:jc w:val="start"/>
         <w:rPr/>
       </w:pPr>
-      <w:bookmarkStart w:id="38" w:name="__RefHeading___Toc3896_989993713"/>
+      <w:bookmarkStart w:id="38" w:name="__RefHeading___Toc3896_3034938809"/>
       <w:bookmarkEnd w:id="38"/>
       <w:r>
         <w:rPr>
@@ -17467,7 +17748,7 @@
         <w:jc w:val="start"/>
         <w:rPr/>
       </w:pPr>
-      <w:bookmarkStart w:id="39" w:name="__RefHeading___Toc3898_989993713"/>
+      <w:bookmarkStart w:id="39" w:name="__RefHeading___Toc3898_3034938809"/>
       <w:bookmarkEnd w:id="39"/>
       <w:r>
         <w:rPr>
@@ -17597,7 +17878,7 @@
         <w:jc w:val="start"/>
         <w:rPr/>
       </w:pPr>
-      <w:bookmarkStart w:id="40" w:name="__RefHeading___Toc3900_989993713"/>
+      <w:bookmarkStart w:id="40" w:name="__RefHeading___Toc3900_3034938809"/>
       <w:bookmarkEnd w:id="40"/>
       <w:r>
         <w:rPr>
@@ -17645,6 +17926,7 @@
             <w:pPr>
               <w:pStyle w:val="Normal"/>
               <w:widowControl/>
+              <w:suppressAutoHyphens w:val="true"/>
               <w:spacing w:lineRule="auto" w:line="276" w:before="40" w:after="40"/>
               <w:jc w:val="center"/>
               <w:rPr>
@@ -17680,6 +17962,7 @@
             <w:pPr>
               <w:pStyle w:val="Normal"/>
               <w:widowControl/>
+              <w:suppressAutoHyphens w:val="true"/>
               <w:spacing w:lineRule="auto" w:line="276" w:before="40" w:after="40"/>
               <w:jc w:val="center"/>
               <w:rPr>
@@ -17715,6 +17998,7 @@
             <w:pPr>
               <w:pStyle w:val="Normal"/>
               <w:widowControl/>
+              <w:suppressAutoHyphens w:val="true"/>
               <w:spacing w:lineRule="auto" w:line="276" w:before="40" w:after="40"/>
               <w:jc w:val="center"/>
               <w:rPr>
@@ -17754,6 +18038,7 @@
             <w:pPr>
               <w:pStyle w:val="Normal"/>
               <w:widowControl/>
+              <w:suppressAutoHyphens w:val="true"/>
               <w:spacing w:lineRule="auto" w:line="276" w:before="40" w:after="40"/>
               <w:jc w:val="center"/>
               <w:rPr>
@@ -17787,6 +18072,7 @@
             <w:pPr>
               <w:pStyle w:val="Normal"/>
               <w:widowControl/>
+              <w:suppressAutoHyphens w:val="true"/>
               <w:spacing w:lineRule="auto" w:line="276" w:before="40" w:after="40"/>
               <w:jc w:val="start"/>
               <w:rPr>
@@ -17820,6 +18106,7 @@
             <w:pPr>
               <w:pStyle w:val="Normal"/>
               <w:widowControl/>
+              <w:suppressAutoHyphens w:val="true"/>
               <w:spacing w:lineRule="auto" w:line="276" w:before="40" w:after="40"/>
               <w:jc w:val="start"/>
               <w:rPr>
@@ -17859,6 +18146,7 @@
             <w:pPr>
               <w:pStyle w:val="Normal"/>
               <w:widowControl/>
+              <w:suppressAutoHyphens w:val="true"/>
               <w:spacing w:lineRule="auto" w:line="276" w:before="40" w:after="40"/>
               <w:jc w:val="center"/>
               <w:rPr>
@@ -17893,6 +18181,7 @@
             <w:pPr>
               <w:pStyle w:val="Normal"/>
               <w:widowControl/>
+              <w:suppressAutoHyphens w:val="true"/>
               <w:spacing w:lineRule="auto" w:line="276" w:before="40" w:after="40"/>
               <w:jc w:val="start"/>
               <w:rPr>
@@ -17927,6 +18216,7 @@
             <w:pPr>
               <w:pStyle w:val="Normal"/>
               <w:widowControl/>
+              <w:suppressAutoHyphens w:val="true"/>
               <w:spacing w:lineRule="auto" w:line="276" w:before="40" w:after="40"/>
               <w:jc w:val="start"/>
               <w:rPr>
@@ -17965,6 +18255,7 @@
             <w:pPr>
               <w:pStyle w:val="Normal"/>
               <w:widowControl/>
+              <w:suppressAutoHyphens w:val="true"/>
               <w:spacing w:lineRule="auto" w:line="276" w:before="40" w:after="40"/>
               <w:jc w:val="center"/>
               <w:rPr>
@@ -17998,6 +18289,7 @@
             <w:pPr>
               <w:pStyle w:val="Normal"/>
               <w:widowControl/>
+              <w:suppressAutoHyphens w:val="true"/>
               <w:spacing w:lineRule="auto" w:line="276" w:before="40" w:after="40"/>
               <w:jc w:val="start"/>
               <w:rPr>
@@ -18031,6 +18323,7 @@
             <w:pPr>
               <w:pStyle w:val="Normal"/>
               <w:widowControl/>
+              <w:suppressAutoHyphens w:val="true"/>
               <w:spacing w:lineRule="auto" w:line="276" w:before="40" w:after="40"/>
               <w:jc w:val="start"/>
               <w:rPr>
@@ -18070,6 +18363,7 @@
             <w:pPr>
               <w:pStyle w:val="Normal"/>
               <w:widowControl/>
+              <w:suppressAutoHyphens w:val="true"/>
               <w:spacing w:lineRule="auto" w:line="276" w:before="40" w:after="40"/>
               <w:jc w:val="center"/>
               <w:rPr>
@@ -18104,6 +18398,7 @@
             <w:pPr>
               <w:pStyle w:val="Normal"/>
               <w:widowControl/>
+              <w:suppressAutoHyphens w:val="true"/>
               <w:spacing w:lineRule="auto" w:line="276" w:before="40" w:after="40"/>
               <w:jc w:val="start"/>
               <w:rPr>
@@ -18138,6 +18433,7 @@
             <w:pPr>
               <w:pStyle w:val="Normal"/>
               <w:widowControl/>
+              <w:suppressAutoHyphens w:val="true"/>
               <w:spacing w:lineRule="auto" w:line="276" w:before="40" w:after="40"/>
               <w:jc w:val="start"/>
               <w:rPr>
@@ -18176,6 +18472,7 @@
             <w:pPr>
               <w:pStyle w:val="Normal"/>
               <w:widowControl/>
+              <w:suppressAutoHyphens w:val="true"/>
               <w:spacing w:lineRule="auto" w:line="276" w:before="40" w:after="40"/>
               <w:jc w:val="center"/>
               <w:rPr>
@@ -18209,6 +18506,7 @@
             <w:pPr>
               <w:pStyle w:val="Normal"/>
               <w:widowControl/>
+              <w:suppressAutoHyphens w:val="true"/>
               <w:spacing w:lineRule="auto" w:line="276" w:before="40" w:after="40"/>
               <w:jc w:val="start"/>
               <w:rPr>
@@ -18242,6 +18540,7 @@
             <w:pPr>
               <w:pStyle w:val="Normal"/>
               <w:widowControl/>
+              <w:suppressAutoHyphens w:val="true"/>
               <w:spacing w:lineRule="auto" w:line="276" w:before="40" w:after="40"/>
               <w:jc w:val="start"/>
               <w:rPr>
@@ -18281,6 +18580,7 @@
             <w:pPr>
               <w:pStyle w:val="Normal"/>
               <w:widowControl/>
+              <w:suppressAutoHyphens w:val="true"/>
               <w:spacing w:lineRule="auto" w:line="276" w:before="40" w:after="40"/>
               <w:jc w:val="center"/>
               <w:rPr>
@@ -18315,6 +18615,7 @@
             <w:pPr>
               <w:pStyle w:val="Normal"/>
               <w:widowControl/>
+              <w:suppressAutoHyphens w:val="true"/>
               <w:spacing w:lineRule="auto" w:line="276" w:before="40" w:after="40"/>
               <w:jc w:val="start"/>
               <w:rPr>
@@ -18349,6 +18650,7 @@
             <w:pPr>
               <w:pStyle w:val="Normal"/>
               <w:widowControl/>
+              <w:suppressAutoHyphens w:val="true"/>
               <w:spacing w:lineRule="auto" w:line="276" w:before="40" w:after="40"/>
               <w:jc w:val="start"/>
               <w:rPr>
@@ -18387,6 +18689,7 @@
             <w:pPr>
               <w:pStyle w:val="Normal"/>
               <w:widowControl/>
+              <w:suppressAutoHyphens w:val="true"/>
               <w:spacing w:lineRule="auto" w:line="276" w:before="40" w:after="40"/>
               <w:jc w:val="center"/>
               <w:rPr>
@@ -18420,6 +18723,7 @@
             <w:pPr>
               <w:pStyle w:val="Normal"/>
               <w:widowControl/>
+              <w:suppressAutoHyphens w:val="true"/>
               <w:spacing w:lineRule="auto" w:line="276" w:before="40" w:after="40"/>
               <w:jc w:val="start"/>
               <w:rPr>
@@ -18453,6 +18757,7 @@
             <w:pPr>
               <w:pStyle w:val="Normal"/>
               <w:widowControl/>
+              <w:suppressAutoHyphens w:val="true"/>
               <w:spacing w:lineRule="auto" w:line="276" w:before="40" w:after="40"/>
               <w:jc w:val="start"/>
               <w:rPr>
@@ -18529,7 +18834,7 @@
         <w:jc w:val="start"/>
         <w:rPr/>
       </w:pPr>
-      <w:bookmarkStart w:id="41" w:name="__RefHeading___Toc3902_989993713"/>
+      <w:bookmarkStart w:id="41" w:name="__RefHeading___Toc3902_3034938809"/>
       <w:bookmarkEnd w:id="41"/>
       <w:r>
         <w:rPr>
@@ -18579,7 +18884,7 @@
         <w:jc w:val="center"/>
         <w:rPr/>
       </w:pPr>
-      <w:bookmarkStart w:id="42" w:name="__RefHeading___Toc3904_989993713"/>
+      <w:bookmarkStart w:id="42" w:name="__RefHeading___Toc3904_3034938809"/>
       <w:bookmarkEnd w:id="42"/>
       <w:r>
         <w:rPr>
@@ -18597,7 +18902,7 @@
         <w:jc w:val="start"/>
         <w:rPr/>
       </w:pPr>
-      <w:bookmarkStart w:id="43" w:name="__RefHeading___Toc3906_989993713"/>
+      <w:bookmarkStart w:id="43" w:name="__RefHeading___Toc3906_3034938809"/>
       <w:bookmarkEnd w:id="43"/>
       <w:r>
         <w:rPr>
@@ -18662,6 +18967,7 @@
             <w:pPr>
               <w:pStyle w:val="Normal"/>
               <w:widowControl/>
+              <w:suppressAutoHyphens w:val="true"/>
               <w:spacing w:lineRule="auto" w:line="276" w:before="40" w:after="40"/>
               <w:jc w:val="center"/>
               <w:rPr>
@@ -18697,6 +19003,7 @@
             <w:pPr>
               <w:pStyle w:val="Normal"/>
               <w:widowControl/>
+              <w:suppressAutoHyphens w:val="true"/>
               <w:spacing w:lineRule="auto" w:line="276" w:before="40" w:after="40"/>
               <w:jc w:val="center"/>
               <w:rPr>
@@ -18736,6 +19043,7 @@
             <w:pPr>
               <w:pStyle w:val="Normal"/>
               <w:widowControl/>
+              <w:suppressAutoHyphens w:val="true"/>
               <w:spacing w:lineRule="auto" w:line="276" w:before="40" w:after="40"/>
               <w:jc w:val="center"/>
               <w:rPr>
@@ -18769,6 +19077,7 @@
             <w:pPr>
               <w:pStyle w:val="Normal"/>
               <w:widowControl/>
+              <w:suppressAutoHyphens w:val="true"/>
               <w:spacing w:lineRule="auto" w:line="276" w:before="40" w:after="40"/>
               <w:jc w:val="start"/>
               <w:rPr>
@@ -18808,6 +19117,7 @@
             <w:pPr>
               <w:pStyle w:val="Normal"/>
               <w:widowControl/>
+              <w:suppressAutoHyphens w:val="true"/>
               <w:spacing w:lineRule="auto" w:line="276" w:before="40" w:after="40"/>
               <w:jc w:val="center"/>
               <w:rPr>
@@ -18842,6 +19152,7 @@
             <w:pPr>
               <w:pStyle w:val="Normal"/>
               <w:widowControl/>
+              <w:suppressAutoHyphens w:val="true"/>
               <w:spacing w:lineRule="auto" w:line="276" w:before="40" w:after="40"/>
               <w:jc w:val="start"/>
               <w:rPr>
@@ -18880,6 +19191,7 @@
             <w:pPr>
               <w:pStyle w:val="Normal"/>
               <w:widowControl/>
+              <w:suppressAutoHyphens w:val="true"/>
               <w:spacing w:lineRule="auto" w:line="276" w:before="40" w:after="40"/>
               <w:jc w:val="center"/>
               <w:rPr>
@@ -18913,6 +19225,7 @@
             <w:pPr>
               <w:pStyle w:val="Normal"/>
               <w:widowControl/>
+              <w:suppressAutoHyphens w:val="true"/>
               <w:spacing w:lineRule="auto" w:line="276" w:before="40" w:after="40"/>
               <w:jc w:val="start"/>
               <w:rPr>
@@ -18952,6 +19265,7 @@
             <w:pPr>
               <w:pStyle w:val="Normal"/>
               <w:widowControl/>
+              <w:suppressAutoHyphens w:val="true"/>
               <w:spacing w:lineRule="auto" w:line="276" w:before="40" w:after="40"/>
               <w:jc w:val="center"/>
               <w:rPr>
@@ -18986,6 +19300,7 @@
             <w:pPr>
               <w:pStyle w:val="Normal"/>
               <w:widowControl/>
+              <w:suppressAutoHyphens w:val="true"/>
               <w:spacing w:lineRule="auto" w:line="276" w:before="40" w:after="40"/>
               <w:jc w:val="start"/>
               <w:rPr>
@@ -19024,6 +19339,7 @@
             <w:pPr>
               <w:pStyle w:val="Normal"/>
               <w:widowControl/>
+              <w:suppressAutoHyphens w:val="true"/>
               <w:spacing w:lineRule="auto" w:line="276" w:before="40" w:after="40"/>
               <w:jc w:val="center"/>
               <w:rPr>
@@ -19057,6 +19373,7 @@
             <w:pPr>
               <w:pStyle w:val="Normal"/>
               <w:widowControl/>
+              <w:suppressAutoHyphens w:val="true"/>
               <w:spacing w:lineRule="auto" w:line="276" w:before="40" w:after="40"/>
               <w:jc w:val="start"/>
               <w:rPr>
@@ -19133,7 +19450,7 @@
         <w:jc w:val="start"/>
         <w:rPr/>
       </w:pPr>
-      <w:bookmarkStart w:id="44" w:name="__RefHeading___Toc3908_989993713"/>
+      <w:bookmarkStart w:id="44" w:name="__RefHeading___Toc3908_3034938809"/>
       <w:bookmarkEnd w:id="44"/>
       <w:r>
         <w:rPr>
@@ -19181,6 +19498,7 @@
             <w:pPr>
               <w:pStyle w:val="Normal"/>
               <w:widowControl/>
+              <w:suppressAutoHyphens w:val="true"/>
               <w:spacing w:lineRule="auto" w:line="276" w:before="40" w:after="40"/>
               <w:jc w:val="center"/>
               <w:rPr>
@@ -19216,6 +19534,7 @@
             <w:pPr>
               <w:pStyle w:val="Normal"/>
               <w:widowControl/>
+              <w:suppressAutoHyphens w:val="true"/>
               <w:spacing w:lineRule="auto" w:line="276" w:before="40" w:after="40"/>
               <w:jc w:val="center"/>
               <w:rPr>
@@ -19251,6 +19570,7 @@
             <w:pPr>
               <w:pStyle w:val="Normal"/>
               <w:widowControl/>
+              <w:suppressAutoHyphens w:val="true"/>
               <w:spacing w:lineRule="auto" w:line="276" w:before="40" w:after="40"/>
               <w:jc w:val="center"/>
               <w:rPr>
@@ -19290,6 +19610,7 @@
             <w:pPr>
               <w:pStyle w:val="Normal"/>
               <w:widowControl/>
+              <w:suppressAutoHyphens w:val="true"/>
               <w:spacing w:lineRule="auto" w:line="276" w:before="40" w:after="40"/>
               <w:jc w:val="center"/>
               <w:rPr>
@@ -19323,6 +19644,7 @@
             <w:pPr>
               <w:pStyle w:val="Normal"/>
               <w:widowControl/>
+              <w:suppressAutoHyphens w:val="true"/>
               <w:spacing w:lineRule="auto" w:line="276" w:before="40" w:after="40"/>
               <w:jc w:val="start"/>
               <w:rPr>
@@ -19356,6 +19678,7 @@
             <w:pPr>
               <w:pStyle w:val="Normal"/>
               <w:widowControl/>
+              <w:suppressAutoHyphens w:val="true"/>
               <w:spacing w:lineRule="auto" w:line="276" w:before="40" w:after="40"/>
               <w:jc w:val="start"/>
               <w:rPr>
@@ -19395,6 +19718,7 @@
             <w:pPr>
               <w:pStyle w:val="Normal"/>
               <w:widowControl/>
+              <w:suppressAutoHyphens w:val="true"/>
               <w:spacing w:lineRule="auto" w:line="276" w:before="40" w:after="40"/>
               <w:jc w:val="center"/>
               <w:rPr>
@@ -19429,6 +19753,7 @@
             <w:pPr>
               <w:pStyle w:val="Normal"/>
               <w:widowControl/>
+              <w:suppressAutoHyphens w:val="true"/>
               <w:spacing w:lineRule="auto" w:line="276" w:before="40" w:after="40"/>
               <w:jc w:val="start"/>
               <w:rPr>
@@ -19463,6 +19788,7 @@
             <w:pPr>
               <w:pStyle w:val="Normal"/>
               <w:widowControl/>
+              <w:suppressAutoHyphens w:val="true"/>
               <w:spacing w:lineRule="auto" w:line="276" w:before="40" w:after="40"/>
               <w:jc w:val="start"/>
               <w:rPr>
@@ -19482,7 +19808,7 @@
                 <w:szCs w:val="22"/>
                 <w:lang w:val="en-US" w:eastAsia="en-US" w:bidi="ar-SA"/>
               </w:rPr>
-              <w:t>520/520 kiểm thử chạy xanh tại thời điểm đóng gói báo cáo.</w:t>
+              <w:t>536/536 kiểm thử chạy xanh tại thời điểm đóng gói báo cáo.</w:t>
             </w:r>
           </w:p>
         </w:tc>
@@ -19501,6 +19827,7 @@
             <w:pPr>
               <w:pStyle w:val="Normal"/>
               <w:widowControl/>
+              <w:suppressAutoHyphens w:val="true"/>
               <w:spacing w:lineRule="auto" w:line="276" w:before="40" w:after="40"/>
               <w:jc w:val="center"/>
               <w:rPr>
@@ -19534,6 +19861,7 @@
             <w:pPr>
               <w:pStyle w:val="Normal"/>
               <w:widowControl/>
+              <w:suppressAutoHyphens w:val="true"/>
               <w:spacing w:lineRule="auto" w:line="276" w:before="40" w:after="40"/>
               <w:jc w:val="start"/>
               <w:rPr>
@@ -19567,6 +19895,7 @@
             <w:pPr>
               <w:pStyle w:val="Normal"/>
               <w:widowControl/>
+              <w:suppressAutoHyphens w:val="true"/>
               <w:spacing w:lineRule="auto" w:line="276" w:before="40" w:after="40"/>
               <w:jc w:val="start"/>
               <w:rPr>
@@ -19606,6 +19935,7 @@
             <w:pPr>
               <w:pStyle w:val="Normal"/>
               <w:widowControl/>
+              <w:suppressAutoHyphens w:val="true"/>
               <w:spacing w:lineRule="auto" w:line="276" w:before="40" w:after="40"/>
               <w:jc w:val="center"/>
               <w:rPr>
@@ -19640,6 +19970,7 @@
             <w:pPr>
               <w:pStyle w:val="Normal"/>
               <w:widowControl/>
+              <w:suppressAutoHyphens w:val="true"/>
               <w:spacing w:lineRule="auto" w:line="276" w:before="40" w:after="40"/>
               <w:jc w:val="start"/>
               <w:rPr>
@@ -19674,6 +20005,7 @@
             <w:pPr>
               <w:pStyle w:val="Normal"/>
               <w:widowControl/>
+              <w:suppressAutoHyphens w:val="true"/>
               <w:spacing w:lineRule="auto" w:line="276" w:before="40" w:after="40"/>
               <w:jc w:val="start"/>
               <w:rPr>
@@ -19712,6 +20044,7 @@
             <w:pPr>
               <w:pStyle w:val="Normal"/>
               <w:widowControl/>
+              <w:suppressAutoHyphens w:val="true"/>
               <w:spacing w:lineRule="auto" w:line="276" w:before="40" w:after="40"/>
               <w:jc w:val="center"/>
               <w:rPr>
@@ -19745,6 +20078,7 @@
             <w:pPr>
               <w:pStyle w:val="Normal"/>
               <w:widowControl/>
+              <w:suppressAutoHyphens w:val="true"/>
               <w:spacing w:lineRule="auto" w:line="276" w:before="40" w:after="40"/>
               <w:jc w:val="start"/>
               <w:rPr>
@@ -19778,6 +20112,7 @@
             <w:pPr>
               <w:pStyle w:val="Normal"/>
               <w:widowControl/>
+              <w:suppressAutoHyphens w:val="true"/>
               <w:spacing w:lineRule="auto" w:line="276" w:before="40" w:after="40"/>
               <w:jc w:val="start"/>
               <w:rPr>
@@ -19817,6 +20152,7 @@
             <w:pPr>
               <w:pStyle w:val="Normal"/>
               <w:widowControl/>
+              <w:suppressAutoHyphens w:val="true"/>
               <w:spacing w:lineRule="auto" w:line="276" w:before="40" w:after="40"/>
               <w:jc w:val="center"/>
               <w:rPr>
@@ -19851,6 +20187,7 @@
             <w:pPr>
               <w:pStyle w:val="Normal"/>
               <w:widowControl/>
+              <w:suppressAutoHyphens w:val="true"/>
               <w:spacing w:lineRule="auto" w:line="276" w:before="40" w:after="40"/>
               <w:jc w:val="start"/>
               <w:rPr>
@@ -19885,6 +20222,7 @@
             <w:pPr>
               <w:pStyle w:val="Normal"/>
               <w:widowControl/>
+              <w:suppressAutoHyphens w:val="true"/>
               <w:spacing w:lineRule="auto" w:line="276" w:before="40" w:after="40"/>
               <w:jc w:val="start"/>
               <w:rPr>
@@ -19923,6 +20261,7 @@
             <w:pPr>
               <w:pStyle w:val="Normal"/>
               <w:widowControl/>
+              <w:suppressAutoHyphens w:val="true"/>
               <w:spacing w:lineRule="auto" w:line="276" w:before="40" w:after="40"/>
               <w:jc w:val="center"/>
               <w:rPr>
@@ -19942,7 +20281,7 @@
                 <w:szCs w:val="22"/>
                 <w:lang w:val="en-US" w:eastAsia="en-US" w:bidi="ar-SA"/>
               </w:rPr>
-              <w:t>Outbox</w:t>
+              <w:t>Outbox và rollout</w:t>
             </w:r>
           </w:p>
         </w:tc>
@@ -19956,6 +20295,7 @@
             <w:pPr>
               <w:pStyle w:val="Normal"/>
               <w:widowControl/>
+              <w:suppressAutoHyphens w:val="true"/>
               <w:spacing w:lineRule="auto" w:line="276" w:before="40" w:after="40"/>
               <w:jc w:val="start"/>
               <w:rPr>
@@ -19989,6 +20329,7 @@
             <w:pPr>
               <w:pStyle w:val="Normal"/>
               <w:widowControl/>
+              <w:suppressAutoHyphens w:val="true"/>
               <w:spacing w:lineRule="auto" w:line="276" w:before="40" w:after="40"/>
               <w:jc w:val="start"/>
               <w:rPr>
@@ -20008,7 +20349,7 @@
                 <w:szCs w:val="22"/>
                 <w:lang w:val="en-US" w:eastAsia="en-US" w:bidi="ar-SA"/>
               </w:rPr>
-              <w:t>Atomic claim, lease, heartbeat, retry, dead-letter và idempotency.</w:t>
+              <w:t>Atomic claim/lease/retry; kill switch, Shadow và Pilot chặn đúng enqueue, worker, UI/server apply.</w:t>
             </w:r>
           </w:p>
         </w:tc>
@@ -20028,6 +20369,7 @@
             <w:pPr>
               <w:pStyle w:val="Normal"/>
               <w:widowControl/>
+              <w:suppressAutoHyphens w:val="true"/>
               <w:spacing w:lineRule="auto" w:line="276" w:before="40" w:after="40"/>
               <w:jc w:val="center"/>
               <w:rPr>
@@ -20062,6 +20404,7 @@
             <w:pPr>
               <w:pStyle w:val="Normal"/>
               <w:widowControl/>
+              <w:suppressAutoHyphens w:val="true"/>
               <w:spacing w:lineRule="auto" w:line="276" w:before="40" w:after="40"/>
               <w:jc w:val="start"/>
               <w:rPr>
@@ -20096,6 +20439,7 @@
             <w:pPr>
               <w:pStyle w:val="Normal"/>
               <w:widowControl/>
+              <w:suppressAutoHyphens w:val="true"/>
               <w:spacing w:lineRule="auto" w:line="276" w:before="40" w:after="40"/>
               <w:jc w:val="start"/>
               <w:rPr>
@@ -20134,6 +20478,7 @@
             <w:pPr>
               <w:pStyle w:val="Normal"/>
               <w:widowControl/>
+              <w:suppressAutoHyphens w:val="true"/>
               <w:spacing w:lineRule="auto" w:line="276" w:before="40" w:after="40"/>
               <w:jc w:val="center"/>
               <w:rPr>
@@ -20167,6 +20512,7 @@
             <w:pPr>
               <w:pStyle w:val="Normal"/>
               <w:widowControl/>
+              <w:suppressAutoHyphens w:val="true"/>
               <w:spacing w:lineRule="auto" w:line="276" w:before="40" w:after="40"/>
               <w:jc w:val="start"/>
               <w:rPr>
@@ -20200,6 +20546,7 @@
             <w:pPr>
               <w:pStyle w:val="Normal"/>
               <w:widowControl/>
+              <w:suppressAutoHyphens w:val="true"/>
               <w:spacing w:lineRule="auto" w:line="276" w:before="40" w:after="40"/>
               <w:jc w:val="start"/>
               <w:rPr>
@@ -20239,6 +20586,7 @@
             <w:pPr>
               <w:pStyle w:val="Normal"/>
               <w:widowControl/>
+              <w:suppressAutoHyphens w:val="true"/>
               <w:spacing w:lineRule="auto" w:line="276" w:before="40" w:after="40"/>
               <w:jc w:val="center"/>
               <w:rPr>
@@ -20273,6 +20621,7 @@
             <w:pPr>
               <w:pStyle w:val="Normal"/>
               <w:widowControl/>
+              <w:suppressAutoHyphens w:val="true"/>
               <w:spacing w:lineRule="auto" w:line="276" w:before="40" w:after="40"/>
               <w:jc w:val="start"/>
               <w:rPr>
@@ -20307,6 +20656,7 @@
             <w:pPr>
               <w:pStyle w:val="Normal"/>
               <w:widowControl/>
+              <w:suppressAutoHyphens w:val="true"/>
               <w:spacing w:lineRule="auto" w:line="276" w:before="40" w:after="40"/>
               <w:jc w:val="start"/>
               <w:rPr>
@@ -20383,7 +20733,7 @@
         <w:jc w:val="start"/>
         <w:rPr/>
       </w:pPr>
-      <w:bookmarkStart w:id="45" w:name="__RefHeading___Toc3910_989993713"/>
+      <w:bookmarkStart w:id="45" w:name="__RefHeading___Toc3910_3034938809"/>
       <w:bookmarkEnd w:id="45"/>
       <w:r>
         <w:rPr>
@@ -20431,6 +20781,7 @@
             <w:pPr>
               <w:pStyle w:val="Normal"/>
               <w:widowControl/>
+              <w:suppressAutoHyphens w:val="true"/>
               <w:spacing w:lineRule="auto" w:line="276" w:before="40" w:after="40"/>
               <w:jc w:val="center"/>
               <w:rPr>
@@ -20466,6 +20817,7 @@
             <w:pPr>
               <w:pStyle w:val="Normal"/>
               <w:widowControl/>
+              <w:suppressAutoHyphens w:val="true"/>
               <w:spacing w:lineRule="auto" w:line="276" w:before="40" w:after="40"/>
               <w:jc w:val="center"/>
               <w:rPr>
@@ -20501,6 +20853,7 @@
             <w:pPr>
               <w:pStyle w:val="Normal"/>
               <w:widowControl/>
+              <w:suppressAutoHyphens w:val="true"/>
               <w:spacing w:lineRule="auto" w:line="276" w:before="40" w:after="40"/>
               <w:jc w:val="center"/>
               <w:rPr>
@@ -20540,6 +20893,7 @@
             <w:pPr>
               <w:pStyle w:val="Normal"/>
               <w:widowControl/>
+              <w:suppressAutoHyphens w:val="true"/>
               <w:spacing w:lineRule="auto" w:line="276" w:before="40" w:after="40"/>
               <w:jc w:val="center"/>
               <w:rPr>
@@ -20573,6 +20927,7 @@
             <w:pPr>
               <w:pStyle w:val="Normal"/>
               <w:widowControl/>
+              <w:suppressAutoHyphens w:val="true"/>
               <w:spacing w:lineRule="auto" w:line="276" w:before="40" w:after="40"/>
               <w:jc w:val="start"/>
               <w:rPr>
@@ -20606,6 +20961,7 @@
             <w:pPr>
               <w:pStyle w:val="Normal"/>
               <w:widowControl/>
+              <w:suppressAutoHyphens w:val="true"/>
               <w:spacing w:lineRule="auto" w:line="276" w:before="40" w:after="40"/>
               <w:jc w:val="start"/>
               <w:rPr>
@@ -20645,6 +21001,7 @@
             <w:pPr>
               <w:pStyle w:val="Normal"/>
               <w:widowControl/>
+              <w:suppressAutoHyphens w:val="true"/>
               <w:spacing w:lineRule="auto" w:line="276" w:before="40" w:after="40"/>
               <w:jc w:val="center"/>
               <w:rPr>
@@ -20679,6 +21036,7 @@
             <w:pPr>
               <w:pStyle w:val="Normal"/>
               <w:widowControl/>
+              <w:suppressAutoHyphens w:val="true"/>
               <w:spacing w:lineRule="auto" w:line="276" w:before="40" w:after="40"/>
               <w:jc w:val="start"/>
               <w:rPr>
@@ -20713,6 +21071,7 @@
             <w:pPr>
               <w:pStyle w:val="Normal"/>
               <w:widowControl/>
+              <w:suppressAutoHyphens w:val="true"/>
               <w:spacing w:lineRule="auto" w:line="276" w:before="40" w:after="40"/>
               <w:jc w:val="start"/>
               <w:rPr>
@@ -20751,6 +21110,7 @@
             <w:pPr>
               <w:pStyle w:val="Normal"/>
               <w:widowControl/>
+              <w:suppressAutoHyphens w:val="true"/>
               <w:spacing w:lineRule="auto" w:line="276" w:before="40" w:after="40"/>
               <w:jc w:val="center"/>
               <w:rPr>
@@ -20784,6 +21144,7 @@
             <w:pPr>
               <w:pStyle w:val="Normal"/>
               <w:widowControl/>
+              <w:suppressAutoHyphens w:val="true"/>
               <w:spacing w:lineRule="auto" w:line="276" w:before="40" w:after="40"/>
               <w:jc w:val="start"/>
               <w:rPr>
@@ -20817,6 +21178,7 @@
             <w:pPr>
               <w:pStyle w:val="Normal"/>
               <w:widowControl/>
+              <w:suppressAutoHyphens w:val="true"/>
               <w:spacing w:lineRule="auto" w:line="276" w:before="40" w:after="40"/>
               <w:jc w:val="start"/>
               <w:rPr>
@@ -20856,6 +21218,7 @@
             <w:pPr>
               <w:pStyle w:val="Normal"/>
               <w:widowControl/>
+              <w:suppressAutoHyphens w:val="true"/>
               <w:spacing w:lineRule="auto" w:line="276" w:before="40" w:after="40"/>
               <w:jc w:val="center"/>
               <w:rPr>
@@ -20890,6 +21253,7 @@
             <w:pPr>
               <w:pStyle w:val="Normal"/>
               <w:widowControl/>
+              <w:suppressAutoHyphens w:val="true"/>
               <w:spacing w:lineRule="auto" w:line="276" w:before="40" w:after="40"/>
               <w:jc w:val="start"/>
               <w:rPr>
@@ -20924,6 +21288,7 @@
             <w:pPr>
               <w:pStyle w:val="Normal"/>
               <w:widowControl/>
+              <w:suppressAutoHyphens w:val="true"/>
               <w:spacing w:lineRule="auto" w:line="276" w:before="40" w:after="40"/>
               <w:jc w:val="start"/>
               <w:rPr>
@@ -20962,6 +21327,7 @@
             <w:pPr>
               <w:pStyle w:val="Normal"/>
               <w:widowControl/>
+              <w:suppressAutoHyphens w:val="true"/>
               <w:spacing w:lineRule="auto" w:line="276" w:before="40" w:after="40"/>
               <w:jc w:val="center"/>
               <w:rPr>
@@ -20995,6 +21361,7 @@
             <w:pPr>
               <w:pStyle w:val="Normal"/>
               <w:widowControl/>
+              <w:suppressAutoHyphens w:val="true"/>
               <w:spacing w:lineRule="auto" w:line="276" w:before="40" w:after="40"/>
               <w:jc w:val="start"/>
               <w:rPr>
@@ -21028,6 +21395,7 @@
             <w:pPr>
               <w:pStyle w:val="Normal"/>
               <w:widowControl/>
+              <w:suppressAutoHyphens w:val="true"/>
               <w:spacing w:lineRule="auto" w:line="276" w:before="40" w:after="40"/>
               <w:jc w:val="start"/>
               <w:rPr>
@@ -21067,6 +21435,7 @@
             <w:pPr>
               <w:pStyle w:val="Normal"/>
               <w:widowControl/>
+              <w:suppressAutoHyphens w:val="true"/>
               <w:spacing w:lineRule="auto" w:line="276" w:before="40" w:after="40"/>
               <w:jc w:val="center"/>
               <w:rPr>
@@ -21101,6 +21470,7 @@
             <w:pPr>
               <w:pStyle w:val="Normal"/>
               <w:widowControl/>
+              <w:suppressAutoHyphens w:val="true"/>
               <w:spacing w:lineRule="auto" w:line="276" w:before="40" w:after="40"/>
               <w:jc w:val="start"/>
               <w:rPr>
@@ -21135,6 +21505,7 @@
             <w:pPr>
               <w:pStyle w:val="Normal"/>
               <w:widowControl/>
+              <w:suppressAutoHyphens w:val="true"/>
               <w:spacing w:lineRule="auto" w:line="276" w:before="40" w:after="40"/>
               <w:jc w:val="start"/>
               <w:rPr>
@@ -21173,6 +21544,7 @@
             <w:pPr>
               <w:pStyle w:val="Normal"/>
               <w:widowControl/>
+              <w:suppressAutoHyphens w:val="true"/>
               <w:spacing w:lineRule="auto" w:line="276" w:before="40" w:after="40"/>
               <w:jc w:val="center"/>
               <w:rPr>
@@ -21206,6 +21578,7 @@
             <w:pPr>
               <w:pStyle w:val="Normal"/>
               <w:widowControl/>
+              <w:suppressAutoHyphens w:val="true"/>
               <w:spacing w:lineRule="auto" w:line="276" w:before="40" w:after="40"/>
               <w:jc w:val="start"/>
               <w:rPr>
@@ -21239,6 +21612,7 @@
             <w:pPr>
               <w:pStyle w:val="Normal"/>
               <w:widowControl/>
+              <w:suppressAutoHyphens w:val="true"/>
               <w:spacing w:lineRule="auto" w:line="276" w:before="40" w:after="40"/>
               <w:jc w:val="start"/>
               <w:rPr>
@@ -21278,6 +21652,7 @@
             <w:pPr>
               <w:pStyle w:val="Normal"/>
               <w:widowControl/>
+              <w:suppressAutoHyphens w:val="true"/>
               <w:spacing w:lineRule="auto" w:line="276" w:before="40" w:after="40"/>
               <w:jc w:val="center"/>
               <w:rPr>
@@ -21312,6 +21687,7 @@
             <w:pPr>
               <w:pStyle w:val="Normal"/>
               <w:widowControl/>
+              <w:suppressAutoHyphens w:val="true"/>
               <w:spacing w:lineRule="auto" w:line="276" w:before="40" w:after="40"/>
               <w:jc w:val="start"/>
               <w:rPr>
@@ -21346,6 +21722,7 @@
             <w:pPr>
               <w:pStyle w:val="Normal"/>
               <w:widowControl/>
+              <w:suppressAutoHyphens w:val="true"/>
               <w:spacing w:lineRule="auto" w:line="276" w:before="40" w:after="40"/>
               <w:jc w:val="start"/>
               <w:rPr>
@@ -21384,6 +21761,7 @@
             <w:pPr>
               <w:pStyle w:val="Normal"/>
               <w:widowControl/>
+              <w:suppressAutoHyphens w:val="true"/>
               <w:spacing w:lineRule="auto" w:line="276" w:before="40" w:after="40"/>
               <w:jc w:val="center"/>
               <w:rPr>
@@ -21417,6 +21795,7 @@
             <w:pPr>
               <w:pStyle w:val="Normal"/>
               <w:widowControl/>
+              <w:suppressAutoHyphens w:val="true"/>
               <w:spacing w:lineRule="auto" w:line="276" w:before="40" w:after="40"/>
               <w:jc w:val="start"/>
               <w:rPr>
@@ -21450,6 +21829,7 @@
             <w:pPr>
               <w:pStyle w:val="Normal"/>
               <w:widowControl/>
+              <w:suppressAutoHyphens w:val="true"/>
               <w:spacing w:lineRule="auto" w:line="276" w:before="40" w:after="40"/>
               <w:jc w:val="start"/>
               <w:rPr>
@@ -21489,6 +21869,7 @@
             <w:pPr>
               <w:pStyle w:val="Normal"/>
               <w:widowControl/>
+              <w:suppressAutoHyphens w:val="true"/>
               <w:spacing w:lineRule="auto" w:line="276" w:before="40" w:after="40"/>
               <w:jc w:val="center"/>
               <w:rPr>
@@ -21523,6 +21904,7 @@
             <w:pPr>
               <w:pStyle w:val="Normal"/>
               <w:widowControl/>
+              <w:suppressAutoHyphens w:val="true"/>
               <w:spacing w:lineRule="auto" w:line="276" w:before="40" w:after="40"/>
               <w:jc w:val="start"/>
               <w:rPr>
@@ -21557,6 +21939,7 @@
             <w:pPr>
               <w:pStyle w:val="Normal"/>
               <w:widowControl/>
+              <w:suppressAutoHyphens w:val="true"/>
               <w:spacing w:lineRule="auto" w:line="276" w:before="40" w:after="40"/>
               <w:jc w:val="start"/>
               <w:rPr>
@@ -21595,6 +21978,7 @@
             <w:pPr>
               <w:pStyle w:val="Normal"/>
               <w:widowControl/>
+              <w:suppressAutoHyphens w:val="true"/>
               <w:spacing w:lineRule="auto" w:line="276" w:before="40" w:after="40"/>
               <w:jc w:val="center"/>
               <w:rPr>
@@ -21628,6 +22012,7 @@
             <w:pPr>
               <w:pStyle w:val="Normal"/>
               <w:widowControl/>
+              <w:suppressAutoHyphens w:val="true"/>
               <w:spacing w:lineRule="auto" w:line="276" w:before="40" w:after="40"/>
               <w:jc w:val="start"/>
               <w:rPr>
@@ -21661,6 +22046,7 @@
             <w:pPr>
               <w:pStyle w:val="Normal"/>
               <w:widowControl/>
+              <w:suppressAutoHyphens w:val="true"/>
               <w:spacing w:lineRule="auto" w:line="276" w:before="40" w:after="40"/>
               <w:jc w:val="start"/>
               <w:rPr>
@@ -21700,6 +22086,7 @@
             <w:pPr>
               <w:pStyle w:val="Normal"/>
               <w:widowControl/>
+              <w:suppressAutoHyphens w:val="true"/>
               <w:spacing w:lineRule="auto" w:line="276" w:before="40" w:after="40"/>
               <w:jc w:val="center"/>
               <w:rPr>
@@ -21734,6 +22121,7 @@
             <w:pPr>
               <w:pStyle w:val="Normal"/>
               <w:widowControl/>
+              <w:suppressAutoHyphens w:val="true"/>
               <w:spacing w:lineRule="auto" w:line="276" w:before="40" w:after="40"/>
               <w:jc w:val="start"/>
               <w:rPr>
@@ -21768,6 +22156,7 @@
             <w:pPr>
               <w:pStyle w:val="Normal"/>
               <w:widowControl/>
+              <w:suppressAutoHyphens w:val="true"/>
               <w:spacing w:lineRule="auto" w:line="276" w:before="40" w:after="40"/>
               <w:jc w:val="start"/>
               <w:rPr>
@@ -21844,7 +22233,7 @@
         <w:jc w:val="start"/>
         <w:rPr/>
       </w:pPr>
-      <w:bookmarkStart w:id="46" w:name="__RefHeading___Toc3912_989993713"/>
+      <w:bookmarkStart w:id="46" w:name="__RefHeading___Toc3912_3034938809"/>
       <w:bookmarkEnd w:id="46"/>
       <w:r>
         <w:rPr>
@@ -21894,7 +22283,7 @@
         <w:jc w:val="center"/>
         <w:rPr/>
       </w:pPr>
-      <w:bookmarkStart w:id="47" w:name="__RefHeading___Toc3914_989993713"/>
+      <w:bookmarkStart w:id="47" w:name="__RefHeading___Toc3914_3034938809"/>
       <w:bookmarkEnd w:id="47"/>
       <w:r>
         <w:rPr>
@@ -21912,7 +22301,7 @@
         <w:jc w:val="start"/>
         <w:rPr/>
       </w:pPr>
-      <w:bookmarkStart w:id="48" w:name="__RefHeading___Toc3916_989993713"/>
+      <w:bookmarkStart w:id="48" w:name="__RefHeading___Toc3916_3034938809"/>
       <w:bookmarkEnd w:id="48"/>
       <w:r>
         <w:rPr>
@@ -22110,7 +22499,7 @@
         <w:jc w:val="start"/>
         <w:rPr/>
       </w:pPr>
-      <w:bookmarkStart w:id="49" w:name="__RefHeading___Toc3918_989993713"/>
+      <w:bookmarkStart w:id="49" w:name="__RefHeading___Toc3918_3034938809"/>
       <w:bookmarkEnd w:id="49"/>
       <w:r>
         <w:rPr>
@@ -22128,7 +22517,7 @@
         <w:jc w:val="start"/>
         <w:rPr/>
       </w:pPr>
-      <w:bookmarkStart w:id="50" w:name="__RefHeading___Toc3920_989993713"/>
+      <w:bookmarkStart w:id="50" w:name="__RefHeading___Toc3920_3034938809"/>
       <w:bookmarkEnd w:id="50"/>
       <w:r>
         <w:rPr>
@@ -22254,7 +22643,7 @@
         <w:jc w:val="start"/>
         <w:rPr/>
       </w:pPr>
-      <w:bookmarkStart w:id="51" w:name="__RefHeading___Toc3922_989993713"/>
+      <w:bookmarkStart w:id="51" w:name="__RefHeading___Toc3922_3034938809"/>
       <w:bookmarkEnd w:id="51"/>
       <w:r>
         <w:rPr>
@@ -22380,7 +22769,7 @@
         <w:jc w:val="start"/>
         <w:rPr/>
       </w:pPr>
-      <w:bookmarkStart w:id="52" w:name="__RefHeading___Toc3924_989993713"/>
+      <w:bookmarkStart w:id="52" w:name="__RefHeading___Toc3924_3034938809"/>
       <w:bookmarkEnd w:id="52"/>
       <w:r>
         <w:rPr>
@@ -22506,7 +22895,7 @@
         <w:jc w:val="start"/>
         <w:rPr/>
       </w:pPr>
-      <w:bookmarkStart w:id="53" w:name="__RefHeading___Toc3926_989993713"/>
+      <w:bookmarkStart w:id="53" w:name="__RefHeading___Toc3926_3034938809"/>
       <w:bookmarkEnd w:id="53"/>
       <w:r>
         <w:rPr>
@@ -22632,7 +23021,7 @@
         <w:jc w:val="start"/>
         <w:rPr/>
       </w:pPr>
-      <w:bookmarkStart w:id="54" w:name="__RefHeading___Toc3928_989993713"/>
+      <w:bookmarkStart w:id="54" w:name="__RefHeading___Toc3928_3034938809"/>
       <w:bookmarkEnd w:id="54"/>
       <w:r>
         <w:rPr>
@@ -22650,7 +23039,7 @@
         <w:jc w:val="start"/>
         <w:rPr/>
       </w:pPr>
-      <w:bookmarkStart w:id="55" w:name="__RefHeading___Toc3930_989993713"/>
+      <w:bookmarkStart w:id="55" w:name="__RefHeading___Toc3930_3034938809"/>
       <w:bookmarkEnd w:id="55"/>
       <w:r>
         <w:rPr>
@@ -22686,7 +23075,7 @@
         <w:jc w:val="start"/>
         <w:rPr/>
       </w:pPr>
-      <w:bookmarkStart w:id="56" w:name="__RefHeading___Toc3932_989993713"/>
+      <w:bookmarkStart w:id="56" w:name="__RefHeading___Toc3932_3034938809"/>
       <w:bookmarkEnd w:id="56"/>
       <w:r>
         <w:rPr>
@@ -22713,7 +23102,7 @@
           <w:i w:val="false"/>
           <w:sz w:val="28"/>
         </w:rPr>
-        <w:t>Sau khi check-in được gửi, proposal xuất hiện tại trang theo dõi nhân viên. Đọc official baseline, projected score, phân loại định lượng, confidence breakdown, tiêu chí rubric và nguồn. Nút áp dụng chỉ sao chép đề xuất còn hiệu lực vào form review; quản lý chỉnh và tự quyết định Duyệt/Từ chối.</w:t>
+        <w:t>Sau khi check-in được gửi, proposal xuất hiện tại trang theo dõi nhân viên. Đọc official baseline, projected score, phân loại định lượng, confidence breakdown, tiêu chí rubric và nguồn. Ở Shadow mode, giao diện ghi rõ chế độ quan sát và không hiển thị khả năng áp dụng. Khi Pilot/General Availability được mở đúng tenant/phòng ban, nút áp dụng mới sao chép đề xuất còn hiệu lực vào form review; quản lý chỉnh và tự quyết định Duyệt/Từ chối.</w:t>
       </w:r>
     </w:p>
     <w:p>
@@ -22722,7 +23111,7 @@
         <w:jc w:val="start"/>
         <w:rPr/>
       </w:pPr>
-      <w:bookmarkStart w:id="57" w:name="__RefHeading___Toc3934_989993713"/>
+      <w:bookmarkStart w:id="57" w:name="__RefHeading___Toc3934_3034938809"/>
       <w:bookmarkEnd w:id="57"/>
       <w:r>
         <w:rPr>
@@ -22758,7 +23147,7 @@
         <w:jc w:val="start"/>
         <w:rPr/>
       </w:pPr>
-      <w:bookmarkStart w:id="58" w:name="__RefHeading___Toc3936_989993713"/>
+      <w:bookmarkStart w:id="58" w:name="__RefHeading___Toc3936_3034938809"/>
       <w:bookmarkEnd w:id="58"/>
       <w:r>
         <w:rPr>
@@ -22794,7 +23183,7 @@
         <w:jc w:val="start"/>
         <w:rPr/>
       </w:pPr>
-      <w:bookmarkStart w:id="59" w:name="__RefHeading___Toc3938_989993713"/>
+      <w:bookmarkStart w:id="59" w:name="__RefHeading___Toc3938_3034938809"/>
       <w:bookmarkEnd w:id="59"/>
       <w:r>
         <w:rPr>
@@ -22830,7 +23219,7 @@
         <w:jc w:val="start"/>
         <w:rPr/>
       </w:pPr>
-      <w:bookmarkStart w:id="60" w:name="__RefHeading___Toc3940_989993713"/>
+      <w:bookmarkStart w:id="60" w:name="__RefHeading___Toc3940_3034938809"/>
       <w:bookmarkEnd w:id="60"/>
       <w:r>
         <w:rPr>
@@ -23006,7 +23395,7 @@
         <w:jc w:val="center"/>
         <w:rPr/>
       </w:pPr>
-      <w:bookmarkStart w:id="61" w:name="__RefHeading___Toc3942_989993713"/>
+      <w:bookmarkStart w:id="61" w:name="__RefHeading___Toc3942_3034938809"/>
       <w:bookmarkEnd w:id="61"/>
       <w:r>
         <w:rPr>
@@ -23024,7 +23413,7 @@
         <w:jc w:val="start"/>
         <w:rPr/>
       </w:pPr>
-      <w:bookmarkStart w:id="62" w:name="__RefHeading___Toc3944_989993713"/>
+      <w:bookmarkStart w:id="62" w:name="__RefHeading___Toc3944_3034938809"/>
       <w:bookmarkEnd w:id="62"/>
       <w:r>
         <w:rPr>
@@ -23078,7 +23467,7 @@
         <w:jc w:val="start"/>
         <w:rPr/>
       </w:pPr>
-      <w:bookmarkStart w:id="63" w:name="__RefHeading___Toc3946_989993713"/>
+      <w:bookmarkStart w:id="63" w:name="__RefHeading___Toc3946_3034938809"/>
       <w:bookmarkEnd w:id="63"/>
       <w:r>
         <w:rPr>
@@ -23303,7 +23692,7 @@
           <w:i w:val="false"/>
           <w:sz w:val="28"/>
         </w:rPr>
-        <w:t>Build sạch và 520 kiểm thử tự động cùng diễn tập SQL Server tạo bằng chứng có thể lặp lại.</w:t>
+        <w:t>Build sạch và 536 kiểm thử tự động cùng diễn tập SQL Server tạo bằng chứng có thể lặp lại.</w:t>
       </w:r>
     </w:p>
     <w:p>
@@ -23312,7 +23701,7 @@
         <w:jc w:val="start"/>
         <w:rPr/>
       </w:pPr>
-      <w:bookmarkStart w:id="64" w:name="__RefHeading___Toc3948_989993713"/>
+      <w:bookmarkStart w:id="64" w:name="__RefHeading___Toc3948_3034938809"/>
       <w:bookmarkEnd w:id="64"/>
       <w:r>
         <w:rPr>
@@ -23510,7 +23899,7 @@
         <w:jc w:val="start"/>
         <w:rPr/>
       </w:pPr>
-      <w:bookmarkStart w:id="65" w:name="__RefHeading___Toc3950_989993713"/>
+      <w:bookmarkStart w:id="65" w:name="__RefHeading___Toc3950_3034938809"/>
       <w:bookmarkEnd w:id="65"/>
       <w:r>
         <w:rPr>
@@ -23578,7 +23967,7 @@
         <w:jc w:val="center"/>
         <w:rPr/>
       </w:pPr>
-      <w:bookmarkStart w:id="66" w:name="__RefHeading___Toc3952_989993713"/>
+      <w:bookmarkStart w:id="66" w:name="__RefHeading___Toc3952_3034938809"/>
       <w:bookmarkEnd w:id="66"/>
       <w:r>
         <w:rPr>
@@ -23625,6 +24014,7 @@
             <w:pPr>
               <w:pStyle w:val="Normal"/>
               <w:widowControl/>
+              <w:suppressAutoHyphens w:val="true"/>
               <w:spacing w:lineRule="auto" w:line="276" w:before="40" w:after="40"/>
               <w:jc w:val="center"/>
               <w:rPr>
@@ -23660,6 +24050,7 @@
             <w:pPr>
               <w:pStyle w:val="Normal"/>
               <w:widowControl/>
+              <w:suppressAutoHyphens w:val="true"/>
               <w:spacing w:lineRule="auto" w:line="276" w:before="40" w:after="40"/>
               <w:jc w:val="center"/>
               <w:rPr>
@@ -23699,6 +24090,7 @@
             <w:pPr>
               <w:pStyle w:val="Normal"/>
               <w:widowControl/>
+              <w:suppressAutoHyphens w:val="true"/>
               <w:spacing w:lineRule="auto" w:line="276" w:before="40" w:after="40"/>
               <w:jc w:val="center"/>
               <w:rPr>
@@ -23732,6 +24124,7 @@
             <w:pPr>
               <w:pStyle w:val="Normal"/>
               <w:widowControl/>
+              <w:suppressAutoHyphens w:val="true"/>
               <w:spacing w:lineRule="auto" w:line="276" w:before="40" w:after="40"/>
               <w:jc w:val="start"/>
               <w:rPr>
@@ -23771,6 +24164,7 @@
             <w:pPr>
               <w:pStyle w:val="Normal"/>
               <w:widowControl/>
+              <w:suppressAutoHyphens w:val="true"/>
               <w:spacing w:lineRule="auto" w:line="276" w:before="40" w:after="40"/>
               <w:jc w:val="center"/>
               <w:rPr>
@@ -23805,6 +24199,7 @@
             <w:pPr>
               <w:pStyle w:val="Normal"/>
               <w:widowControl/>
+              <w:suppressAutoHyphens w:val="true"/>
               <w:spacing w:lineRule="auto" w:line="276" w:before="40" w:after="40"/>
               <w:jc w:val="start"/>
               <w:rPr>
@@ -23843,6 +24238,7 @@
             <w:pPr>
               <w:pStyle w:val="Normal"/>
               <w:widowControl/>
+              <w:suppressAutoHyphens w:val="true"/>
               <w:spacing w:lineRule="auto" w:line="276" w:before="40" w:after="40"/>
               <w:jc w:val="center"/>
               <w:rPr>
@@ -23876,6 +24272,7 @@
             <w:pPr>
               <w:pStyle w:val="Normal"/>
               <w:widowControl/>
+              <w:suppressAutoHyphens w:val="true"/>
               <w:spacing w:lineRule="auto" w:line="276" w:before="40" w:after="40"/>
               <w:jc w:val="start"/>
               <w:rPr>
@@ -23915,6 +24312,7 @@
             <w:pPr>
               <w:pStyle w:val="Normal"/>
               <w:widowControl/>
+              <w:suppressAutoHyphens w:val="true"/>
               <w:spacing w:lineRule="auto" w:line="276" w:before="40" w:after="40"/>
               <w:jc w:val="center"/>
               <w:rPr>
@@ -23949,6 +24347,7 @@
             <w:pPr>
               <w:pStyle w:val="Normal"/>
               <w:widowControl/>
+              <w:suppressAutoHyphens w:val="true"/>
               <w:spacing w:lineRule="auto" w:line="276" w:before="40" w:after="40"/>
               <w:jc w:val="start"/>
               <w:rPr>
@@ -23987,6 +24386,7 @@
             <w:pPr>
               <w:pStyle w:val="Normal"/>
               <w:widowControl/>
+              <w:suppressAutoHyphens w:val="true"/>
               <w:spacing w:lineRule="auto" w:line="276" w:before="40" w:after="40"/>
               <w:jc w:val="center"/>
               <w:rPr>
@@ -24020,6 +24420,7 @@
             <w:pPr>
               <w:pStyle w:val="Normal"/>
               <w:widowControl/>
+              <w:suppressAutoHyphens w:val="true"/>
               <w:spacing w:lineRule="auto" w:line="276" w:before="40" w:after="40"/>
               <w:jc w:val="start"/>
               <w:rPr>
@@ -24059,6 +24460,7 @@
             <w:pPr>
               <w:pStyle w:val="Normal"/>
               <w:widowControl/>
+              <w:suppressAutoHyphens w:val="true"/>
               <w:spacing w:lineRule="auto" w:line="276" w:before="40" w:after="40"/>
               <w:jc w:val="center"/>
               <w:rPr>
@@ -24093,6 +24495,7 @@
             <w:pPr>
               <w:pStyle w:val="Normal"/>
               <w:widowControl/>
+              <w:suppressAutoHyphens w:val="true"/>
               <w:spacing w:lineRule="auto" w:line="276" w:before="40" w:after="40"/>
               <w:jc w:val="start"/>
               <w:rPr>
@@ -24131,6 +24534,7 @@
             <w:pPr>
               <w:pStyle w:val="Normal"/>
               <w:widowControl/>
+              <w:suppressAutoHyphens w:val="true"/>
               <w:spacing w:lineRule="auto" w:line="276" w:before="40" w:after="40"/>
               <w:jc w:val="center"/>
               <w:rPr>
@@ -24164,6 +24568,7 @@
             <w:pPr>
               <w:pStyle w:val="Normal"/>
               <w:widowControl/>
+              <w:suppressAutoHyphens w:val="true"/>
               <w:spacing w:lineRule="auto" w:line="276" w:before="40" w:after="40"/>
               <w:jc w:val="start"/>
               <w:rPr>
@@ -24203,6 +24608,7 @@
             <w:pPr>
               <w:pStyle w:val="Normal"/>
               <w:widowControl/>
+              <w:suppressAutoHyphens w:val="true"/>
               <w:spacing w:lineRule="auto" w:line="276" w:before="40" w:after="40"/>
               <w:jc w:val="center"/>
               <w:rPr>
@@ -24237,6 +24643,7 @@
             <w:pPr>
               <w:pStyle w:val="Normal"/>
               <w:widowControl/>
+              <w:suppressAutoHyphens w:val="true"/>
               <w:spacing w:lineRule="auto" w:line="276" w:before="40" w:after="40"/>
               <w:jc w:val="start"/>
               <w:rPr>
@@ -24275,6 +24682,7 @@
             <w:pPr>
               <w:pStyle w:val="Normal"/>
               <w:widowControl/>
+              <w:suppressAutoHyphens w:val="true"/>
               <w:spacing w:lineRule="auto" w:line="276" w:before="40" w:after="40"/>
               <w:jc w:val="center"/>
               <w:rPr>
@@ -24308,6 +24716,7 @@
             <w:pPr>
               <w:pStyle w:val="Normal"/>
               <w:widowControl/>
+              <w:suppressAutoHyphens w:val="true"/>
               <w:spacing w:lineRule="auto" w:line="276" w:before="40" w:after="40"/>
               <w:jc w:val="start"/>
               <w:rPr>
@@ -24347,6 +24756,7 @@
             <w:pPr>
               <w:pStyle w:val="Normal"/>
               <w:widowControl/>
+              <w:suppressAutoHyphens w:val="true"/>
               <w:spacing w:lineRule="auto" w:line="276" w:before="40" w:after="40"/>
               <w:jc w:val="center"/>
               <w:rPr>
@@ -24381,6 +24791,7 @@
             <w:pPr>
               <w:pStyle w:val="Normal"/>
               <w:widowControl/>
+              <w:suppressAutoHyphens w:val="true"/>
               <w:spacing w:lineRule="auto" w:line="276" w:before="40" w:after="40"/>
               <w:jc w:val="start"/>
               <w:rPr>
@@ -24419,6 +24830,7 @@
             <w:pPr>
               <w:pStyle w:val="Normal"/>
               <w:widowControl/>
+              <w:suppressAutoHyphens w:val="true"/>
               <w:spacing w:lineRule="auto" w:line="276" w:before="40" w:after="40"/>
               <w:jc w:val="center"/>
               <w:rPr>
@@ -24452,6 +24864,7 @@
             <w:pPr>
               <w:pStyle w:val="Normal"/>
               <w:widowControl/>
+              <w:suppressAutoHyphens w:val="true"/>
               <w:spacing w:lineRule="auto" w:line="276" w:before="40" w:after="40"/>
               <w:jc w:val="start"/>
               <w:rPr>
@@ -24491,6 +24904,7 @@
             <w:pPr>
               <w:pStyle w:val="Normal"/>
               <w:widowControl/>
+              <w:suppressAutoHyphens w:val="true"/>
               <w:spacing w:lineRule="auto" w:line="276" w:before="40" w:after="40"/>
               <w:jc w:val="center"/>
               <w:rPr>
@@ -24525,6 +24939,7 @@
             <w:pPr>
               <w:pStyle w:val="Normal"/>
               <w:widowControl/>
+              <w:suppressAutoHyphens w:val="true"/>
               <w:spacing w:lineRule="auto" w:line="276" w:before="40" w:after="40"/>
               <w:jc w:val="start"/>
               <w:rPr>
@@ -24563,6 +24978,7 @@
             <w:pPr>
               <w:pStyle w:val="Normal"/>
               <w:widowControl/>
+              <w:suppressAutoHyphens w:val="true"/>
               <w:spacing w:lineRule="auto" w:line="276" w:before="40" w:after="40"/>
               <w:jc w:val="center"/>
               <w:rPr>
@@ -24596,6 +25012,7 @@
             <w:pPr>
               <w:pStyle w:val="Normal"/>
               <w:widowControl/>
+              <w:suppressAutoHyphens w:val="true"/>
               <w:spacing w:lineRule="auto" w:line="276" w:before="40" w:after="40"/>
               <w:jc w:val="start"/>
               <w:rPr>
@@ -24635,6 +25052,7 @@
             <w:pPr>
               <w:pStyle w:val="Normal"/>
               <w:widowControl/>
+              <w:suppressAutoHyphens w:val="true"/>
               <w:spacing w:lineRule="auto" w:line="276" w:before="40" w:after="40"/>
               <w:jc w:val="center"/>
               <w:rPr>
@@ -24669,6 +25087,7 @@
             <w:pPr>
               <w:pStyle w:val="Normal"/>
               <w:widowControl/>
+              <w:suppressAutoHyphens w:val="true"/>
               <w:spacing w:lineRule="auto" w:line="276" w:before="40" w:after="40"/>
               <w:jc w:val="start"/>
               <w:rPr>
@@ -24707,6 +25126,7 @@
             <w:pPr>
               <w:pStyle w:val="Normal"/>
               <w:widowControl/>
+              <w:suppressAutoHyphens w:val="true"/>
               <w:spacing w:lineRule="auto" w:line="276" w:before="40" w:after="40"/>
               <w:jc w:val="center"/>
               <w:rPr>
@@ -24740,6 +25160,7 @@
             <w:pPr>
               <w:pStyle w:val="Normal"/>
               <w:widowControl/>
+              <w:suppressAutoHyphens w:val="true"/>
               <w:spacing w:lineRule="auto" w:line="276" w:before="40" w:after="40"/>
               <w:jc w:val="start"/>
               <w:rPr>
@@ -24830,7 +25251,7 @@
         <w:jc w:val="center"/>
         <w:rPr/>
       </w:pPr>
-      <w:bookmarkStart w:id="67" w:name="__RefHeading___Toc3954_989993713"/>
+      <w:bookmarkStart w:id="67" w:name="__RefHeading___Toc3954_3034938809"/>
       <w:bookmarkEnd w:id="67"/>
       <w:r>
         <w:rPr>
@@ -24877,6 +25298,7 @@
             <w:pPr>
               <w:pStyle w:val="Normal"/>
               <w:widowControl/>
+              <w:suppressAutoHyphens w:val="true"/>
               <w:spacing w:lineRule="auto" w:line="276" w:before="40" w:after="40"/>
               <w:jc w:val="center"/>
               <w:rPr>
@@ -24912,6 +25334,7 @@
             <w:pPr>
               <w:pStyle w:val="Normal"/>
               <w:widowControl/>
+              <w:suppressAutoHyphens w:val="true"/>
               <w:spacing w:lineRule="auto" w:line="276" w:before="40" w:after="40"/>
               <w:jc w:val="center"/>
               <w:rPr>
@@ -24951,6 +25374,7 @@
             <w:pPr>
               <w:pStyle w:val="Normal"/>
               <w:widowControl/>
+              <w:suppressAutoHyphens w:val="true"/>
               <w:spacing w:lineRule="auto" w:line="276" w:before="40" w:after="40"/>
               <w:jc w:val="center"/>
               <w:rPr>
@@ -24984,6 +25408,7 @@
             <w:pPr>
               <w:pStyle w:val="Normal"/>
               <w:widowControl/>
+              <w:suppressAutoHyphens w:val="true"/>
               <w:spacing w:lineRule="auto" w:line="276" w:before="40" w:after="40"/>
               <w:jc w:val="start"/>
               <w:rPr>
@@ -25023,6 +25448,7 @@
             <w:pPr>
               <w:pStyle w:val="Normal"/>
               <w:widowControl/>
+              <w:suppressAutoHyphens w:val="true"/>
               <w:spacing w:lineRule="auto" w:line="276" w:before="40" w:after="40"/>
               <w:jc w:val="center"/>
               <w:rPr>
@@ -25057,6 +25483,7 @@
             <w:pPr>
               <w:pStyle w:val="Normal"/>
               <w:widowControl/>
+              <w:suppressAutoHyphens w:val="true"/>
               <w:spacing w:lineRule="auto" w:line="276" w:before="40" w:after="40"/>
               <w:jc w:val="start"/>
               <w:rPr>
@@ -25095,6 +25522,7 @@
             <w:pPr>
               <w:pStyle w:val="Normal"/>
               <w:widowControl/>
+              <w:suppressAutoHyphens w:val="true"/>
               <w:spacing w:lineRule="auto" w:line="276" w:before="40" w:after="40"/>
               <w:jc w:val="center"/>
               <w:rPr>
@@ -25128,6 +25556,7 @@
             <w:pPr>
               <w:pStyle w:val="Normal"/>
               <w:widowControl/>
+              <w:suppressAutoHyphens w:val="true"/>
               <w:spacing w:lineRule="auto" w:line="276" w:before="40" w:after="40"/>
               <w:jc w:val="start"/>
               <w:rPr>
@@ -25167,6 +25596,7 @@
             <w:pPr>
               <w:pStyle w:val="Normal"/>
               <w:widowControl/>
+              <w:suppressAutoHyphens w:val="true"/>
               <w:spacing w:lineRule="auto" w:line="276" w:before="40" w:after="40"/>
               <w:jc w:val="center"/>
               <w:rPr>
@@ -25201,6 +25631,7 @@
             <w:pPr>
               <w:pStyle w:val="Normal"/>
               <w:widowControl/>
+              <w:suppressAutoHyphens w:val="true"/>
               <w:spacing w:lineRule="auto" w:line="276" w:before="40" w:after="40"/>
               <w:jc w:val="start"/>
               <w:rPr>
@@ -25239,6 +25670,7 @@
             <w:pPr>
               <w:pStyle w:val="Normal"/>
               <w:widowControl/>
+              <w:suppressAutoHyphens w:val="true"/>
               <w:spacing w:lineRule="auto" w:line="276" w:before="40" w:after="40"/>
               <w:jc w:val="center"/>
               <w:rPr>
@@ -25272,6 +25704,7 @@
             <w:pPr>
               <w:pStyle w:val="Normal"/>
               <w:widowControl/>
+              <w:suppressAutoHyphens w:val="true"/>
               <w:spacing w:lineRule="auto" w:line="276" w:before="40" w:after="40"/>
               <w:jc w:val="start"/>
               <w:rPr>
@@ -25311,6 +25744,7 @@
             <w:pPr>
               <w:pStyle w:val="Normal"/>
               <w:widowControl/>
+              <w:suppressAutoHyphens w:val="true"/>
               <w:spacing w:lineRule="auto" w:line="276" w:before="40" w:after="40"/>
               <w:jc w:val="center"/>
               <w:rPr>
@@ -25345,6 +25779,7 @@
             <w:pPr>
               <w:pStyle w:val="Normal"/>
               <w:widowControl/>
+              <w:suppressAutoHyphens w:val="true"/>
               <w:spacing w:lineRule="auto" w:line="276" w:before="40" w:after="40"/>
               <w:jc w:val="start"/>
               <w:rPr>
@@ -25383,6 +25818,7 @@
             <w:pPr>
               <w:pStyle w:val="Normal"/>
               <w:widowControl/>
+              <w:suppressAutoHyphens w:val="true"/>
               <w:spacing w:lineRule="auto" w:line="276" w:before="40" w:after="40"/>
               <w:jc w:val="center"/>
               <w:rPr>
@@ -25416,6 +25852,7 @@
             <w:pPr>
               <w:pStyle w:val="Normal"/>
               <w:widowControl/>
+              <w:suppressAutoHyphens w:val="true"/>
               <w:spacing w:lineRule="auto" w:line="276" w:before="40" w:after="40"/>
               <w:jc w:val="start"/>
               <w:rPr>
@@ -25455,6 +25892,7 @@
             <w:pPr>
               <w:pStyle w:val="Normal"/>
               <w:widowControl/>
+              <w:suppressAutoHyphens w:val="true"/>
               <w:spacing w:lineRule="auto" w:line="276" w:before="40" w:after="40"/>
               <w:jc w:val="center"/>
               <w:rPr>
@@ -25489,6 +25927,7 @@
             <w:pPr>
               <w:pStyle w:val="Normal"/>
               <w:widowControl/>
+              <w:suppressAutoHyphens w:val="true"/>
               <w:spacing w:lineRule="auto" w:line="276" w:before="40" w:after="40"/>
               <w:jc w:val="start"/>
               <w:rPr>
@@ -25527,6 +25966,7 @@
             <w:pPr>
               <w:pStyle w:val="Normal"/>
               <w:widowControl/>
+              <w:suppressAutoHyphens w:val="true"/>
               <w:spacing w:lineRule="auto" w:line="276" w:before="40" w:after="40"/>
               <w:jc w:val="center"/>
               <w:rPr>
@@ -25560,6 +26000,7 @@
             <w:pPr>
               <w:pStyle w:val="Normal"/>
               <w:widowControl/>
+              <w:suppressAutoHyphens w:val="true"/>
               <w:spacing w:lineRule="auto" w:line="276" w:before="40" w:after="40"/>
               <w:jc w:val="start"/>
               <w:rPr>
@@ -25599,6 +26040,7 @@
             <w:pPr>
               <w:pStyle w:val="Normal"/>
               <w:widowControl/>
+              <w:suppressAutoHyphens w:val="true"/>
               <w:spacing w:lineRule="auto" w:line="276" w:before="40" w:after="40"/>
               <w:jc w:val="center"/>
               <w:rPr>
@@ -25633,6 +26075,7 @@
             <w:pPr>
               <w:pStyle w:val="Normal"/>
               <w:widowControl/>
+              <w:suppressAutoHyphens w:val="true"/>
               <w:spacing w:lineRule="auto" w:line="276" w:before="40" w:after="40"/>
               <w:jc w:val="start"/>
               <w:rPr>
@@ -25671,6 +26114,7 @@
             <w:pPr>
               <w:pStyle w:val="Normal"/>
               <w:widowControl/>
+              <w:suppressAutoHyphens w:val="true"/>
               <w:spacing w:lineRule="auto" w:line="276" w:before="40" w:after="40"/>
               <w:jc w:val="center"/>
               <w:rPr>
@@ -25704,6 +26148,7 @@
             <w:pPr>
               <w:pStyle w:val="Normal"/>
               <w:widowControl/>
+              <w:suppressAutoHyphens w:val="true"/>
               <w:spacing w:lineRule="auto" w:line="276" w:before="40" w:after="40"/>
               <w:jc w:val="start"/>
               <w:rPr>
@@ -25743,6 +26188,7 @@
             <w:pPr>
               <w:pStyle w:val="Normal"/>
               <w:widowControl/>
+              <w:suppressAutoHyphens w:val="true"/>
               <w:spacing w:lineRule="auto" w:line="276" w:before="40" w:after="40"/>
               <w:jc w:val="center"/>
               <w:rPr>
@@ -25777,6 +26223,7 @@
             <w:pPr>
               <w:pStyle w:val="Normal"/>
               <w:widowControl/>
+              <w:suppressAutoHyphens w:val="true"/>
               <w:spacing w:lineRule="auto" w:line="276" w:before="40" w:after="40"/>
               <w:jc w:val="start"/>
               <w:rPr>
@@ -25815,6 +26262,7 @@
             <w:pPr>
               <w:pStyle w:val="Normal"/>
               <w:widowControl/>
+              <w:suppressAutoHyphens w:val="true"/>
               <w:spacing w:lineRule="auto" w:line="276" w:before="40" w:after="40"/>
               <w:jc w:val="center"/>
               <w:rPr>
@@ -25848,6 +26296,7 @@
             <w:pPr>
               <w:pStyle w:val="Normal"/>
               <w:widowControl/>
+              <w:suppressAutoHyphens w:val="true"/>
               <w:spacing w:lineRule="auto" w:line="276" w:before="40" w:after="40"/>
               <w:jc w:val="start"/>
               <w:rPr>
@@ -25938,7 +26387,7 @@
         <w:jc w:val="center"/>
         <w:rPr/>
       </w:pPr>
-      <w:bookmarkStart w:id="68" w:name="__RefHeading___Toc3956_989993713"/>
+      <w:bookmarkStart w:id="68" w:name="__RefHeading___Toc3956_3034938809"/>
       <w:bookmarkEnd w:id="68"/>
       <w:r>
         <w:rPr>
@@ -25985,6 +26434,7 @@
             <w:pPr>
               <w:pStyle w:val="Normal"/>
               <w:widowControl/>
+              <w:suppressAutoHyphens w:val="true"/>
               <w:spacing w:lineRule="auto" w:line="276" w:before="40" w:after="40"/>
               <w:jc w:val="center"/>
               <w:rPr>
@@ -26020,6 +26470,7 @@
             <w:pPr>
               <w:pStyle w:val="Normal"/>
               <w:widowControl/>
+              <w:suppressAutoHyphens w:val="true"/>
               <w:spacing w:lineRule="auto" w:line="276" w:before="40" w:after="40"/>
               <w:jc w:val="center"/>
               <w:rPr>
@@ -26059,6 +26510,7 @@
             <w:pPr>
               <w:pStyle w:val="Normal"/>
               <w:widowControl/>
+              <w:suppressAutoHyphens w:val="true"/>
               <w:spacing w:lineRule="auto" w:line="276" w:before="40" w:after="40"/>
               <w:jc w:val="center"/>
               <w:rPr>
@@ -26092,6 +26544,7 @@
             <w:pPr>
               <w:pStyle w:val="Normal"/>
               <w:widowControl/>
+              <w:suppressAutoHyphens w:val="true"/>
               <w:spacing w:lineRule="auto" w:line="276" w:before="40" w:after="40"/>
               <w:jc w:val="start"/>
               <w:rPr>
@@ -26131,6 +26584,7 @@
             <w:pPr>
               <w:pStyle w:val="Normal"/>
               <w:widowControl/>
+              <w:suppressAutoHyphens w:val="true"/>
               <w:spacing w:lineRule="auto" w:line="276" w:before="40" w:after="40"/>
               <w:jc w:val="center"/>
               <w:rPr>
@@ -26165,6 +26619,7 @@
             <w:pPr>
               <w:pStyle w:val="Normal"/>
               <w:widowControl/>
+              <w:suppressAutoHyphens w:val="true"/>
               <w:spacing w:lineRule="auto" w:line="276" w:before="40" w:after="40"/>
               <w:jc w:val="start"/>
               <w:rPr>
@@ -26203,6 +26658,7 @@
             <w:pPr>
               <w:pStyle w:val="Normal"/>
               <w:widowControl/>
+              <w:suppressAutoHyphens w:val="true"/>
               <w:spacing w:lineRule="auto" w:line="276" w:before="40" w:after="40"/>
               <w:jc w:val="center"/>
               <w:rPr>
@@ -26236,6 +26692,7 @@
             <w:pPr>
               <w:pStyle w:val="Normal"/>
               <w:widowControl/>
+              <w:suppressAutoHyphens w:val="true"/>
               <w:spacing w:lineRule="auto" w:line="276" w:before="40" w:after="40"/>
               <w:jc w:val="start"/>
               <w:rPr>
@@ -26275,6 +26732,7 @@
             <w:pPr>
               <w:pStyle w:val="Normal"/>
               <w:widowControl/>
+              <w:suppressAutoHyphens w:val="true"/>
               <w:spacing w:lineRule="auto" w:line="276" w:before="40" w:after="40"/>
               <w:jc w:val="center"/>
               <w:rPr>
@@ -26309,6 +26767,7 @@
             <w:pPr>
               <w:pStyle w:val="Normal"/>
               <w:widowControl/>
+              <w:suppressAutoHyphens w:val="true"/>
               <w:spacing w:lineRule="auto" w:line="276" w:before="40" w:after="40"/>
               <w:jc w:val="start"/>
               <w:rPr>
@@ -26347,6 +26806,7 @@
             <w:pPr>
               <w:pStyle w:val="Normal"/>
               <w:widowControl/>
+              <w:suppressAutoHyphens w:val="true"/>
               <w:spacing w:lineRule="auto" w:line="276" w:before="40" w:after="40"/>
               <w:jc w:val="center"/>
               <w:rPr>
@@ -26380,6 +26840,7 @@
             <w:pPr>
               <w:pStyle w:val="Normal"/>
               <w:widowControl/>
+              <w:suppressAutoHyphens w:val="true"/>
               <w:spacing w:lineRule="auto" w:line="276" w:before="40" w:after="40"/>
               <w:jc w:val="start"/>
               <w:rPr>
@@ -26419,6 +26880,7 @@
             <w:pPr>
               <w:pStyle w:val="Normal"/>
               <w:widowControl/>
+              <w:suppressAutoHyphens w:val="true"/>
               <w:spacing w:lineRule="auto" w:line="276" w:before="40" w:after="40"/>
               <w:jc w:val="center"/>
               <w:rPr>
@@ -26453,6 +26915,7 @@
             <w:pPr>
               <w:pStyle w:val="Normal"/>
               <w:widowControl/>
+              <w:suppressAutoHyphens w:val="true"/>
               <w:spacing w:lineRule="auto" w:line="276" w:before="40" w:after="40"/>
               <w:jc w:val="start"/>
               <w:rPr>
@@ -26538,7 +27001,7 @@
           <w:i w:val="false"/>
           <w:sz w:val="28"/>
         </w:rPr>
-        <w:t>Kết quả đóng gói ngày 11/08/2026: build 0 warning/0 error và 520 kiểm thử tự động đạt. Các kiểm thử relational sử dụng SQL Server cô lập và xóa database tạm sau khi hoàn tất.</w:t>
+        <w:t>Kết quả đóng gói ngày 11/08/2026: build 0 warning/0 error và 536 kiểm thử tự động đạt. Các kiểm thử relational sử dụng SQL Server cô lập và xóa database tạm sau khi hoàn tất.</w:t>
       </w:r>
     </w:p>
     <w:p>
@@ -26561,7 +27024,7 @@
         <w:jc w:val="center"/>
         <w:rPr/>
       </w:pPr>
-      <w:bookmarkStart w:id="69" w:name="__RefHeading___Toc3958_989993713"/>
+      <w:bookmarkStart w:id="69" w:name="__RefHeading___Toc3958_3034938809"/>
       <w:bookmarkEnd w:id="69"/>
       <w:r>
         <w:rPr>
@@ -26608,6 +27071,7 @@
             <w:pPr>
               <w:pStyle w:val="Normal"/>
               <w:widowControl/>
+              <w:suppressAutoHyphens w:val="true"/>
               <w:spacing w:lineRule="auto" w:line="276" w:before="40" w:after="40"/>
               <w:jc w:val="center"/>
               <w:rPr>
@@ -26643,6 +27107,7 @@
             <w:pPr>
               <w:pStyle w:val="Normal"/>
               <w:widowControl/>
+              <w:suppressAutoHyphens w:val="true"/>
               <w:spacing w:lineRule="auto" w:line="276" w:before="40" w:after="40"/>
               <w:jc w:val="center"/>
               <w:rPr>
@@ -26682,6 +27147,7 @@
             <w:pPr>
               <w:pStyle w:val="Normal"/>
               <w:widowControl/>
+              <w:suppressAutoHyphens w:val="true"/>
               <w:spacing w:lineRule="auto" w:line="276" w:before="40" w:after="40"/>
               <w:jc w:val="center"/>
               <w:rPr>
@@ -26715,6 +27181,7 @@
             <w:pPr>
               <w:pStyle w:val="Normal"/>
               <w:widowControl/>
+              <w:suppressAutoHyphens w:val="true"/>
               <w:spacing w:lineRule="auto" w:line="276" w:before="40" w:after="40"/>
               <w:jc w:val="start"/>
               <w:rPr>
@@ -26754,6 +27221,7 @@
             <w:pPr>
               <w:pStyle w:val="Normal"/>
               <w:widowControl/>
+              <w:suppressAutoHyphens w:val="true"/>
               <w:spacing w:lineRule="auto" w:line="276" w:before="40" w:after="40"/>
               <w:jc w:val="center"/>
               <w:rPr>
@@ -26788,6 +27256,7 @@
             <w:pPr>
               <w:pStyle w:val="Normal"/>
               <w:widowControl/>
+              <w:suppressAutoHyphens w:val="true"/>
               <w:spacing w:lineRule="auto" w:line="276" w:before="40" w:after="40"/>
               <w:jc w:val="start"/>
               <w:rPr>
@@ -26826,6 +27295,7 @@
             <w:pPr>
               <w:pStyle w:val="Normal"/>
               <w:widowControl/>
+              <w:suppressAutoHyphens w:val="true"/>
               <w:spacing w:lineRule="auto" w:line="276" w:before="40" w:after="40"/>
               <w:jc w:val="center"/>
               <w:rPr>
@@ -26859,6 +27329,7 @@
             <w:pPr>
               <w:pStyle w:val="Normal"/>
               <w:widowControl/>
+              <w:suppressAutoHyphens w:val="true"/>
               <w:spacing w:lineRule="auto" w:line="276" w:before="40" w:after="40"/>
               <w:jc w:val="start"/>
               <w:rPr>
@@ -26898,6 +27369,7 @@
             <w:pPr>
               <w:pStyle w:val="Normal"/>
               <w:widowControl/>
+              <w:suppressAutoHyphens w:val="true"/>
               <w:spacing w:lineRule="auto" w:line="276" w:before="40" w:after="40"/>
               <w:jc w:val="center"/>
               <w:rPr>
@@ -26932,6 +27404,7 @@
             <w:pPr>
               <w:pStyle w:val="Normal"/>
               <w:widowControl/>
+              <w:suppressAutoHyphens w:val="true"/>
               <w:spacing w:lineRule="auto" w:line="276" w:before="40" w:after="40"/>
               <w:jc w:val="start"/>
               <w:rPr>
@@ -26970,6 +27443,7 @@
             <w:pPr>
               <w:pStyle w:val="Normal"/>
               <w:widowControl/>
+              <w:suppressAutoHyphens w:val="true"/>
               <w:spacing w:lineRule="auto" w:line="276" w:before="40" w:after="40"/>
               <w:jc w:val="center"/>
               <w:rPr>
@@ -27003,6 +27477,7 @@
             <w:pPr>
               <w:pStyle w:val="Normal"/>
               <w:widowControl/>
+              <w:suppressAutoHyphens w:val="true"/>
               <w:spacing w:lineRule="auto" w:line="276" w:before="40" w:after="40"/>
               <w:jc w:val="start"/>
               <w:rPr>
@@ -27042,6 +27517,7 @@
             <w:pPr>
               <w:pStyle w:val="Normal"/>
               <w:widowControl/>
+              <w:suppressAutoHyphens w:val="true"/>
               <w:spacing w:lineRule="auto" w:line="276" w:before="40" w:after="40"/>
               <w:jc w:val="center"/>
               <w:rPr>
@@ -27076,6 +27552,7 @@
             <w:pPr>
               <w:pStyle w:val="Normal"/>
               <w:widowControl/>
+              <w:suppressAutoHyphens w:val="true"/>
               <w:spacing w:lineRule="auto" w:line="276" w:before="40" w:after="40"/>
               <w:jc w:val="start"/>
               <w:rPr>
@@ -27195,6 +27672,7 @@
         </w:tabs>
         <w:ind w:start="1080" w:hanging="360"/>
       </w:pPr>
+      <w:rPr/>
     </w:lvl>
     <w:lvl w:ilvl="2">
       <w:start w:val="1"/>
@@ -27207,6 +27685,7 @@
         </w:tabs>
         <w:ind w:start="1440" w:hanging="360"/>
       </w:pPr>
+      <w:rPr/>
     </w:lvl>
     <w:lvl w:ilvl="3">
       <w:start w:val="1"/>
@@ -27219,6 +27698,7 @@
         </w:tabs>
         <w:ind w:start="1800" w:hanging="360"/>
       </w:pPr>
+      <w:rPr/>
     </w:lvl>
     <w:lvl w:ilvl="4">
       <w:start w:val="1"/>
@@ -27231,6 +27711,7 @@
         </w:tabs>
         <w:ind w:start="2160" w:hanging="360"/>
       </w:pPr>
+      <w:rPr/>
     </w:lvl>
     <w:lvl w:ilvl="5">
       <w:start w:val="1"/>
@@ -27243,6 +27724,7 @@
         </w:tabs>
         <w:ind w:start="2520" w:hanging="360"/>
       </w:pPr>
+      <w:rPr/>
     </w:lvl>
     <w:lvl w:ilvl="6">
       <w:start w:val="1"/>
@@ -27255,6 +27737,7 @@
         </w:tabs>
         <w:ind w:start="2880" w:hanging="360"/>
       </w:pPr>
+      <w:rPr/>
     </w:lvl>
     <w:lvl w:ilvl="7">
       <w:start w:val="1"/>
@@ -27267,6 +27750,7 @@
         </w:tabs>
         <w:ind w:start="3240" w:hanging="360"/>
       </w:pPr>
+      <w:rPr/>
     </w:lvl>
     <w:lvl w:ilvl="8">
       <w:start w:val="1"/>
@@ -27279,6 +27763,7 @@
         </w:tabs>
         <w:ind w:start="3600" w:hanging="360"/>
       </w:pPr>
+      <w:rPr/>
     </w:lvl>
   </w:abstractNum>
   <w:abstractNum w:abstractNumId="2">
@@ -27308,6 +27793,7 @@
         </w:tabs>
         <w:ind w:start="1080" w:hanging="360"/>
       </w:pPr>
+      <w:rPr/>
     </w:lvl>
     <w:lvl w:ilvl="2">
       <w:start w:val="1"/>
@@ -27320,6 +27806,7 @@
         </w:tabs>
         <w:ind w:start="1440" w:hanging="360"/>
       </w:pPr>
+      <w:rPr/>
     </w:lvl>
     <w:lvl w:ilvl="3">
       <w:start w:val="1"/>
@@ -27332,6 +27819,7 @@
         </w:tabs>
         <w:ind w:start="1800" w:hanging="360"/>
       </w:pPr>
+      <w:rPr/>
     </w:lvl>
     <w:lvl w:ilvl="4">
       <w:start w:val="1"/>
@@ -27344,6 +27832,7 @@
         </w:tabs>
         <w:ind w:start="2160" w:hanging="360"/>
       </w:pPr>
+      <w:rPr/>
     </w:lvl>
     <w:lvl w:ilvl="5">
       <w:start w:val="1"/>
@@ -27356,6 +27845,7 @@
         </w:tabs>
         <w:ind w:start="2520" w:hanging="360"/>
       </w:pPr>
+      <w:rPr/>
     </w:lvl>
     <w:lvl w:ilvl="6">
       <w:start w:val="1"/>
@@ -27368,6 +27858,7 @@
         </w:tabs>
         <w:ind w:start="2880" w:hanging="360"/>
       </w:pPr>
+      <w:rPr/>
     </w:lvl>
     <w:lvl w:ilvl="7">
       <w:start w:val="1"/>
@@ -27380,6 +27871,7 @@
         </w:tabs>
         <w:ind w:start="3240" w:hanging="360"/>
       </w:pPr>
+      <w:rPr/>
     </w:lvl>
     <w:lvl w:ilvl="8">
       <w:start w:val="1"/>
@@ -27392,6 +27884,7 @@
         </w:tabs>
         <w:ind w:start="3600" w:hanging="360"/>
       </w:pPr>
+      <w:rPr/>
     </w:lvl>
   </w:abstractNum>
   <w:abstractNum w:abstractNumId="3">
@@ -27421,6 +27914,7 @@
         </w:tabs>
         <w:ind w:start="1080" w:hanging="360"/>
       </w:pPr>
+      <w:rPr/>
     </w:lvl>
     <w:lvl w:ilvl="2">
       <w:start w:val="1"/>
@@ -27433,6 +27927,7 @@
         </w:tabs>
         <w:ind w:start="1440" w:hanging="360"/>
       </w:pPr>
+      <w:rPr/>
     </w:lvl>
     <w:lvl w:ilvl="3">
       <w:start w:val="1"/>
@@ -27445,6 +27940,7 @@
         </w:tabs>
         <w:ind w:start="1800" w:hanging="360"/>
       </w:pPr>
+      <w:rPr/>
     </w:lvl>
     <w:lvl w:ilvl="4">
       <w:start w:val="1"/>
@@ -27457,6 +27953,7 @@
         </w:tabs>
         <w:ind w:start="2160" w:hanging="360"/>
       </w:pPr>
+      <w:rPr/>
     </w:lvl>
     <w:lvl w:ilvl="5">
       <w:start w:val="1"/>
@@ -27469,6 +27966,7 @@
         </w:tabs>
         <w:ind w:start="2520" w:hanging="360"/>
       </w:pPr>
+      <w:rPr/>
     </w:lvl>
     <w:lvl w:ilvl="6">
       <w:start w:val="1"/>
@@ -27481,6 +27979,7 @@
         </w:tabs>
         <w:ind w:start="2880" w:hanging="360"/>
       </w:pPr>
+      <w:rPr/>
     </w:lvl>
     <w:lvl w:ilvl="7">
       <w:start w:val="1"/>
@@ -27493,6 +27992,7 @@
         </w:tabs>
         <w:ind w:start="3240" w:hanging="360"/>
       </w:pPr>
+      <w:rPr/>
     </w:lvl>
     <w:lvl w:ilvl="8">
       <w:start w:val="1"/>
@@ -27505,6 +28005,7 @@
         </w:tabs>
         <w:ind w:start="3600" w:hanging="360"/>
       </w:pPr>
+      <w:rPr/>
     </w:lvl>
   </w:abstractNum>
   <w:abstractNum w:abstractNumId="4">
@@ -27532,6 +28033,7 @@
         </w:tabs>
         <w:ind w:start="1080" w:hanging="360"/>
       </w:pPr>
+      <w:rPr/>
     </w:lvl>
     <w:lvl w:ilvl="2">
       <w:start w:val="1"/>
@@ -27544,6 +28046,7 @@
         </w:tabs>
         <w:ind w:start="1440" w:hanging="360"/>
       </w:pPr>
+      <w:rPr/>
     </w:lvl>
     <w:lvl w:ilvl="3">
       <w:start w:val="1"/>
@@ -27556,6 +28059,7 @@
         </w:tabs>
         <w:ind w:start="1800" w:hanging="360"/>
       </w:pPr>
+      <w:rPr/>
     </w:lvl>
     <w:lvl w:ilvl="4">
       <w:start w:val="1"/>
@@ -27568,6 +28072,7 @@
         </w:tabs>
         <w:ind w:start="2160" w:hanging="360"/>
       </w:pPr>
+      <w:rPr/>
     </w:lvl>
     <w:lvl w:ilvl="5">
       <w:start w:val="1"/>
@@ -27580,6 +28085,7 @@
         </w:tabs>
         <w:ind w:start="2520" w:hanging="360"/>
       </w:pPr>
+      <w:rPr/>
     </w:lvl>
     <w:lvl w:ilvl="6">
       <w:start w:val="1"/>
@@ -27592,6 +28098,7 @@
         </w:tabs>
         <w:ind w:start="2880" w:hanging="360"/>
       </w:pPr>
+      <w:rPr/>
     </w:lvl>
     <w:lvl w:ilvl="7">
       <w:start w:val="1"/>
@@ -27604,6 +28111,7 @@
         </w:tabs>
         <w:ind w:start="3240" w:hanging="360"/>
       </w:pPr>
+      <w:rPr/>
     </w:lvl>
     <w:lvl w:ilvl="8">
       <w:start w:val="1"/>
@@ -27616,6 +28124,7 @@
         </w:tabs>
         <w:ind w:start="3600" w:hanging="360"/>
       </w:pPr>
+      <w:rPr/>
     </w:lvl>
   </w:abstractNum>
   <w:abstractNum w:abstractNumId="5">
@@ -27643,6 +28152,7 @@
         </w:tabs>
         <w:ind w:start="1080" w:hanging="360"/>
       </w:pPr>
+      <w:rPr/>
     </w:lvl>
     <w:lvl w:ilvl="2">
       <w:start w:val="1"/>
@@ -27655,6 +28165,7 @@
         </w:tabs>
         <w:ind w:start="1440" w:hanging="360"/>
       </w:pPr>
+      <w:rPr/>
     </w:lvl>
     <w:lvl w:ilvl="3">
       <w:start w:val="1"/>
@@ -27667,6 +28178,7 @@
         </w:tabs>
         <w:ind w:start="1800" w:hanging="360"/>
       </w:pPr>
+      <w:rPr/>
     </w:lvl>
     <w:lvl w:ilvl="4">
       <w:start w:val="1"/>
@@ -27679,6 +28191,7 @@
         </w:tabs>
         <w:ind w:start="2160" w:hanging="360"/>
       </w:pPr>
+      <w:rPr/>
     </w:lvl>
     <w:lvl w:ilvl="5">
       <w:start w:val="1"/>
@@ -27691,6 +28204,7 @@
         </w:tabs>
         <w:ind w:start="2520" w:hanging="360"/>
       </w:pPr>
+      <w:rPr/>
     </w:lvl>
     <w:lvl w:ilvl="6">
       <w:start w:val="1"/>
@@ -27703,6 +28217,7 @@
         </w:tabs>
         <w:ind w:start="2880" w:hanging="360"/>
       </w:pPr>
+      <w:rPr/>
     </w:lvl>
     <w:lvl w:ilvl="7">
       <w:start w:val="1"/>
@@ -27715,6 +28230,7 @@
         </w:tabs>
         <w:ind w:start="3240" w:hanging="360"/>
       </w:pPr>
+      <w:rPr/>
     </w:lvl>
     <w:lvl w:ilvl="8">
       <w:start w:val="1"/>
@@ -27727,6 +28243,7 @@
         </w:tabs>
         <w:ind w:start="3600" w:hanging="360"/>
       </w:pPr>
+      <w:rPr/>
     </w:lvl>
   </w:abstractNum>
   <w:abstractNum w:abstractNumId="6">
@@ -27754,6 +28271,7 @@
         </w:tabs>
         <w:ind w:start="1080" w:hanging="360"/>
       </w:pPr>
+      <w:rPr/>
     </w:lvl>
     <w:lvl w:ilvl="2">
       <w:start w:val="1"/>
@@ -27766,6 +28284,7 @@
         </w:tabs>
         <w:ind w:start="1440" w:hanging="360"/>
       </w:pPr>
+      <w:rPr/>
     </w:lvl>
     <w:lvl w:ilvl="3">
       <w:start w:val="1"/>
@@ -27778,6 +28297,7 @@
         </w:tabs>
         <w:ind w:start="1800" w:hanging="360"/>
       </w:pPr>
+      <w:rPr/>
     </w:lvl>
     <w:lvl w:ilvl="4">
       <w:start w:val="1"/>
@@ -27790,6 +28310,7 @@
         </w:tabs>
         <w:ind w:start="2160" w:hanging="360"/>
       </w:pPr>
+      <w:rPr/>
     </w:lvl>
     <w:lvl w:ilvl="5">
       <w:start w:val="1"/>
@@ -27802,6 +28323,7 @@
         </w:tabs>
         <w:ind w:start="2520" w:hanging="360"/>
       </w:pPr>
+      <w:rPr/>
     </w:lvl>
     <w:lvl w:ilvl="6">
       <w:start w:val="1"/>
@@ -27814,6 +28336,7 @@
         </w:tabs>
         <w:ind w:start="2880" w:hanging="360"/>
       </w:pPr>
+      <w:rPr/>
     </w:lvl>
     <w:lvl w:ilvl="7">
       <w:start w:val="1"/>
@@ -27826,6 +28349,7 @@
         </w:tabs>
         <w:ind w:start="3240" w:hanging="360"/>
       </w:pPr>
+      <w:rPr/>
     </w:lvl>
     <w:lvl w:ilvl="8">
       <w:start w:val="1"/>
@@ -27838,6 +28362,7 @@
         </w:tabs>
         <w:ind w:start="3600" w:hanging="360"/>
       </w:pPr>
+      <w:rPr/>
     </w:lvl>
   </w:abstractNum>
   <w:abstractNum w:abstractNumId="7">
@@ -27988,7 +28513,7 @@
   <w:docDefaults>
     <w:rPrDefault>
       <w:rPr>
-        <w:rFonts w:ascii="Cambria" w:hAnsi="Cambria" w:eastAsia="ＭＳ 明朝" w:cs="" w:asciiTheme="minorHAnsi" w:cstheme="minorBidi" w:eastAsiaTheme="minorEastAsia" w:hAnsiTheme="minorHAnsi"/>
+        <w:rFonts w:ascii="Cambria" w:hAnsi="Cambria" w:eastAsia="" w:cs="" w:asciiTheme="minorHAnsi" w:cstheme="minorBidi" w:eastAsiaTheme="minorEastAsia" w:hAnsiTheme="minorHAnsi"/>
         <w:sz w:val="22"/>
         <w:szCs w:val="22"/>
         <w:lang w:val="en-US" w:eastAsia="en-US" w:bidi="ar-SA"/>
@@ -28375,6 +28900,7 @@
     <w:rsid w:val="00fc693f"/>
     <w:pPr>
       <w:widowControl/>
+      <w:suppressAutoHyphens w:val="true"/>
       <w:bidi w:val="0"/>
       <w:spacing w:lineRule="auto" w:line="360" w:before="0" w:after="80"/>
       <w:jc w:val="both"/>
@@ -28404,7 +28930,7 @@
       <w:outlineLvl w:val="0"/>
     </w:pPr>
     <w:rPr>
-      <w:rFonts w:ascii="Calibri" w:hAnsi="Calibri" w:eastAsia="ＭＳ ゴシック" w:cs="" w:asciiTheme="majorHAnsi" w:cstheme="majorBidi" w:eastAsiaTheme="majorEastAsia" w:hAnsiTheme="majorHAnsi"/>
+      <w:rFonts w:ascii="Calibri" w:hAnsi="Calibri" w:eastAsia="" w:cs="" w:asciiTheme="majorHAnsi" w:cstheme="majorBidi" w:eastAsiaTheme="majorEastAsia" w:hAnsiTheme="majorHAnsi"/>
       <w:b/>
       <w:bCs/>
       <w:color w:val="000000"/>
@@ -28429,7 +28955,7 @@
       <w:outlineLvl w:val="1"/>
     </w:pPr>
     <w:rPr>
-      <w:rFonts w:ascii="Calibri" w:hAnsi="Calibri" w:eastAsia="ＭＳ ゴシック" w:cs="" w:asciiTheme="majorHAnsi" w:cstheme="majorBidi" w:eastAsiaTheme="majorEastAsia" w:hAnsiTheme="majorHAnsi"/>
+      <w:rFonts w:ascii="Calibri" w:hAnsi="Calibri" w:eastAsia="" w:cs="" w:asciiTheme="majorHAnsi" w:cstheme="majorBidi" w:eastAsiaTheme="majorEastAsia" w:hAnsiTheme="majorHAnsi"/>
       <w:b/>
       <w:bCs/>
       <w:color w:val="000000"/>
@@ -28454,7 +28980,7 @@
       <w:outlineLvl w:val="2"/>
     </w:pPr>
     <w:rPr>
-      <w:rFonts w:ascii="Calibri" w:hAnsi="Calibri" w:eastAsia="ＭＳ ゴシック" w:cs="" w:asciiTheme="majorHAnsi" w:cstheme="majorBidi" w:eastAsiaTheme="majorEastAsia" w:hAnsiTheme="majorHAnsi"/>
+      <w:rFonts w:ascii="Calibri" w:hAnsi="Calibri" w:eastAsia="" w:cs="" w:asciiTheme="majorHAnsi" w:cstheme="majorBidi" w:eastAsiaTheme="majorEastAsia" w:hAnsiTheme="majorHAnsi"/>
       <w:b/>
       <w:bCs/>
       <w:color w:val="000000"/>
@@ -28479,7 +29005,7 @@
       <w:outlineLvl w:val="3"/>
     </w:pPr>
     <w:rPr>
-      <w:rFonts w:ascii="Calibri" w:hAnsi="Calibri" w:eastAsia="ＭＳ ゴシック" w:cs="" w:asciiTheme="majorHAnsi" w:cstheme="majorBidi" w:eastAsiaTheme="majorEastAsia" w:hAnsiTheme="majorHAnsi"/>
+      <w:rFonts w:ascii="Calibri" w:hAnsi="Calibri" w:eastAsia="" w:cs="" w:asciiTheme="majorHAnsi" w:cstheme="majorBidi" w:eastAsiaTheme="majorEastAsia" w:hAnsiTheme="majorHAnsi"/>
       <w:b/>
       <w:bCs/>
       <w:i/>
@@ -28505,7 +29031,7 @@
       <w:outlineLvl w:val="4"/>
     </w:pPr>
     <w:rPr>
-      <w:rFonts w:ascii="Calibri" w:hAnsi="Calibri" w:eastAsia="ＭＳ ゴシック" w:cs="" w:asciiTheme="majorHAnsi" w:cstheme="majorBidi" w:eastAsiaTheme="majorEastAsia" w:hAnsiTheme="majorHAnsi"/>
+      <w:rFonts w:ascii="Calibri" w:hAnsi="Calibri" w:eastAsia="" w:cs="" w:asciiTheme="majorHAnsi" w:cstheme="majorBidi" w:eastAsiaTheme="majorEastAsia" w:hAnsiTheme="majorHAnsi"/>
       <w:color w:themeColor="accent1" w:themeShade="7f" w:val="243F60"/>
     </w:rPr>
   </w:style>
@@ -28526,7 +29052,7 @@
       <w:outlineLvl w:val="5"/>
     </w:pPr>
     <w:rPr>
-      <w:rFonts w:ascii="Calibri" w:hAnsi="Calibri" w:eastAsia="ＭＳ ゴシック" w:cs="" w:asciiTheme="majorHAnsi" w:cstheme="majorBidi" w:eastAsiaTheme="majorEastAsia" w:hAnsiTheme="majorHAnsi"/>
+      <w:rFonts w:ascii="Calibri" w:hAnsi="Calibri" w:eastAsia="" w:cs="" w:asciiTheme="majorHAnsi" w:cstheme="majorBidi" w:eastAsiaTheme="majorEastAsia" w:hAnsiTheme="majorHAnsi"/>
       <w:i/>
       <w:iCs/>
       <w:color w:themeColor="accent1" w:themeShade="7f" w:val="243F60"/>
@@ -28549,7 +29075,7 @@
       <w:outlineLvl w:val="6"/>
     </w:pPr>
     <w:rPr>
-      <w:rFonts w:ascii="Calibri" w:hAnsi="Calibri" w:eastAsia="ＭＳ ゴシック" w:cs="" w:asciiTheme="majorHAnsi" w:cstheme="majorBidi" w:eastAsiaTheme="majorEastAsia" w:hAnsiTheme="majorHAnsi"/>
+      <w:rFonts w:ascii="Calibri" w:hAnsi="Calibri" w:eastAsia="" w:cs="" w:asciiTheme="majorHAnsi" w:cstheme="majorBidi" w:eastAsiaTheme="majorEastAsia" w:hAnsiTheme="majorHAnsi"/>
       <w:i/>
       <w:iCs/>
       <w:color w:themeColor="text1" w:themeTint="bf" w:val="404040"/>
@@ -28572,7 +29098,7 @@
       <w:outlineLvl w:val="7"/>
     </w:pPr>
     <w:rPr>
-      <w:rFonts w:ascii="Calibri" w:hAnsi="Calibri" w:eastAsia="ＭＳ ゴシック" w:cs="" w:asciiTheme="majorHAnsi" w:cstheme="majorBidi" w:eastAsiaTheme="majorEastAsia" w:hAnsiTheme="majorHAnsi"/>
+      <w:rFonts w:ascii="Calibri" w:hAnsi="Calibri" w:eastAsia="" w:cs="" w:asciiTheme="majorHAnsi" w:cstheme="majorBidi" w:eastAsiaTheme="majorEastAsia" w:hAnsiTheme="majorHAnsi"/>
       <w:color w:themeColor="accent1" w:val="4F81BD"/>
       <w:sz w:val="20"/>
       <w:szCs w:val="20"/>
@@ -28595,7 +29121,7 @@
       <w:outlineLvl w:val="8"/>
     </w:pPr>
     <w:rPr>
-      <w:rFonts w:ascii="Calibri" w:hAnsi="Calibri" w:eastAsia="ＭＳ ゴシック" w:cs="" w:asciiTheme="majorHAnsi" w:cstheme="majorBidi" w:eastAsiaTheme="majorEastAsia" w:hAnsiTheme="majorHAnsi"/>
+      <w:rFonts w:ascii="Calibri" w:hAnsi="Calibri" w:eastAsia="" w:cs="" w:asciiTheme="majorHAnsi" w:cstheme="majorBidi" w:eastAsiaTheme="majorEastAsia" w:hAnsiTheme="majorHAnsi"/>
       <w:i/>
       <w:iCs/>
       <w:color w:themeColor="text1" w:themeTint="bf" w:val="404040"/>
@@ -28637,7 +29163,7 @@
     <w:qFormat/>
     <w:rsid w:val="00fc693f"/>
     <w:rPr>
-      <w:rFonts w:ascii="Calibri" w:hAnsi="Calibri" w:eastAsia="ＭＳ ゴシック" w:cs="" w:asciiTheme="majorHAnsi" w:cstheme="majorBidi" w:eastAsiaTheme="majorEastAsia" w:hAnsiTheme="majorHAnsi"/>
+      <w:rFonts w:ascii="Calibri" w:hAnsi="Calibri" w:eastAsia="" w:cs="" w:asciiTheme="majorHAnsi" w:cstheme="majorBidi" w:eastAsiaTheme="majorEastAsia" w:hAnsiTheme="majorHAnsi"/>
       <w:b/>
       <w:bCs/>
       <w:color w:themeColor="accent1" w:themeShade="bf" w:val="365F91"/>
@@ -28653,7 +29179,7 @@
     <w:qFormat/>
     <w:rsid w:val="00fc693f"/>
     <w:rPr>
-      <w:rFonts w:ascii="Calibri" w:hAnsi="Calibri" w:eastAsia="ＭＳ ゴシック" w:cs="" w:asciiTheme="majorHAnsi" w:cstheme="majorBidi" w:eastAsiaTheme="majorEastAsia" w:hAnsiTheme="majorHAnsi"/>
+      <w:rFonts w:ascii="Calibri" w:hAnsi="Calibri" w:eastAsia="" w:cs="" w:asciiTheme="majorHAnsi" w:cstheme="majorBidi" w:eastAsiaTheme="majorEastAsia" w:hAnsiTheme="majorHAnsi"/>
       <w:b/>
       <w:bCs/>
       <w:color w:themeColor="accent1" w:val="4F81BD"/>
@@ -28669,7 +29195,7 @@
     <w:qFormat/>
     <w:rsid w:val="00fc693f"/>
     <w:rPr>
-      <w:rFonts w:ascii="Calibri" w:hAnsi="Calibri" w:eastAsia="ＭＳ ゴシック" w:cs="" w:asciiTheme="majorHAnsi" w:cstheme="majorBidi" w:eastAsiaTheme="majorEastAsia" w:hAnsiTheme="majorHAnsi"/>
+      <w:rFonts w:ascii="Calibri" w:hAnsi="Calibri" w:eastAsia="" w:cs="" w:asciiTheme="majorHAnsi" w:cstheme="majorBidi" w:eastAsiaTheme="majorEastAsia" w:hAnsiTheme="majorHAnsi"/>
       <w:b/>
       <w:bCs/>
       <w:color w:themeColor="accent1" w:val="4F81BD"/>
@@ -28683,7 +29209,7 @@
     <w:qFormat/>
     <w:rsid w:val="00fc693f"/>
     <w:rPr>
-      <w:rFonts w:ascii="Calibri" w:hAnsi="Calibri" w:eastAsia="ＭＳ ゴシック" w:cs="" w:asciiTheme="majorHAnsi" w:cstheme="majorBidi" w:eastAsiaTheme="majorEastAsia" w:hAnsiTheme="majorHAnsi"/>
+      <w:rFonts w:ascii="Calibri" w:hAnsi="Calibri" w:eastAsia="" w:cs="" w:asciiTheme="majorHAnsi" w:cstheme="majorBidi" w:eastAsiaTheme="majorEastAsia" w:hAnsiTheme="majorHAnsi"/>
       <w:color w:themeColor="text2" w:themeShade="bf" w:val="17365D"/>
       <w:spacing w:val="5"/>
       <w:kern w:val="2"/>
@@ -28699,7 +29225,7 @@
     <w:qFormat/>
     <w:rsid w:val="00fc693f"/>
     <w:rPr>
-      <w:rFonts w:ascii="Calibri" w:hAnsi="Calibri" w:eastAsia="ＭＳ ゴシック" w:cs="" w:asciiTheme="majorHAnsi" w:cstheme="majorBidi" w:eastAsiaTheme="majorEastAsia" w:hAnsiTheme="majorHAnsi"/>
+      <w:rFonts w:ascii="Calibri" w:hAnsi="Calibri" w:eastAsia="" w:cs="" w:asciiTheme="majorHAnsi" w:cstheme="majorBidi" w:eastAsiaTheme="majorEastAsia" w:hAnsiTheme="majorHAnsi"/>
       <w:i/>
       <w:iCs/>
       <w:color w:themeColor="accent1" w:val="4F81BD"/>
@@ -28772,7 +29298,7 @@
     <w:qFormat/>
     <w:rsid w:val="00fc693f"/>
     <w:rPr>
-      <w:rFonts w:ascii="Calibri" w:hAnsi="Calibri" w:eastAsia="ＭＳ ゴシック" w:cs="" w:asciiTheme="majorHAnsi" w:cstheme="majorBidi" w:eastAsiaTheme="majorEastAsia" w:hAnsiTheme="majorHAnsi"/>
+      <w:rFonts w:ascii="Calibri" w:hAnsi="Calibri" w:eastAsia="" w:cs="" w:asciiTheme="majorHAnsi" w:cstheme="majorBidi" w:eastAsiaTheme="majorEastAsia" w:hAnsiTheme="majorHAnsi"/>
       <w:b/>
       <w:bCs/>
       <w:i/>
@@ -28789,7 +29315,7 @@
     <w:qFormat/>
     <w:rsid w:val="00fc693f"/>
     <w:rPr>
-      <w:rFonts w:ascii="Calibri" w:hAnsi="Calibri" w:eastAsia="ＭＳ ゴシック" w:cs="" w:asciiTheme="majorHAnsi" w:cstheme="majorBidi" w:eastAsiaTheme="majorEastAsia" w:hAnsiTheme="majorHAnsi"/>
+      <w:rFonts w:ascii="Calibri" w:hAnsi="Calibri" w:eastAsia="" w:cs="" w:asciiTheme="majorHAnsi" w:cstheme="majorBidi" w:eastAsiaTheme="majorEastAsia" w:hAnsiTheme="majorHAnsi"/>
       <w:color w:themeColor="accent1" w:themeShade="7f" w:val="243F60"/>
     </w:rPr>
   </w:style>
@@ -28802,7 +29328,7 @@
     <w:qFormat/>
     <w:rsid w:val="00fc693f"/>
     <w:rPr>
-      <w:rFonts w:ascii="Calibri" w:hAnsi="Calibri" w:eastAsia="ＭＳ ゴシック" w:cs="" w:asciiTheme="majorHAnsi" w:cstheme="majorBidi" w:eastAsiaTheme="majorEastAsia" w:hAnsiTheme="majorHAnsi"/>
+      <w:rFonts w:ascii="Calibri" w:hAnsi="Calibri" w:eastAsia="" w:cs="" w:asciiTheme="majorHAnsi" w:cstheme="majorBidi" w:eastAsiaTheme="majorEastAsia" w:hAnsiTheme="majorHAnsi"/>
       <w:i/>
       <w:iCs/>
       <w:color w:themeColor="accent1" w:themeShade="7f" w:val="243F60"/>
@@ -28817,7 +29343,7 @@
     <w:qFormat/>
     <w:rsid w:val="00fc693f"/>
     <w:rPr>
-      <w:rFonts w:ascii="Calibri" w:hAnsi="Calibri" w:eastAsia="ＭＳ ゴシック" w:cs="" w:asciiTheme="majorHAnsi" w:cstheme="majorBidi" w:eastAsiaTheme="majorEastAsia" w:hAnsiTheme="majorHAnsi"/>
+      <w:rFonts w:ascii="Calibri" w:hAnsi="Calibri" w:eastAsia="" w:cs="" w:asciiTheme="majorHAnsi" w:cstheme="majorBidi" w:eastAsiaTheme="majorEastAsia" w:hAnsiTheme="majorHAnsi"/>
       <w:i/>
       <w:iCs/>
       <w:color w:themeColor="text1" w:themeTint="bf" w:val="404040"/>
@@ -28832,7 +29358,7 @@
     <w:qFormat/>
     <w:rsid w:val="00fc693f"/>
     <w:rPr>
-      <w:rFonts w:ascii="Calibri" w:hAnsi="Calibri" w:eastAsia="ＭＳ ゴシック" w:cs="" w:asciiTheme="majorHAnsi" w:cstheme="majorBidi" w:eastAsiaTheme="majorEastAsia" w:hAnsiTheme="majorHAnsi"/>
+      <w:rFonts w:ascii="Calibri" w:hAnsi="Calibri" w:eastAsia="" w:cs="" w:asciiTheme="majorHAnsi" w:cstheme="majorBidi" w:eastAsiaTheme="majorEastAsia" w:hAnsiTheme="majorHAnsi"/>
       <w:color w:themeColor="accent1" w:val="4F81BD"/>
       <w:sz w:val="20"/>
       <w:szCs w:val="20"/>
@@ -28847,7 +29373,7 @@
     <w:qFormat/>
     <w:rsid w:val="00fc693f"/>
     <w:rPr>
-      <w:rFonts w:ascii="Calibri" w:hAnsi="Calibri" w:eastAsia="ＭＳ ゴシック" w:cs="" w:asciiTheme="majorHAnsi" w:cstheme="majorBidi" w:eastAsiaTheme="majorEastAsia" w:hAnsiTheme="majorHAnsi"/>
+      <w:rFonts w:ascii="Calibri" w:hAnsi="Calibri" w:eastAsia="" w:cs="" w:asciiTheme="majorHAnsi" w:cstheme="majorBidi" w:eastAsiaTheme="majorEastAsia" w:hAnsiTheme="majorHAnsi"/>
       <w:i/>
       <w:iCs/>
       <w:color w:themeColor="text1" w:themeTint="bf" w:val="404040"/>
@@ -29110,12 +29636,13 @@
     <w:rsid w:val="00fc693f"/>
     <w:pPr>
       <w:widowControl/>
+      <w:suppressAutoHyphens w:val="true"/>
       <w:bidi w:val="0"/>
       <w:spacing w:lineRule="auto" w:line="240" w:before="0" w:after="0"/>
       <w:jc w:val="start"/>
     </w:pPr>
     <w:rPr>
-      <w:rFonts w:ascii="Cambria" w:hAnsi="Cambria" w:eastAsia="ＭＳ 明朝" w:cs="" w:asciiTheme="minorHAnsi" w:cstheme="minorBidi" w:eastAsiaTheme="minorEastAsia" w:hAnsiTheme="minorHAnsi"/>
+      <w:rFonts w:ascii="Cambria" w:hAnsi="Cambria" w:eastAsia="" w:cs="" w:asciiTheme="minorHAnsi" w:cstheme="minorBidi" w:eastAsiaTheme="minorEastAsia" w:hAnsiTheme="minorHAnsi"/>
       <w:color w:val="auto"/>
       <w:kern w:val="0"/>
       <w:sz w:val="22"/>
@@ -29139,7 +29666,7 @@
       <w:contextualSpacing/>
     </w:pPr>
     <w:rPr>
-      <w:rFonts w:ascii="Calibri" w:hAnsi="Calibri" w:eastAsia="ＭＳ ゴシック" w:cs="" w:asciiTheme="majorHAnsi" w:cstheme="majorBidi" w:eastAsiaTheme="majorEastAsia" w:hAnsiTheme="majorHAnsi"/>
+      <w:rFonts w:ascii="Calibri" w:hAnsi="Calibri" w:eastAsia="" w:cs="" w:asciiTheme="majorHAnsi" w:cstheme="majorBidi" w:eastAsiaTheme="majorEastAsia" w:hAnsiTheme="majorHAnsi"/>
       <w:color w:themeColor="text2" w:themeShade="bf" w:val="17365D"/>
       <w:spacing w:val="5"/>
       <w:kern w:val="2"/>
@@ -29157,7 +29684,7 @@
     <w:rsid w:val="00fc693f"/>
     <w:pPr/>
     <w:rPr>
-      <w:rFonts w:ascii="Calibri" w:hAnsi="Calibri" w:eastAsia="ＭＳ ゴシック" w:cs="" w:asciiTheme="majorHAnsi" w:cstheme="majorBidi" w:eastAsiaTheme="majorEastAsia" w:hAnsiTheme="majorHAnsi"/>
+      <w:rFonts w:ascii="Calibri" w:hAnsi="Calibri" w:eastAsia="" w:cs="" w:asciiTheme="majorHAnsi" w:cstheme="majorBidi" w:eastAsiaTheme="majorEastAsia" w:hAnsiTheme="majorHAnsi"/>
       <w:i/>
       <w:iCs/>
       <w:color w:themeColor="accent1" w:val="4F81BD"/>
@@ -29390,12 +29917,13 @@
         <w:tab w:val="left" w:pos="3456" w:leader="none"/>
         <w:tab w:val="left" w:pos="4032" w:leader="none"/>
       </w:tabs>
+      <w:suppressAutoHyphens w:val="true"/>
       <w:bidi w:val="0"/>
       <w:spacing w:lineRule="auto" w:line="276" w:before="0" w:after="200"/>
       <w:jc w:val="start"/>
     </w:pPr>
     <w:rPr>
-      <w:rFonts w:ascii="Courier" w:hAnsi="Courier" w:eastAsia="ＭＳ 明朝" w:cs="" w:cstheme="minorBidi" w:eastAsiaTheme="minorEastAsia"/>
+      <w:rFonts w:ascii="Courier" w:hAnsi="Courier" w:eastAsia="" w:cs="" w:cstheme="minorBidi" w:eastAsiaTheme="minorEastAsia"/>
       <w:color w:val="auto"/>
       <w:kern w:val="0"/>
       <w:sz w:val="20"/>
@@ -29515,7 +30043,7 @@
       <w:ind w:start="720"/>
     </w:pPr>
     <w:rPr>
-      <w:rFonts w:ascii="Cambria" w:hAnsi="Cambria" w:eastAsia="ＭＳ 明朝" w:asciiTheme="minorHAnsi" w:eastAsiaTheme="minorEastAsia" w:hAnsiTheme="minorHAnsi"/>
+      <w:rFonts w:ascii="Cambria" w:hAnsi="Cambria" w:eastAsia="" w:asciiTheme="minorHAnsi" w:eastAsiaTheme="minorEastAsia" w:hAnsiTheme="minorHAnsi"/>
       <w:kern w:val="2"/>
       <w:sz w:val="24"/>
       <w:szCs w:val="24"/>
@@ -29535,7 +30063,7 @@
       <w:ind w:start="960"/>
     </w:pPr>
     <w:rPr>
-      <w:rFonts w:ascii="Cambria" w:hAnsi="Cambria" w:eastAsia="ＭＳ 明朝" w:asciiTheme="minorHAnsi" w:eastAsiaTheme="minorEastAsia" w:hAnsiTheme="minorHAnsi"/>
+      <w:rFonts w:ascii="Cambria" w:hAnsi="Cambria" w:eastAsia="" w:asciiTheme="minorHAnsi" w:eastAsiaTheme="minorEastAsia" w:hAnsiTheme="minorHAnsi"/>
       <w:kern w:val="2"/>
       <w:sz w:val="24"/>
       <w:szCs w:val="24"/>
@@ -29555,7 +30083,7 @@
       <w:ind w:start="1200"/>
     </w:pPr>
     <w:rPr>
-      <w:rFonts w:ascii="Cambria" w:hAnsi="Cambria" w:eastAsia="ＭＳ 明朝" w:asciiTheme="minorHAnsi" w:eastAsiaTheme="minorEastAsia" w:hAnsiTheme="minorHAnsi"/>
+      <w:rFonts w:ascii="Cambria" w:hAnsi="Cambria" w:eastAsia="" w:asciiTheme="minorHAnsi" w:eastAsiaTheme="minorEastAsia" w:hAnsiTheme="minorHAnsi"/>
       <w:kern w:val="2"/>
       <w:sz w:val="24"/>
       <w:szCs w:val="24"/>
@@ -29575,7 +30103,7 @@
       <w:ind w:start="1440"/>
     </w:pPr>
     <w:rPr>
-      <w:rFonts w:ascii="Cambria" w:hAnsi="Cambria" w:eastAsia="ＭＳ 明朝" w:asciiTheme="minorHAnsi" w:eastAsiaTheme="minorEastAsia" w:hAnsiTheme="minorHAnsi"/>
+      <w:rFonts w:ascii="Cambria" w:hAnsi="Cambria" w:eastAsia="" w:asciiTheme="minorHAnsi" w:eastAsiaTheme="minorEastAsia" w:hAnsiTheme="minorHAnsi"/>
       <w:kern w:val="2"/>
       <w:sz w:val="24"/>
       <w:szCs w:val="24"/>
@@ -29595,7 +30123,7 @@
       <w:ind w:start="1680"/>
     </w:pPr>
     <w:rPr>
-      <w:rFonts w:ascii="Cambria" w:hAnsi="Cambria" w:eastAsia="ＭＳ 明朝" w:asciiTheme="minorHAnsi" w:eastAsiaTheme="minorEastAsia" w:hAnsiTheme="minorHAnsi"/>
+      <w:rFonts w:ascii="Cambria" w:hAnsi="Cambria" w:eastAsia="" w:asciiTheme="minorHAnsi" w:eastAsiaTheme="minorEastAsia" w:hAnsiTheme="minorHAnsi"/>
       <w:kern w:val="2"/>
       <w:sz w:val="24"/>
       <w:szCs w:val="24"/>
@@ -29615,7 +30143,7 @@
       <w:ind w:start="1920"/>
     </w:pPr>
     <w:rPr>
-      <w:rFonts w:ascii="Cambria" w:hAnsi="Cambria" w:eastAsia="ＭＳ 明朝" w:asciiTheme="minorHAnsi" w:eastAsiaTheme="minorEastAsia" w:hAnsiTheme="minorHAnsi"/>
+      <w:rFonts w:ascii="Cambria" w:hAnsi="Cambria" w:eastAsia="" w:asciiTheme="minorHAnsi" w:eastAsiaTheme="minorEastAsia" w:hAnsiTheme="minorHAnsi"/>
       <w:kern w:val="2"/>
       <w:sz w:val="24"/>
       <w:szCs w:val="24"/>
@@ -32586,7 +33114,6 @@
       <w:pPr>
         <w:spacing w:before="0" w:after="0" w:line="240" w:lineRule="auto"/>
       </w:pPr>
-      <w:rPr/>
       <w:tblPr/>
       <w:tcPr>
         <w:tcBorders>
@@ -32726,7 +33253,6 @@
       <w:pPr>
         <w:spacing w:before="0" w:after="0" w:line="240" w:lineRule="auto"/>
       </w:pPr>
-      <w:rPr/>
       <w:tblPr/>
       <w:tcPr>
         <w:tcBorders>
@@ -32866,7 +33392,6 @@
       <w:pPr>
         <w:spacing w:before="0" w:after="0" w:line="240" w:lineRule="auto"/>
       </w:pPr>
-      <w:rPr/>
       <w:tblPr/>
       <w:tcPr>
         <w:tcBorders>
@@ -33006,7 +33531,6 @@
       <w:pPr>
         <w:spacing w:before="0" w:after="0" w:line="240" w:lineRule="auto"/>
       </w:pPr>
-      <w:rPr/>
       <w:tblPr/>
       <w:tcPr>
         <w:tcBorders>
@@ -33146,7 +33670,6 @@
       <w:pPr>
         <w:spacing w:before="0" w:after="0" w:line="240" w:lineRule="auto"/>
       </w:pPr>
-      <w:rPr/>
       <w:tblPr/>
       <w:tcPr>
         <w:tcBorders>
@@ -33286,7 +33809,6 @@
       <w:pPr>
         <w:spacing w:before="0" w:after="0" w:line="240" w:lineRule="auto"/>
       </w:pPr>
-      <w:rPr/>
       <w:tblPr/>
       <w:tcPr>
         <w:tcBorders>
@@ -33426,7 +33948,6 @@
       <w:pPr>
         <w:spacing w:before="0" w:after="0" w:line="240" w:lineRule="auto"/>
       </w:pPr>
-      <w:rPr/>
       <w:tblPr/>
       <w:tcPr>
         <w:tcBorders>

--- a/docs/BaoCao_DuAn_TotNghiep_HoanThien_20260811.docx
+++ b/docs/BaoCao_DuAn_TotNghiep_HoanThien_20260811.docx
@@ -207,7 +207,7 @@
                   </pic:nvPicPr>
                   <pic:blipFill>
                     <a:blip r:embed="rId3"/>
-                    <a:srcRect l="0" t="11940" r="0" b="23603"/>
+                    <a:srcRect l="0" t="11940" r="0" b="23608"/>
                     <a:stretch>
                       <a:fillRect/>
                     </a:stretch>
@@ -602,7 +602,7 @@
         <w:jc w:val="center"/>
         <w:rPr/>
       </w:pPr>
-      <w:bookmarkStart w:id="0" w:name="__RefHeading___Toc3820_3034938809"/>
+      <w:bookmarkStart w:id="0" w:name="__RefHeading___Toc3820_1075034909"/>
       <w:bookmarkEnd w:id="0"/>
       <w:r>
         <w:rPr>
@@ -650,7 +650,7 @@
             </w:rPr>
             <w:fldChar w:fldCharType="separate"/>
           </w:r>
-          <w:hyperlink w:anchor="__RefHeading___Toc3820_3034938809" w:tooltip="MỤC LỤC">
+          <w:hyperlink w:anchor="__RefHeading___Toc3820_1075034909" w:tooltip="MỤC LỤC">
             <w:r>
               <w:rPr>
                 <w:rStyle w:val="IndexLink"/>
@@ -677,7 +677,7 @@
             </w:tabs>
             <w:rPr/>
           </w:pPr>
-          <w:hyperlink w:anchor="__RefHeading___Toc3822_3034938809" w:tooltip="DANH MỤC HÌNH ẢNH">
+          <w:hyperlink w:anchor="__RefHeading___Toc3822_1075034909" w:tooltip="DANH MỤC HÌNH ẢNH">
             <w:r>
               <w:rPr>
                 <w:rStyle w:val="IndexLink"/>
@@ -704,7 +704,7 @@
             </w:tabs>
             <w:rPr/>
           </w:pPr>
-          <w:hyperlink w:anchor="__RefHeading___Toc3824_3034938809" w:tooltip="DANH MỤC BẢNG BIỂU">
+          <w:hyperlink w:anchor="__RefHeading___Toc3824_1075034909" w:tooltip="DANH MỤC BẢNG BIỂU">
             <w:r>
               <w:rPr>
                 <w:rStyle w:val="IndexLink"/>
@@ -731,7 +731,7 @@
             </w:tabs>
             <w:rPr/>
           </w:pPr>
-          <w:hyperlink w:anchor="__RefHeading___Toc3826_3034938809" w:tooltip="THEO DÕI PHIÊN BẢN TÀI LIỆU">
+          <w:hyperlink w:anchor="__RefHeading___Toc3826_1075034909" w:tooltip="THEO DÕI PHIÊN BẢN TÀI LIỆU">
             <w:r>
               <w:rPr>
                 <w:rStyle w:val="IndexLink"/>
@@ -758,7 +758,7 @@
             </w:tabs>
             <w:rPr/>
           </w:pPr>
-          <w:hyperlink w:anchor="__RefHeading___Toc3828_3034938809" w:tooltip="BẢNG CHÚ GIẢI THUẬT NGỮ">
+          <w:hyperlink w:anchor="__RefHeading___Toc3828_1075034909" w:tooltip="BẢNG CHÚ GIẢI THUẬT NGỮ">
             <w:r>
               <w:rPr>
                 <w:rStyle w:val="IndexLink"/>
@@ -785,7 +785,7 @@
             </w:tabs>
             <w:rPr/>
           </w:pPr>
-          <w:hyperlink w:anchor="__RefHeading___Toc3830_3034938809" w:tooltip="DANH SÁCH THÀNH VIÊN">
+          <w:hyperlink w:anchor="__RefHeading___Toc3830_1075034909" w:tooltip="DANH SÁCH THÀNH VIÊN">
             <w:r>
               <w:rPr>
                 <w:rStyle w:val="IndexLink"/>
@@ -812,7 +812,7 @@
             </w:tabs>
             <w:rPr/>
           </w:pPr>
-          <w:hyperlink w:anchor="__RefHeading___Toc3832_3034938809" w:tooltip="GIẢNG VIÊN HƯỚNG DẪN">
+          <w:hyperlink w:anchor="__RefHeading___Toc3832_1075034909" w:tooltip="GIẢNG VIÊN HƯỚNG DẪN">
             <w:r>
               <w:rPr>
                 <w:rStyle w:val="IndexLink"/>
@@ -839,7 +839,7 @@
             </w:tabs>
             <w:rPr/>
           </w:pPr>
-          <w:hyperlink w:anchor="__RefHeading___Toc3834_3034938809" w:tooltip="LỜI CẢM ƠN">
+          <w:hyperlink w:anchor="__RefHeading___Toc3834_1075034909" w:tooltip="LỜI CẢM ƠN">
             <w:r>
               <w:rPr>
                 <w:rStyle w:val="IndexLink"/>
@@ -866,7 +866,7 @@
             </w:tabs>
             <w:rPr/>
           </w:pPr>
-          <w:hyperlink w:anchor="__RefHeading___Toc3836_3034938809" w:tooltip="LỜI MỞ ĐẦU">
+          <w:hyperlink w:anchor="__RefHeading___Toc3836_1075034909" w:tooltip="LỜI MỞ ĐẦU">
             <w:r>
               <w:rPr>
                 <w:rStyle w:val="IndexLink"/>
@@ -893,7 +893,7 @@
             </w:tabs>
             <w:rPr/>
           </w:pPr>
-          <w:hyperlink w:anchor="__RefHeading___Toc3838_3034938809" w:tooltip="TÓM TẮT NỘI DUNG DỰ ÁN">
+          <w:hyperlink w:anchor="__RefHeading___Toc3838_1075034909" w:tooltip="TÓM TẮT NỘI DUNG DỰ ÁN">
             <w:r>
               <w:rPr>
                 <w:rStyle w:val="IndexLink"/>
@@ -920,7 +920,7 @@
             </w:tabs>
             <w:rPr/>
           </w:pPr>
-          <w:hyperlink w:anchor="__RefHeading___Toc3840_3034938809" w:tooltip="CHƯƠNG 1: GIỚI THIỆU">
+          <w:hyperlink w:anchor="__RefHeading___Toc3840_1075034909" w:tooltip="CHƯƠNG 1: GIỚI THIỆU">
             <w:r>
               <w:rPr>
                 <w:rStyle w:val="IndexLink"/>
@@ -947,7 +947,7 @@
             </w:tabs>
             <w:rPr/>
           </w:pPr>
-          <w:hyperlink w:anchor="__RefHeading___Toc3842_3034938809" w:tooltip="1.1. Bối cảnh và lý do chọn đề tài">
+          <w:hyperlink w:anchor="__RefHeading___Toc3842_1075034909" w:tooltip="1.1. Bối cảnh và lý do chọn đề tài">
             <w:r>
               <w:rPr>
                 <w:rStyle w:val="IndexLink"/>
@@ -974,7 +974,7 @@
             </w:tabs>
             <w:rPr/>
           </w:pPr>
-          <w:hyperlink w:anchor="__RefHeading___Toc3844_3034938809" w:tooltip="1.1.1. Bài toán quản trị hiệu suất">
+          <w:hyperlink w:anchor="__RefHeading___Toc3844_1075034909" w:tooltip="1.1.1. Bài toán quản trị hiệu suất">
             <w:r>
               <w:rPr>
                 <w:rStyle w:val="IndexLink"/>
@@ -1001,7 +1001,7 @@
             </w:tabs>
             <w:rPr/>
           </w:pPr>
-          <w:hyperlink w:anchor="__RefHeading___Toc3846_3034938809" w:tooltip="1.1.2. Giá trị của giải pháp">
+          <w:hyperlink w:anchor="__RefHeading___Toc3846_1075034909" w:tooltip="1.1.2. Giá trị của giải pháp">
             <w:r>
               <w:rPr>
                 <w:rStyle w:val="IndexLink"/>
@@ -1028,7 +1028,7 @@
             </w:tabs>
             <w:rPr/>
           </w:pPr>
-          <w:hyperlink w:anchor="__RefHeading___Toc3848_3034938809" w:tooltip="1.2. Mục tiêu của đề tài">
+          <w:hyperlink w:anchor="__RefHeading___Toc3848_1075034909" w:tooltip="1.2. Mục tiêu của đề tài">
             <w:r>
               <w:rPr>
                 <w:rStyle w:val="IndexLink"/>
@@ -1055,7 +1055,7 @@
             </w:tabs>
             <w:rPr/>
           </w:pPr>
-          <w:hyperlink w:anchor="__RefHeading___Toc3850_3034938809" w:tooltip="1.2.1. Mục tiêu tổng quát">
+          <w:hyperlink w:anchor="__RefHeading___Toc3850_1075034909" w:tooltip="1.2.1. Mục tiêu tổng quát">
             <w:r>
               <w:rPr>
                 <w:rStyle w:val="IndexLink"/>
@@ -1082,7 +1082,7 @@
             </w:tabs>
             <w:rPr/>
           </w:pPr>
-          <w:hyperlink w:anchor="__RefHeading___Toc3852_3034938809" w:tooltip="1.2.2. Mục tiêu cụ thể">
+          <w:hyperlink w:anchor="__RefHeading___Toc3852_1075034909" w:tooltip="1.2.2. Mục tiêu cụ thể">
             <w:r>
               <w:rPr>
                 <w:rStyle w:val="IndexLink"/>
@@ -1109,7 +1109,7 @@
             </w:tabs>
             <w:rPr/>
           </w:pPr>
-          <w:hyperlink w:anchor="__RefHeading___Toc3854_3034938809" w:tooltip="1.3. Phạm vi bàn giao">
+          <w:hyperlink w:anchor="__RefHeading___Toc3854_1075034909" w:tooltip="1.3. Phạm vi bàn giao">
             <w:r>
               <w:rPr>
                 <w:rStyle w:val="IndexLink"/>
@@ -1136,7 +1136,7 @@
             </w:tabs>
             <w:rPr/>
           </w:pPr>
-          <w:hyperlink w:anchor="__RefHeading___Toc3856_3034938809" w:tooltip="1.4. Phương pháp thực hiện">
+          <w:hyperlink w:anchor="__RefHeading___Toc3856_1075034909" w:tooltip="1.4. Phương pháp thực hiện">
             <w:r>
               <w:rPr>
                 <w:rStyle w:val="IndexLink"/>
@@ -1163,7 +1163,7 @@
             </w:tabs>
             <w:rPr/>
           </w:pPr>
-          <w:hyperlink w:anchor="__RefHeading___Toc3858_3034938809" w:tooltip="CHƯƠNG 2: PHÂN TÍCH HỆ THỐNG">
+          <w:hyperlink w:anchor="__RefHeading___Toc3858_1075034909" w:tooltip="CHƯƠNG 2: PHÂN TÍCH HỆ THỐNG">
             <w:r>
               <w:rPr>
                 <w:rStyle w:val="IndexLink"/>
@@ -1190,7 +1190,7 @@
             </w:tabs>
             <w:rPr/>
           </w:pPr>
-          <w:hyperlink w:anchor="__RefHeading___Toc3860_3034938809" w:tooltip="2.1. Tác nhân hệ thống">
+          <w:hyperlink w:anchor="__RefHeading___Toc3860_1075034909" w:tooltip="2.1. Tác nhân hệ thống">
             <w:r>
               <w:rPr>
                 <w:rStyle w:val="IndexLink"/>
@@ -1217,7 +1217,7 @@
             </w:tabs>
             <w:rPr/>
           </w:pPr>
-          <w:hyperlink w:anchor="__RefHeading___Toc3862_3034938809" w:tooltip="2.2. Yêu cầu chức năng">
+          <w:hyperlink w:anchor="__RefHeading___Toc3862_1075034909" w:tooltip="2.2. Yêu cầu chức năng">
             <w:r>
               <w:rPr>
                 <w:rStyle w:val="IndexLink"/>
@@ -1244,7 +1244,7 @@
             </w:tabs>
             <w:rPr/>
           </w:pPr>
-          <w:hyperlink w:anchor="__RefHeading___Toc3864_3034938809" w:tooltip="2.3. Yêu cầu phi chức năng">
+          <w:hyperlink w:anchor="__RefHeading___Toc3864_1075034909" w:tooltip="2.3. Yêu cầu phi chức năng">
             <w:r>
               <w:rPr>
                 <w:rStyle w:val="IndexLink"/>
@@ -1271,7 +1271,7 @@
             </w:tabs>
             <w:rPr/>
           </w:pPr>
-          <w:hyperlink w:anchor="__RefHeading___Toc3866_3034938809" w:tooltip="2.4. Các luồng nghiệp vụ trọng tâm">
+          <w:hyperlink w:anchor="__RefHeading___Toc3866_1075034909" w:tooltip="2.4. Các luồng nghiệp vụ trọng tâm">
             <w:r>
               <w:rPr>
                 <w:rStyle w:val="IndexLink"/>
@@ -1298,7 +1298,7 @@
             </w:tabs>
             <w:rPr/>
           </w:pPr>
-          <w:hyperlink w:anchor="__RefHeading___Toc3868_3034938809" w:tooltip="2.4.1. Chuỗi chiến lược đến đánh giá">
+          <w:hyperlink w:anchor="__RefHeading___Toc3868_1075034909" w:tooltip="2.4.1. Chuỗi chiến lược đến đánh giá">
             <w:r>
               <w:rPr>
                 <w:rStyle w:val="IndexLink"/>
@@ -1325,7 +1325,7 @@
             </w:tabs>
             <w:rPr/>
           </w:pPr>
-          <w:hyperlink w:anchor="__RefHeading___Toc3870_3034938809" w:tooltip="2.4.2. Goal Planning có phê duyệt">
+          <w:hyperlink w:anchor="__RefHeading___Toc3870_1075034909" w:tooltip="2.4.2. Goal Planning có phê duyệt">
             <w:r>
               <w:rPr>
                 <w:rStyle w:val="IndexLink"/>
@@ -1352,7 +1352,7 @@
             </w:tabs>
             <w:rPr/>
           </w:pPr>
-          <w:hyperlink w:anchor="__RefHeading___Toc3872_3034938809" w:tooltip="2.4.3. Check-in AI Evaluator">
+          <w:hyperlink w:anchor="__RefHeading___Toc3872_1075034909" w:tooltip="2.4.3. Check-in AI Evaluator">
             <w:r>
               <w:rPr>
                 <w:rStyle w:val="IndexLink"/>
@@ -1379,7 +1379,7 @@
             </w:tabs>
             <w:rPr/>
           </w:pPr>
-          <w:hyperlink w:anchor="__RefHeading___Toc3874_3034938809" w:tooltip="CHƯƠNG 3: THIẾT KẾ SẢN PHẨM">
+          <w:hyperlink w:anchor="__RefHeading___Toc3874_1075034909" w:tooltip="CHƯƠNG 3: THIẾT KẾ SẢN PHẨM">
             <w:r>
               <w:rPr>
                 <w:rStyle w:val="IndexLink"/>
@@ -1393,7 +1393,7 @@
                 <w:rStyle w:val="IndexLink"/>
               </w:rPr>
               <w:tab/>
-              <w:t>20</w:t>
+              <w:t>21</w:t>
             </w:r>
           </w:hyperlink>
         </w:p>
@@ -1406,7 +1406,7 @@
             </w:tabs>
             <w:rPr/>
           </w:pPr>
-          <w:hyperlink w:anchor="__RefHeading___Toc3876_3034938809" w:tooltip="3.1. Kiến trúc tổng thể">
+          <w:hyperlink w:anchor="__RefHeading___Toc3876_1075034909" w:tooltip="3.1. Kiến trúc tổng thể">
             <w:r>
               <w:rPr>
                 <w:rStyle w:val="IndexLink"/>
@@ -1420,7 +1420,7 @@
                 <w:rStyle w:val="IndexLink"/>
               </w:rPr>
               <w:tab/>
-              <w:t>20</w:t>
+              <w:t>21</w:t>
             </w:r>
           </w:hyperlink>
         </w:p>
@@ -1433,7 +1433,7 @@
             </w:tabs>
             <w:rPr/>
           </w:pPr>
-          <w:hyperlink w:anchor="__RefHeading___Toc3878_3034938809" w:tooltip="3.2. Thiết kế dữ liệu">
+          <w:hyperlink w:anchor="__RefHeading___Toc3878_1075034909" w:tooltip="3.2. Thiết kế dữ liệu">
             <w:r>
               <w:rPr>
                 <w:rStyle w:val="IndexLink"/>
@@ -1447,7 +1447,7 @@
                 <w:rStyle w:val="IndexLink"/>
               </w:rPr>
               <w:tab/>
-              <w:t>20</w:t>
+              <w:t>21</w:t>
             </w:r>
           </w:hyperlink>
         </w:p>
@@ -1460,7 +1460,7 @@
             </w:tabs>
             <w:rPr/>
           </w:pPr>
-          <w:hyperlink w:anchor="__RefHeading___Toc3880_3034938809" w:tooltip="3.3. Thiết kế bảo mật đa tenant">
+          <w:hyperlink w:anchor="__RefHeading___Toc3880_1075034909" w:tooltip="3.3. Thiết kế bảo mật đa tenant">
             <w:r>
               <w:rPr>
                 <w:rStyle w:val="IndexLink"/>
@@ -1474,7 +1474,7 @@
                 <w:rStyle w:val="IndexLink"/>
               </w:rPr>
               <w:tab/>
-              <w:t>21</w:t>
+              <w:t>22</w:t>
             </w:r>
           </w:hyperlink>
         </w:p>
@@ -1487,7 +1487,7 @@
             </w:tabs>
             <w:rPr/>
           </w:pPr>
-          <w:hyperlink w:anchor="__RefHeading___Toc3882_3034938809" w:tooltip="3.4. Thiết kế giao diện">
+          <w:hyperlink w:anchor="__RefHeading___Toc3882_1075034909" w:tooltip="3.4. Thiết kế giao diện">
             <w:r>
               <w:rPr>
                 <w:rStyle w:val="IndexLink"/>
@@ -1501,7 +1501,7 @@
                 <w:rStyle w:val="IndexLink"/>
               </w:rPr>
               <w:tab/>
-              <w:t>21</w:t>
+              <w:t>22</w:t>
             </w:r>
           </w:hyperlink>
         </w:p>
@@ -1514,7 +1514,7 @@
             </w:tabs>
             <w:rPr/>
           </w:pPr>
-          <w:hyperlink w:anchor="__RefHeading___Toc3884_3034938809" w:tooltip="CHƯƠNG 4: THỰC THI MÃ NGUỒN">
+          <w:hyperlink w:anchor="__RefHeading___Toc3884_1075034909" w:tooltip="CHƯƠNG 4: THỰC THI MÃ NGUỒN">
             <w:r>
               <w:rPr>
                 <w:rStyle w:val="IndexLink"/>
@@ -1528,7 +1528,7 @@
                 <w:rStyle w:val="IndexLink"/>
               </w:rPr>
               <w:tab/>
-              <w:t>25</w:t>
+              <w:t>26</w:t>
             </w:r>
           </w:hyperlink>
         </w:p>
@@ -1541,7 +1541,7 @@
             </w:tabs>
             <w:rPr/>
           </w:pPr>
-          <w:hyperlink w:anchor="__RefHeading___Toc3886_3034938809" w:tooltip="4.1. Công nghệ sử dụng">
+          <w:hyperlink w:anchor="__RefHeading___Toc3886_1075034909" w:tooltip="4.1. Công nghệ sử dụng">
             <w:r>
               <w:rPr>
                 <w:rStyle w:val="IndexLink"/>
@@ -1555,7 +1555,7 @@
                 <w:rStyle w:val="IndexLink"/>
               </w:rPr>
               <w:tab/>
-              <w:t>25</w:t>
+              <w:t>26</w:t>
             </w:r>
           </w:hyperlink>
         </w:p>
@@ -1568,7 +1568,7 @@
             </w:tabs>
             <w:rPr/>
           </w:pPr>
-          <w:hyperlink w:anchor="__RefHeading___Toc3888_3034938809" w:tooltip="4.2. Tổ chức mã nguồn">
+          <w:hyperlink w:anchor="__RefHeading___Toc3888_1075034909" w:tooltip="4.2. Tổ chức mã nguồn">
             <w:r>
               <w:rPr>
                 <w:rStyle w:val="IndexLink"/>
@@ -1582,7 +1582,7 @@
                 <w:rStyle w:val="IndexLink"/>
               </w:rPr>
               <w:tab/>
-              <w:t>25</w:t>
+              <w:t>26</w:t>
             </w:r>
           </w:hyperlink>
         </w:p>
@@ -1595,7 +1595,7 @@
             </w:tabs>
             <w:rPr/>
           </w:pPr>
-          <w:hyperlink w:anchor="__RefHeading___Toc3890_3034938809" w:tooltip="4.3. Các luồng AI-native đã triển khai">
+          <w:hyperlink w:anchor="__RefHeading___Toc3890_1075034909" w:tooltip="4.3. Các luồng AI-native đã triển khai">
             <w:r>
               <w:rPr>
                 <w:rStyle w:val="IndexLink"/>
@@ -1609,7 +1609,7 @@
                 <w:rStyle w:val="IndexLink"/>
               </w:rPr>
               <w:tab/>
-              <w:t>26</w:t>
+              <w:t>27</w:t>
             </w:r>
           </w:hyperlink>
         </w:p>
@@ -1622,7 +1622,7 @@
             </w:tabs>
             <w:rPr/>
           </w:pPr>
-          <w:hyperlink w:anchor="__RefHeading___Toc3892_3034938809" w:tooltip="4.4. Hợp đồng AI an toàn">
+          <w:hyperlink w:anchor="__RefHeading___Toc3892_1075034909" w:tooltip="4.4. Hợp đồng AI an toàn">
             <w:r>
               <w:rPr>
                 <w:rStyle w:val="IndexLink"/>
@@ -1636,7 +1636,7 @@
                 <w:rStyle w:val="IndexLink"/>
               </w:rPr>
               <w:tab/>
-              <w:t>26</w:t>
+              <w:t>27</w:t>
             </w:r>
           </w:hyperlink>
         </w:p>
@@ -1649,7 +1649,7 @@
             </w:tabs>
             <w:rPr/>
           </w:pPr>
-          <w:hyperlink w:anchor="__RefHeading___Toc3894_3034938809" w:tooltip="4.5. Goal Planning và durable execution">
+          <w:hyperlink w:anchor="__RefHeading___Toc3894_1075034909" w:tooltip="4.5. Goal Planning và durable execution">
             <w:r>
               <w:rPr>
                 <w:rStyle w:val="IndexLink"/>
@@ -1663,7 +1663,7 @@
                 <w:rStyle w:val="IndexLink"/>
               </w:rPr>
               <w:tab/>
-              <w:t>27</w:t>
+              <w:t>28</w:t>
             </w:r>
           </w:hyperlink>
         </w:p>
@@ -1676,7 +1676,7 @@
             </w:tabs>
             <w:rPr/>
           </w:pPr>
-          <w:hyperlink w:anchor="__RefHeading___Toc3896_3034938809" w:tooltip="4.6. Check-in Evaluator và rubric có phiên bản">
+          <w:hyperlink w:anchor="__RefHeading___Toc3896_1075034909" w:tooltip="4.6. Check-in Evaluator và rubric có phiên bản">
             <w:r>
               <w:rPr>
                 <w:rStyle w:val="IndexLink"/>
@@ -1690,7 +1690,7 @@
                 <w:rStyle w:val="IndexLink"/>
               </w:rPr>
               <w:tab/>
-              <w:t>27</w:t>
+              <w:t>28</w:t>
             </w:r>
           </w:hyperlink>
         </w:p>
@@ -1703,7 +1703,7 @@
             </w:tabs>
             <w:rPr/>
           </w:pPr>
-          <w:hyperlink w:anchor="__RefHeading___Toc3898_3034938809" w:tooltip="4.7. Sơ đồ tuần tự advisor có nguồn">
+          <w:hyperlink w:anchor="__RefHeading___Toc3898_1075034909" w:tooltip="4.7. Sơ đồ tuần tự advisor có nguồn">
             <w:r>
               <w:rPr>
                 <w:rStyle w:val="IndexLink"/>
@@ -1717,7 +1717,7 @@
                 <w:rStyle w:val="IndexLink"/>
               </w:rPr>
               <w:tab/>
-              <w:t>28</w:t>
+              <w:t>29</w:t>
             </w:r>
           </w:hyperlink>
         </w:p>
@@ -1730,7 +1730,7 @@
             </w:tabs>
             <w:rPr/>
           </w:pPr>
-          <w:hyperlink w:anchor="__RefHeading___Toc3900_3034938809" w:tooltip="4.8. Pipeline tài liệu RAG">
+          <w:hyperlink w:anchor="__RefHeading___Toc3900_1075034909" w:tooltip="4.8. Pipeline tài liệu RAG">
             <w:r>
               <w:rPr>
                 <w:rStyle w:val="IndexLink"/>
@@ -1744,7 +1744,7 @@
                 <w:rStyle w:val="IndexLink"/>
               </w:rPr>
               <w:tab/>
-              <w:t>28</w:t>
+              <w:t>29</w:t>
             </w:r>
           </w:hyperlink>
         </w:p>
@@ -1757,7 +1757,7 @@
             </w:tabs>
             <w:rPr/>
           </w:pPr>
-          <w:hyperlink w:anchor="__RefHeading___Toc3902_3034938809" w:tooltip="4.9. Cô lập tenant và RLS">
+          <w:hyperlink w:anchor="__RefHeading___Toc3902_1075034909" w:tooltip="4.9. Cô lập tenant và RLS">
             <w:r>
               <w:rPr>
                 <w:rStyle w:val="IndexLink"/>
@@ -1771,7 +1771,7 @@
                 <w:rStyle w:val="IndexLink"/>
               </w:rPr>
               <w:tab/>
-              <w:t>29</w:t>
+              <w:t>30</w:t>
             </w:r>
           </w:hyperlink>
         </w:p>
@@ -1784,7 +1784,7 @@
             </w:tabs>
             <w:rPr/>
           </w:pPr>
-          <w:hyperlink w:anchor="__RefHeading___Toc3904_3034938809" w:tooltip="CHƯƠNG 5: KIỂM THỬ VÀ NGHIỆM THU">
+          <w:hyperlink w:anchor="__RefHeading___Toc3904_1075034909" w:tooltip="CHƯƠNG 5: KIỂM THỬ VÀ NGHIỆM THU">
             <w:r>
               <w:rPr>
                 <w:rStyle w:val="IndexLink"/>
@@ -1798,7 +1798,7 @@
                 <w:rStyle w:val="IndexLink"/>
               </w:rPr>
               <w:tab/>
-              <w:t>30</w:t>
+              <w:t>31</w:t>
             </w:r>
           </w:hyperlink>
         </w:p>
@@ -1811,7 +1811,7 @@
             </w:tabs>
             <w:rPr/>
           </w:pPr>
-          <w:hyperlink w:anchor="__RefHeading___Toc3906_3034938809" w:tooltip="5.1. Chiến lược kiểm thử">
+          <w:hyperlink w:anchor="__RefHeading___Toc3906_1075034909" w:tooltip="5.1. Chiến lược kiểm thử">
             <w:r>
               <w:rPr>
                 <w:rStyle w:val="IndexLink"/>
@@ -1825,7 +1825,7 @@
                 <w:rStyle w:val="IndexLink"/>
               </w:rPr>
               <w:tab/>
-              <w:t>30</w:t>
+              <w:t>31</w:t>
             </w:r>
           </w:hyperlink>
         </w:p>
@@ -1838,7 +1838,7 @@
             </w:tabs>
             <w:rPr/>
           </w:pPr>
-          <w:hyperlink w:anchor="__RefHeading___Toc3908_3034938809" w:tooltip="5.2. Bằng chứng kiểm chứng bản bàn giao">
+          <w:hyperlink w:anchor="__RefHeading___Toc3908_1075034909" w:tooltip="5.2. Bằng chứng kiểm chứng bản bàn giao">
             <w:r>
               <w:rPr>
                 <w:rStyle w:val="IndexLink"/>
@@ -1852,7 +1852,7 @@
                 <w:rStyle w:val="IndexLink"/>
               </w:rPr>
               <w:tab/>
-              <w:t>30</w:t>
+              <w:t>31</w:t>
             </w:r>
           </w:hyperlink>
         </w:p>
@@ -1865,7 +1865,7 @@
             </w:tabs>
             <w:rPr/>
           </w:pPr>
-          <w:hyperlink w:anchor="__RefHeading___Toc3910_3034938809" w:tooltip="5.3. Kịch bản nghiệm thu tiêu biểu">
+          <w:hyperlink w:anchor="__RefHeading___Toc3910_1075034909" w:tooltip="5.3. Kịch bản nghiệm thu tiêu biểu">
             <w:r>
               <w:rPr>
                 <w:rStyle w:val="IndexLink"/>
@@ -1879,7 +1879,7 @@
                 <w:rStyle w:val="IndexLink"/>
               </w:rPr>
               <w:tab/>
-              <w:t>31</w:t>
+              <w:t>32</w:t>
             </w:r>
           </w:hyperlink>
         </w:p>
@@ -1892,7 +1892,7 @@
             </w:tabs>
             <w:rPr/>
           </w:pPr>
-          <w:hyperlink w:anchor="__RefHeading___Toc3912_3034938809" w:tooltip="5.4. Kết luận nghiệm thu">
+          <w:hyperlink w:anchor="__RefHeading___Toc3912_1075034909" w:tooltip="5.4. Kết luận nghiệm thu">
             <w:r>
               <w:rPr>
                 <w:rStyle w:val="IndexLink"/>
@@ -1906,7 +1906,7 @@
                 <w:rStyle w:val="IndexLink"/>
               </w:rPr>
               <w:tab/>
-              <w:t>32</w:t>
+              <w:t>33</w:t>
             </w:r>
           </w:hyperlink>
         </w:p>
@@ -1919,7 +1919,7 @@
             </w:tabs>
             <w:rPr/>
           </w:pPr>
-          <w:hyperlink w:anchor="__RefHeading___Toc3914_3034938809" w:tooltip="CHƯƠNG 6: HƯỚNG DẪN SỬ DỤNG">
+          <w:hyperlink w:anchor="__RefHeading___Toc3914_1075034909" w:tooltip="CHƯƠNG 6: HƯỚNG DẪN SỬ DỤNG">
             <w:r>
               <w:rPr>
                 <w:rStyle w:val="IndexLink"/>
@@ -1933,7 +1933,7 @@
                 <w:rStyle w:val="IndexLink"/>
               </w:rPr>
               <w:tab/>
-              <w:t>33</w:t>
+              <w:t>34</w:t>
             </w:r>
           </w:hyperlink>
         </w:p>
@@ -1946,7 +1946,7 @@
             </w:tabs>
             <w:rPr/>
           </w:pPr>
-          <w:hyperlink w:anchor="__RefHeading___Toc3916_3034938809" w:tooltip="6.1. Khởi động môi trường trình bày">
+          <w:hyperlink w:anchor="__RefHeading___Toc3916_1075034909" w:tooltip="6.1. Khởi động môi trường trình bày">
             <w:r>
               <w:rPr>
                 <w:rStyle w:val="IndexLink"/>
@@ -1960,7 +1960,7 @@
                 <w:rStyle w:val="IndexLink"/>
               </w:rPr>
               <w:tab/>
-              <w:t>33</w:t>
+              <w:t>34</w:t>
             </w:r>
           </w:hyperlink>
         </w:p>
@@ -1973,7 +1973,7 @@
             </w:tabs>
             <w:rPr/>
           </w:pPr>
-          <w:hyperlink w:anchor="__RefHeading___Toc3918_3034938809" w:tooltip="6.2. Hướng dẫn theo vai trò">
+          <w:hyperlink w:anchor="__RefHeading___Toc3918_1075034909" w:tooltip="6.2. Hướng dẫn theo vai trò">
             <w:r>
               <w:rPr>
                 <w:rStyle w:val="IndexLink"/>
@@ -1987,7 +1987,7 @@
                 <w:rStyle w:val="IndexLink"/>
               </w:rPr>
               <w:tab/>
-              <w:t>33</w:t>
+              <w:t>34</w:t>
             </w:r>
           </w:hyperlink>
         </w:p>
@@ -2000,7 +2000,7 @@
             </w:tabs>
             <w:rPr/>
           </w:pPr>
-          <w:hyperlink w:anchor="__RefHeading___Toc3920_3034938809" w:tooltip="6.2.1. Admin">
+          <w:hyperlink w:anchor="__RefHeading___Toc3920_1075034909" w:tooltip="6.2.1. Admin">
             <w:r>
               <w:rPr>
                 <w:rStyle w:val="IndexLink"/>
@@ -2014,7 +2014,7 @@
                 <w:rStyle w:val="IndexLink"/>
               </w:rPr>
               <w:tab/>
-              <w:t>33</w:t>
+              <w:t>34</w:t>
             </w:r>
           </w:hyperlink>
         </w:p>
@@ -2027,7 +2027,7 @@
             </w:tabs>
             <w:rPr/>
           </w:pPr>
-          <w:hyperlink w:anchor="__RefHeading___Toc3922_3034938809" w:tooltip="6.2.2. Director">
+          <w:hyperlink w:anchor="__RefHeading___Toc3922_1075034909" w:tooltip="6.2.2. Director">
             <w:r>
               <w:rPr>
                 <w:rStyle w:val="IndexLink"/>
@@ -2041,7 +2041,7 @@
                 <w:rStyle w:val="IndexLink"/>
               </w:rPr>
               <w:tab/>
-              <w:t>33</w:t>
+              <w:t>34</w:t>
             </w:r>
           </w:hyperlink>
         </w:p>
@@ -2054,7 +2054,7 @@
             </w:tabs>
             <w:rPr/>
           </w:pPr>
-          <w:hyperlink w:anchor="__RefHeading___Toc3924_3034938809" w:tooltip="6.2.3. Manager">
+          <w:hyperlink w:anchor="__RefHeading___Toc3924_1075034909" w:tooltip="6.2.3. Manager">
             <w:r>
               <w:rPr>
                 <w:rStyle w:val="IndexLink"/>
@@ -2068,7 +2068,7 @@
                 <w:rStyle w:val="IndexLink"/>
               </w:rPr>
               <w:tab/>
-              <w:t>34</w:t>
+              <w:t>35</w:t>
             </w:r>
           </w:hyperlink>
         </w:p>
@@ -2081,7 +2081,7 @@
             </w:tabs>
             <w:rPr/>
           </w:pPr>
-          <w:hyperlink w:anchor="__RefHeading___Toc3926_3034938809" w:tooltip="6.2.4. Employee">
+          <w:hyperlink w:anchor="__RefHeading___Toc3926_1075034909" w:tooltip="6.2.4. Employee">
             <w:r>
               <w:rPr>
                 <w:rStyle w:val="IndexLink"/>
@@ -2095,7 +2095,7 @@
                 <w:rStyle w:val="IndexLink"/>
               </w:rPr>
               <w:tab/>
-              <w:t>34</w:t>
+              <w:t>35</w:t>
             </w:r>
           </w:hyperlink>
         </w:p>
@@ -2108,7 +2108,7 @@
             </w:tabs>
             <w:rPr/>
           </w:pPr>
-          <w:hyperlink w:anchor="__RefHeading___Toc3928_3034938809" w:tooltip="6.3. Hướng dẫn các tính năng AI-native">
+          <w:hyperlink w:anchor="__RefHeading___Toc3928_1075034909" w:tooltip="6.3. Hướng dẫn các tính năng AI-native">
             <w:r>
               <w:rPr>
                 <w:rStyle w:val="IndexLink"/>
@@ -2122,7 +2122,7 @@
                 <w:rStyle w:val="IndexLink"/>
               </w:rPr>
               <w:tab/>
-              <w:t>34</w:t>
+              <w:t>35</w:t>
             </w:r>
           </w:hyperlink>
         </w:p>
@@ -2135,7 +2135,7 @@
             </w:tabs>
             <w:rPr/>
           </w:pPr>
-          <w:hyperlink w:anchor="__RefHeading___Toc3930_3034938809" w:tooltip="6.3.1. Goal Planning Agent">
+          <w:hyperlink w:anchor="__RefHeading___Toc3930_1075034909" w:tooltip="6.3.1. Goal Planning Agent">
             <w:r>
               <w:rPr>
                 <w:rStyle w:val="IndexLink"/>
@@ -2149,7 +2149,7 @@
                 <w:rStyle w:val="IndexLink"/>
               </w:rPr>
               <w:tab/>
-              <w:t>34</w:t>
+              <w:t>35</w:t>
             </w:r>
           </w:hyperlink>
         </w:p>
@@ -2162,7 +2162,7 @@
             </w:tabs>
             <w:rPr/>
           </w:pPr>
-          <w:hyperlink w:anchor="__RefHeading___Toc3932_3034938809" w:tooltip="6.3.2. Check-in AI Evaluator">
+          <w:hyperlink w:anchor="__RefHeading___Toc3932_1075034909" w:tooltip="6.3.2. Check-in AI Evaluator">
             <w:r>
               <w:rPr>
                 <w:rStyle w:val="IndexLink"/>
@@ -2176,7 +2176,7 @@
                 <w:rStyle w:val="IndexLink"/>
               </w:rPr>
               <w:tab/>
-              <w:t>34</w:t>
+              <w:t>35</w:t>
             </w:r>
           </w:hyperlink>
         </w:p>
@@ -2189,7 +2189,7 @@
             </w:tabs>
             <w:rPr/>
           </w:pPr>
-          <w:hyperlink w:anchor="__RefHeading___Toc3934_3034938809" w:tooltip="6.3.3. Gợi ý KPI và KR">
+          <w:hyperlink w:anchor="__RefHeading___Toc3934_1075034909" w:tooltip="6.3.3. Gợi ý KPI và KR">
             <w:r>
               <w:rPr>
                 <w:rStyle w:val="IndexLink"/>
@@ -2203,7 +2203,7 @@
                 <w:rStyle w:val="IndexLink"/>
               </w:rPr>
               <w:tab/>
-              <w:t>35</w:t>
+              <w:t>36</w:t>
             </w:r>
           </w:hyperlink>
         </w:p>
@@ -2216,7 +2216,7 @@
             </w:tabs>
             <w:rPr/>
           </w:pPr>
-          <w:hyperlink w:anchor="__RefHeading___Toc3936_3034938809" w:tooltip="6.3.4. Chat và phân tích hiệu suất">
+          <w:hyperlink w:anchor="__RefHeading___Toc3936_1075034909" w:tooltip="6.3.4. Chat và phân tích hiệu suất">
             <w:r>
               <w:rPr>
                 <w:rStyle w:val="IndexLink"/>
@@ -2230,7 +2230,7 @@
                 <w:rStyle w:val="IndexLink"/>
               </w:rPr>
               <w:tab/>
-              <w:t>35</w:t>
+              <w:t>36</w:t>
             </w:r>
           </w:hyperlink>
         </w:p>
@@ -2243,7 +2243,7 @@
             </w:tabs>
             <w:rPr/>
           </w:pPr>
-          <w:hyperlink w:anchor="__RefHeading___Toc3938_3034938809" w:tooltip="6.3.5. Quản lý rubric">
+          <w:hyperlink w:anchor="__RefHeading___Toc3938_1075034909" w:tooltip="6.3.5. Quản lý rubric">
             <w:r>
               <w:rPr>
                 <w:rStyle w:val="IndexLink"/>
@@ -2257,7 +2257,7 @@
                 <w:rStyle w:val="IndexLink"/>
               </w:rPr>
               <w:tab/>
-              <w:t>35</w:t>
+              <w:t>36</w:t>
             </w:r>
           </w:hyperlink>
         </w:p>
@@ -2270,7 +2270,7 @@
             </w:tabs>
             <w:rPr/>
           </w:pPr>
-          <w:hyperlink w:anchor="__RefHeading___Toc3940_3034938809" w:tooltip="6.4. Nguyên tắc sử dụng an toàn">
+          <w:hyperlink w:anchor="__RefHeading___Toc3940_1075034909" w:tooltip="6.4. Nguyên tắc sử dụng an toàn">
             <w:r>
               <w:rPr>
                 <w:rStyle w:val="IndexLink"/>
@@ -2284,7 +2284,7 @@
                 <w:rStyle w:val="IndexLink"/>
               </w:rPr>
               <w:tab/>
-              <w:t>35</w:t>
+              <w:t>36</w:t>
             </w:r>
           </w:hyperlink>
         </w:p>
@@ -2297,7 +2297,7 @@
             </w:tabs>
             <w:rPr/>
           </w:pPr>
-          <w:hyperlink w:anchor="__RefHeading___Toc3942_3034938809" w:tooltip="CHƯƠNG 7: TỔNG KẾT VÀ ĐÁNH GIÁ">
+          <w:hyperlink w:anchor="__RefHeading___Toc3942_1075034909" w:tooltip="CHƯƠNG 7: TỔNG KẾT VÀ ĐÁNH GIÁ">
             <w:r>
               <w:rPr>
                 <w:rStyle w:val="IndexLink"/>
@@ -2311,7 +2311,7 @@
                 <w:rStyle w:val="IndexLink"/>
               </w:rPr>
               <w:tab/>
-              <w:t>36</w:t>
+              <w:t>37</w:t>
             </w:r>
           </w:hyperlink>
         </w:p>
@@ -2324,7 +2324,7 @@
             </w:tabs>
             <w:rPr/>
           </w:pPr>
-          <w:hyperlink w:anchor="__RefHeading___Toc3944_3034938809" w:tooltip="7.1. Kết quả thực hiện">
+          <w:hyperlink w:anchor="__RefHeading___Toc3944_1075034909" w:tooltip="7.1. Kết quả thực hiện">
             <w:r>
               <w:rPr>
                 <w:rStyle w:val="IndexLink"/>
@@ -2338,7 +2338,7 @@
                 <w:rStyle w:val="IndexLink"/>
               </w:rPr>
               <w:tab/>
-              <w:t>36</w:t>
+              <w:t>37</w:t>
             </w:r>
           </w:hyperlink>
         </w:p>
@@ -2351,7 +2351,7 @@
             </w:tabs>
             <w:rPr/>
           </w:pPr>
-          <w:hyperlink w:anchor="__RefHeading___Toc3946_3034938809" w:tooltip="7.2. Giá trị nổi bật của sản phẩm">
+          <w:hyperlink w:anchor="__RefHeading___Toc3946_1075034909" w:tooltip="7.2. Giá trị nổi bật của sản phẩm">
             <w:r>
               <w:rPr>
                 <w:rStyle w:val="IndexLink"/>
@@ -2365,7 +2365,7 @@
                 <w:rStyle w:val="IndexLink"/>
               </w:rPr>
               <w:tab/>
-              <w:t>36</w:t>
+              <w:t>37</w:t>
             </w:r>
           </w:hyperlink>
         </w:p>
@@ -2378,7 +2378,7 @@
             </w:tabs>
             <w:rPr/>
           </w:pPr>
-          <w:hyperlink w:anchor="__RefHeading___Toc3948_3034938809" w:tooltip="7.3. Bài học kỹ thuật">
+          <w:hyperlink w:anchor="__RefHeading___Toc3948_1075034909" w:tooltip="7.3. Bài học kỹ thuật">
             <w:r>
               <w:rPr>
                 <w:rStyle w:val="IndexLink"/>
@@ -2392,7 +2392,7 @@
                 <w:rStyle w:val="IndexLink"/>
               </w:rPr>
               <w:tab/>
-              <w:t>36</w:t>
+              <w:t>37</w:t>
             </w:r>
           </w:hyperlink>
         </w:p>
@@ -2405,7 +2405,7 @@
             </w:tabs>
             <w:rPr/>
           </w:pPr>
-          <w:hyperlink w:anchor="__RefHeading___Toc3950_3034938809" w:tooltip="7.4. Kết luận">
+          <w:hyperlink w:anchor="__RefHeading___Toc3950_1075034909" w:tooltip="7.4. Kết luận">
             <w:r>
               <w:rPr>
                 <w:rStyle w:val="IndexLink"/>
@@ -2419,7 +2419,7 @@
                 <w:rStyle w:val="IndexLink"/>
               </w:rPr>
               <w:tab/>
-              <w:t>37</w:t>
+              <w:t>38</w:t>
             </w:r>
           </w:hyperlink>
         </w:p>
@@ -2432,7 +2432,7 @@
             </w:tabs>
             <w:rPr/>
           </w:pPr>
-          <w:hyperlink w:anchor="__RefHeading___Toc3952_3034938809" w:tooltip="PHỤ LỤC A: CÁC ENDPOINT VÀ MÀN HÌNH CHÍNH">
+          <w:hyperlink w:anchor="__RefHeading___Toc3952_1075034909" w:tooltip="PHỤ LỤC A: CÁC ENDPOINT VÀ MÀN HÌNH CHÍNH">
             <w:r>
               <w:rPr>
                 <w:rStyle w:val="IndexLink"/>
@@ -2446,7 +2446,7 @@
                 <w:rStyle w:val="IndexLink"/>
               </w:rPr>
               <w:tab/>
-              <w:t>38</w:t>
+              <w:t>39</w:t>
             </w:r>
           </w:hyperlink>
         </w:p>
@@ -2459,7 +2459,7 @@
             </w:tabs>
             <w:rPr/>
           </w:pPr>
-          <w:hyperlink w:anchor="__RefHeading___Toc3954_3034938809" w:tooltip="PHỤ LỤC B: HỒ SƠ DỮ LIỆU AI-NATIVE">
+          <w:hyperlink w:anchor="__RefHeading___Toc3954_1075034909" w:tooltip="PHỤ LỤC B: HỒ SƠ DỮ LIỆU AI-NATIVE">
             <w:r>
               <w:rPr>
                 <w:rStyle w:val="IndexLink"/>
@@ -2473,7 +2473,7 @@
                 <w:rStyle w:val="IndexLink"/>
               </w:rPr>
               <w:tab/>
-              <w:t>39</w:t>
+              <w:t>40</w:t>
             </w:r>
           </w:hyperlink>
         </w:p>
@@ -2486,7 +2486,7 @@
             </w:tabs>
             <w:rPr/>
           </w:pPr>
-          <w:hyperlink w:anchor="__RefHeading___Toc3956_3034938809" w:tooltip="PHỤ LỤC C: LỆNH KIỂM CHỨNG">
+          <w:hyperlink w:anchor="__RefHeading___Toc3956_1075034909" w:tooltip="PHỤ LỤC C: LỆNH KIỂM CHỨNG">
             <w:r>
               <w:rPr>
                 <w:rStyle w:val="IndexLink"/>
@@ -2500,7 +2500,7 @@
                 <w:rStyle w:val="IndexLink"/>
               </w:rPr>
               <w:tab/>
-              <w:t>41</w:t>
+              <w:t>42</w:t>
             </w:r>
           </w:hyperlink>
         </w:p>
@@ -2513,7 +2513,7 @@
             </w:tabs>
             <w:rPr/>
           </w:pPr>
-          <w:hyperlink w:anchor="__RefHeading___Toc3958_3034938809" w:tooltip="PHỤ LỤC D: THÔNG TIN BÀN GIAO">
+          <w:hyperlink w:anchor="__RefHeading___Toc3958_1075034909" w:tooltip="PHỤ LỤC D: THÔNG TIN BÀN GIAO">
             <w:r>
               <w:rPr>
                 <w:rStyle w:val="IndexLink"/>
@@ -2527,7 +2527,7 @@
                 <w:rStyle w:val="IndexLink"/>
               </w:rPr>
               <w:tab/>
-              <w:t>42</w:t>
+              <w:t>43</w:t>
             </w:r>
           </w:hyperlink>
           <w:r>
@@ -2559,7 +2559,7 @@
         <w:jc w:val="center"/>
         <w:rPr/>
       </w:pPr>
-      <w:bookmarkStart w:id="1" w:name="__RefHeading___Toc3822_3034938809"/>
+      <w:bookmarkStart w:id="1" w:name="__RefHeading___Toc3822_1075034909"/>
       <w:bookmarkEnd w:id="1"/>
       <w:r>
         <w:rPr>
@@ -2615,7 +2615,7 @@
         <w:r>
           <w:rPr/>
           <w:tab/>
-          <w:t>22</w:t>
+          <w:t>23</w:t>
         </w:r>
       </w:hyperlink>
     </w:p>
@@ -2648,7 +2648,7 @@
         <w:r>
           <w:rPr/>
           <w:tab/>
-          <w:t>22</w:t>
+          <w:t>23</w:t>
         </w:r>
       </w:hyperlink>
     </w:p>
@@ -2681,7 +2681,7 @@
         <w:r>
           <w:rPr/>
           <w:tab/>
-          <w:t>23</w:t>
+          <w:t>24</w:t>
         </w:r>
       </w:hyperlink>
     </w:p>
@@ -2714,7 +2714,7 @@
         <w:r>
           <w:rPr/>
           <w:tab/>
-          <w:t>23</w:t>
+          <w:t>24</w:t>
         </w:r>
       </w:hyperlink>
     </w:p>
@@ -2747,7 +2747,7 @@
         <w:r>
           <w:rPr/>
           <w:tab/>
-          <w:t>23</w:t>
+          <w:t>24</w:t>
         </w:r>
       </w:hyperlink>
     </w:p>
@@ -2780,7 +2780,7 @@
         <w:r>
           <w:rPr/>
           <w:tab/>
-          <w:t>24</w:t>
+          <w:t>25</w:t>
         </w:r>
       </w:hyperlink>
     </w:p>
@@ -2813,7 +2813,7 @@
         <w:r>
           <w:rPr/>
           <w:tab/>
-          <w:t>28</w:t>
+          <w:t>29</w:t>
         </w:r>
       </w:hyperlink>
       <w:r>
@@ -2841,7 +2841,7 @@
         <w:jc w:val="center"/>
         <w:rPr/>
       </w:pPr>
-      <w:bookmarkStart w:id="2" w:name="__RefHeading___Toc3824_3034938809"/>
+      <w:bookmarkStart w:id="2" w:name="__RefHeading___Toc3824_1075034909"/>
       <w:bookmarkEnd w:id="2"/>
       <w:r>
         <w:rPr>
@@ -3062,7 +3062,7 @@
         <w:r>
           <w:rPr/>
           <w:tab/>
-          <w:t>20</w:t>
+          <w:t>21</w:t>
         </w:r>
       </w:hyperlink>
     </w:p>
@@ -3095,7 +3095,7 @@
         <w:r>
           <w:rPr/>
           <w:tab/>
-          <w:t>21</w:t>
+          <w:t>22</w:t>
         </w:r>
       </w:hyperlink>
     </w:p>
@@ -3128,7 +3128,7 @@
         <w:r>
           <w:rPr/>
           <w:tab/>
-          <w:t>25</w:t>
+          <w:t>26</w:t>
         </w:r>
       </w:hyperlink>
     </w:p>
@@ -3161,7 +3161,7 @@
         <w:r>
           <w:rPr/>
           <w:tab/>
-          <w:t>26</w:t>
+          <w:t>27</w:t>
         </w:r>
       </w:hyperlink>
     </w:p>
@@ -3194,7 +3194,7 @@
         <w:r>
           <w:rPr/>
           <w:tab/>
-          <w:t>29</w:t>
+          <w:t>30</w:t>
         </w:r>
       </w:hyperlink>
     </w:p>
@@ -3227,7 +3227,7 @@
         <w:r>
           <w:rPr/>
           <w:tab/>
-          <w:t>30</w:t>
+          <w:t>31</w:t>
         </w:r>
       </w:hyperlink>
     </w:p>
@@ -3260,7 +3260,7 @@
         <w:r>
           <w:rPr/>
           <w:tab/>
-          <w:t>31</w:t>
+          <w:t>32</w:t>
         </w:r>
       </w:hyperlink>
     </w:p>
@@ -3293,7 +3293,7 @@
         <w:r>
           <w:rPr/>
           <w:tab/>
-          <w:t>31</w:t>
+          <w:t>32</w:t>
         </w:r>
       </w:hyperlink>
     </w:p>
@@ -3326,7 +3326,7 @@
         <w:r>
           <w:rPr/>
           <w:tab/>
-          <w:t>38</w:t>
+          <w:t>39</w:t>
         </w:r>
       </w:hyperlink>
     </w:p>
@@ -3359,7 +3359,7 @@
         <w:r>
           <w:rPr/>
           <w:tab/>
-          <w:t>40</w:t>
+          <w:t>41</w:t>
         </w:r>
       </w:hyperlink>
     </w:p>
@@ -3392,7 +3392,7 @@
         <w:r>
           <w:rPr/>
           <w:tab/>
-          <w:t>41</w:t>
+          <w:t>42</w:t>
         </w:r>
       </w:hyperlink>
     </w:p>
@@ -3425,7 +3425,7 @@
         <w:r>
           <w:rPr/>
           <w:tab/>
-          <w:t>42</w:t>
+          <w:t>43</w:t>
         </w:r>
       </w:hyperlink>
       <w:r>
@@ -3453,7 +3453,7 @@
         <w:jc w:val="center"/>
         <w:rPr/>
       </w:pPr>
-      <w:bookmarkStart w:id="3" w:name="__RefHeading___Toc3826_3034938809"/>
+      <w:bookmarkStart w:id="3" w:name="__RefHeading___Toc3826_1075034909"/>
       <w:bookmarkEnd w:id="3"/>
       <w:r>
         <w:rPr>
@@ -3502,7 +3502,6 @@
             <w:pPr>
               <w:pStyle w:val="Normal"/>
               <w:widowControl/>
-              <w:suppressAutoHyphens w:val="true"/>
               <w:spacing w:lineRule="auto" w:line="276" w:before="40" w:after="40"/>
               <w:jc w:val="center"/>
               <w:rPr>
@@ -3538,7 +3537,6 @@
             <w:pPr>
               <w:pStyle w:val="Normal"/>
               <w:widowControl/>
-              <w:suppressAutoHyphens w:val="true"/>
               <w:spacing w:lineRule="auto" w:line="276" w:before="40" w:after="40"/>
               <w:jc w:val="center"/>
               <w:rPr>
@@ -3574,7 +3572,6 @@
             <w:pPr>
               <w:pStyle w:val="Normal"/>
               <w:widowControl/>
-              <w:suppressAutoHyphens w:val="true"/>
               <w:spacing w:lineRule="auto" w:line="276" w:before="40" w:after="40"/>
               <w:jc w:val="center"/>
               <w:rPr>
@@ -3610,7 +3607,6 @@
             <w:pPr>
               <w:pStyle w:val="Normal"/>
               <w:widowControl/>
-              <w:suppressAutoHyphens w:val="true"/>
               <w:spacing w:lineRule="auto" w:line="276" w:before="40" w:after="40"/>
               <w:jc w:val="center"/>
               <w:rPr>
@@ -3650,7 +3646,6 @@
             <w:pPr>
               <w:pStyle w:val="Normal"/>
               <w:widowControl/>
-              <w:suppressAutoHyphens w:val="true"/>
               <w:spacing w:lineRule="auto" w:line="276" w:before="40" w:after="40"/>
               <w:jc w:val="center"/>
               <w:rPr>
@@ -3684,7 +3679,6 @@
             <w:pPr>
               <w:pStyle w:val="Normal"/>
               <w:widowControl/>
-              <w:suppressAutoHyphens w:val="true"/>
               <w:spacing w:lineRule="auto" w:line="276" w:before="40" w:after="40"/>
               <w:jc w:val="start"/>
               <w:rPr>
@@ -3718,7 +3712,6 @@
             <w:pPr>
               <w:pStyle w:val="Normal"/>
               <w:widowControl/>
-              <w:suppressAutoHyphens w:val="true"/>
               <w:spacing w:lineRule="auto" w:line="276" w:before="40" w:after="40"/>
               <w:jc w:val="start"/>
               <w:rPr>
@@ -3752,7 +3745,6 @@
             <w:pPr>
               <w:pStyle w:val="Normal"/>
               <w:widowControl/>
-              <w:suppressAutoHyphens w:val="true"/>
               <w:spacing w:lineRule="auto" w:line="276" w:before="40" w:after="40"/>
               <w:jc w:val="start"/>
               <w:rPr>
@@ -3792,7 +3784,6 @@
             <w:pPr>
               <w:pStyle w:val="Normal"/>
               <w:widowControl/>
-              <w:suppressAutoHyphens w:val="true"/>
               <w:spacing w:lineRule="auto" w:line="276" w:before="40" w:after="40"/>
               <w:jc w:val="center"/>
               <w:rPr>
@@ -3827,7 +3818,6 @@
             <w:pPr>
               <w:pStyle w:val="Normal"/>
               <w:widowControl/>
-              <w:suppressAutoHyphens w:val="true"/>
               <w:spacing w:lineRule="auto" w:line="276" w:before="40" w:after="40"/>
               <w:jc w:val="start"/>
               <w:rPr>
@@ -3862,7 +3852,6 @@
             <w:pPr>
               <w:pStyle w:val="Normal"/>
               <w:widowControl/>
-              <w:suppressAutoHyphens w:val="true"/>
               <w:spacing w:lineRule="auto" w:line="276" w:before="40" w:after="40"/>
               <w:jc w:val="start"/>
               <w:rPr>
@@ -3897,7 +3886,6 @@
             <w:pPr>
               <w:pStyle w:val="Normal"/>
               <w:widowControl/>
-              <w:suppressAutoHyphens w:val="true"/>
               <w:spacing w:lineRule="auto" w:line="276" w:before="40" w:after="40"/>
               <w:jc w:val="start"/>
               <w:rPr>
@@ -3988,7 +3976,7 @@
         <w:jc w:val="center"/>
         <w:rPr/>
       </w:pPr>
-      <w:bookmarkStart w:id="4" w:name="__RefHeading___Toc3828_3034938809"/>
+      <w:bookmarkStart w:id="4" w:name="__RefHeading___Toc3828_1075034909"/>
       <w:bookmarkEnd w:id="4"/>
       <w:r>
         <w:rPr>
@@ -4036,7 +4024,6 @@
             <w:pPr>
               <w:pStyle w:val="Normal"/>
               <w:widowControl/>
-              <w:suppressAutoHyphens w:val="true"/>
               <w:spacing w:lineRule="auto" w:line="276" w:before="40" w:after="40"/>
               <w:jc w:val="center"/>
               <w:rPr>
@@ -4072,7 +4059,6 @@
             <w:pPr>
               <w:pStyle w:val="Normal"/>
               <w:widowControl/>
-              <w:suppressAutoHyphens w:val="true"/>
               <w:spacing w:lineRule="auto" w:line="276" w:before="40" w:after="40"/>
               <w:jc w:val="center"/>
               <w:rPr>
@@ -4108,7 +4094,6 @@
             <w:pPr>
               <w:pStyle w:val="Normal"/>
               <w:widowControl/>
-              <w:suppressAutoHyphens w:val="true"/>
               <w:spacing w:lineRule="auto" w:line="276" w:before="40" w:after="40"/>
               <w:jc w:val="center"/>
               <w:rPr>
@@ -4148,7 +4133,6 @@
             <w:pPr>
               <w:pStyle w:val="Normal"/>
               <w:widowControl/>
-              <w:suppressAutoHyphens w:val="true"/>
               <w:spacing w:lineRule="auto" w:line="276" w:before="40" w:after="40"/>
               <w:jc w:val="center"/>
               <w:rPr>
@@ -4182,7 +4166,6 @@
             <w:pPr>
               <w:pStyle w:val="Normal"/>
               <w:widowControl/>
-              <w:suppressAutoHyphens w:val="true"/>
               <w:spacing w:lineRule="auto" w:line="276" w:before="40" w:after="40"/>
               <w:jc w:val="start"/>
               <w:rPr>
@@ -4216,7 +4199,6 @@
             <w:pPr>
               <w:pStyle w:val="Normal"/>
               <w:widowControl/>
-              <w:suppressAutoHyphens w:val="true"/>
               <w:spacing w:lineRule="auto" w:line="276" w:before="40" w:after="40"/>
               <w:jc w:val="start"/>
               <w:rPr>
@@ -4256,7 +4238,6 @@
             <w:pPr>
               <w:pStyle w:val="Normal"/>
               <w:widowControl/>
-              <w:suppressAutoHyphens w:val="true"/>
               <w:spacing w:lineRule="auto" w:line="276" w:before="40" w:after="40"/>
               <w:jc w:val="center"/>
               <w:rPr>
@@ -4291,7 +4272,6 @@
             <w:pPr>
               <w:pStyle w:val="Normal"/>
               <w:widowControl/>
-              <w:suppressAutoHyphens w:val="true"/>
               <w:spacing w:lineRule="auto" w:line="276" w:before="40" w:after="40"/>
               <w:jc w:val="start"/>
               <w:rPr>
@@ -4326,7 +4306,6 @@
             <w:pPr>
               <w:pStyle w:val="Normal"/>
               <w:widowControl/>
-              <w:suppressAutoHyphens w:val="true"/>
               <w:spacing w:lineRule="auto" w:line="276" w:before="40" w:after="40"/>
               <w:jc w:val="start"/>
               <w:rPr>
@@ -4365,7 +4344,6 @@
             <w:pPr>
               <w:pStyle w:val="Normal"/>
               <w:widowControl/>
-              <w:suppressAutoHyphens w:val="true"/>
               <w:spacing w:lineRule="auto" w:line="276" w:before="40" w:after="40"/>
               <w:jc w:val="center"/>
               <w:rPr>
@@ -4399,7 +4377,6 @@
             <w:pPr>
               <w:pStyle w:val="Normal"/>
               <w:widowControl/>
-              <w:suppressAutoHyphens w:val="true"/>
               <w:spacing w:lineRule="auto" w:line="276" w:before="40" w:after="40"/>
               <w:jc w:val="start"/>
               <w:rPr>
@@ -4433,7 +4410,6 @@
             <w:pPr>
               <w:pStyle w:val="Normal"/>
               <w:widowControl/>
-              <w:suppressAutoHyphens w:val="true"/>
               <w:spacing w:lineRule="auto" w:line="276" w:before="40" w:after="40"/>
               <w:jc w:val="start"/>
               <w:rPr>
@@ -4473,7 +4449,6 @@
             <w:pPr>
               <w:pStyle w:val="Normal"/>
               <w:widowControl/>
-              <w:suppressAutoHyphens w:val="true"/>
               <w:spacing w:lineRule="auto" w:line="276" w:before="40" w:after="40"/>
               <w:jc w:val="center"/>
               <w:rPr>
@@ -4508,7 +4483,6 @@
             <w:pPr>
               <w:pStyle w:val="Normal"/>
               <w:widowControl/>
-              <w:suppressAutoHyphens w:val="true"/>
               <w:spacing w:lineRule="auto" w:line="276" w:before="40" w:after="40"/>
               <w:jc w:val="start"/>
               <w:rPr>
@@ -4543,7 +4517,6 @@
             <w:pPr>
               <w:pStyle w:val="Normal"/>
               <w:widowControl/>
-              <w:suppressAutoHyphens w:val="true"/>
               <w:spacing w:lineRule="auto" w:line="276" w:before="40" w:after="40"/>
               <w:jc w:val="start"/>
               <w:rPr>
@@ -4582,7 +4555,6 @@
             <w:pPr>
               <w:pStyle w:val="Normal"/>
               <w:widowControl/>
-              <w:suppressAutoHyphens w:val="true"/>
               <w:spacing w:lineRule="auto" w:line="276" w:before="40" w:after="40"/>
               <w:jc w:val="center"/>
               <w:rPr>
@@ -4616,7 +4588,6 @@
             <w:pPr>
               <w:pStyle w:val="Normal"/>
               <w:widowControl/>
-              <w:suppressAutoHyphens w:val="true"/>
               <w:spacing w:lineRule="auto" w:line="276" w:before="40" w:after="40"/>
               <w:jc w:val="start"/>
               <w:rPr>
@@ -4650,7 +4621,6 @@
             <w:pPr>
               <w:pStyle w:val="Normal"/>
               <w:widowControl/>
-              <w:suppressAutoHyphens w:val="true"/>
               <w:spacing w:lineRule="auto" w:line="276" w:before="40" w:after="40"/>
               <w:jc w:val="start"/>
               <w:rPr>
@@ -4690,7 +4660,6 @@
             <w:pPr>
               <w:pStyle w:val="Normal"/>
               <w:widowControl/>
-              <w:suppressAutoHyphens w:val="true"/>
               <w:spacing w:lineRule="auto" w:line="276" w:before="40" w:after="40"/>
               <w:jc w:val="center"/>
               <w:rPr>
@@ -4725,7 +4694,6 @@
             <w:pPr>
               <w:pStyle w:val="Normal"/>
               <w:widowControl/>
-              <w:suppressAutoHyphens w:val="true"/>
               <w:spacing w:lineRule="auto" w:line="276" w:before="40" w:after="40"/>
               <w:jc w:val="start"/>
               <w:rPr>
@@ -4760,7 +4728,6 @@
             <w:pPr>
               <w:pStyle w:val="Normal"/>
               <w:widowControl/>
-              <w:suppressAutoHyphens w:val="true"/>
               <w:spacing w:lineRule="auto" w:line="276" w:before="40" w:after="40"/>
               <w:jc w:val="start"/>
               <w:rPr>
@@ -4799,7 +4766,6 @@
             <w:pPr>
               <w:pStyle w:val="Normal"/>
               <w:widowControl/>
-              <w:suppressAutoHyphens w:val="true"/>
               <w:spacing w:lineRule="auto" w:line="276" w:before="40" w:after="40"/>
               <w:jc w:val="center"/>
               <w:rPr>
@@ -4833,7 +4799,6 @@
             <w:pPr>
               <w:pStyle w:val="Normal"/>
               <w:widowControl/>
-              <w:suppressAutoHyphens w:val="true"/>
               <w:spacing w:lineRule="auto" w:line="276" w:before="40" w:after="40"/>
               <w:jc w:val="start"/>
               <w:rPr>
@@ -4867,7 +4832,6 @@
             <w:pPr>
               <w:pStyle w:val="Normal"/>
               <w:widowControl/>
-              <w:suppressAutoHyphens w:val="true"/>
               <w:spacing w:lineRule="auto" w:line="276" w:before="40" w:after="40"/>
               <w:jc w:val="start"/>
               <w:rPr>
@@ -4907,7 +4871,6 @@
             <w:pPr>
               <w:pStyle w:val="Normal"/>
               <w:widowControl/>
-              <w:suppressAutoHyphens w:val="true"/>
               <w:spacing w:lineRule="auto" w:line="276" w:before="40" w:after="40"/>
               <w:jc w:val="center"/>
               <w:rPr>
@@ -4942,7 +4905,6 @@
             <w:pPr>
               <w:pStyle w:val="Normal"/>
               <w:widowControl/>
-              <w:suppressAutoHyphens w:val="true"/>
               <w:spacing w:lineRule="auto" w:line="276" w:before="40" w:after="40"/>
               <w:jc w:val="start"/>
               <w:rPr>
@@ -4977,7 +4939,6 @@
             <w:pPr>
               <w:pStyle w:val="Normal"/>
               <w:widowControl/>
-              <w:suppressAutoHyphens w:val="true"/>
               <w:spacing w:lineRule="auto" w:line="276" w:before="40" w:after="40"/>
               <w:jc w:val="start"/>
               <w:rPr>
@@ -5016,7 +4977,6 @@
             <w:pPr>
               <w:pStyle w:val="Normal"/>
               <w:widowControl/>
-              <w:suppressAutoHyphens w:val="true"/>
               <w:spacing w:lineRule="auto" w:line="276" w:before="40" w:after="40"/>
               <w:jc w:val="center"/>
               <w:rPr>
@@ -5050,7 +5010,6 @@
             <w:pPr>
               <w:pStyle w:val="Normal"/>
               <w:widowControl/>
-              <w:suppressAutoHyphens w:val="true"/>
               <w:spacing w:lineRule="auto" w:line="276" w:before="40" w:after="40"/>
               <w:jc w:val="start"/>
               <w:rPr>
@@ -5084,7 +5043,6 @@
             <w:pPr>
               <w:pStyle w:val="Normal"/>
               <w:widowControl/>
-              <w:suppressAutoHyphens w:val="true"/>
               <w:spacing w:lineRule="auto" w:line="276" w:before="40" w:after="40"/>
               <w:jc w:val="start"/>
               <w:rPr>
@@ -5124,7 +5082,6 @@
             <w:pPr>
               <w:pStyle w:val="Normal"/>
               <w:widowControl/>
-              <w:suppressAutoHyphens w:val="true"/>
               <w:spacing w:lineRule="auto" w:line="276" w:before="40" w:after="40"/>
               <w:jc w:val="center"/>
               <w:rPr>
@@ -5159,7 +5116,6 @@
             <w:pPr>
               <w:pStyle w:val="Normal"/>
               <w:widowControl/>
-              <w:suppressAutoHyphens w:val="true"/>
               <w:spacing w:lineRule="auto" w:line="276" w:before="40" w:after="40"/>
               <w:jc w:val="start"/>
               <w:rPr>
@@ -5194,7 +5150,6 @@
             <w:pPr>
               <w:pStyle w:val="Normal"/>
               <w:widowControl/>
-              <w:suppressAutoHyphens w:val="true"/>
               <w:spacing w:lineRule="auto" w:line="276" w:before="40" w:after="40"/>
               <w:jc w:val="start"/>
               <w:rPr>
@@ -5233,7 +5188,6 @@
             <w:pPr>
               <w:pStyle w:val="Normal"/>
               <w:widowControl/>
-              <w:suppressAutoHyphens w:val="true"/>
               <w:spacing w:lineRule="auto" w:line="276" w:before="40" w:after="40"/>
               <w:jc w:val="center"/>
               <w:rPr>
@@ -5267,7 +5221,6 @@
             <w:pPr>
               <w:pStyle w:val="Normal"/>
               <w:widowControl/>
-              <w:suppressAutoHyphens w:val="true"/>
               <w:spacing w:lineRule="auto" w:line="276" w:before="40" w:after="40"/>
               <w:jc w:val="start"/>
               <w:rPr>
@@ -5301,7 +5254,6 @@
             <w:pPr>
               <w:pStyle w:val="Normal"/>
               <w:widowControl/>
-              <w:suppressAutoHyphens w:val="true"/>
               <w:spacing w:lineRule="auto" w:line="276" w:before="40" w:after="40"/>
               <w:jc w:val="start"/>
               <w:rPr>
@@ -5341,7 +5293,6 @@
             <w:pPr>
               <w:pStyle w:val="Normal"/>
               <w:widowControl/>
-              <w:suppressAutoHyphens w:val="true"/>
               <w:spacing w:lineRule="auto" w:line="276" w:before="40" w:after="40"/>
               <w:jc w:val="center"/>
               <w:rPr>
@@ -5376,7 +5327,6 @@
             <w:pPr>
               <w:pStyle w:val="Normal"/>
               <w:widowControl/>
-              <w:suppressAutoHyphens w:val="true"/>
               <w:spacing w:lineRule="auto" w:line="276" w:before="40" w:after="40"/>
               <w:jc w:val="start"/>
               <w:rPr>
@@ -5411,7 +5361,6 @@
             <w:pPr>
               <w:pStyle w:val="Normal"/>
               <w:widowControl/>
-              <w:suppressAutoHyphens w:val="true"/>
               <w:spacing w:lineRule="auto" w:line="276" w:before="40" w:after="40"/>
               <w:jc w:val="start"/>
               <w:rPr>
@@ -5450,7 +5399,6 @@
             <w:pPr>
               <w:pStyle w:val="Normal"/>
               <w:widowControl/>
-              <w:suppressAutoHyphens w:val="true"/>
               <w:spacing w:lineRule="auto" w:line="276" w:before="40" w:after="40"/>
               <w:jc w:val="center"/>
               <w:rPr>
@@ -5484,7 +5432,6 @@
             <w:pPr>
               <w:pStyle w:val="Normal"/>
               <w:widowControl/>
-              <w:suppressAutoHyphens w:val="true"/>
               <w:spacing w:lineRule="auto" w:line="276" w:before="40" w:after="40"/>
               <w:jc w:val="start"/>
               <w:rPr>
@@ -5518,7 +5465,6 @@
             <w:pPr>
               <w:pStyle w:val="Normal"/>
               <w:widowControl/>
-              <w:suppressAutoHyphens w:val="true"/>
               <w:spacing w:lineRule="auto" w:line="276" w:before="40" w:after="40"/>
               <w:jc w:val="start"/>
               <w:rPr>
@@ -5558,7 +5504,6 @@
             <w:pPr>
               <w:pStyle w:val="Normal"/>
               <w:widowControl/>
-              <w:suppressAutoHyphens w:val="true"/>
               <w:spacing w:lineRule="auto" w:line="276" w:before="40" w:after="40"/>
               <w:jc w:val="center"/>
               <w:rPr>
@@ -5593,7 +5538,6 @@
             <w:pPr>
               <w:pStyle w:val="Normal"/>
               <w:widowControl/>
-              <w:suppressAutoHyphens w:val="true"/>
               <w:spacing w:lineRule="auto" w:line="276" w:before="40" w:after="40"/>
               <w:jc w:val="start"/>
               <w:rPr>
@@ -5628,7 +5572,6 @@
             <w:pPr>
               <w:pStyle w:val="Normal"/>
               <w:widowControl/>
-              <w:suppressAutoHyphens w:val="true"/>
               <w:spacing w:lineRule="auto" w:line="276" w:before="40" w:after="40"/>
               <w:jc w:val="start"/>
               <w:rPr>
@@ -5667,7 +5610,6 @@
             <w:pPr>
               <w:pStyle w:val="Normal"/>
               <w:widowControl/>
-              <w:suppressAutoHyphens w:val="true"/>
               <w:spacing w:lineRule="auto" w:line="276" w:before="40" w:after="40"/>
               <w:jc w:val="center"/>
               <w:rPr>
@@ -5701,7 +5643,6 @@
             <w:pPr>
               <w:pStyle w:val="Normal"/>
               <w:widowControl/>
-              <w:suppressAutoHyphens w:val="true"/>
               <w:spacing w:lineRule="auto" w:line="276" w:before="40" w:after="40"/>
               <w:jc w:val="start"/>
               <w:rPr>
@@ -5735,7 +5676,6 @@
             <w:pPr>
               <w:pStyle w:val="Normal"/>
               <w:widowControl/>
-              <w:suppressAutoHyphens w:val="true"/>
               <w:spacing w:lineRule="auto" w:line="276" w:before="40" w:after="40"/>
               <w:jc w:val="start"/>
               <w:rPr>
@@ -5826,7 +5766,7 @@
         <w:jc w:val="center"/>
         <w:rPr/>
       </w:pPr>
-      <w:bookmarkStart w:id="5" w:name="__RefHeading___Toc3830_3034938809"/>
+      <w:bookmarkStart w:id="5" w:name="__RefHeading___Toc3830_1075034909"/>
       <w:bookmarkEnd w:id="5"/>
       <w:r>
         <w:rPr>
@@ -5875,7 +5815,6 @@
             <w:pPr>
               <w:pStyle w:val="Normal"/>
               <w:widowControl/>
-              <w:suppressAutoHyphens w:val="true"/>
               <w:spacing w:lineRule="auto" w:line="276" w:before="40" w:after="40"/>
               <w:jc w:val="center"/>
               <w:rPr>
@@ -5911,7 +5850,6 @@
             <w:pPr>
               <w:pStyle w:val="Normal"/>
               <w:widowControl/>
-              <w:suppressAutoHyphens w:val="true"/>
               <w:spacing w:lineRule="auto" w:line="276" w:before="40" w:after="40"/>
               <w:jc w:val="center"/>
               <w:rPr>
@@ -5947,7 +5885,6 @@
             <w:pPr>
               <w:pStyle w:val="Normal"/>
               <w:widowControl/>
-              <w:suppressAutoHyphens w:val="true"/>
               <w:spacing w:lineRule="auto" w:line="276" w:before="40" w:after="40"/>
               <w:jc w:val="center"/>
               <w:rPr>
@@ -5983,7 +5920,6 @@
             <w:pPr>
               <w:pStyle w:val="Normal"/>
               <w:widowControl/>
-              <w:suppressAutoHyphens w:val="true"/>
               <w:spacing w:lineRule="auto" w:line="276" w:before="40" w:after="40"/>
               <w:jc w:val="center"/>
               <w:rPr>
@@ -6023,7 +5959,6 @@
             <w:pPr>
               <w:pStyle w:val="Normal"/>
               <w:widowControl/>
-              <w:suppressAutoHyphens w:val="true"/>
               <w:spacing w:lineRule="auto" w:line="276" w:before="40" w:after="40"/>
               <w:jc w:val="center"/>
               <w:rPr>
@@ -6057,7 +5992,6 @@
             <w:pPr>
               <w:pStyle w:val="Normal"/>
               <w:widowControl/>
-              <w:suppressAutoHyphens w:val="true"/>
               <w:spacing w:lineRule="auto" w:line="276" w:before="40" w:after="40"/>
               <w:jc w:val="start"/>
               <w:rPr>
@@ -6091,7 +6025,6 @@
             <w:pPr>
               <w:pStyle w:val="Normal"/>
               <w:widowControl/>
-              <w:suppressAutoHyphens w:val="true"/>
               <w:spacing w:lineRule="auto" w:line="276" w:before="40" w:after="40"/>
               <w:jc w:val="start"/>
               <w:rPr>
@@ -6125,7 +6058,6 @@
             <w:pPr>
               <w:pStyle w:val="Normal"/>
               <w:widowControl/>
-              <w:suppressAutoHyphens w:val="true"/>
               <w:spacing w:lineRule="auto" w:line="276" w:before="40" w:after="40"/>
               <w:jc w:val="start"/>
               <w:rPr>
@@ -6165,7 +6097,6 @@
             <w:pPr>
               <w:pStyle w:val="Normal"/>
               <w:widowControl/>
-              <w:suppressAutoHyphens w:val="true"/>
               <w:spacing w:lineRule="auto" w:line="276" w:before="40" w:after="40"/>
               <w:jc w:val="center"/>
               <w:rPr>
@@ -6200,7 +6131,6 @@
             <w:pPr>
               <w:pStyle w:val="Normal"/>
               <w:widowControl/>
-              <w:suppressAutoHyphens w:val="true"/>
               <w:spacing w:lineRule="auto" w:line="276" w:before="40" w:after="40"/>
               <w:jc w:val="start"/>
               <w:rPr>
@@ -6235,7 +6165,6 @@
             <w:pPr>
               <w:pStyle w:val="Normal"/>
               <w:widowControl/>
-              <w:suppressAutoHyphens w:val="true"/>
               <w:spacing w:lineRule="auto" w:line="276" w:before="40" w:after="40"/>
               <w:jc w:val="start"/>
               <w:rPr>
@@ -6270,7 +6199,6 @@
             <w:pPr>
               <w:pStyle w:val="Normal"/>
               <w:widowControl/>
-              <w:suppressAutoHyphens w:val="true"/>
               <w:spacing w:lineRule="auto" w:line="276" w:before="40" w:after="40"/>
               <w:jc w:val="start"/>
               <w:rPr>
@@ -6309,7 +6237,6 @@
             <w:pPr>
               <w:pStyle w:val="Normal"/>
               <w:widowControl/>
-              <w:suppressAutoHyphens w:val="true"/>
               <w:spacing w:lineRule="auto" w:line="276" w:before="40" w:after="40"/>
               <w:jc w:val="center"/>
               <w:rPr>
@@ -6343,7 +6270,6 @@
             <w:pPr>
               <w:pStyle w:val="Normal"/>
               <w:widowControl/>
-              <w:suppressAutoHyphens w:val="true"/>
               <w:spacing w:lineRule="auto" w:line="276" w:before="40" w:after="40"/>
               <w:jc w:val="start"/>
               <w:rPr>
@@ -6377,7 +6303,6 @@
             <w:pPr>
               <w:pStyle w:val="Normal"/>
               <w:widowControl/>
-              <w:suppressAutoHyphens w:val="true"/>
               <w:spacing w:lineRule="auto" w:line="276" w:before="40" w:after="40"/>
               <w:jc w:val="start"/>
               <w:rPr>
@@ -6411,7 +6336,6 @@
             <w:pPr>
               <w:pStyle w:val="Normal"/>
               <w:widowControl/>
-              <w:suppressAutoHyphens w:val="true"/>
               <w:spacing w:lineRule="auto" w:line="276" w:before="40" w:after="40"/>
               <w:jc w:val="start"/>
               <w:rPr>
@@ -6451,7 +6375,6 @@
             <w:pPr>
               <w:pStyle w:val="Normal"/>
               <w:widowControl/>
-              <w:suppressAutoHyphens w:val="true"/>
               <w:spacing w:lineRule="auto" w:line="276" w:before="40" w:after="40"/>
               <w:jc w:val="center"/>
               <w:rPr>
@@ -6486,7 +6409,6 @@
             <w:pPr>
               <w:pStyle w:val="Normal"/>
               <w:widowControl/>
-              <w:suppressAutoHyphens w:val="true"/>
               <w:spacing w:lineRule="auto" w:line="276" w:before="40" w:after="40"/>
               <w:jc w:val="start"/>
               <w:rPr>
@@ -6521,7 +6443,6 @@
             <w:pPr>
               <w:pStyle w:val="Normal"/>
               <w:widowControl/>
-              <w:suppressAutoHyphens w:val="true"/>
               <w:spacing w:lineRule="auto" w:line="276" w:before="40" w:after="40"/>
               <w:jc w:val="start"/>
               <w:rPr>
@@ -6556,7 +6477,6 @@
             <w:pPr>
               <w:pStyle w:val="Normal"/>
               <w:widowControl/>
-              <w:suppressAutoHyphens w:val="true"/>
               <w:spacing w:lineRule="auto" w:line="276" w:before="40" w:after="40"/>
               <w:jc w:val="start"/>
               <w:rPr>
@@ -6595,7 +6515,6 @@
             <w:pPr>
               <w:pStyle w:val="Normal"/>
               <w:widowControl/>
-              <w:suppressAutoHyphens w:val="true"/>
               <w:spacing w:lineRule="auto" w:line="276" w:before="40" w:after="40"/>
               <w:jc w:val="center"/>
               <w:rPr>
@@ -6629,7 +6548,6 @@
             <w:pPr>
               <w:pStyle w:val="Normal"/>
               <w:widowControl/>
-              <w:suppressAutoHyphens w:val="true"/>
               <w:spacing w:lineRule="auto" w:line="276" w:before="40" w:after="40"/>
               <w:jc w:val="start"/>
               <w:rPr>
@@ -6663,7 +6581,6 @@
             <w:pPr>
               <w:pStyle w:val="Normal"/>
               <w:widowControl/>
-              <w:suppressAutoHyphens w:val="true"/>
               <w:spacing w:lineRule="auto" w:line="276" w:before="40" w:after="40"/>
               <w:jc w:val="start"/>
               <w:rPr>
@@ -6697,7 +6614,6 @@
             <w:pPr>
               <w:pStyle w:val="Normal"/>
               <w:widowControl/>
-              <w:suppressAutoHyphens w:val="true"/>
               <w:spacing w:lineRule="auto" w:line="276" w:before="40" w:after="40"/>
               <w:jc w:val="start"/>
               <w:rPr>
@@ -6737,7 +6653,6 @@
             <w:pPr>
               <w:pStyle w:val="Normal"/>
               <w:widowControl/>
-              <w:suppressAutoHyphens w:val="true"/>
               <w:spacing w:lineRule="auto" w:line="276" w:before="40" w:after="40"/>
               <w:jc w:val="center"/>
               <w:rPr>
@@ -6772,7 +6687,6 @@
             <w:pPr>
               <w:pStyle w:val="Normal"/>
               <w:widowControl/>
-              <w:suppressAutoHyphens w:val="true"/>
               <w:spacing w:lineRule="auto" w:line="276" w:before="40" w:after="40"/>
               <w:jc w:val="start"/>
               <w:rPr>
@@ -6807,7 +6721,6 @@
             <w:pPr>
               <w:pStyle w:val="Normal"/>
               <w:widowControl/>
-              <w:suppressAutoHyphens w:val="true"/>
               <w:spacing w:lineRule="auto" w:line="276" w:before="40" w:after="40"/>
               <w:jc w:val="start"/>
               <w:rPr>
@@ -6842,7 +6755,6 @@
             <w:pPr>
               <w:pStyle w:val="Normal"/>
               <w:widowControl/>
-              <w:suppressAutoHyphens w:val="true"/>
               <w:spacing w:lineRule="auto" w:line="276" w:before="40" w:after="40"/>
               <w:jc w:val="start"/>
               <w:rPr>
@@ -6881,7 +6793,6 @@
             <w:pPr>
               <w:pStyle w:val="Normal"/>
               <w:widowControl/>
-              <w:suppressAutoHyphens w:val="true"/>
               <w:spacing w:lineRule="auto" w:line="276" w:before="40" w:after="40"/>
               <w:jc w:val="center"/>
               <w:rPr>
@@ -6915,7 +6826,6 @@
             <w:pPr>
               <w:pStyle w:val="Normal"/>
               <w:widowControl/>
-              <w:suppressAutoHyphens w:val="true"/>
               <w:spacing w:lineRule="auto" w:line="276" w:before="40" w:after="40"/>
               <w:jc w:val="start"/>
               <w:rPr>
@@ -6949,7 +6859,6 @@
             <w:pPr>
               <w:pStyle w:val="Normal"/>
               <w:widowControl/>
-              <w:suppressAutoHyphens w:val="true"/>
               <w:spacing w:lineRule="auto" w:line="276" w:before="40" w:after="40"/>
               <w:jc w:val="start"/>
               <w:rPr>
@@ -6983,7 +6892,6 @@
             <w:pPr>
               <w:pStyle w:val="Normal"/>
               <w:widowControl/>
-              <w:suppressAutoHyphens w:val="true"/>
               <w:spacing w:lineRule="auto" w:line="276" w:before="40" w:after="40"/>
               <w:jc w:val="start"/>
               <w:rPr>
@@ -7074,7 +6982,7 @@
         <w:jc w:val="center"/>
         <w:rPr/>
       </w:pPr>
-      <w:bookmarkStart w:id="6" w:name="__RefHeading___Toc3832_3034938809"/>
+      <w:bookmarkStart w:id="6" w:name="__RefHeading___Toc3832_1075034909"/>
       <w:bookmarkEnd w:id="6"/>
       <w:r>
         <w:rPr>
@@ -7140,7 +7048,7 @@
         <w:jc w:val="center"/>
         <w:rPr/>
       </w:pPr>
-      <w:bookmarkStart w:id="7" w:name="__RefHeading___Toc3834_3034938809"/>
+      <w:bookmarkStart w:id="7" w:name="__RefHeading___Toc3834_1075034909"/>
       <w:bookmarkEnd w:id="7"/>
       <w:r>
         <w:rPr>
@@ -7208,7 +7116,7 @@
         <w:jc w:val="center"/>
         <w:rPr/>
       </w:pPr>
-      <w:bookmarkStart w:id="8" w:name="__RefHeading___Toc3836_3034938809"/>
+      <w:bookmarkStart w:id="8" w:name="__RefHeading___Toc3836_1075034909"/>
       <w:bookmarkEnd w:id="8"/>
       <w:r>
         <w:rPr>
@@ -7271,7 +7179,7 @@
           <w:i w:val="false"/>
           <w:sz w:val="28"/>
         </w:rPr>
-        <w:t>Phiên bản báo cáo này tập trung vào phạm vi đã hoàn tất và được kiểm chứng. Bằng chứng kỹ thuật gồm build sạch, 536 kiểm thử tự động đạt, migration SQL Server có diễn tập Up/Down và các kiểm thử cô lập tenant, cạnh tranh đồng thời, stale source cùng durable outbox.</w:t>
+        <w:t>Phiên bản báo cáo này tập trung vào phạm vi đã hoàn tất và được kiểm chứng. Bằng chứng kỹ thuật gồm build sạch, 539 kiểm thử tự động đạt, migration SQL Server có diễn tập Up/Down và các kiểm thử cô lập tenant, cạnh tranh đồng thời, stale source cùng durable outbox.</w:t>
       </w:r>
     </w:p>
     <w:p>
@@ -7294,7 +7202,7 @@
         <w:jc w:val="center"/>
         <w:rPr/>
       </w:pPr>
-      <w:bookmarkStart w:id="9" w:name="__RefHeading___Toc3838_3034938809"/>
+      <w:bookmarkStart w:id="9" w:name="__RefHeading___Toc3838_1075034909"/>
       <w:bookmarkEnd w:id="9"/>
       <w:r>
         <w:rPr>
@@ -7362,7 +7270,7 @@
         <w:jc w:val="center"/>
         <w:rPr/>
       </w:pPr>
-      <w:bookmarkStart w:id="10" w:name="__RefHeading___Toc3840_3034938809"/>
+      <w:bookmarkStart w:id="10" w:name="__RefHeading___Toc3840_1075034909"/>
       <w:bookmarkEnd w:id="10"/>
       <w:r>
         <w:rPr>
@@ -7380,7 +7288,7 @@
         <w:jc w:val="start"/>
         <w:rPr/>
       </w:pPr>
-      <w:bookmarkStart w:id="11" w:name="__RefHeading___Toc3842_3034938809"/>
+      <w:bookmarkStart w:id="11" w:name="__RefHeading___Toc3842_1075034909"/>
       <w:bookmarkEnd w:id="11"/>
       <w:r>
         <w:rPr>
@@ -7398,7 +7306,7 @@
         <w:jc w:val="start"/>
         <w:rPr/>
       </w:pPr>
-      <w:bookmarkStart w:id="12" w:name="__RefHeading___Toc3844_3034938809"/>
+      <w:bookmarkStart w:id="12" w:name="__RefHeading___Toc3844_1075034909"/>
       <w:bookmarkEnd w:id="12"/>
       <w:r>
         <w:rPr>
@@ -7452,7 +7360,7 @@
         <w:jc w:val="start"/>
         <w:rPr/>
       </w:pPr>
-      <w:bookmarkStart w:id="13" w:name="__RefHeading___Toc3846_3034938809"/>
+      <w:bookmarkStart w:id="13" w:name="__RefHeading___Toc3846_1075034909"/>
       <w:bookmarkEnd w:id="13"/>
       <w:r>
         <w:rPr>
@@ -7614,7 +7522,7 @@
         <w:jc w:val="start"/>
         <w:rPr/>
       </w:pPr>
-      <w:bookmarkStart w:id="14" w:name="__RefHeading___Toc3848_3034938809"/>
+      <w:bookmarkStart w:id="14" w:name="__RefHeading___Toc3848_1075034909"/>
       <w:bookmarkEnd w:id="14"/>
       <w:r>
         <w:rPr>
@@ -7632,7 +7540,7 @@
         <w:jc w:val="start"/>
         <w:rPr/>
       </w:pPr>
-      <w:bookmarkStart w:id="15" w:name="__RefHeading___Toc3850_3034938809"/>
+      <w:bookmarkStart w:id="15" w:name="__RefHeading___Toc3850_1075034909"/>
       <w:bookmarkEnd w:id="15"/>
       <w:r>
         <w:rPr>
@@ -7668,7 +7576,7 @@
         <w:jc w:val="start"/>
         <w:rPr/>
       </w:pPr>
-      <w:bookmarkStart w:id="16" w:name="__RefHeading___Toc3852_3034938809"/>
+      <w:bookmarkStart w:id="16" w:name="__RefHeading___Toc3852_1075034909"/>
       <w:bookmarkEnd w:id="16"/>
       <w:r>
         <w:rPr>
@@ -7974,7 +7882,7 @@
         <w:jc w:val="start"/>
         <w:rPr/>
       </w:pPr>
-      <w:bookmarkStart w:id="17" w:name="__RefHeading___Toc3854_3034938809"/>
+      <w:bookmarkStart w:id="17" w:name="__RefHeading___Toc3854_1075034909"/>
       <w:bookmarkEnd w:id="17"/>
       <w:r>
         <w:rPr>
@@ -8226,7 +8134,7 @@
         <w:jc w:val="start"/>
         <w:rPr/>
       </w:pPr>
-      <w:bookmarkStart w:id="18" w:name="__RefHeading___Toc3856_3034938809"/>
+      <w:bookmarkStart w:id="18" w:name="__RefHeading___Toc3856_1075034909"/>
       <w:bookmarkEnd w:id="18"/>
       <w:r>
         <w:rPr>
@@ -8402,7 +8310,7 @@
         <w:jc w:val="center"/>
         <w:rPr/>
       </w:pPr>
-      <w:bookmarkStart w:id="19" w:name="__RefHeading___Toc3858_3034938809"/>
+      <w:bookmarkStart w:id="19" w:name="__RefHeading___Toc3858_1075034909"/>
       <w:bookmarkEnd w:id="19"/>
       <w:r>
         <w:rPr>
@@ -8420,7 +8328,7 @@
         <w:jc w:val="start"/>
         <w:rPr/>
       </w:pPr>
-      <w:bookmarkStart w:id="20" w:name="__RefHeading___Toc3860_3034938809"/>
+      <w:bookmarkStart w:id="20" w:name="__RefHeading___Toc3860_1075034909"/>
       <w:bookmarkEnd w:id="20"/>
       <w:r>
         <w:rPr>
@@ -8468,7 +8376,6 @@
             <w:pPr>
               <w:pStyle w:val="Normal"/>
               <w:widowControl/>
-              <w:suppressAutoHyphens w:val="true"/>
               <w:spacing w:lineRule="auto" w:line="276" w:before="40" w:after="40"/>
               <w:jc w:val="center"/>
               <w:rPr>
@@ -8504,7 +8411,6 @@
             <w:pPr>
               <w:pStyle w:val="Normal"/>
               <w:widowControl/>
-              <w:suppressAutoHyphens w:val="true"/>
               <w:spacing w:lineRule="auto" w:line="276" w:before="40" w:after="40"/>
               <w:jc w:val="center"/>
               <w:rPr>
@@ -8540,7 +8446,6 @@
             <w:pPr>
               <w:pStyle w:val="Normal"/>
               <w:widowControl/>
-              <w:suppressAutoHyphens w:val="true"/>
               <w:spacing w:lineRule="auto" w:line="276" w:before="40" w:after="40"/>
               <w:jc w:val="center"/>
               <w:rPr>
@@ -8580,7 +8485,6 @@
             <w:pPr>
               <w:pStyle w:val="Normal"/>
               <w:widowControl/>
-              <w:suppressAutoHyphens w:val="true"/>
               <w:spacing w:lineRule="auto" w:line="276" w:before="40" w:after="40"/>
               <w:jc w:val="center"/>
               <w:rPr>
@@ -8614,7 +8518,6 @@
             <w:pPr>
               <w:pStyle w:val="Normal"/>
               <w:widowControl/>
-              <w:suppressAutoHyphens w:val="true"/>
               <w:spacing w:lineRule="auto" w:line="276" w:before="40" w:after="40"/>
               <w:jc w:val="start"/>
               <w:rPr>
@@ -8648,7 +8551,6 @@
             <w:pPr>
               <w:pStyle w:val="Normal"/>
               <w:widowControl/>
-              <w:suppressAutoHyphens w:val="true"/>
               <w:spacing w:lineRule="auto" w:line="276" w:before="40" w:after="40"/>
               <w:jc w:val="start"/>
               <w:rPr>
@@ -8688,7 +8590,6 @@
             <w:pPr>
               <w:pStyle w:val="Normal"/>
               <w:widowControl/>
-              <w:suppressAutoHyphens w:val="true"/>
               <w:spacing w:lineRule="auto" w:line="276" w:before="40" w:after="40"/>
               <w:jc w:val="center"/>
               <w:rPr>
@@ -8723,7 +8624,6 @@
             <w:pPr>
               <w:pStyle w:val="Normal"/>
               <w:widowControl/>
-              <w:suppressAutoHyphens w:val="true"/>
               <w:spacing w:lineRule="auto" w:line="276" w:before="40" w:after="40"/>
               <w:jc w:val="start"/>
               <w:rPr>
@@ -8758,7 +8658,6 @@
             <w:pPr>
               <w:pStyle w:val="Normal"/>
               <w:widowControl/>
-              <w:suppressAutoHyphens w:val="true"/>
               <w:spacing w:lineRule="auto" w:line="276" w:before="40" w:after="40"/>
               <w:jc w:val="start"/>
               <w:rPr>
@@ -8797,7 +8696,6 @@
             <w:pPr>
               <w:pStyle w:val="Normal"/>
               <w:widowControl/>
-              <w:suppressAutoHyphens w:val="true"/>
               <w:spacing w:lineRule="auto" w:line="276" w:before="40" w:after="40"/>
               <w:jc w:val="center"/>
               <w:rPr>
@@ -8831,7 +8729,6 @@
             <w:pPr>
               <w:pStyle w:val="Normal"/>
               <w:widowControl/>
-              <w:suppressAutoHyphens w:val="true"/>
               <w:spacing w:lineRule="auto" w:line="276" w:before="40" w:after="40"/>
               <w:jc w:val="start"/>
               <w:rPr>
@@ -8865,7 +8762,6 @@
             <w:pPr>
               <w:pStyle w:val="Normal"/>
               <w:widowControl/>
-              <w:suppressAutoHyphens w:val="true"/>
               <w:spacing w:lineRule="auto" w:line="276" w:before="40" w:after="40"/>
               <w:jc w:val="start"/>
               <w:rPr>
@@ -8905,7 +8801,6 @@
             <w:pPr>
               <w:pStyle w:val="Normal"/>
               <w:widowControl/>
-              <w:suppressAutoHyphens w:val="true"/>
               <w:spacing w:lineRule="auto" w:line="276" w:before="40" w:after="40"/>
               <w:jc w:val="center"/>
               <w:rPr>
@@ -8940,7 +8835,6 @@
             <w:pPr>
               <w:pStyle w:val="Normal"/>
               <w:widowControl/>
-              <w:suppressAutoHyphens w:val="true"/>
               <w:spacing w:lineRule="auto" w:line="276" w:before="40" w:after="40"/>
               <w:jc w:val="start"/>
               <w:rPr>
@@ -8975,7 +8869,6 @@
             <w:pPr>
               <w:pStyle w:val="Normal"/>
               <w:widowControl/>
-              <w:suppressAutoHyphens w:val="true"/>
               <w:spacing w:lineRule="auto" w:line="276" w:before="40" w:after="40"/>
               <w:jc w:val="start"/>
               <w:rPr>
@@ -9014,7 +8907,6 @@
             <w:pPr>
               <w:pStyle w:val="Normal"/>
               <w:widowControl/>
-              <w:suppressAutoHyphens w:val="true"/>
               <w:spacing w:lineRule="auto" w:line="276" w:before="40" w:after="40"/>
               <w:jc w:val="center"/>
               <w:rPr>
@@ -9048,7 +8940,6 @@
             <w:pPr>
               <w:pStyle w:val="Normal"/>
               <w:widowControl/>
-              <w:suppressAutoHyphens w:val="true"/>
               <w:spacing w:lineRule="auto" w:line="276" w:before="40" w:after="40"/>
               <w:jc w:val="start"/>
               <w:rPr>
@@ -9082,7 +8973,6 @@
             <w:pPr>
               <w:pStyle w:val="Normal"/>
               <w:widowControl/>
-              <w:suppressAutoHyphens w:val="true"/>
               <w:spacing w:lineRule="auto" w:line="276" w:before="40" w:after="40"/>
               <w:jc w:val="start"/>
               <w:rPr>
@@ -9122,7 +9012,6 @@
             <w:pPr>
               <w:pStyle w:val="Normal"/>
               <w:widowControl/>
-              <w:suppressAutoHyphens w:val="true"/>
               <w:spacing w:lineRule="auto" w:line="276" w:before="40" w:after="40"/>
               <w:jc w:val="center"/>
               <w:rPr>
@@ -9157,7 +9046,6 @@
             <w:pPr>
               <w:pStyle w:val="Normal"/>
               <w:widowControl/>
-              <w:suppressAutoHyphens w:val="true"/>
               <w:spacing w:lineRule="auto" w:line="276" w:before="40" w:after="40"/>
               <w:jc w:val="start"/>
               <w:rPr>
@@ -9192,7 +9080,6 @@
             <w:pPr>
               <w:pStyle w:val="Normal"/>
               <w:widowControl/>
-              <w:suppressAutoHyphens w:val="true"/>
               <w:spacing w:lineRule="auto" w:line="276" w:before="40" w:after="40"/>
               <w:jc w:val="start"/>
               <w:rPr>
@@ -9269,7 +9156,7 @@
         <w:jc w:val="start"/>
         <w:rPr/>
       </w:pPr>
-      <w:bookmarkStart w:id="21" w:name="__RefHeading___Toc3862_3034938809"/>
+      <w:bookmarkStart w:id="21" w:name="__RefHeading___Toc3862_1075034909"/>
       <w:bookmarkEnd w:id="21"/>
       <w:r>
         <w:rPr>
@@ -9317,7 +9204,6 @@
             <w:pPr>
               <w:pStyle w:val="Normal"/>
               <w:widowControl/>
-              <w:suppressAutoHyphens w:val="true"/>
               <w:spacing w:lineRule="auto" w:line="276" w:before="40" w:after="40"/>
               <w:jc w:val="center"/>
               <w:rPr>
@@ -9353,7 +9239,6 @@
             <w:pPr>
               <w:pStyle w:val="Normal"/>
               <w:widowControl/>
-              <w:suppressAutoHyphens w:val="true"/>
               <w:spacing w:lineRule="auto" w:line="276" w:before="40" w:after="40"/>
               <w:jc w:val="center"/>
               <w:rPr>
@@ -9389,7 +9274,6 @@
             <w:pPr>
               <w:pStyle w:val="Normal"/>
               <w:widowControl/>
-              <w:suppressAutoHyphens w:val="true"/>
               <w:spacing w:lineRule="auto" w:line="276" w:before="40" w:after="40"/>
               <w:jc w:val="center"/>
               <w:rPr>
@@ -9429,7 +9313,6 @@
             <w:pPr>
               <w:pStyle w:val="Normal"/>
               <w:widowControl/>
-              <w:suppressAutoHyphens w:val="true"/>
               <w:spacing w:lineRule="auto" w:line="276" w:before="40" w:after="40"/>
               <w:jc w:val="center"/>
               <w:rPr>
@@ -9463,7 +9346,6 @@
             <w:pPr>
               <w:pStyle w:val="Normal"/>
               <w:widowControl/>
-              <w:suppressAutoHyphens w:val="true"/>
               <w:spacing w:lineRule="auto" w:line="276" w:before="40" w:after="40"/>
               <w:jc w:val="start"/>
               <w:rPr>
@@ -9497,7 +9379,6 @@
             <w:pPr>
               <w:pStyle w:val="Normal"/>
               <w:widowControl/>
-              <w:suppressAutoHyphens w:val="true"/>
               <w:spacing w:lineRule="auto" w:line="276" w:before="40" w:after="40"/>
               <w:jc w:val="start"/>
               <w:rPr>
@@ -9537,7 +9418,6 @@
             <w:pPr>
               <w:pStyle w:val="Normal"/>
               <w:widowControl/>
-              <w:suppressAutoHyphens w:val="true"/>
               <w:spacing w:lineRule="auto" w:line="276" w:before="40" w:after="40"/>
               <w:jc w:val="center"/>
               <w:rPr>
@@ -9572,7 +9452,6 @@
             <w:pPr>
               <w:pStyle w:val="Normal"/>
               <w:widowControl/>
-              <w:suppressAutoHyphens w:val="true"/>
               <w:spacing w:lineRule="auto" w:line="276" w:before="40" w:after="40"/>
               <w:jc w:val="start"/>
               <w:rPr>
@@ -9607,7 +9486,6 @@
             <w:pPr>
               <w:pStyle w:val="Normal"/>
               <w:widowControl/>
-              <w:suppressAutoHyphens w:val="true"/>
               <w:spacing w:lineRule="auto" w:line="276" w:before="40" w:after="40"/>
               <w:jc w:val="start"/>
               <w:rPr>
@@ -9646,7 +9524,6 @@
             <w:pPr>
               <w:pStyle w:val="Normal"/>
               <w:widowControl/>
-              <w:suppressAutoHyphens w:val="true"/>
               <w:spacing w:lineRule="auto" w:line="276" w:before="40" w:after="40"/>
               <w:jc w:val="center"/>
               <w:rPr>
@@ -9680,7 +9557,6 @@
             <w:pPr>
               <w:pStyle w:val="Normal"/>
               <w:widowControl/>
-              <w:suppressAutoHyphens w:val="true"/>
               <w:spacing w:lineRule="auto" w:line="276" w:before="40" w:after="40"/>
               <w:jc w:val="start"/>
               <w:rPr>
@@ -9714,7 +9590,6 @@
             <w:pPr>
               <w:pStyle w:val="Normal"/>
               <w:widowControl/>
-              <w:suppressAutoHyphens w:val="true"/>
               <w:spacing w:lineRule="auto" w:line="276" w:before="40" w:after="40"/>
               <w:jc w:val="start"/>
               <w:rPr>
@@ -9754,7 +9629,6 @@
             <w:pPr>
               <w:pStyle w:val="Normal"/>
               <w:widowControl/>
-              <w:suppressAutoHyphens w:val="true"/>
               <w:spacing w:lineRule="auto" w:line="276" w:before="40" w:after="40"/>
               <w:jc w:val="center"/>
               <w:rPr>
@@ -9789,7 +9663,6 @@
             <w:pPr>
               <w:pStyle w:val="Normal"/>
               <w:widowControl/>
-              <w:suppressAutoHyphens w:val="true"/>
               <w:spacing w:lineRule="auto" w:line="276" w:before="40" w:after="40"/>
               <w:jc w:val="start"/>
               <w:rPr>
@@ -9824,7 +9697,6 @@
             <w:pPr>
               <w:pStyle w:val="Normal"/>
               <w:widowControl/>
-              <w:suppressAutoHyphens w:val="true"/>
               <w:spacing w:lineRule="auto" w:line="276" w:before="40" w:after="40"/>
               <w:jc w:val="start"/>
               <w:rPr>
@@ -9863,7 +9735,6 @@
             <w:pPr>
               <w:pStyle w:val="Normal"/>
               <w:widowControl/>
-              <w:suppressAutoHyphens w:val="true"/>
               <w:spacing w:lineRule="auto" w:line="276" w:before="40" w:after="40"/>
               <w:jc w:val="center"/>
               <w:rPr>
@@ -9897,7 +9768,6 @@
             <w:pPr>
               <w:pStyle w:val="Normal"/>
               <w:widowControl/>
-              <w:suppressAutoHyphens w:val="true"/>
               <w:spacing w:lineRule="auto" w:line="276" w:before="40" w:after="40"/>
               <w:jc w:val="start"/>
               <w:rPr>
@@ -9931,7 +9801,6 @@
             <w:pPr>
               <w:pStyle w:val="Normal"/>
               <w:widowControl/>
-              <w:suppressAutoHyphens w:val="true"/>
               <w:spacing w:lineRule="auto" w:line="276" w:before="40" w:after="40"/>
               <w:jc w:val="start"/>
               <w:rPr>
@@ -9971,7 +9840,6 @@
             <w:pPr>
               <w:pStyle w:val="Normal"/>
               <w:widowControl/>
-              <w:suppressAutoHyphens w:val="true"/>
               <w:spacing w:lineRule="auto" w:line="276" w:before="40" w:after="40"/>
               <w:jc w:val="center"/>
               <w:rPr>
@@ -10006,7 +9874,6 @@
             <w:pPr>
               <w:pStyle w:val="Normal"/>
               <w:widowControl/>
-              <w:suppressAutoHyphens w:val="true"/>
               <w:spacing w:lineRule="auto" w:line="276" w:before="40" w:after="40"/>
               <w:jc w:val="start"/>
               <w:rPr>
@@ -10041,7 +9908,6 @@
             <w:pPr>
               <w:pStyle w:val="Normal"/>
               <w:widowControl/>
-              <w:suppressAutoHyphens w:val="true"/>
               <w:spacing w:lineRule="auto" w:line="276" w:before="40" w:after="40"/>
               <w:jc w:val="start"/>
               <w:rPr>
@@ -10080,7 +9946,6 @@
             <w:pPr>
               <w:pStyle w:val="Normal"/>
               <w:widowControl/>
-              <w:suppressAutoHyphens w:val="true"/>
               <w:spacing w:lineRule="auto" w:line="276" w:before="40" w:after="40"/>
               <w:jc w:val="center"/>
               <w:rPr>
@@ -10114,7 +9979,6 @@
             <w:pPr>
               <w:pStyle w:val="Normal"/>
               <w:widowControl/>
-              <w:suppressAutoHyphens w:val="true"/>
               <w:spacing w:lineRule="auto" w:line="276" w:before="40" w:after="40"/>
               <w:jc w:val="start"/>
               <w:rPr>
@@ -10148,7 +10012,6 @@
             <w:pPr>
               <w:pStyle w:val="Normal"/>
               <w:widowControl/>
-              <w:suppressAutoHyphens w:val="true"/>
               <w:spacing w:lineRule="auto" w:line="276" w:before="40" w:after="40"/>
               <w:jc w:val="start"/>
               <w:rPr>
@@ -10188,7 +10051,6 @@
             <w:pPr>
               <w:pStyle w:val="Normal"/>
               <w:widowControl/>
-              <w:suppressAutoHyphens w:val="true"/>
               <w:spacing w:lineRule="auto" w:line="276" w:before="40" w:after="40"/>
               <w:jc w:val="center"/>
               <w:rPr>
@@ -10223,7 +10085,6 @@
             <w:pPr>
               <w:pStyle w:val="Normal"/>
               <w:widowControl/>
-              <w:suppressAutoHyphens w:val="true"/>
               <w:spacing w:lineRule="auto" w:line="276" w:before="40" w:after="40"/>
               <w:jc w:val="start"/>
               <w:rPr>
@@ -10258,7 +10119,6 @@
             <w:pPr>
               <w:pStyle w:val="Normal"/>
               <w:widowControl/>
-              <w:suppressAutoHyphens w:val="true"/>
               <w:spacing w:lineRule="auto" w:line="276" w:before="40" w:after="40"/>
               <w:jc w:val="start"/>
               <w:rPr>
@@ -10297,7 +10157,6 @@
             <w:pPr>
               <w:pStyle w:val="Normal"/>
               <w:widowControl/>
-              <w:suppressAutoHyphens w:val="true"/>
               <w:spacing w:lineRule="auto" w:line="276" w:before="40" w:after="40"/>
               <w:jc w:val="center"/>
               <w:rPr>
@@ -10331,7 +10190,6 @@
             <w:pPr>
               <w:pStyle w:val="Normal"/>
               <w:widowControl/>
-              <w:suppressAutoHyphens w:val="true"/>
               <w:spacing w:lineRule="auto" w:line="276" w:before="40" w:after="40"/>
               <w:jc w:val="start"/>
               <w:rPr>
@@ -10365,7 +10223,6 @@
             <w:pPr>
               <w:pStyle w:val="Normal"/>
               <w:widowControl/>
-              <w:suppressAutoHyphens w:val="true"/>
               <w:spacing w:lineRule="auto" w:line="276" w:before="40" w:after="40"/>
               <w:jc w:val="start"/>
               <w:rPr>
@@ -10405,7 +10262,6 @@
             <w:pPr>
               <w:pStyle w:val="Normal"/>
               <w:widowControl/>
-              <w:suppressAutoHyphens w:val="true"/>
               <w:spacing w:lineRule="auto" w:line="276" w:before="40" w:after="40"/>
               <w:jc w:val="center"/>
               <w:rPr>
@@ -10440,7 +10296,6 @@
             <w:pPr>
               <w:pStyle w:val="Normal"/>
               <w:widowControl/>
-              <w:suppressAutoHyphens w:val="true"/>
               <w:spacing w:lineRule="auto" w:line="276" w:before="40" w:after="40"/>
               <w:jc w:val="start"/>
               <w:rPr>
@@ -10475,7 +10330,6 @@
             <w:pPr>
               <w:pStyle w:val="Normal"/>
               <w:widowControl/>
-              <w:suppressAutoHyphens w:val="true"/>
               <w:spacing w:lineRule="auto" w:line="276" w:before="40" w:after="40"/>
               <w:jc w:val="start"/>
               <w:rPr>
@@ -10514,7 +10368,6 @@
             <w:pPr>
               <w:pStyle w:val="Normal"/>
               <w:widowControl/>
-              <w:suppressAutoHyphens w:val="true"/>
               <w:spacing w:lineRule="auto" w:line="276" w:before="40" w:after="40"/>
               <w:jc w:val="center"/>
               <w:rPr>
@@ -10548,7 +10401,6 @@
             <w:pPr>
               <w:pStyle w:val="Normal"/>
               <w:widowControl/>
-              <w:suppressAutoHyphens w:val="true"/>
               <w:spacing w:lineRule="auto" w:line="276" w:before="40" w:after="40"/>
               <w:jc w:val="start"/>
               <w:rPr>
@@ -10582,7 +10434,6 @@
             <w:pPr>
               <w:pStyle w:val="Normal"/>
               <w:widowControl/>
-              <w:suppressAutoHyphens w:val="true"/>
               <w:spacing w:lineRule="auto" w:line="276" w:before="40" w:after="40"/>
               <w:jc w:val="start"/>
               <w:rPr>
@@ -10622,7 +10473,6 @@
             <w:pPr>
               <w:pStyle w:val="Normal"/>
               <w:widowControl/>
-              <w:suppressAutoHyphens w:val="true"/>
               <w:spacing w:lineRule="auto" w:line="276" w:before="40" w:after="40"/>
               <w:jc w:val="center"/>
               <w:rPr>
@@ -10657,7 +10507,6 @@
             <w:pPr>
               <w:pStyle w:val="Normal"/>
               <w:widowControl/>
-              <w:suppressAutoHyphens w:val="true"/>
               <w:spacing w:lineRule="auto" w:line="276" w:before="40" w:after="40"/>
               <w:jc w:val="start"/>
               <w:rPr>
@@ -10692,7 +10541,6 @@
             <w:pPr>
               <w:pStyle w:val="Normal"/>
               <w:widowControl/>
-              <w:suppressAutoHyphens w:val="true"/>
               <w:spacing w:lineRule="auto" w:line="276" w:before="40" w:after="40"/>
               <w:jc w:val="start"/>
               <w:rPr>
@@ -10731,7 +10579,6 @@
             <w:pPr>
               <w:pStyle w:val="Normal"/>
               <w:widowControl/>
-              <w:suppressAutoHyphens w:val="true"/>
               <w:spacing w:lineRule="auto" w:line="276" w:before="40" w:after="40"/>
               <w:jc w:val="center"/>
               <w:rPr>
@@ -10765,7 +10612,6 @@
             <w:pPr>
               <w:pStyle w:val="Normal"/>
               <w:widowControl/>
-              <w:suppressAutoHyphens w:val="true"/>
               <w:spacing w:lineRule="auto" w:line="276" w:before="40" w:after="40"/>
               <w:jc w:val="start"/>
               <w:rPr>
@@ -10799,7 +10645,6 @@
             <w:pPr>
               <w:pStyle w:val="Normal"/>
               <w:widowControl/>
-              <w:suppressAutoHyphens w:val="true"/>
               <w:spacing w:lineRule="auto" w:line="276" w:before="40" w:after="40"/>
               <w:jc w:val="start"/>
               <w:rPr>
@@ -10839,7 +10684,6 @@
             <w:pPr>
               <w:pStyle w:val="Normal"/>
               <w:widowControl/>
-              <w:suppressAutoHyphens w:val="true"/>
               <w:spacing w:lineRule="auto" w:line="276" w:before="40" w:after="40"/>
               <w:jc w:val="center"/>
               <w:rPr>
@@ -10874,7 +10718,6 @@
             <w:pPr>
               <w:pStyle w:val="Normal"/>
               <w:widowControl/>
-              <w:suppressAutoHyphens w:val="true"/>
               <w:spacing w:lineRule="auto" w:line="276" w:before="40" w:after="40"/>
               <w:jc w:val="start"/>
               <w:rPr>
@@ -10909,7 +10752,6 @@
             <w:pPr>
               <w:pStyle w:val="Normal"/>
               <w:widowControl/>
-              <w:suppressAutoHyphens w:val="true"/>
               <w:spacing w:lineRule="auto" w:line="276" w:before="40" w:after="40"/>
               <w:jc w:val="start"/>
               <w:rPr>
@@ -10986,7 +10828,7 @@
         <w:jc w:val="start"/>
         <w:rPr/>
       </w:pPr>
-      <w:bookmarkStart w:id="22" w:name="__RefHeading___Toc3864_3034938809"/>
+      <w:bookmarkStart w:id="22" w:name="__RefHeading___Toc3864_1075034909"/>
       <w:bookmarkEnd w:id="22"/>
       <w:r>
         <w:rPr>
@@ -11292,7 +11134,7 @@
         <w:jc w:val="start"/>
         <w:rPr/>
       </w:pPr>
-      <w:bookmarkStart w:id="23" w:name="__RefHeading___Toc3866_3034938809"/>
+      <w:bookmarkStart w:id="23" w:name="__RefHeading___Toc3866_1075034909"/>
       <w:bookmarkEnd w:id="23"/>
       <w:r>
         <w:rPr>
@@ -11310,7 +11152,7 @@
         <w:jc w:val="start"/>
         <w:rPr/>
       </w:pPr>
-      <w:bookmarkStart w:id="24" w:name="__RefHeading___Toc3868_3034938809"/>
+      <w:bookmarkStart w:id="24" w:name="__RefHeading___Toc3868_1075034909"/>
       <w:bookmarkEnd w:id="24"/>
       <w:r>
         <w:rPr>
@@ -11346,7 +11188,7 @@
         <w:jc w:val="start"/>
         <w:rPr/>
       </w:pPr>
-      <w:bookmarkStart w:id="25" w:name="__RefHeading___Toc3870_3034938809"/>
+      <w:bookmarkStart w:id="25" w:name="__RefHeading___Toc3870_1075034909"/>
       <w:bookmarkEnd w:id="25"/>
       <w:r>
         <w:rPr>
@@ -11382,7 +11224,7 @@
         <w:jc w:val="start"/>
         <w:rPr/>
       </w:pPr>
-      <w:bookmarkStart w:id="26" w:name="__RefHeading___Toc3872_3034938809"/>
+      <w:bookmarkStart w:id="26" w:name="__RefHeading___Toc3872_1075034909"/>
       <w:bookmarkEnd w:id="26"/>
       <w:r>
         <w:rPr>
@@ -11409,7 +11251,7 @@
           <w:i w:val="false"/>
           <w:sz w:val="28"/>
         </w:rPr>
-        <w:t>Check-in được ghi thành công cùng outbox → rollout gate kiểm tra kill switch/mode/tenant/phòng ban → worker claim job theo tenant → evaluator nạp baseline Approved, candidate và rubric đang hiệu lực → server tính projected progress/classification/confidence → model chỉ chấm tiêu chí định tính đủ nguồn → proposal được lưu. Shadow mode chỉ phục vụ quan sát; Pilot/General Availability mới cho quản lý áp dụng vào bản nháp, sửa và tự gửi review.</w:t>
+        <w:t>Check-in được ghi thành công cùng outbox → rollout gate kiểm tra kill switch/mode/tenant/phòng ban → worker claim job theo tenant → evaluator nạp baseline Approved, candidate và rubric đang hiệu lực → server tính projected progress/classification/confidence → model chỉ chấm tiêu chí định tính đủ nguồn → proposal được lưu. Shadow mode chỉ phục vụ quan sát; Pilot/General Availability mới cho người duyệt áp dụng vào bản nháp, sửa và tự gửi review. Trang vận hành tổng hợp cohort 30 ngày theo tenant, confidence band theo đúng ngưỡng rubric/version, quyết định dùng/không dùng, chỉnh điểm, abstain định tính và chênh AI–người duyệt; rate/delta chỉ hiện từ 20 mẫu và không chứa dữ liệu nhận diện.</w:t>
       </w:r>
     </w:p>
     <w:p>
@@ -11432,7 +11274,7 @@
         <w:jc w:val="center"/>
         <w:rPr/>
       </w:pPr>
-      <w:bookmarkStart w:id="27" w:name="__RefHeading___Toc3874_3034938809"/>
+      <w:bookmarkStart w:id="27" w:name="__RefHeading___Toc3874_1075034909"/>
       <w:bookmarkEnd w:id="27"/>
       <w:r>
         <w:rPr>
@@ -11450,7 +11292,7 @@
         <w:jc w:val="start"/>
         <w:rPr/>
       </w:pPr>
-      <w:bookmarkStart w:id="28" w:name="__RefHeading___Toc3876_3034938809"/>
+      <w:bookmarkStart w:id="28" w:name="__RefHeading___Toc3876_1075034909"/>
       <w:bookmarkEnd w:id="28"/>
       <w:r>
         <w:rPr>
@@ -11498,7 +11340,6 @@
             <w:pPr>
               <w:pStyle w:val="Normal"/>
               <w:widowControl/>
-              <w:suppressAutoHyphens w:val="true"/>
               <w:spacing w:lineRule="auto" w:line="276" w:before="40" w:after="40"/>
               <w:jc w:val="center"/>
               <w:rPr>
@@ -11534,7 +11375,6 @@
             <w:pPr>
               <w:pStyle w:val="Normal"/>
               <w:widowControl/>
-              <w:suppressAutoHyphens w:val="true"/>
               <w:spacing w:lineRule="auto" w:line="276" w:before="40" w:after="40"/>
               <w:jc w:val="center"/>
               <w:rPr>
@@ -11570,7 +11410,6 @@
             <w:pPr>
               <w:pStyle w:val="Normal"/>
               <w:widowControl/>
-              <w:suppressAutoHyphens w:val="true"/>
               <w:spacing w:lineRule="auto" w:line="276" w:before="40" w:after="40"/>
               <w:jc w:val="center"/>
               <w:rPr>
@@ -11610,7 +11449,6 @@
             <w:pPr>
               <w:pStyle w:val="Normal"/>
               <w:widowControl/>
-              <w:suppressAutoHyphens w:val="true"/>
               <w:spacing w:lineRule="auto" w:line="276" w:before="40" w:after="40"/>
               <w:jc w:val="center"/>
               <w:rPr>
@@ -11644,7 +11482,6 @@
             <w:pPr>
               <w:pStyle w:val="Normal"/>
               <w:widowControl/>
-              <w:suppressAutoHyphens w:val="true"/>
               <w:spacing w:lineRule="auto" w:line="276" w:before="40" w:after="40"/>
               <w:jc w:val="start"/>
               <w:rPr>
@@ -11678,7 +11515,6 @@
             <w:pPr>
               <w:pStyle w:val="Normal"/>
               <w:widowControl/>
-              <w:suppressAutoHyphens w:val="true"/>
               <w:spacing w:lineRule="auto" w:line="276" w:before="40" w:after="40"/>
               <w:jc w:val="start"/>
               <w:rPr>
@@ -11718,7 +11554,6 @@
             <w:pPr>
               <w:pStyle w:val="Normal"/>
               <w:widowControl/>
-              <w:suppressAutoHyphens w:val="true"/>
               <w:spacing w:lineRule="auto" w:line="276" w:before="40" w:after="40"/>
               <w:jc w:val="center"/>
               <w:rPr>
@@ -11753,7 +11588,6 @@
             <w:pPr>
               <w:pStyle w:val="Normal"/>
               <w:widowControl/>
-              <w:suppressAutoHyphens w:val="true"/>
               <w:spacing w:lineRule="auto" w:line="276" w:before="40" w:after="40"/>
               <w:jc w:val="start"/>
               <w:rPr>
@@ -11788,7 +11622,6 @@
             <w:pPr>
               <w:pStyle w:val="Normal"/>
               <w:widowControl/>
-              <w:suppressAutoHyphens w:val="true"/>
               <w:spacing w:lineRule="auto" w:line="276" w:before="40" w:after="40"/>
               <w:jc w:val="start"/>
               <w:rPr>
@@ -11827,7 +11660,6 @@
             <w:pPr>
               <w:pStyle w:val="Normal"/>
               <w:widowControl/>
-              <w:suppressAutoHyphens w:val="true"/>
               <w:spacing w:lineRule="auto" w:line="276" w:before="40" w:after="40"/>
               <w:jc w:val="center"/>
               <w:rPr>
@@ -11861,7 +11693,6 @@
             <w:pPr>
               <w:pStyle w:val="Normal"/>
               <w:widowControl/>
-              <w:suppressAutoHyphens w:val="true"/>
               <w:spacing w:lineRule="auto" w:line="276" w:before="40" w:after="40"/>
               <w:jc w:val="start"/>
               <w:rPr>
@@ -11895,7 +11726,6 @@
             <w:pPr>
               <w:pStyle w:val="Normal"/>
               <w:widowControl/>
-              <w:suppressAutoHyphens w:val="true"/>
               <w:spacing w:lineRule="auto" w:line="276" w:before="40" w:after="40"/>
               <w:jc w:val="start"/>
               <w:rPr>
@@ -11935,7 +11765,6 @@
             <w:pPr>
               <w:pStyle w:val="Normal"/>
               <w:widowControl/>
-              <w:suppressAutoHyphens w:val="true"/>
               <w:spacing w:lineRule="auto" w:line="276" w:before="40" w:after="40"/>
               <w:jc w:val="center"/>
               <w:rPr>
@@ -11970,7 +11799,6 @@
             <w:pPr>
               <w:pStyle w:val="Normal"/>
               <w:widowControl/>
-              <w:suppressAutoHyphens w:val="true"/>
               <w:spacing w:lineRule="auto" w:line="276" w:before="40" w:after="40"/>
               <w:jc w:val="start"/>
               <w:rPr>
@@ -12005,7 +11833,6 @@
             <w:pPr>
               <w:pStyle w:val="Normal"/>
               <w:widowControl/>
-              <w:suppressAutoHyphens w:val="true"/>
               <w:spacing w:lineRule="auto" w:line="276" w:before="40" w:after="40"/>
               <w:jc w:val="start"/>
               <w:rPr>
@@ -12044,7 +11871,6 @@
             <w:pPr>
               <w:pStyle w:val="Normal"/>
               <w:widowControl/>
-              <w:suppressAutoHyphens w:val="true"/>
               <w:spacing w:lineRule="auto" w:line="276" w:before="40" w:after="40"/>
               <w:jc w:val="center"/>
               <w:rPr>
@@ -12078,7 +11904,6 @@
             <w:pPr>
               <w:pStyle w:val="Normal"/>
               <w:widowControl/>
-              <w:suppressAutoHyphens w:val="true"/>
               <w:spacing w:lineRule="auto" w:line="276" w:before="40" w:after="40"/>
               <w:jc w:val="start"/>
               <w:rPr>
@@ -12112,7 +11937,6 @@
             <w:pPr>
               <w:pStyle w:val="Normal"/>
               <w:widowControl/>
-              <w:suppressAutoHyphens w:val="true"/>
               <w:spacing w:lineRule="auto" w:line="276" w:before="40" w:after="40"/>
               <w:jc w:val="start"/>
               <w:rPr>
@@ -12207,7 +12031,7 @@
         <w:jc w:val="start"/>
         <w:rPr/>
       </w:pPr>
-      <w:bookmarkStart w:id="29" w:name="__RefHeading___Toc3878_3034938809"/>
+      <w:bookmarkStart w:id="29" w:name="__RefHeading___Toc3878_1075034909"/>
       <w:bookmarkEnd w:id="29"/>
       <w:r>
         <w:rPr>
@@ -12255,7 +12079,6 @@
             <w:pPr>
               <w:pStyle w:val="Normal"/>
               <w:widowControl/>
-              <w:suppressAutoHyphens w:val="true"/>
               <w:spacing w:lineRule="auto" w:line="276" w:before="40" w:after="40"/>
               <w:jc w:val="center"/>
               <w:rPr>
@@ -12291,7 +12114,6 @@
             <w:pPr>
               <w:pStyle w:val="Normal"/>
               <w:widowControl/>
-              <w:suppressAutoHyphens w:val="true"/>
               <w:spacing w:lineRule="auto" w:line="276" w:before="40" w:after="40"/>
               <w:jc w:val="center"/>
               <w:rPr>
@@ -12327,7 +12149,6 @@
             <w:pPr>
               <w:pStyle w:val="Normal"/>
               <w:widowControl/>
-              <w:suppressAutoHyphens w:val="true"/>
               <w:spacing w:lineRule="auto" w:line="276" w:before="40" w:after="40"/>
               <w:jc w:val="center"/>
               <w:rPr>
@@ -12367,7 +12188,6 @@
             <w:pPr>
               <w:pStyle w:val="Normal"/>
               <w:widowControl/>
-              <w:suppressAutoHyphens w:val="true"/>
               <w:spacing w:lineRule="auto" w:line="276" w:before="40" w:after="40"/>
               <w:jc w:val="center"/>
               <w:rPr>
@@ -12401,7 +12221,6 @@
             <w:pPr>
               <w:pStyle w:val="Normal"/>
               <w:widowControl/>
-              <w:suppressAutoHyphens w:val="true"/>
               <w:spacing w:lineRule="auto" w:line="276" w:before="40" w:after="40"/>
               <w:jc w:val="start"/>
               <w:rPr>
@@ -12435,7 +12254,6 @@
             <w:pPr>
               <w:pStyle w:val="Normal"/>
               <w:widowControl/>
-              <w:suppressAutoHyphens w:val="true"/>
               <w:spacing w:lineRule="auto" w:line="276" w:before="40" w:after="40"/>
               <w:jc w:val="start"/>
               <w:rPr>
@@ -12475,7 +12293,6 @@
             <w:pPr>
               <w:pStyle w:val="Normal"/>
               <w:widowControl/>
-              <w:suppressAutoHyphens w:val="true"/>
               <w:spacing w:lineRule="auto" w:line="276" w:before="40" w:after="40"/>
               <w:jc w:val="center"/>
               <w:rPr>
@@ -12510,7 +12327,6 @@
             <w:pPr>
               <w:pStyle w:val="Normal"/>
               <w:widowControl/>
-              <w:suppressAutoHyphens w:val="true"/>
               <w:spacing w:lineRule="auto" w:line="276" w:before="40" w:after="40"/>
               <w:jc w:val="start"/>
               <w:rPr>
@@ -12545,7 +12361,6 @@
             <w:pPr>
               <w:pStyle w:val="Normal"/>
               <w:widowControl/>
-              <w:suppressAutoHyphens w:val="true"/>
               <w:spacing w:lineRule="auto" w:line="276" w:before="40" w:after="40"/>
               <w:jc w:val="start"/>
               <w:rPr>
@@ -12584,7 +12399,6 @@
             <w:pPr>
               <w:pStyle w:val="Normal"/>
               <w:widowControl/>
-              <w:suppressAutoHyphens w:val="true"/>
               <w:spacing w:lineRule="auto" w:line="276" w:before="40" w:after="40"/>
               <w:jc w:val="center"/>
               <w:rPr>
@@ -12618,7 +12432,6 @@
             <w:pPr>
               <w:pStyle w:val="Normal"/>
               <w:widowControl/>
-              <w:suppressAutoHyphens w:val="true"/>
               <w:spacing w:lineRule="auto" w:line="276" w:before="40" w:after="40"/>
               <w:jc w:val="start"/>
               <w:rPr>
@@ -12652,7 +12465,6 @@
             <w:pPr>
               <w:pStyle w:val="Normal"/>
               <w:widowControl/>
-              <w:suppressAutoHyphens w:val="true"/>
               <w:spacing w:lineRule="auto" w:line="276" w:before="40" w:after="40"/>
               <w:jc w:val="start"/>
               <w:rPr>
@@ -12692,7 +12504,6 @@
             <w:pPr>
               <w:pStyle w:val="Normal"/>
               <w:widowControl/>
-              <w:suppressAutoHyphens w:val="true"/>
               <w:spacing w:lineRule="auto" w:line="276" w:before="40" w:after="40"/>
               <w:jc w:val="center"/>
               <w:rPr>
@@ -12727,7 +12538,6 @@
             <w:pPr>
               <w:pStyle w:val="Normal"/>
               <w:widowControl/>
-              <w:suppressAutoHyphens w:val="true"/>
               <w:spacing w:lineRule="auto" w:line="276" w:before="40" w:after="40"/>
               <w:jc w:val="start"/>
               <w:rPr>
@@ -12762,7 +12572,6 @@
             <w:pPr>
               <w:pStyle w:val="Normal"/>
               <w:widowControl/>
-              <w:suppressAutoHyphens w:val="true"/>
               <w:spacing w:lineRule="auto" w:line="276" w:before="40" w:after="40"/>
               <w:jc w:val="start"/>
               <w:rPr>
@@ -12801,7 +12610,6 @@
             <w:pPr>
               <w:pStyle w:val="Normal"/>
               <w:widowControl/>
-              <w:suppressAutoHyphens w:val="true"/>
               <w:spacing w:lineRule="auto" w:line="276" w:before="40" w:after="40"/>
               <w:jc w:val="center"/>
               <w:rPr>
@@ -12835,7 +12643,6 @@
             <w:pPr>
               <w:pStyle w:val="Normal"/>
               <w:widowControl/>
-              <w:suppressAutoHyphens w:val="true"/>
               <w:spacing w:lineRule="auto" w:line="276" w:before="40" w:after="40"/>
               <w:jc w:val="start"/>
               <w:rPr>
@@ -12869,7 +12676,6 @@
             <w:pPr>
               <w:pStyle w:val="Normal"/>
               <w:widowControl/>
-              <w:suppressAutoHyphens w:val="true"/>
               <w:spacing w:lineRule="auto" w:line="276" w:before="40" w:after="40"/>
               <w:jc w:val="start"/>
               <w:rPr>
@@ -12909,7 +12715,6 @@
             <w:pPr>
               <w:pStyle w:val="Normal"/>
               <w:widowControl/>
-              <w:suppressAutoHyphens w:val="true"/>
               <w:spacing w:lineRule="auto" w:line="276" w:before="40" w:after="40"/>
               <w:jc w:val="center"/>
               <w:rPr>
@@ -12944,7 +12749,6 @@
             <w:pPr>
               <w:pStyle w:val="Normal"/>
               <w:widowControl/>
-              <w:suppressAutoHyphens w:val="true"/>
               <w:spacing w:lineRule="auto" w:line="276" w:before="40" w:after="40"/>
               <w:jc w:val="start"/>
               <w:rPr>
@@ -12979,7 +12783,6 @@
             <w:pPr>
               <w:pStyle w:val="Normal"/>
               <w:widowControl/>
-              <w:suppressAutoHyphens w:val="true"/>
               <w:spacing w:lineRule="auto" w:line="276" w:before="40" w:after="40"/>
               <w:jc w:val="start"/>
               <w:rPr>
@@ -13018,7 +12821,6 @@
             <w:pPr>
               <w:pStyle w:val="Normal"/>
               <w:widowControl/>
-              <w:suppressAutoHyphens w:val="true"/>
               <w:spacing w:lineRule="auto" w:line="276" w:before="40" w:after="40"/>
               <w:jc w:val="center"/>
               <w:rPr>
@@ -13052,7 +12854,6 @@
             <w:pPr>
               <w:pStyle w:val="Normal"/>
               <w:widowControl/>
-              <w:suppressAutoHyphens w:val="true"/>
               <w:spacing w:lineRule="auto" w:line="276" w:before="40" w:after="40"/>
               <w:jc w:val="start"/>
               <w:rPr>
@@ -13086,7 +12887,6 @@
             <w:pPr>
               <w:pStyle w:val="Normal"/>
               <w:widowControl/>
-              <w:suppressAutoHyphens w:val="true"/>
               <w:spacing w:lineRule="auto" w:line="276" w:before="40" w:after="40"/>
               <w:jc w:val="start"/>
               <w:rPr>
@@ -13126,7 +12926,6 @@
             <w:pPr>
               <w:pStyle w:val="Normal"/>
               <w:widowControl/>
-              <w:suppressAutoHyphens w:val="true"/>
               <w:spacing w:lineRule="auto" w:line="276" w:before="40" w:after="40"/>
               <w:jc w:val="center"/>
               <w:rPr>
@@ -13161,7 +12960,6 @@
             <w:pPr>
               <w:pStyle w:val="Normal"/>
               <w:widowControl/>
-              <w:suppressAutoHyphens w:val="true"/>
               <w:spacing w:lineRule="auto" w:line="276" w:before="40" w:after="40"/>
               <w:jc w:val="start"/>
               <w:rPr>
@@ -13196,7 +12994,6 @@
             <w:pPr>
               <w:pStyle w:val="Normal"/>
               <w:widowControl/>
-              <w:suppressAutoHyphens w:val="true"/>
               <w:spacing w:lineRule="auto" w:line="276" w:before="40" w:after="40"/>
               <w:jc w:val="start"/>
               <w:rPr>
@@ -13235,7 +13032,6 @@
             <w:pPr>
               <w:pStyle w:val="Normal"/>
               <w:widowControl/>
-              <w:suppressAutoHyphens w:val="true"/>
               <w:spacing w:lineRule="auto" w:line="276" w:before="40" w:after="40"/>
               <w:jc w:val="center"/>
               <w:rPr>
@@ -13269,7 +13065,6 @@
             <w:pPr>
               <w:pStyle w:val="Normal"/>
               <w:widowControl/>
-              <w:suppressAutoHyphens w:val="true"/>
               <w:spacing w:lineRule="auto" w:line="276" w:before="40" w:after="40"/>
               <w:jc w:val="start"/>
               <w:rPr>
@@ -13303,7 +13098,6 @@
             <w:pPr>
               <w:pStyle w:val="Normal"/>
               <w:widowControl/>
-              <w:suppressAutoHyphens w:val="true"/>
               <w:spacing w:lineRule="auto" w:line="276" w:before="40" w:after="40"/>
               <w:jc w:val="start"/>
               <w:rPr>
@@ -13343,7 +13137,6 @@
             <w:pPr>
               <w:pStyle w:val="Normal"/>
               <w:widowControl/>
-              <w:suppressAutoHyphens w:val="true"/>
               <w:spacing w:lineRule="auto" w:line="276" w:before="40" w:after="40"/>
               <w:jc w:val="center"/>
               <w:rPr>
@@ -13378,7 +13171,6 @@
             <w:pPr>
               <w:pStyle w:val="Normal"/>
               <w:widowControl/>
-              <w:suppressAutoHyphens w:val="true"/>
               <w:spacing w:lineRule="auto" w:line="276" w:before="40" w:after="40"/>
               <w:jc w:val="start"/>
               <w:rPr>
@@ -13413,7 +13205,6 @@
             <w:pPr>
               <w:pStyle w:val="Normal"/>
               <w:widowControl/>
-              <w:suppressAutoHyphens w:val="true"/>
               <w:spacing w:lineRule="auto" w:line="276" w:before="40" w:after="40"/>
               <w:jc w:val="start"/>
               <w:rPr>
@@ -13452,7 +13243,6 @@
             <w:pPr>
               <w:pStyle w:val="Normal"/>
               <w:widowControl/>
-              <w:suppressAutoHyphens w:val="true"/>
               <w:spacing w:lineRule="auto" w:line="276" w:before="40" w:after="40"/>
               <w:jc w:val="center"/>
               <w:rPr>
@@ -13486,7 +13276,6 @@
             <w:pPr>
               <w:pStyle w:val="Normal"/>
               <w:widowControl/>
-              <w:suppressAutoHyphens w:val="true"/>
               <w:spacing w:lineRule="auto" w:line="276" w:before="40" w:after="40"/>
               <w:jc w:val="start"/>
               <w:rPr>
@@ -13520,7 +13309,6 @@
             <w:pPr>
               <w:pStyle w:val="Normal"/>
               <w:widowControl/>
-              <w:suppressAutoHyphens w:val="true"/>
               <w:spacing w:lineRule="auto" w:line="276" w:before="40" w:after="40"/>
               <w:jc w:val="start"/>
               <w:rPr>
@@ -13560,7 +13348,6 @@
             <w:pPr>
               <w:pStyle w:val="Normal"/>
               <w:widowControl/>
-              <w:suppressAutoHyphens w:val="true"/>
               <w:spacing w:lineRule="auto" w:line="276" w:before="40" w:after="40"/>
               <w:jc w:val="center"/>
               <w:rPr>
@@ -13595,7 +13382,6 @@
             <w:pPr>
               <w:pStyle w:val="Normal"/>
               <w:widowControl/>
-              <w:suppressAutoHyphens w:val="true"/>
               <w:spacing w:lineRule="auto" w:line="276" w:before="40" w:after="40"/>
               <w:jc w:val="start"/>
               <w:rPr>
@@ -13630,7 +13416,6 @@
             <w:pPr>
               <w:pStyle w:val="Normal"/>
               <w:widowControl/>
-              <w:suppressAutoHyphens w:val="true"/>
               <w:spacing w:lineRule="auto" w:line="276" w:before="40" w:after="40"/>
               <w:jc w:val="start"/>
               <w:rPr>
@@ -13669,7 +13454,6 @@
             <w:pPr>
               <w:pStyle w:val="Normal"/>
               <w:widowControl/>
-              <w:suppressAutoHyphens w:val="true"/>
               <w:spacing w:lineRule="auto" w:line="276" w:before="40" w:after="40"/>
               <w:jc w:val="center"/>
               <w:rPr>
@@ -13703,7 +13487,6 @@
             <w:pPr>
               <w:pStyle w:val="Normal"/>
               <w:widowControl/>
-              <w:suppressAutoHyphens w:val="true"/>
               <w:spacing w:lineRule="auto" w:line="276" w:before="40" w:after="40"/>
               <w:jc w:val="start"/>
               <w:rPr>
@@ -13737,7 +13520,6 @@
             <w:pPr>
               <w:pStyle w:val="Normal"/>
               <w:widowControl/>
-              <w:suppressAutoHyphens w:val="true"/>
               <w:spacing w:lineRule="auto" w:line="276" w:before="40" w:after="40"/>
               <w:jc w:val="start"/>
               <w:rPr>
@@ -13814,7 +13596,7 @@
         <w:jc w:val="start"/>
         <w:rPr/>
       </w:pPr>
-      <w:bookmarkStart w:id="30" w:name="__RefHeading___Toc3880_3034938809"/>
+      <w:bookmarkStart w:id="30" w:name="__RefHeading___Toc3880_1075034909"/>
       <w:bookmarkEnd w:id="30"/>
       <w:r>
         <w:rPr>
@@ -14012,7 +13794,7 @@
         <w:jc w:val="start"/>
         <w:rPr/>
       </w:pPr>
-      <w:bookmarkStart w:id="31" w:name="__RefHeading___Toc3882_3034938809"/>
+      <w:bookmarkStart w:id="31" w:name="__RefHeading___Toc3882_1075034909"/>
       <w:bookmarkEnd w:id="31"/>
       <w:r>
         <w:rPr>
@@ -14626,7 +14408,7 @@
         <w:jc w:val="center"/>
         <w:rPr/>
       </w:pPr>
-      <w:bookmarkStart w:id="32" w:name="__RefHeading___Toc3884_3034938809"/>
+      <w:bookmarkStart w:id="32" w:name="__RefHeading___Toc3884_1075034909"/>
       <w:bookmarkEnd w:id="32"/>
       <w:r>
         <w:rPr>
@@ -14644,7 +14426,7 @@
         <w:jc w:val="start"/>
         <w:rPr/>
       </w:pPr>
-      <w:bookmarkStart w:id="33" w:name="__RefHeading___Toc3886_3034938809"/>
+      <w:bookmarkStart w:id="33" w:name="__RefHeading___Toc3886_1075034909"/>
       <w:bookmarkEnd w:id="33"/>
       <w:r>
         <w:rPr>
@@ -14692,7 +14474,6 @@
             <w:pPr>
               <w:pStyle w:val="Normal"/>
               <w:widowControl/>
-              <w:suppressAutoHyphens w:val="true"/>
               <w:spacing w:lineRule="auto" w:line="276" w:before="40" w:after="40"/>
               <w:jc w:val="center"/>
               <w:rPr>
@@ -14728,7 +14509,6 @@
             <w:pPr>
               <w:pStyle w:val="Normal"/>
               <w:widowControl/>
-              <w:suppressAutoHyphens w:val="true"/>
               <w:spacing w:lineRule="auto" w:line="276" w:before="40" w:after="40"/>
               <w:jc w:val="center"/>
               <w:rPr>
@@ -14764,7 +14544,6 @@
             <w:pPr>
               <w:pStyle w:val="Normal"/>
               <w:widowControl/>
-              <w:suppressAutoHyphens w:val="true"/>
               <w:spacing w:lineRule="auto" w:line="276" w:before="40" w:after="40"/>
               <w:jc w:val="center"/>
               <w:rPr>
@@ -14804,7 +14583,6 @@
             <w:pPr>
               <w:pStyle w:val="Normal"/>
               <w:widowControl/>
-              <w:suppressAutoHyphens w:val="true"/>
               <w:spacing w:lineRule="auto" w:line="276" w:before="40" w:after="40"/>
               <w:jc w:val="center"/>
               <w:rPr>
@@ -14838,7 +14616,6 @@
             <w:pPr>
               <w:pStyle w:val="Normal"/>
               <w:widowControl/>
-              <w:suppressAutoHyphens w:val="true"/>
               <w:spacing w:lineRule="auto" w:line="276" w:before="40" w:after="40"/>
               <w:jc w:val="start"/>
               <w:rPr>
@@ -14872,7 +14649,6 @@
             <w:pPr>
               <w:pStyle w:val="Normal"/>
               <w:widowControl/>
-              <w:suppressAutoHyphens w:val="true"/>
               <w:spacing w:lineRule="auto" w:line="276" w:before="40" w:after="40"/>
               <w:jc w:val="start"/>
               <w:rPr>
@@ -14912,7 +14688,6 @@
             <w:pPr>
               <w:pStyle w:val="Normal"/>
               <w:widowControl/>
-              <w:suppressAutoHyphens w:val="true"/>
               <w:spacing w:lineRule="auto" w:line="276" w:before="40" w:after="40"/>
               <w:jc w:val="center"/>
               <w:rPr>
@@ -14947,7 +14722,6 @@
             <w:pPr>
               <w:pStyle w:val="Normal"/>
               <w:widowControl/>
-              <w:suppressAutoHyphens w:val="true"/>
               <w:spacing w:lineRule="auto" w:line="276" w:before="40" w:after="40"/>
               <w:jc w:val="start"/>
               <w:rPr>
@@ -14982,7 +14756,6 @@
             <w:pPr>
               <w:pStyle w:val="Normal"/>
               <w:widowControl/>
-              <w:suppressAutoHyphens w:val="true"/>
               <w:spacing w:lineRule="auto" w:line="276" w:before="40" w:after="40"/>
               <w:jc w:val="start"/>
               <w:rPr>
@@ -15021,7 +14794,6 @@
             <w:pPr>
               <w:pStyle w:val="Normal"/>
               <w:widowControl/>
-              <w:suppressAutoHyphens w:val="true"/>
               <w:spacing w:lineRule="auto" w:line="276" w:before="40" w:after="40"/>
               <w:jc w:val="center"/>
               <w:rPr>
@@ -15055,7 +14827,6 @@
             <w:pPr>
               <w:pStyle w:val="Normal"/>
               <w:widowControl/>
-              <w:suppressAutoHyphens w:val="true"/>
               <w:spacing w:lineRule="auto" w:line="276" w:before="40" w:after="40"/>
               <w:jc w:val="start"/>
               <w:rPr>
@@ -15089,7 +14860,6 @@
             <w:pPr>
               <w:pStyle w:val="Normal"/>
               <w:widowControl/>
-              <w:suppressAutoHyphens w:val="true"/>
               <w:spacing w:lineRule="auto" w:line="276" w:before="40" w:after="40"/>
               <w:jc w:val="start"/>
               <w:rPr>
@@ -15129,7 +14899,6 @@
             <w:pPr>
               <w:pStyle w:val="Normal"/>
               <w:widowControl/>
-              <w:suppressAutoHyphens w:val="true"/>
               <w:spacing w:lineRule="auto" w:line="276" w:before="40" w:after="40"/>
               <w:jc w:val="center"/>
               <w:rPr>
@@ -15164,7 +14933,6 @@
             <w:pPr>
               <w:pStyle w:val="Normal"/>
               <w:widowControl/>
-              <w:suppressAutoHyphens w:val="true"/>
               <w:spacing w:lineRule="auto" w:line="276" w:before="40" w:after="40"/>
               <w:jc w:val="start"/>
               <w:rPr>
@@ -15199,7 +14967,6 @@
             <w:pPr>
               <w:pStyle w:val="Normal"/>
               <w:widowControl/>
-              <w:suppressAutoHyphens w:val="true"/>
               <w:spacing w:lineRule="auto" w:line="276" w:before="40" w:after="40"/>
               <w:jc w:val="start"/>
               <w:rPr>
@@ -15238,7 +15005,6 @@
             <w:pPr>
               <w:pStyle w:val="Normal"/>
               <w:widowControl/>
-              <w:suppressAutoHyphens w:val="true"/>
               <w:spacing w:lineRule="auto" w:line="276" w:before="40" w:after="40"/>
               <w:jc w:val="center"/>
               <w:rPr>
@@ -15272,7 +15038,6 @@
             <w:pPr>
               <w:pStyle w:val="Normal"/>
               <w:widowControl/>
-              <w:suppressAutoHyphens w:val="true"/>
               <w:spacing w:lineRule="auto" w:line="276" w:before="40" w:after="40"/>
               <w:jc w:val="start"/>
               <w:rPr>
@@ -15306,7 +15071,6 @@
             <w:pPr>
               <w:pStyle w:val="Normal"/>
               <w:widowControl/>
-              <w:suppressAutoHyphens w:val="true"/>
               <w:spacing w:lineRule="auto" w:line="276" w:before="40" w:after="40"/>
               <w:jc w:val="start"/>
               <w:rPr>
@@ -15346,7 +15110,6 @@
             <w:pPr>
               <w:pStyle w:val="Normal"/>
               <w:widowControl/>
-              <w:suppressAutoHyphens w:val="true"/>
               <w:spacing w:lineRule="auto" w:line="276" w:before="40" w:after="40"/>
               <w:jc w:val="center"/>
               <w:rPr>
@@ -15381,7 +15144,6 @@
             <w:pPr>
               <w:pStyle w:val="Normal"/>
               <w:widowControl/>
-              <w:suppressAutoHyphens w:val="true"/>
               <w:spacing w:lineRule="auto" w:line="276" w:before="40" w:after="40"/>
               <w:jc w:val="start"/>
               <w:rPr>
@@ -15416,7 +15178,6 @@
             <w:pPr>
               <w:pStyle w:val="Normal"/>
               <w:widowControl/>
-              <w:suppressAutoHyphens w:val="true"/>
               <w:spacing w:lineRule="auto" w:line="276" w:before="40" w:after="40"/>
               <w:jc w:val="start"/>
               <w:rPr>
@@ -15455,7 +15216,6 @@
             <w:pPr>
               <w:pStyle w:val="Normal"/>
               <w:widowControl/>
-              <w:suppressAutoHyphens w:val="true"/>
               <w:spacing w:lineRule="auto" w:line="276" w:before="40" w:after="40"/>
               <w:jc w:val="center"/>
               <w:rPr>
@@ -15489,7 +15249,6 @@
             <w:pPr>
               <w:pStyle w:val="Normal"/>
               <w:widowControl/>
-              <w:suppressAutoHyphens w:val="true"/>
               <w:spacing w:lineRule="auto" w:line="276" w:before="40" w:after="40"/>
               <w:jc w:val="start"/>
               <w:rPr>
@@ -15523,7 +15282,6 @@
             <w:pPr>
               <w:pStyle w:val="Normal"/>
               <w:widowControl/>
-              <w:suppressAutoHyphens w:val="true"/>
               <w:spacing w:lineRule="auto" w:line="276" w:before="40" w:after="40"/>
               <w:jc w:val="start"/>
               <w:rPr>
@@ -15563,7 +15321,6 @@
             <w:pPr>
               <w:pStyle w:val="Normal"/>
               <w:widowControl/>
-              <w:suppressAutoHyphens w:val="true"/>
               <w:spacing w:lineRule="auto" w:line="276" w:before="40" w:after="40"/>
               <w:jc w:val="center"/>
               <w:rPr>
@@ -15598,7 +15355,6 @@
             <w:pPr>
               <w:pStyle w:val="Normal"/>
               <w:widowControl/>
-              <w:suppressAutoHyphens w:val="true"/>
               <w:spacing w:lineRule="auto" w:line="276" w:before="40" w:after="40"/>
               <w:jc w:val="start"/>
               <w:rPr>
@@ -15633,7 +15389,6 @@
             <w:pPr>
               <w:pStyle w:val="Normal"/>
               <w:widowControl/>
-              <w:suppressAutoHyphens w:val="true"/>
               <w:spacing w:lineRule="auto" w:line="276" w:before="40" w:after="40"/>
               <w:jc w:val="start"/>
               <w:rPr>
@@ -15672,7 +15427,6 @@
             <w:pPr>
               <w:pStyle w:val="Normal"/>
               <w:widowControl/>
-              <w:suppressAutoHyphens w:val="true"/>
               <w:spacing w:lineRule="auto" w:line="276" w:before="40" w:after="40"/>
               <w:jc w:val="center"/>
               <w:rPr>
@@ -15706,7 +15460,6 @@
             <w:pPr>
               <w:pStyle w:val="Normal"/>
               <w:widowControl/>
-              <w:suppressAutoHyphens w:val="true"/>
               <w:spacing w:lineRule="auto" w:line="276" w:before="40" w:after="40"/>
               <w:jc w:val="start"/>
               <w:rPr>
@@ -15740,7 +15493,6 @@
             <w:pPr>
               <w:pStyle w:val="Normal"/>
               <w:widowControl/>
-              <w:suppressAutoHyphens w:val="true"/>
               <w:spacing w:lineRule="auto" w:line="276" w:before="40" w:after="40"/>
               <w:jc w:val="start"/>
               <w:rPr>
@@ -15780,7 +15532,6 @@
             <w:pPr>
               <w:pStyle w:val="Normal"/>
               <w:widowControl/>
-              <w:suppressAutoHyphens w:val="true"/>
               <w:spacing w:lineRule="auto" w:line="276" w:before="40" w:after="40"/>
               <w:jc w:val="center"/>
               <w:rPr>
@@ -15815,7 +15566,6 @@
             <w:pPr>
               <w:pStyle w:val="Normal"/>
               <w:widowControl/>
-              <w:suppressAutoHyphens w:val="true"/>
               <w:spacing w:lineRule="auto" w:line="276" w:before="40" w:after="40"/>
               <w:jc w:val="start"/>
               <w:rPr>
@@ -15850,7 +15600,6 @@
             <w:pPr>
               <w:pStyle w:val="Normal"/>
               <w:widowControl/>
-              <w:suppressAutoHyphens w:val="true"/>
               <w:spacing w:lineRule="auto" w:line="276" w:before="40" w:after="40"/>
               <w:jc w:val="start"/>
               <w:rPr>
@@ -15927,7 +15676,7 @@
         <w:jc w:val="start"/>
         <w:rPr/>
       </w:pPr>
-      <w:bookmarkStart w:id="34" w:name="__RefHeading___Toc3888_3034938809"/>
+      <w:bookmarkStart w:id="34" w:name="__RefHeading___Toc3888_1075034909"/>
       <w:bookmarkEnd w:id="34"/>
       <w:r>
         <w:rPr>
@@ -16233,7 +15982,7 @@
         <w:jc w:val="start"/>
         <w:rPr/>
       </w:pPr>
-      <w:bookmarkStart w:id="35" w:name="__RefHeading___Toc3890_3034938809"/>
+      <w:bookmarkStart w:id="35" w:name="__RefHeading___Toc3890_1075034909"/>
       <w:bookmarkEnd w:id="35"/>
       <w:r>
         <w:rPr>
@@ -16281,7 +16030,6 @@
             <w:pPr>
               <w:pStyle w:val="Normal"/>
               <w:widowControl/>
-              <w:suppressAutoHyphens w:val="true"/>
               <w:spacing w:lineRule="auto" w:line="276" w:before="40" w:after="40"/>
               <w:jc w:val="center"/>
               <w:rPr>
@@ -16317,7 +16065,6 @@
             <w:pPr>
               <w:pStyle w:val="Normal"/>
               <w:widowControl/>
-              <w:suppressAutoHyphens w:val="true"/>
               <w:spacing w:lineRule="auto" w:line="276" w:before="40" w:after="40"/>
               <w:jc w:val="center"/>
               <w:rPr>
@@ -16353,7 +16100,6 @@
             <w:pPr>
               <w:pStyle w:val="Normal"/>
               <w:widowControl/>
-              <w:suppressAutoHyphens w:val="true"/>
               <w:spacing w:lineRule="auto" w:line="276" w:before="40" w:after="40"/>
               <w:jc w:val="center"/>
               <w:rPr>
@@ -16393,7 +16139,6 @@
             <w:pPr>
               <w:pStyle w:val="Normal"/>
               <w:widowControl/>
-              <w:suppressAutoHyphens w:val="true"/>
               <w:spacing w:lineRule="auto" w:line="276" w:before="40" w:after="40"/>
               <w:jc w:val="center"/>
               <w:rPr>
@@ -16427,7 +16172,6 @@
             <w:pPr>
               <w:pStyle w:val="Normal"/>
               <w:widowControl/>
-              <w:suppressAutoHyphens w:val="true"/>
               <w:spacing w:lineRule="auto" w:line="276" w:before="40" w:after="40"/>
               <w:jc w:val="start"/>
               <w:rPr>
@@ -16461,7 +16205,6 @@
             <w:pPr>
               <w:pStyle w:val="Normal"/>
               <w:widowControl/>
-              <w:suppressAutoHyphens w:val="true"/>
               <w:spacing w:lineRule="auto" w:line="276" w:before="40" w:after="40"/>
               <w:jc w:val="start"/>
               <w:rPr>
@@ -16501,7 +16244,6 @@
             <w:pPr>
               <w:pStyle w:val="Normal"/>
               <w:widowControl/>
-              <w:suppressAutoHyphens w:val="true"/>
               <w:spacing w:lineRule="auto" w:line="276" w:before="40" w:after="40"/>
               <w:jc w:val="center"/>
               <w:rPr>
@@ -16536,7 +16278,6 @@
             <w:pPr>
               <w:pStyle w:val="Normal"/>
               <w:widowControl/>
-              <w:suppressAutoHyphens w:val="true"/>
               <w:spacing w:lineRule="auto" w:line="276" w:before="40" w:after="40"/>
               <w:jc w:val="start"/>
               <w:rPr>
@@ -16571,7 +16312,6 @@
             <w:pPr>
               <w:pStyle w:val="Normal"/>
               <w:widowControl/>
-              <w:suppressAutoHyphens w:val="true"/>
               <w:spacing w:lineRule="auto" w:line="276" w:before="40" w:after="40"/>
               <w:jc w:val="start"/>
               <w:rPr>
@@ -16610,7 +16350,6 @@
             <w:pPr>
               <w:pStyle w:val="Normal"/>
               <w:widowControl/>
-              <w:suppressAutoHyphens w:val="true"/>
               <w:spacing w:lineRule="auto" w:line="276" w:before="40" w:after="40"/>
               <w:jc w:val="center"/>
               <w:rPr>
@@ -16644,7 +16383,6 @@
             <w:pPr>
               <w:pStyle w:val="Normal"/>
               <w:widowControl/>
-              <w:suppressAutoHyphens w:val="true"/>
               <w:spacing w:lineRule="auto" w:line="276" w:before="40" w:after="40"/>
               <w:jc w:val="start"/>
               <w:rPr>
@@ -16678,7 +16416,6 @@
             <w:pPr>
               <w:pStyle w:val="Normal"/>
               <w:widowControl/>
-              <w:suppressAutoHyphens w:val="true"/>
               <w:spacing w:lineRule="auto" w:line="276" w:before="40" w:after="40"/>
               <w:jc w:val="start"/>
               <w:rPr>
@@ -16718,7 +16455,6 @@
             <w:pPr>
               <w:pStyle w:val="Normal"/>
               <w:widowControl/>
-              <w:suppressAutoHyphens w:val="true"/>
               <w:spacing w:lineRule="auto" w:line="276" w:before="40" w:after="40"/>
               <w:jc w:val="center"/>
               <w:rPr>
@@ -16753,7 +16489,6 @@
             <w:pPr>
               <w:pStyle w:val="Normal"/>
               <w:widowControl/>
-              <w:suppressAutoHyphens w:val="true"/>
               <w:spacing w:lineRule="auto" w:line="276" w:before="40" w:after="40"/>
               <w:jc w:val="start"/>
               <w:rPr>
@@ -16788,7 +16523,6 @@
             <w:pPr>
               <w:pStyle w:val="Normal"/>
               <w:widowControl/>
-              <w:suppressAutoHyphens w:val="true"/>
               <w:spacing w:lineRule="auto" w:line="276" w:before="40" w:after="40"/>
               <w:jc w:val="start"/>
               <w:rPr>
@@ -16827,7 +16561,6 @@
             <w:pPr>
               <w:pStyle w:val="Normal"/>
               <w:widowControl/>
-              <w:suppressAutoHyphens w:val="true"/>
               <w:spacing w:lineRule="auto" w:line="276" w:before="40" w:after="40"/>
               <w:jc w:val="center"/>
               <w:rPr>
@@ -16861,7 +16594,6 @@
             <w:pPr>
               <w:pStyle w:val="Normal"/>
               <w:widowControl/>
-              <w:suppressAutoHyphens w:val="true"/>
               <w:spacing w:lineRule="auto" w:line="276" w:before="40" w:after="40"/>
               <w:jc w:val="start"/>
               <w:rPr>
@@ -16895,7 +16627,6 @@
             <w:pPr>
               <w:pStyle w:val="Normal"/>
               <w:widowControl/>
-              <w:suppressAutoHyphens w:val="true"/>
               <w:spacing w:lineRule="auto" w:line="276" w:before="40" w:after="40"/>
               <w:jc w:val="start"/>
               <w:rPr>
@@ -16935,7 +16666,6 @@
             <w:pPr>
               <w:pStyle w:val="Normal"/>
               <w:widowControl/>
-              <w:suppressAutoHyphens w:val="true"/>
               <w:spacing w:lineRule="auto" w:line="276" w:before="40" w:after="40"/>
               <w:jc w:val="center"/>
               <w:rPr>
@@ -16970,7 +16700,6 @@
             <w:pPr>
               <w:pStyle w:val="Normal"/>
               <w:widowControl/>
-              <w:suppressAutoHyphens w:val="true"/>
               <w:spacing w:lineRule="auto" w:line="276" w:before="40" w:after="40"/>
               <w:jc w:val="start"/>
               <w:rPr>
@@ -17005,7 +16734,6 @@
             <w:pPr>
               <w:pStyle w:val="Normal"/>
               <w:widowControl/>
-              <w:suppressAutoHyphens w:val="true"/>
               <w:spacing w:lineRule="auto" w:line="276" w:before="40" w:after="40"/>
               <w:jc w:val="start"/>
               <w:rPr>
@@ -17044,7 +16772,6 @@
             <w:pPr>
               <w:pStyle w:val="Normal"/>
               <w:widowControl/>
-              <w:suppressAutoHyphens w:val="true"/>
               <w:spacing w:lineRule="auto" w:line="276" w:before="40" w:after="40"/>
               <w:jc w:val="center"/>
               <w:rPr>
@@ -17078,7 +16805,6 @@
             <w:pPr>
               <w:pStyle w:val="Normal"/>
               <w:widowControl/>
-              <w:suppressAutoHyphens w:val="true"/>
               <w:spacing w:lineRule="auto" w:line="276" w:before="40" w:after="40"/>
               <w:jc w:val="start"/>
               <w:rPr>
@@ -17112,7 +16838,6 @@
             <w:pPr>
               <w:pStyle w:val="Normal"/>
               <w:widowControl/>
-              <w:suppressAutoHyphens w:val="true"/>
               <w:spacing w:lineRule="auto" w:line="276" w:before="40" w:after="40"/>
               <w:jc w:val="start"/>
               <w:rPr>
@@ -17152,7 +16877,6 @@
             <w:pPr>
               <w:pStyle w:val="Normal"/>
               <w:widowControl/>
-              <w:suppressAutoHyphens w:val="true"/>
               <w:spacing w:lineRule="auto" w:line="276" w:before="40" w:after="40"/>
               <w:jc w:val="center"/>
               <w:rPr>
@@ -17187,7 +16911,6 @@
             <w:pPr>
               <w:pStyle w:val="Normal"/>
               <w:widowControl/>
-              <w:suppressAutoHyphens w:val="true"/>
               <w:spacing w:lineRule="auto" w:line="276" w:before="40" w:after="40"/>
               <w:jc w:val="start"/>
               <w:rPr>
@@ -17222,7 +16945,6 @@
             <w:pPr>
               <w:pStyle w:val="Normal"/>
               <w:widowControl/>
-              <w:suppressAutoHyphens w:val="true"/>
               <w:spacing w:lineRule="auto" w:line="276" w:before="40" w:after="40"/>
               <w:jc w:val="start"/>
               <w:rPr>
@@ -17261,7 +16983,6 @@
             <w:pPr>
               <w:pStyle w:val="Normal"/>
               <w:widowControl/>
-              <w:suppressAutoHyphens w:val="true"/>
               <w:spacing w:lineRule="auto" w:line="276" w:before="40" w:after="40"/>
               <w:jc w:val="center"/>
               <w:rPr>
@@ -17295,7 +17016,6 @@
             <w:pPr>
               <w:pStyle w:val="Normal"/>
               <w:widowControl/>
-              <w:suppressAutoHyphens w:val="true"/>
               <w:spacing w:lineRule="auto" w:line="276" w:before="40" w:after="40"/>
               <w:jc w:val="start"/>
               <w:rPr>
@@ -17329,7 +17049,6 @@
             <w:pPr>
               <w:pStyle w:val="Normal"/>
               <w:widowControl/>
-              <w:suppressAutoHyphens w:val="true"/>
               <w:spacing w:lineRule="auto" w:line="276" w:before="40" w:after="40"/>
               <w:jc w:val="start"/>
               <w:rPr>
@@ -17406,7 +17125,7 @@
         <w:jc w:val="start"/>
         <w:rPr/>
       </w:pPr>
-      <w:bookmarkStart w:id="36" w:name="__RefHeading___Toc3892_3034938809"/>
+      <w:bookmarkStart w:id="36" w:name="__RefHeading___Toc3892_1075034909"/>
       <w:bookmarkEnd w:id="36"/>
       <w:r>
         <w:rPr>
@@ -17640,7 +17359,7 @@
         <w:jc w:val="start"/>
         <w:rPr/>
       </w:pPr>
-      <w:bookmarkStart w:id="37" w:name="__RefHeading___Toc3894_3034938809"/>
+      <w:bookmarkStart w:id="37" w:name="__RefHeading___Toc3894_1075034909"/>
       <w:bookmarkEnd w:id="37"/>
       <w:r>
         <w:rPr>
@@ -17694,7 +17413,7 @@
         <w:jc w:val="start"/>
         <w:rPr/>
       </w:pPr>
-      <w:bookmarkStart w:id="38" w:name="__RefHeading___Toc3896_3034938809"/>
+      <w:bookmarkStart w:id="38" w:name="__RefHeading___Toc3896_1075034909"/>
       <w:bookmarkEnd w:id="38"/>
       <w:r>
         <w:rPr>
@@ -17748,7 +17467,7 @@
         <w:jc w:val="start"/>
         <w:rPr/>
       </w:pPr>
-      <w:bookmarkStart w:id="39" w:name="__RefHeading___Toc3898_3034938809"/>
+      <w:bookmarkStart w:id="39" w:name="__RefHeading___Toc3898_1075034909"/>
       <w:bookmarkEnd w:id="39"/>
       <w:r>
         <w:rPr>
@@ -17878,7 +17597,7 @@
         <w:jc w:val="start"/>
         <w:rPr/>
       </w:pPr>
-      <w:bookmarkStart w:id="40" w:name="__RefHeading___Toc3900_3034938809"/>
+      <w:bookmarkStart w:id="40" w:name="__RefHeading___Toc3900_1075034909"/>
       <w:bookmarkEnd w:id="40"/>
       <w:r>
         <w:rPr>
@@ -17926,7 +17645,6 @@
             <w:pPr>
               <w:pStyle w:val="Normal"/>
               <w:widowControl/>
-              <w:suppressAutoHyphens w:val="true"/>
               <w:spacing w:lineRule="auto" w:line="276" w:before="40" w:after="40"/>
               <w:jc w:val="center"/>
               <w:rPr>
@@ -17962,7 +17680,6 @@
             <w:pPr>
               <w:pStyle w:val="Normal"/>
               <w:widowControl/>
-              <w:suppressAutoHyphens w:val="true"/>
               <w:spacing w:lineRule="auto" w:line="276" w:before="40" w:after="40"/>
               <w:jc w:val="center"/>
               <w:rPr>
@@ -17998,7 +17715,6 @@
             <w:pPr>
               <w:pStyle w:val="Normal"/>
               <w:widowControl/>
-              <w:suppressAutoHyphens w:val="true"/>
               <w:spacing w:lineRule="auto" w:line="276" w:before="40" w:after="40"/>
               <w:jc w:val="center"/>
               <w:rPr>
@@ -18038,7 +17754,6 @@
             <w:pPr>
               <w:pStyle w:val="Normal"/>
               <w:widowControl/>
-              <w:suppressAutoHyphens w:val="true"/>
               <w:spacing w:lineRule="auto" w:line="276" w:before="40" w:after="40"/>
               <w:jc w:val="center"/>
               <w:rPr>
@@ -18072,7 +17787,6 @@
             <w:pPr>
               <w:pStyle w:val="Normal"/>
               <w:widowControl/>
-              <w:suppressAutoHyphens w:val="true"/>
               <w:spacing w:lineRule="auto" w:line="276" w:before="40" w:after="40"/>
               <w:jc w:val="start"/>
               <w:rPr>
@@ -18106,7 +17820,6 @@
             <w:pPr>
               <w:pStyle w:val="Normal"/>
               <w:widowControl/>
-              <w:suppressAutoHyphens w:val="true"/>
               <w:spacing w:lineRule="auto" w:line="276" w:before="40" w:after="40"/>
               <w:jc w:val="start"/>
               <w:rPr>
@@ -18146,7 +17859,6 @@
             <w:pPr>
               <w:pStyle w:val="Normal"/>
               <w:widowControl/>
-              <w:suppressAutoHyphens w:val="true"/>
               <w:spacing w:lineRule="auto" w:line="276" w:before="40" w:after="40"/>
               <w:jc w:val="center"/>
               <w:rPr>
@@ -18181,7 +17893,6 @@
             <w:pPr>
               <w:pStyle w:val="Normal"/>
               <w:widowControl/>
-              <w:suppressAutoHyphens w:val="true"/>
               <w:spacing w:lineRule="auto" w:line="276" w:before="40" w:after="40"/>
               <w:jc w:val="start"/>
               <w:rPr>
@@ -18216,7 +17927,6 @@
             <w:pPr>
               <w:pStyle w:val="Normal"/>
               <w:widowControl/>
-              <w:suppressAutoHyphens w:val="true"/>
               <w:spacing w:lineRule="auto" w:line="276" w:before="40" w:after="40"/>
               <w:jc w:val="start"/>
               <w:rPr>
@@ -18255,7 +17965,6 @@
             <w:pPr>
               <w:pStyle w:val="Normal"/>
               <w:widowControl/>
-              <w:suppressAutoHyphens w:val="true"/>
               <w:spacing w:lineRule="auto" w:line="276" w:before="40" w:after="40"/>
               <w:jc w:val="center"/>
               <w:rPr>
@@ -18289,7 +17998,6 @@
             <w:pPr>
               <w:pStyle w:val="Normal"/>
               <w:widowControl/>
-              <w:suppressAutoHyphens w:val="true"/>
               <w:spacing w:lineRule="auto" w:line="276" w:before="40" w:after="40"/>
               <w:jc w:val="start"/>
               <w:rPr>
@@ -18323,7 +18031,6 @@
             <w:pPr>
               <w:pStyle w:val="Normal"/>
               <w:widowControl/>
-              <w:suppressAutoHyphens w:val="true"/>
               <w:spacing w:lineRule="auto" w:line="276" w:before="40" w:after="40"/>
               <w:jc w:val="start"/>
               <w:rPr>
@@ -18363,7 +18070,6 @@
             <w:pPr>
               <w:pStyle w:val="Normal"/>
               <w:widowControl/>
-              <w:suppressAutoHyphens w:val="true"/>
               <w:spacing w:lineRule="auto" w:line="276" w:before="40" w:after="40"/>
               <w:jc w:val="center"/>
               <w:rPr>
@@ -18398,7 +18104,6 @@
             <w:pPr>
               <w:pStyle w:val="Normal"/>
               <w:widowControl/>
-              <w:suppressAutoHyphens w:val="true"/>
               <w:spacing w:lineRule="auto" w:line="276" w:before="40" w:after="40"/>
               <w:jc w:val="start"/>
               <w:rPr>
@@ -18433,7 +18138,6 @@
             <w:pPr>
               <w:pStyle w:val="Normal"/>
               <w:widowControl/>
-              <w:suppressAutoHyphens w:val="true"/>
               <w:spacing w:lineRule="auto" w:line="276" w:before="40" w:after="40"/>
               <w:jc w:val="start"/>
               <w:rPr>
@@ -18472,7 +18176,6 @@
             <w:pPr>
               <w:pStyle w:val="Normal"/>
               <w:widowControl/>
-              <w:suppressAutoHyphens w:val="true"/>
               <w:spacing w:lineRule="auto" w:line="276" w:before="40" w:after="40"/>
               <w:jc w:val="center"/>
               <w:rPr>
@@ -18506,7 +18209,6 @@
             <w:pPr>
               <w:pStyle w:val="Normal"/>
               <w:widowControl/>
-              <w:suppressAutoHyphens w:val="true"/>
               <w:spacing w:lineRule="auto" w:line="276" w:before="40" w:after="40"/>
               <w:jc w:val="start"/>
               <w:rPr>
@@ -18540,7 +18242,6 @@
             <w:pPr>
               <w:pStyle w:val="Normal"/>
               <w:widowControl/>
-              <w:suppressAutoHyphens w:val="true"/>
               <w:spacing w:lineRule="auto" w:line="276" w:before="40" w:after="40"/>
               <w:jc w:val="start"/>
               <w:rPr>
@@ -18580,7 +18281,6 @@
             <w:pPr>
               <w:pStyle w:val="Normal"/>
               <w:widowControl/>
-              <w:suppressAutoHyphens w:val="true"/>
               <w:spacing w:lineRule="auto" w:line="276" w:before="40" w:after="40"/>
               <w:jc w:val="center"/>
               <w:rPr>
@@ -18615,7 +18315,6 @@
             <w:pPr>
               <w:pStyle w:val="Normal"/>
               <w:widowControl/>
-              <w:suppressAutoHyphens w:val="true"/>
               <w:spacing w:lineRule="auto" w:line="276" w:before="40" w:after="40"/>
               <w:jc w:val="start"/>
               <w:rPr>
@@ -18650,7 +18349,6 @@
             <w:pPr>
               <w:pStyle w:val="Normal"/>
               <w:widowControl/>
-              <w:suppressAutoHyphens w:val="true"/>
               <w:spacing w:lineRule="auto" w:line="276" w:before="40" w:after="40"/>
               <w:jc w:val="start"/>
               <w:rPr>
@@ -18689,7 +18387,6 @@
             <w:pPr>
               <w:pStyle w:val="Normal"/>
               <w:widowControl/>
-              <w:suppressAutoHyphens w:val="true"/>
               <w:spacing w:lineRule="auto" w:line="276" w:before="40" w:after="40"/>
               <w:jc w:val="center"/>
               <w:rPr>
@@ -18723,7 +18420,6 @@
             <w:pPr>
               <w:pStyle w:val="Normal"/>
               <w:widowControl/>
-              <w:suppressAutoHyphens w:val="true"/>
               <w:spacing w:lineRule="auto" w:line="276" w:before="40" w:after="40"/>
               <w:jc w:val="start"/>
               <w:rPr>
@@ -18757,7 +18453,6 @@
             <w:pPr>
               <w:pStyle w:val="Normal"/>
               <w:widowControl/>
-              <w:suppressAutoHyphens w:val="true"/>
               <w:spacing w:lineRule="auto" w:line="276" w:before="40" w:after="40"/>
               <w:jc w:val="start"/>
               <w:rPr>
@@ -18834,7 +18529,7 @@
         <w:jc w:val="start"/>
         <w:rPr/>
       </w:pPr>
-      <w:bookmarkStart w:id="41" w:name="__RefHeading___Toc3902_3034938809"/>
+      <w:bookmarkStart w:id="41" w:name="__RefHeading___Toc3902_1075034909"/>
       <w:bookmarkEnd w:id="41"/>
       <w:r>
         <w:rPr>
@@ -18884,7 +18579,7 @@
         <w:jc w:val="center"/>
         <w:rPr/>
       </w:pPr>
-      <w:bookmarkStart w:id="42" w:name="__RefHeading___Toc3904_3034938809"/>
+      <w:bookmarkStart w:id="42" w:name="__RefHeading___Toc3904_1075034909"/>
       <w:bookmarkEnd w:id="42"/>
       <w:r>
         <w:rPr>
@@ -18902,7 +18597,7 @@
         <w:jc w:val="start"/>
         <w:rPr/>
       </w:pPr>
-      <w:bookmarkStart w:id="43" w:name="__RefHeading___Toc3906_3034938809"/>
+      <w:bookmarkStart w:id="43" w:name="__RefHeading___Toc3906_1075034909"/>
       <w:bookmarkEnd w:id="43"/>
       <w:r>
         <w:rPr>
@@ -18967,7 +18662,6 @@
             <w:pPr>
               <w:pStyle w:val="Normal"/>
               <w:widowControl/>
-              <w:suppressAutoHyphens w:val="true"/>
               <w:spacing w:lineRule="auto" w:line="276" w:before="40" w:after="40"/>
               <w:jc w:val="center"/>
               <w:rPr>
@@ -19003,7 +18697,6 @@
             <w:pPr>
               <w:pStyle w:val="Normal"/>
               <w:widowControl/>
-              <w:suppressAutoHyphens w:val="true"/>
               <w:spacing w:lineRule="auto" w:line="276" w:before="40" w:after="40"/>
               <w:jc w:val="center"/>
               <w:rPr>
@@ -19043,7 +18736,6 @@
             <w:pPr>
               <w:pStyle w:val="Normal"/>
               <w:widowControl/>
-              <w:suppressAutoHyphens w:val="true"/>
               <w:spacing w:lineRule="auto" w:line="276" w:before="40" w:after="40"/>
               <w:jc w:val="center"/>
               <w:rPr>
@@ -19077,7 +18769,6 @@
             <w:pPr>
               <w:pStyle w:val="Normal"/>
               <w:widowControl/>
-              <w:suppressAutoHyphens w:val="true"/>
               <w:spacing w:lineRule="auto" w:line="276" w:before="40" w:after="40"/>
               <w:jc w:val="start"/>
               <w:rPr>
@@ -19117,7 +18808,6 @@
             <w:pPr>
               <w:pStyle w:val="Normal"/>
               <w:widowControl/>
-              <w:suppressAutoHyphens w:val="true"/>
               <w:spacing w:lineRule="auto" w:line="276" w:before="40" w:after="40"/>
               <w:jc w:val="center"/>
               <w:rPr>
@@ -19152,7 +18842,6 @@
             <w:pPr>
               <w:pStyle w:val="Normal"/>
               <w:widowControl/>
-              <w:suppressAutoHyphens w:val="true"/>
               <w:spacing w:lineRule="auto" w:line="276" w:before="40" w:after="40"/>
               <w:jc w:val="start"/>
               <w:rPr>
@@ -19191,7 +18880,6 @@
             <w:pPr>
               <w:pStyle w:val="Normal"/>
               <w:widowControl/>
-              <w:suppressAutoHyphens w:val="true"/>
               <w:spacing w:lineRule="auto" w:line="276" w:before="40" w:after="40"/>
               <w:jc w:val="center"/>
               <w:rPr>
@@ -19225,7 +18913,6 @@
             <w:pPr>
               <w:pStyle w:val="Normal"/>
               <w:widowControl/>
-              <w:suppressAutoHyphens w:val="true"/>
               <w:spacing w:lineRule="auto" w:line="276" w:before="40" w:after="40"/>
               <w:jc w:val="start"/>
               <w:rPr>
@@ -19265,7 +18952,6 @@
             <w:pPr>
               <w:pStyle w:val="Normal"/>
               <w:widowControl/>
-              <w:suppressAutoHyphens w:val="true"/>
               <w:spacing w:lineRule="auto" w:line="276" w:before="40" w:after="40"/>
               <w:jc w:val="center"/>
               <w:rPr>
@@ -19300,7 +18986,6 @@
             <w:pPr>
               <w:pStyle w:val="Normal"/>
               <w:widowControl/>
-              <w:suppressAutoHyphens w:val="true"/>
               <w:spacing w:lineRule="auto" w:line="276" w:before="40" w:after="40"/>
               <w:jc w:val="start"/>
               <w:rPr>
@@ -19339,7 +19024,6 @@
             <w:pPr>
               <w:pStyle w:val="Normal"/>
               <w:widowControl/>
-              <w:suppressAutoHyphens w:val="true"/>
               <w:spacing w:lineRule="auto" w:line="276" w:before="40" w:after="40"/>
               <w:jc w:val="center"/>
               <w:rPr>
@@ -19373,7 +19057,6 @@
             <w:pPr>
               <w:pStyle w:val="Normal"/>
               <w:widowControl/>
-              <w:suppressAutoHyphens w:val="true"/>
               <w:spacing w:lineRule="auto" w:line="276" w:before="40" w:after="40"/>
               <w:jc w:val="start"/>
               <w:rPr>
@@ -19450,7 +19133,7 @@
         <w:jc w:val="start"/>
         <w:rPr/>
       </w:pPr>
-      <w:bookmarkStart w:id="44" w:name="__RefHeading___Toc3908_3034938809"/>
+      <w:bookmarkStart w:id="44" w:name="__RefHeading___Toc3908_1075034909"/>
       <w:bookmarkEnd w:id="44"/>
       <w:r>
         <w:rPr>
@@ -19498,7 +19181,6 @@
             <w:pPr>
               <w:pStyle w:val="Normal"/>
               <w:widowControl/>
-              <w:suppressAutoHyphens w:val="true"/>
               <w:spacing w:lineRule="auto" w:line="276" w:before="40" w:after="40"/>
               <w:jc w:val="center"/>
               <w:rPr>
@@ -19534,7 +19216,6 @@
             <w:pPr>
               <w:pStyle w:val="Normal"/>
               <w:widowControl/>
-              <w:suppressAutoHyphens w:val="true"/>
               <w:spacing w:lineRule="auto" w:line="276" w:before="40" w:after="40"/>
               <w:jc w:val="center"/>
               <w:rPr>
@@ -19570,7 +19251,6 @@
             <w:pPr>
               <w:pStyle w:val="Normal"/>
               <w:widowControl/>
-              <w:suppressAutoHyphens w:val="true"/>
               <w:spacing w:lineRule="auto" w:line="276" w:before="40" w:after="40"/>
               <w:jc w:val="center"/>
               <w:rPr>
@@ -19610,7 +19290,6 @@
             <w:pPr>
               <w:pStyle w:val="Normal"/>
               <w:widowControl/>
-              <w:suppressAutoHyphens w:val="true"/>
               <w:spacing w:lineRule="auto" w:line="276" w:before="40" w:after="40"/>
               <w:jc w:val="center"/>
               <w:rPr>
@@ -19644,7 +19323,6 @@
             <w:pPr>
               <w:pStyle w:val="Normal"/>
               <w:widowControl/>
-              <w:suppressAutoHyphens w:val="true"/>
               <w:spacing w:lineRule="auto" w:line="276" w:before="40" w:after="40"/>
               <w:jc w:val="start"/>
               <w:rPr>
@@ -19678,7 +19356,6 @@
             <w:pPr>
               <w:pStyle w:val="Normal"/>
               <w:widowControl/>
-              <w:suppressAutoHyphens w:val="true"/>
               <w:spacing w:lineRule="auto" w:line="276" w:before="40" w:after="40"/>
               <w:jc w:val="start"/>
               <w:rPr>
@@ -19718,7 +19395,6 @@
             <w:pPr>
               <w:pStyle w:val="Normal"/>
               <w:widowControl/>
-              <w:suppressAutoHyphens w:val="true"/>
               <w:spacing w:lineRule="auto" w:line="276" w:before="40" w:after="40"/>
               <w:jc w:val="center"/>
               <w:rPr>
@@ -19753,7 +19429,6 @@
             <w:pPr>
               <w:pStyle w:val="Normal"/>
               <w:widowControl/>
-              <w:suppressAutoHyphens w:val="true"/>
               <w:spacing w:lineRule="auto" w:line="276" w:before="40" w:after="40"/>
               <w:jc w:val="start"/>
               <w:rPr>
@@ -19788,7 +19463,6 @@
             <w:pPr>
               <w:pStyle w:val="Normal"/>
               <w:widowControl/>
-              <w:suppressAutoHyphens w:val="true"/>
               <w:spacing w:lineRule="auto" w:line="276" w:before="40" w:after="40"/>
               <w:jc w:val="start"/>
               <w:rPr>
@@ -19808,7 +19482,7 @@
                 <w:szCs w:val="22"/>
                 <w:lang w:val="en-US" w:eastAsia="en-US" w:bidi="ar-SA"/>
               </w:rPr>
-              <w:t>536/536 kiểm thử chạy xanh tại thời điểm đóng gói báo cáo.</w:t>
+              <w:t>539/539 kiểm thử chạy xanh tại thời điểm đóng gói báo cáo.</w:t>
             </w:r>
           </w:p>
         </w:tc>
@@ -19827,7 +19501,6 @@
             <w:pPr>
               <w:pStyle w:val="Normal"/>
               <w:widowControl/>
-              <w:suppressAutoHyphens w:val="true"/>
               <w:spacing w:lineRule="auto" w:line="276" w:before="40" w:after="40"/>
               <w:jc w:val="center"/>
               <w:rPr>
@@ -19861,7 +19534,6 @@
             <w:pPr>
               <w:pStyle w:val="Normal"/>
               <w:widowControl/>
-              <w:suppressAutoHyphens w:val="true"/>
               <w:spacing w:lineRule="auto" w:line="276" w:before="40" w:after="40"/>
               <w:jc w:val="start"/>
               <w:rPr>
@@ -19895,7 +19567,6 @@
             <w:pPr>
               <w:pStyle w:val="Normal"/>
               <w:widowControl/>
-              <w:suppressAutoHyphens w:val="true"/>
               <w:spacing w:lineRule="auto" w:line="276" w:before="40" w:after="40"/>
               <w:jc w:val="start"/>
               <w:rPr>
@@ -19935,7 +19606,6 @@
             <w:pPr>
               <w:pStyle w:val="Normal"/>
               <w:widowControl/>
-              <w:suppressAutoHyphens w:val="true"/>
               <w:spacing w:lineRule="auto" w:line="276" w:before="40" w:after="40"/>
               <w:jc w:val="center"/>
               <w:rPr>
@@ -19970,7 +19640,6 @@
             <w:pPr>
               <w:pStyle w:val="Normal"/>
               <w:widowControl/>
-              <w:suppressAutoHyphens w:val="true"/>
               <w:spacing w:lineRule="auto" w:line="276" w:before="40" w:after="40"/>
               <w:jc w:val="start"/>
               <w:rPr>
@@ -20005,7 +19674,6 @@
             <w:pPr>
               <w:pStyle w:val="Normal"/>
               <w:widowControl/>
-              <w:suppressAutoHyphens w:val="true"/>
               <w:spacing w:lineRule="auto" w:line="276" w:before="40" w:after="40"/>
               <w:jc w:val="start"/>
               <w:rPr>
@@ -20044,7 +19712,6 @@
             <w:pPr>
               <w:pStyle w:val="Normal"/>
               <w:widowControl/>
-              <w:suppressAutoHyphens w:val="true"/>
               <w:spacing w:lineRule="auto" w:line="276" w:before="40" w:after="40"/>
               <w:jc w:val="center"/>
               <w:rPr>
@@ -20078,7 +19745,6 @@
             <w:pPr>
               <w:pStyle w:val="Normal"/>
               <w:widowControl/>
-              <w:suppressAutoHyphens w:val="true"/>
               <w:spacing w:lineRule="auto" w:line="276" w:before="40" w:after="40"/>
               <w:jc w:val="start"/>
               <w:rPr>
@@ -20112,7 +19778,6 @@
             <w:pPr>
               <w:pStyle w:val="Normal"/>
               <w:widowControl/>
-              <w:suppressAutoHyphens w:val="true"/>
               <w:spacing w:lineRule="auto" w:line="276" w:before="40" w:after="40"/>
               <w:jc w:val="start"/>
               <w:rPr>
@@ -20152,7 +19817,6 @@
             <w:pPr>
               <w:pStyle w:val="Normal"/>
               <w:widowControl/>
-              <w:suppressAutoHyphens w:val="true"/>
               <w:spacing w:lineRule="auto" w:line="276" w:before="40" w:after="40"/>
               <w:jc w:val="center"/>
               <w:rPr>
@@ -20187,7 +19851,6 @@
             <w:pPr>
               <w:pStyle w:val="Normal"/>
               <w:widowControl/>
-              <w:suppressAutoHyphens w:val="true"/>
               <w:spacing w:lineRule="auto" w:line="276" w:before="40" w:after="40"/>
               <w:jc w:val="start"/>
               <w:rPr>
@@ -20222,7 +19885,6 @@
             <w:pPr>
               <w:pStyle w:val="Normal"/>
               <w:widowControl/>
-              <w:suppressAutoHyphens w:val="true"/>
               <w:spacing w:lineRule="auto" w:line="276" w:before="40" w:after="40"/>
               <w:jc w:val="start"/>
               <w:rPr>
@@ -20261,7 +19923,6 @@
             <w:pPr>
               <w:pStyle w:val="Normal"/>
               <w:widowControl/>
-              <w:suppressAutoHyphens w:val="true"/>
               <w:spacing w:lineRule="auto" w:line="276" w:before="40" w:after="40"/>
               <w:jc w:val="center"/>
               <w:rPr>
@@ -20281,7 +19942,7 @@
                 <w:szCs w:val="22"/>
                 <w:lang w:val="en-US" w:eastAsia="en-US" w:bidi="ar-SA"/>
               </w:rPr>
-              <w:t>Outbox và rollout</w:t>
+              <w:t>Outbox, rollout và calibration</w:t>
             </w:r>
           </w:p>
         </w:tc>
@@ -20295,7 +19956,6 @@
             <w:pPr>
               <w:pStyle w:val="Normal"/>
               <w:widowControl/>
-              <w:suppressAutoHyphens w:val="true"/>
               <w:spacing w:lineRule="auto" w:line="276" w:before="40" w:after="40"/>
               <w:jc w:val="start"/>
               <w:rPr>
@@ -20329,7 +19989,6 @@
             <w:pPr>
               <w:pStyle w:val="Normal"/>
               <w:widowControl/>
-              <w:suppressAutoHyphens w:val="true"/>
               <w:spacing w:lineRule="auto" w:line="276" w:before="40" w:after="40"/>
               <w:jc w:val="start"/>
               <w:rPr>
@@ -20349,7 +20008,7 @@
                 <w:szCs w:val="22"/>
                 <w:lang w:val="en-US" w:eastAsia="en-US" w:bidi="ar-SA"/>
               </w:rPr>
-              <w:t>Atomic claim/lease/retry; kill switch, Shadow và Pilot chặn đúng enqueue, worker, UI/server apply.</w:t>
+              <w:t>Atomic claim/lease/retry; kill switch, Shadow/Pilot; dashboard 30 ngày được kiểm tra tenant, mẫu số và delta trên SQL Server.</w:t>
             </w:r>
           </w:p>
         </w:tc>
@@ -20369,7 +20028,6 @@
             <w:pPr>
               <w:pStyle w:val="Normal"/>
               <w:widowControl/>
-              <w:suppressAutoHyphens w:val="true"/>
               <w:spacing w:lineRule="auto" w:line="276" w:before="40" w:after="40"/>
               <w:jc w:val="center"/>
               <w:rPr>
@@ -20404,7 +20062,6 @@
             <w:pPr>
               <w:pStyle w:val="Normal"/>
               <w:widowControl/>
-              <w:suppressAutoHyphens w:val="true"/>
               <w:spacing w:lineRule="auto" w:line="276" w:before="40" w:after="40"/>
               <w:jc w:val="start"/>
               <w:rPr>
@@ -20439,7 +20096,6 @@
             <w:pPr>
               <w:pStyle w:val="Normal"/>
               <w:widowControl/>
-              <w:suppressAutoHyphens w:val="true"/>
               <w:spacing w:lineRule="auto" w:line="276" w:before="40" w:after="40"/>
               <w:jc w:val="start"/>
               <w:rPr>
@@ -20478,7 +20134,6 @@
             <w:pPr>
               <w:pStyle w:val="Normal"/>
               <w:widowControl/>
-              <w:suppressAutoHyphens w:val="true"/>
               <w:spacing w:lineRule="auto" w:line="276" w:before="40" w:after="40"/>
               <w:jc w:val="center"/>
               <w:rPr>
@@ -20512,7 +20167,6 @@
             <w:pPr>
               <w:pStyle w:val="Normal"/>
               <w:widowControl/>
-              <w:suppressAutoHyphens w:val="true"/>
               <w:spacing w:lineRule="auto" w:line="276" w:before="40" w:after="40"/>
               <w:jc w:val="start"/>
               <w:rPr>
@@ -20546,7 +20200,6 @@
             <w:pPr>
               <w:pStyle w:val="Normal"/>
               <w:widowControl/>
-              <w:suppressAutoHyphens w:val="true"/>
               <w:spacing w:lineRule="auto" w:line="276" w:before="40" w:after="40"/>
               <w:jc w:val="start"/>
               <w:rPr>
@@ -20586,7 +20239,6 @@
             <w:pPr>
               <w:pStyle w:val="Normal"/>
               <w:widowControl/>
-              <w:suppressAutoHyphens w:val="true"/>
               <w:spacing w:lineRule="auto" w:line="276" w:before="40" w:after="40"/>
               <w:jc w:val="center"/>
               <w:rPr>
@@ -20621,7 +20273,6 @@
             <w:pPr>
               <w:pStyle w:val="Normal"/>
               <w:widowControl/>
-              <w:suppressAutoHyphens w:val="true"/>
               <w:spacing w:lineRule="auto" w:line="276" w:before="40" w:after="40"/>
               <w:jc w:val="start"/>
               <w:rPr>
@@ -20656,7 +20307,6 @@
             <w:pPr>
               <w:pStyle w:val="Normal"/>
               <w:widowControl/>
-              <w:suppressAutoHyphens w:val="true"/>
               <w:spacing w:lineRule="auto" w:line="276" w:before="40" w:after="40"/>
               <w:jc w:val="start"/>
               <w:rPr>
@@ -20733,7 +20383,7 @@
         <w:jc w:val="start"/>
         <w:rPr/>
       </w:pPr>
-      <w:bookmarkStart w:id="45" w:name="__RefHeading___Toc3910_3034938809"/>
+      <w:bookmarkStart w:id="45" w:name="__RefHeading___Toc3910_1075034909"/>
       <w:bookmarkEnd w:id="45"/>
       <w:r>
         <w:rPr>
@@ -20781,7 +20431,6 @@
             <w:pPr>
               <w:pStyle w:val="Normal"/>
               <w:widowControl/>
-              <w:suppressAutoHyphens w:val="true"/>
               <w:spacing w:lineRule="auto" w:line="276" w:before="40" w:after="40"/>
               <w:jc w:val="center"/>
               <w:rPr>
@@ -20817,7 +20466,6 @@
             <w:pPr>
               <w:pStyle w:val="Normal"/>
               <w:widowControl/>
-              <w:suppressAutoHyphens w:val="true"/>
               <w:spacing w:lineRule="auto" w:line="276" w:before="40" w:after="40"/>
               <w:jc w:val="center"/>
               <w:rPr>
@@ -20853,7 +20501,6 @@
             <w:pPr>
               <w:pStyle w:val="Normal"/>
               <w:widowControl/>
-              <w:suppressAutoHyphens w:val="true"/>
               <w:spacing w:lineRule="auto" w:line="276" w:before="40" w:after="40"/>
               <w:jc w:val="center"/>
               <w:rPr>
@@ -20893,7 +20540,6 @@
             <w:pPr>
               <w:pStyle w:val="Normal"/>
               <w:widowControl/>
-              <w:suppressAutoHyphens w:val="true"/>
               <w:spacing w:lineRule="auto" w:line="276" w:before="40" w:after="40"/>
               <w:jc w:val="center"/>
               <w:rPr>
@@ -20927,7 +20573,6 @@
             <w:pPr>
               <w:pStyle w:val="Normal"/>
               <w:widowControl/>
-              <w:suppressAutoHyphens w:val="true"/>
               <w:spacing w:lineRule="auto" w:line="276" w:before="40" w:after="40"/>
               <w:jc w:val="start"/>
               <w:rPr>
@@ -20961,7 +20606,6 @@
             <w:pPr>
               <w:pStyle w:val="Normal"/>
               <w:widowControl/>
-              <w:suppressAutoHyphens w:val="true"/>
               <w:spacing w:lineRule="auto" w:line="276" w:before="40" w:after="40"/>
               <w:jc w:val="start"/>
               <w:rPr>
@@ -21001,7 +20645,6 @@
             <w:pPr>
               <w:pStyle w:val="Normal"/>
               <w:widowControl/>
-              <w:suppressAutoHyphens w:val="true"/>
               <w:spacing w:lineRule="auto" w:line="276" w:before="40" w:after="40"/>
               <w:jc w:val="center"/>
               <w:rPr>
@@ -21036,7 +20679,6 @@
             <w:pPr>
               <w:pStyle w:val="Normal"/>
               <w:widowControl/>
-              <w:suppressAutoHyphens w:val="true"/>
               <w:spacing w:lineRule="auto" w:line="276" w:before="40" w:after="40"/>
               <w:jc w:val="start"/>
               <w:rPr>
@@ -21071,7 +20713,6 @@
             <w:pPr>
               <w:pStyle w:val="Normal"/>
               <w:widowControl/>
-              <w:suppressAutoHyphens w:val="true"/>
               <w:spacing w:lineRule="auto" w:line="276" w:before="40" w:after="40"/>
               <w:jc w:val="start"/>
               <w:rPr>
@@ -21110,7 +20751,6 @@
             <w:pPr>
               <w:pStyle w:val="Normal"/>
               <w:widowControl/>
-              <w:suppressAutoHyphens w:val="true"/>
               <w:spacing w:lineRule="auto" w:line="276" w:before="40" w:after="40"/>
               <w:jc w:val="center"/>
               <w:rPr>
@@ -21144,7 +20784,6 @@
             <w:pPr>
               <w:pStyle w:val="Normal"/>
               <w:widowControl/>
-              <w:suppressAutoHyphens w:val="true"/>
               <w:spacing w:lineRule="auto" w:line="276" w:before="40" w:after="40"/>
               <w:jc w:val="start"/>
               <w:rPr>
@@ -21178,7 +20817,6 @@
             <w:pPr>
               <w:pStyle w:val="Normal"/>
               <w:widowControl/>
-              <w:suppressAutoHyphens w:val="true"/>
               <w:spacing w:lineRule="auto" w:line="276" w:before="40" w:after="40"/>
               <w:jc w:val="start"/>
               <w:rPr>
@@ -21218,7 +20856,6 @@
             <w:pPr>
               <w:pStyle w:val="Normal"/>
               <w:widowControl/>
-              <w:suppressAutoHyphens w:val="true"/>
               <w:spacing w:lineRule="auto" w:line="276" w:before="40" w:after="40"/>
               <w:jc w:val="center"/>
               <w:rPr>
@@ -21253,7 +20890,6 @@
             <w:pPr>
               <w:pStyle w:val="Normal"/>
               <w:widowControl/>
-              <w:suppressAutoHyphens w:val="true"/>
               <w:spacing w:lineRule="auto" w:line="276" w:before="40" w:after="40"/>
               <w:jc w:val="start"/>
               <w:rPr>
@@ -21288,7 +20924,6 @@
             <w:pPr>
               <w:pStyle w:val="Normal"/>
               <w:widowControl/>
-              <w:suppressAutoHyphens w:val="true"/>
               <w:spacing w:lineRule="auto" w:line="276" w:before="40" w:after="40"/>
               <w:jc w:val="start"/>
               <w:rPr>
@@ -21327,7 +20962,6 @@
             <w:pPr>
               <w:pStyle w:val="Normal"/>
               <w:widowControl/>
-              <w:suppressAutoHyphens w:val="true"/>
               <w:spacing w:lineRule="auto" w:line="276" w:before="40" w:after="40"/>
               <w:jc w:val="center"/>
               <w:rPr>
@@ -21361,7 +20995,6 @@
             <w:pPr>
               <w:pStyle w:val="Normal"/>
               <w:widowControl/>
-              <w:suppressAutoHyphens w:val="true"/>
               <w:spacing w:lineRule="auto" w:line="276" w:before="40" w:after="40"/>
               <w:jc w:val="start"/>
               <w:rPr>
@@ -21395,7 +21028,6 @@
             <w:pPr>
               <w:pStyle w:val="Normal"/>
               <w:widowControl/>
-              <w:suppressAutoHyphens w:val="true"/>
               <w:spacing w:lineRule="auto" w:line="276" w:before="40" w:after="40"/>
               <w:jc w:val="start"/>
               <w:rPr>
@@ -21435,7 +21067,6 @@
             <w:pPr>
               <w:pStyle w:val="Normal"/>
               <w:widowControl/>
-              <w:suppressAutoHyphens w:val="true"/>
               <w:spacing w:lineRule="auto" w:line="276" w:before="40" w:after="40"/>
               <w:jc w:val="center"/>
               <w:rPr>
@@ -21470,7 +21101,6 @@
             <w:pPr>
               <w:pStyle w:val="Normal"/>
               <w:widowControl/>
-              <w:suppressAutoHyphens w:val="true"/>
               <w:spacing w:lineRule="auto" w:line="276" w:before="40" w:after="40"/>
               <w:jc w:val="start"/>
               <w:rPr>
@@ -21505,7 +21135,6 @@
             <w:pPr>
               <w:pStyle w:val="Normal"/>
               <w:widowControl/>
-              <w:suppressAutoHyphens w:val="true"/>
               <w:spacing w:lineRule="auto" w:line="276" w:before="40" w:after="40"/>
               <w:jc w:val="start"/>
               <w:rPr>
@@ -21544,7 +21173,6 @@
             <w:pPr>
               <w:pStyle w:val="Normal"/>
               <w:widowControl/>
-              <w:suppressAutoHyphens w:val="true"/>
               <w:spacing w:lineRule="auto" w:line="276" w:before="40" w:after="40"/>
               <w:jc w:val="center"/>
               <w:rPr>
@@ -21578,7 +21206,6 @@
             <w:pPr>
               <w:pStyle w:val="Normal"/>
               <w:widowControl/>
-              <w:suppressAutoHyphens w:val="true"/>
               <w:spacing w:lineRule="auto" w:line="276" w:before="40" w:after="40"/>
               <w:jc w:val="start"/>
               <w:rPr>
@@ -21612,7 +21239,6 @@
             <w:pPr>
               <w:pStyle w:val="Normal"/>
               <w:widowControl/>
-              <w:suppressAutoHyphens w:val="true"/>
               <w:spacing w:lineRule="auto" w:line="276" w:before="40" w:after="40"/>
               <w:jc w:val="start"/>
               <w:rPr>
@@ -21652,7 +21278,6 @@
             <w:pPr>
               <w:pStyle w:val="Normal"/>
               <w:widowControl/>
-              <w:suppressAutoHyphens w:val="true"/>
               <w:spacing w:lineRule="auto" w:line="276" w:before="40" w:after="40"/>
               <w:jc w:val="center"/>
               <w:rPr>
@@ -21687,7 +21312,6 @@
             <w:pPr>
               <w:pStyle w:val="Normal"/>
               <w:widowControl/>
-              <w:suppressAutoHyphens w:val="true"/>
               <w:spacing w:lineRule="auto" w:line="276" w:before="40" w:after="40"/>
               <w:jc w:val="start"/>
               <w:rPr>
@@ -21722,7 +21346,6 @@
             <w:pPr>
               <w:pStyle w:val="Normal"/>
               <w:widowControl/>
-              <w:suppressAutoHyphens w:val="true"/>
               <w:spacing w:lineRule="auto" w:line="276" w:before="40" w:after="40"/>
               <w:jc w:val="start"/>
               <w:rPr>
@@ -21761,7 +21384,6 @@
             <w:pPr>
               <w:pStyle w:val="Normal"/>
               <w:widowControl/>
-              <w:suppressAutoHyphens w:val="true"/>
               <w:spacing w:lineRule="auto" w:line="276" w:before="40" w:after="40"/>
               <w:jc w:val="center"/>
               <w:rPr>
@@ -21795,7 +21417,6 @@
             <w:pPr>
               <w:pStyle w:val="Normal"/>
               <w:widowControl/>
-              <w:suppressAutoHyphens w:val="true"/>
               <w:spacing w:lineRule="auto" w:line="276" w:before="40" w:after="40"/>
               <w:jc w:val="start"/>
               <w:rPr>
@@ -21829,7 +21450,6 @@
             <w:pPr>
               <w:pStyle w:val="Normal"/>
               <w:widowControl/>
-              <w:suppressAutoHyphens w:val="true"/>
               <w:spacing w:lineRule="auto" w:line="276" w:before="40" w:after="40"/>
               <w:jc w:val="start"/>
               <w:rPr>
@@ -21869,7 +21489,6 @@
             <w:pPr>
               <w:pStyle w:val="Normal"/>
               <w:widowControl/>
-              <w:suppressAutoHyphens w:val="true"/>
               <w:spacing w:lineRule="auto" w:line="276" w:before="40" w:after="40"/>
               <w:jc w:val="center"/>
               <w:rPr>
@@ -21904,7 +21523,6 @@
             <w:pPr>
               <w:pStyle w:val="Normal"/>
               <w:widowControl/>
-              <w:suppressAutoHyphens w:val="true"/>
               <w:spacing w:lineRule="auto" w:line="276" w:before="40" w:after="40"/>
               <w:jc w:val="start"/>
               <w:rPr>
@@ -21939,7 +21557,6 @@
             <w:pPr>
               <w:pStyle w:val="Normal"/>
               <w:widowControl/>
-              <w:suppressAutoHyphens w:val="true"/>
               <w:spacing w:lineRule="auto" w:line="276" w:before="40" w:after="40"/>
               <w:jc w:val="start"/>
               <w:rPr>
@@ -21978,7 +21595,6 @@
             <w:pPr>
               <w:pStyle w:val="Normal"/>
               <w:widowControl/>
-              <w:suppressAutoHyphens w:val="true"/>
               <w:spacing w:lineRule="auto" w:line="276" w:before="40" w:after="40"/>
               <w:jc w:val="center"/>
               <w:rPr>
@@ -22012,7 +21628,6 @@
             <w:pPr>
               <w:pStyle w:val="Normal"/>
               <w:widowControl/>
-              <w:suppressAutoHyphens w:val="true"/>
               <w:spacing w:lineRule="auto" w:line="276" w:before="40" w:after="40"/>
               <w:jc w:val="start"/>
               <w:rPr>
@@ -22046,7 +21661,6 @@
             <w:pPr>
               <w:pStyle w:val="Normal"/>
               <w:widowControl/>
-              <w:suppressAutoHyphens w:val="true"/>
               <w:spacing w:lineRule="auto" w:line="276" w:before="40" w:after="40"/>
               <w:jc w:val="start"/>
               <w:rPr>
@@ -22086,7 +21700,6 @@
             <w:pPr>
               <w:pStyle w:val="Normal"/>
               <w:widowControl/>
-              <w:suppressAutoHyphens w:val="true"/>
               <w:spacing w:lineRule="auto" w:line="276" w:before="40" w:after="40"/>
               <w:jc w:val="center"/>
               <w:rPr>
@@ -22121,7 +21734,6 @@
             <w:pPr>
               <w:pStyle w:val="Normal"/>
               <w:widowControl/>
-              <w:suppressAutoHyphens w:val="true"/>
               <w:spacing w:lineRule="auto" w:line="276" w:before="40" w:after="40"/>
               <w:jc w:val="start"/>
               <w:rPr>
@@ -22156,7 +21768,6 @@
             <w:pPr>
               <w:pStyle w:val="Normal"/>
               <w:widowControl/>
-              <w:suppressAutoHyphens w:val="true"/>
               <w:spacing w:lineRule="auto" w:line="276" w:before="40" w:after="40"/>
               <w:jc w:val="start"/>
               <w:rPr>
@@ -22233,7 +21844,7 @@
         <w:jc w:val="start"/>
         <w:rPr/>
       </w:pPr>
-      <w:bookmarkStart w:id="46" w:name="__RefHeading___Toc3912_3034938809"/>
+      <w:bookmarkStart w:id="46" w:name="__RefHeading___Toc3912_1075034909"/>
       <w:bookmarkEnd w:id="46"/>
       <w:r>
         <w:rPr>
@@ -22283,7 +21894,7 @@
         <w:jc w:val="center"/>
         <w:rPr/>
       </w:pPr>
-      <w:bookmarkStart w:id="47" w:name="__RefHeading___Toc3914_3034938809"/>
+      <w:bookmarkStart w:id="47" w:name="__RefHeading___Toc3914_1075034909"/>
       <w:bookmarkEnd w:id="47"/>
       <w:r>
         <w:rPr>
@@ -22301,7 +21912,7 @@
         <w:jc w:val="start"/>
         <w:rPr/>
       </w:pPr>
-      <w:bookmarkStart w:id="48" w:name="__RefHeading___Toc3916_3034938809"/>
+      <w:bookmarkStart w:id="48" w:name="__RefHeading___Toc3916_1075034909"/>
       <w:bookmarkEnd w:id="48"/>
       <w:r>
         <w:rPr>
@@ -22499,7 +22110,7 @@
         <w:jc w:val="start"/>
         <w:rPr/>
       </w:pPr>
-      <w:bookmarkStart w:id="49" w:name="__RefHeading___Toc3918_3034938809"/>
+      <w:bookmarkStart w:id="49" w:name="__RefHeading___Toc3918_1075034909"/>
       <w:bookmarkEnd w:id="49"/>
       <w:r>
         <w:rPr>
@@ -22517,7 +22128,7 @@
         <w:jc w:val="start"/>
         <w:rPr/>
       </w:pPr>
-      <w:bookmarkStart w:id="50" w:name="__RefHeading___Toc3920_3034938809"/>
+      <w:bookmarkStart w:id="50" w:name="__RefHeading___Toc3920_1075034909"/>
       <w:bookmarkEnd w:id="50"/>
       <w:r>
         <w:rPr>
@@ -22643,7 +22254,7 @@
         <w:jc w:val="start"/>
         <w:rPr/>
       </w:pPr>
-      <w:bookmarkStart w:id="51" w:name="__RefHeading___Toc3922_3034938809"/>
+      <w:bookmarkStart w:id="51" w:name="__RefHeading___Toc3922_1075034909"/>
       <w:bookmarkEnd w:id="51"/>
       <w:r>
         <w:rPr>
@@ -22769,7 +22380,7 @@
         <w:jc w:val="start"/>
         <w:rPr/>
       </w:pPr>
-      <w:bookmarkStart w:id="52" w:name="__RefHeading___Toc3924_3034938809"/>
+      <w:bookmarkStart w:id="52" w:name="__RefHeading___Toc3924_1075034909"/>
       <w:bookmarkEnd w:id="52"/>
       <w:r>
         <w:rPr>
@@ -22895,7 +22506,7 @@
         <w:jc w:val="start"/>
         <w:rPr/>
       </w:pPr>
-      <w:bookmarkStart w:id="53" w:name="__RefHeading___Toc3926_3034938809"/>
+      <w:bookmarkStart w:id="53" w:name="__RefHeading___Toc3926_1075034909"/>
       <w:bookmarkEnd w:id="53"/>
       <w:r>
         <w:rPr>
@@ -23021,7 +22632,7 @@
         <w:jc w:val="start"/>
         <w:rPr/>
       </w:pPr>
-      <w:bookmarkStart w:id="54" w:name="__RefHeading___Toc3928_3034938809"/>
+      <w:bookmarkStart w:id="54" w:name="__RefHeading___Toc3928_1075034909"/>
       <w:bookmarkEnd w:id="54"/>
       <w:r>
         <w:rPr>
@@ -23039,7 +22650,7 @@
         <w:jc w:val="start"/>
         <w:rPr/>
       </w:pPr>
-      <w:bookmarkStart w:id="55" w:name="__RefHeading___Toc3930_3034938809"/>
+      <w:bookmarkStart w:id="55" w:name="__RefHeading___Toc3930_1075034909"/>
       <w:bookmarkEnd w:id="55"/>
       <w:r>
         <w:rPr>
@@ -23075,7 +22686,7 @@
         <w:jc w:val="start"/>
         <w:rPr/>
       </w:pPr>
-      <w:bookmarkStart w:id="56" w:name="__RefHeading___Toc3932_3034938809"/>
+      <w:bookmarkStart w:id="56" w:name="__RefHeading___Toc3932_1075034909"/>
       <w:bookmarkEnd w:id="56"/>
       <w:r>
         <w:rPr>
@@ -23111,7 +22722,7 @@
         <w:jc w:val="start"/>
         <w:rPr/>
       </w:pPr>
-      <w:bookmarkStart w:id="57" w:name="__RefHeading___Toc3934_3034938809"/>
+      <w:bookmarkStart w:id="57" w:name="__RefHeading___Toc3934_1075034909"/>
       <w:bookmarkEnd w:id="57"/>
       <w:r>
         <w:rPr>
@@ -23147,7 +22758,7 @@
         <w:jc w:val="start"/>
         <w:rPr/>
       </w:pPr>
-      <w:bookmarkStart w:id="58" w:name="__RefHeading___Toc3936_3034938809"/>
+      <w:bookmarkStart w:id="58" w:name="__RefHeading___Toc3936_1075034909"/>
       <w:bookmarkEnd w:id="58"/>
       <w:r>
         <w:rPr>
@@ -23183,7 +22794,7 @@
         <w:jc w:val="start"/>
         <w:rPr/>
       </w:pPr>
-      <w:bookmarkStart w:id="59" w:name="__RefHeading___Toc3938_3034938809"/>
+      <w:bookmarkStart w:id="59" w:name="__RefHeading___Toc3938_1075034909"/>
       <w:bookmarkEnd w:id="59"/>
       <w:r>
         <w:rPr>
@@ -23219,7 +22830,7 @@
         <w:jc w:val="start"/>
         <w:rPr/>
       </w:pPr>
-      <w:bookmarkStart w:id="60" w:name="__RefHeading___Toc3940_3034938809"/>
+      <w:bookmarkStart w:id="60" w:name="__RefHeading___Toc3940_1075034909"/>
       <w:bookmarkEnd w:id="60"/>
       <w:r>
         <w:rPr>
@@ -23395,7 +23006,7 @@
         <w:jc w:val="center"/>
         <w:rPr/>
       </w:pPr>
-      <w:bookmarkStart w:id="61" w:name="__RefHeading___Toc3942_3034938809"/>
+      <w:bookmarkStart w:id="61" w:name="__RefHeading___Toc3942_1075034909"/>
       <w:bookmarkEnd w:id="61"/>
       <w:r>
         <w:rPr>
@@ -23413,7 +23024,7 @@
         <w:jc w:val="start"/>
         <w:rPr/>
       </w:pPr>
-      <w:bookmarkStart w:id="62" w:name="__RefHeading___Toc3944_3034938809"/>
+      <w:bookmarkStart w:id="62" w:name="__RefHeading___Toc3944_1075034909"/>
       <w:bookmarkEnd w:id="62"/>
       <w:r>
         <w:rPr>
@@ -23467,7 +23078,7 @@
         <w:jc w:val="start"/>
         <w:rPr/>
       </w:pPr>
-      <w:bookmarkStart w:id="63" w:name="__RefHeading___Toc3946_3034938809"/>
+      <w:bookmarkStart w:id="63" w:name="__RefHeading___Toc3946_1075034909"/>
       <w:bookmarkEnd w:id="63"/>
       <w:r>
         <w:rPr>
@@ -23692,7 +23303,7 @@
           <w:i w:val="false"/>
           <w:sz w:val="28"/>
         </w:rPr>
-        <w:t>Build sạch và 536 kiểm thử tự động cùng diễn tập SQL Server tạo bằng chứng có thể lặp lại.</w:t>
+        <w:t>Build sạch và 539 kiểm thử tự động cùng diễn tập SQL Server tạo bằng chứng có thể lặp lại.</w:t>
       </w:r>
     </w:p>
     <w:p>
@@ -23701,7 +23312,7 @@
         <w:jc w:val="start"/>
         <w:rPr/>
       </w:pPr>
-      <w:bookmarkStart w:id="64" w:name="__RefHeading___Toc3948_3034938809"/>
+      <w:bookmarkStart w:id="64" w:name="__RefHeading___Toc3948_1075034909"/>
       <w:bookmarkEnd w:id="64"/>
       <w:r>
         <w:rPr>
@@ -23899,7 +23510,7 @@
         <w:jc w:val="start"/>
         <w:rPr/>
       </w:pPr>
-      <w:bookmarkStart w:id="65" w:name="__RefHeading___Toc3950_3034938809"/>
+      <w:bookmarkStart w:id="65" w:name="__RefHeading___Toc3950_1075034909"/>
       <w:bookmarkEnd w:id="65"/>
       <w:r>
         <w:rPr>
@@ -23967,7 +23578,7 @@
         <w:jc w:val="center"/>
         <w:rPr/>
       </w:pPr>
-      <w:bookmarkStart w:id="66" w:name="__RefHeading___Toc3952_3034938809"/>
+      <w:bookmarkStart w:id="66" w:name="__RefHeading___Toc3952_1075034909"/>
       <w:bookmarkEnd w:id="66"/>
       <w:r>
         <w:rPr>
@@ -24014,7 +23625,6 @@
             <w:pPr>
               <w:pStyle w:val="Normal"/>
               <w:widowControl/>
-              <w:suppressAutoHyphens w:val="true"/>
               <w:spacing w:lineRule="auto" w:line="276" w:before="40" w:after="40"/>
               <w:jc w:val="center"/>
               <w:rPr>
@@ -24050,7 +23660,6 @@
             <w:pPr>
               <w:pStyle w:val="Normal"/>
               <w:widowControl/>
-              <w:suppressAutoHyphens w:val="true"/>
               <w:spacing w:lineRule="auto" w:line="276" w:before="40" w:after="40"/>
               <w:jc w:val="center"/>
               <w:rPr>
@@ -24090,7 +23699,6 @@
             <w:pPr>
               <w:pStyle w:val="Normal"/>
               <w:widowControl/>
-              <w:suppressAutoHyphens w:val="true"/>
               <w:spacing w:lineRule="auto" w:line="276" w:before="40" w:after="40"/>
               <w:jc w:val="center"/>
               <w:rPr>
@@ -24124,7 +23732,6 @@
             <w:pPr>
               <w:pStyle w:val="Normal"/>
               <w:widowControl/>
-              <w:suppressAutoHyphens w:val="true"/>
               <w:spacing w:lineRule="auto" w:line="276" w:before="40" w:after="40"/>
               <w:jc w:val="start"/>
               <w:rPr>
@@ -24164,7 +23771,6 @@
             <w:pPr>
               <w:pStyle w:val="Normal"/>
               <w:widowControl/>
-              <w:suppressAutoHyphens w:val="true"/>
               <w:spacing w:lineRule="auto" w:line="276" w:before="40" w:after="40"/>
               <w:jc w:val="center"/>
               <w:rPr>
@@ -24199,7 +23805,6 @@
             <w:pPr>
               <w:pStyle w:val="Normal"/>
               <w:widowControl/>
-              <w:suppressAutoHyphens w:val="true"/>
               <w:spacing w:lineRule="auto" w:line="276" w:before="40" w:after="40"/>
               <w:jc w:val="start"/>
               <w:rPr>
@@ -24238,7 +23843,6 @@
             <w:pPr>
               <w:pStyle w:val="Normal"/>
               <w:widowControl/>
-              <w:suppressAutoHyphens w:val="true"/>
               <w:spacing w:lineRule="auto" w:line="276" w:before="40" w:after="40"/>
               <w:jc w:val="center"/>
               <w:rPr>
@@ -24272,7 +23876,6 @@
             <w:pPr>
               <w:pStyle w:val="Normal"/>
               <w:widowControl/>
-              <w:suppressAutoHyphens w:val="true"/>
               <w:spacing w:lineRule="auto" w:line="276" w:before="40" w:after="40"/>
               <w:jc w:val="start"/>
               <w:rPr>
@@ -24312,7 +23915,6 @@
             <w:pPr>
               <w:pStyle w:val="Normal"/>
               <w:widowControl/>
-              <w:suppressAutoHyphens w:val="true"/>
               <w:spacing w:lineRule="auto" w:line="276" w:before="40" w:after="40"/>
               <w:jc w:val="center"/>
               <w:rPr>
@@ -24347,7 +23949,6 @@
             <w:pPr>
               <w:pStyle w:val="Normal"/>
               <w:widowControl/>
-              <w:suppressAutoHyphens w:val="true"/>
               <w:spacing w:lineRule="auto" w:line="276" w:before="40" w:after="40"/>
               <w:jc w:val="start"/>
               <w:rPr>
@@ -24386,7 +23987,6 @@
             <w:pPr>
               <w:pStyle w:val="Normal"/>
               <w:widowControl/>
-              <w:suppressAutoHyphens w:val="true"/>
               <w:spacing w:lineRule="auto" w:line="276" w:before="40" w:after="40"/>
               <w:jc w:val="center"/>
               <w:rPr>
@@ -24420,7 +24020,6 @@
             <w:pPr>
               <w:pStyle w:val="Normal"/>
               <w:widowControl/>
-              <w:suppressAutoHyphens w:val="true"/>
               <w:spacing w:lineRule="auto" w:line="276" w:before="40" w:after="40"/>
               <w:jc w:val="start"/>
               <w:rPr>
@@ -24460,7 +24059,6 @@
             <w:pPr>
               <w:pStyle w:val="Normal"/>
               <w:widowControl/>
-              <w:suppressAutoHyphens w:val="true"/>
               <w:spacing w:lineRule="auto" w:line="276" w:before="40" w:after="40"/>
               <w:jc w:val="center"/>
               <w:rPr>
@@ -24495,7 +24093,6 @@
             <w:pPr>
               <w:pStyle w:val="Normal"/>
               <w:widowControl/>
-              <w:suppressAutoHyphens w:val="true"/>
               <w:spacing w:lineRule="auto" w:line="276" w:before="40" w:after="40"/>
               <w:jc w:val="start"/>
               <w:rPr>
@@ -24534,7 +24131,6 @@
             <w:pPr>
               <w:pStyle w:val="Normal"/>
               <w:widowControl/>
-              <w:suppressAutoHyphens w:val="true"/>
               <w:spacing w:lineRule="auto" w:line="276" w:before="40" w:after="40"/>
               <w:jc w:val="center"/>
               <w:rPr>
@@ -24568,7 +24164,6 @@
             <w:pPr>
               <w:pStyle w:val="Normal"/>
               <w:widowControl/>
-              <w:suppressAutoHyphens w:val="true"/>
               <w:spacing w:lineRule="auto" w:line="276" w:before="40" w:after="40"/>
               <w:jc w:val="start"/>
               <w:rPr>
@@ -24608,7 +24203,6 @@
             <w:pPr>
               <w:pStyle w:val="Normal"/>
               <w:widowControl/>
-              <w:suppressAutoHyphens w:val="true"/>
               <w:spacing w:lineRule="auto" w:line="276" w:before="40" w:after="40"/>
               <w:jc w:val="center"/>
               <w:rPr>
@@ -24643,7 +24237,6 @@
             <w:pPr>
               <w:pStyle w:val="Normal"/>
               <w:widowControl/>
-              <w:suppressAutoHyphens w:val="true"/>
               <w:spacing w:lineRule="auto" w:line="276" w:before="40" w:after="40"/>
               <w:jc w:val="start"/>
               <w:rPr>
@@ -24682,7 +24275,6 @@
             <w:pPr>
               <w:pStyle w:val="Normal"/>
               <w:widowControl/>
-              <w:suppressAutoHyphens w:val="true"/>
               <w:spacing w:lineRule="auto" w:line="276" w:before="40" w:after="40"/>
               <w:jc w:val="center"/>
               <w:rPr>
@@ -24716,7 +24308,6 @@
             <w:pPr>
               <w:pStyle w:val="Normal"/>
               <w:widowControl/>
-              <w:suppressAutoHyphens w:val="true"/>
               <w:spacing w:lineRule="auto" w:line="276" w:before="40" w:after="40"/>
               <w:jc w:val="start"/>
               <w:rPr>
@@ -24756,7 +24347,6 @@
             <w:pPr>
               <w:pStyle w:val="Normal"/>
               <w:widowControl/>
-              <w:suppressAutoHyphens w:val="true"/>
               <w:spacing w:lineRule="auto" w:line="276" w:before="40" w:after="40"/>
               <w:jc w:val="center"/>
               <w:rPr>
@@ -24791,7 +24381,6 @@
             <w:pPr>
               <w:pStyle w:val="Normal"/>
               <w:widowControl/>
-              <w:suppressAutoHyphens w:val="true"/>
               <w:spacing w:lineRule="auto" w:line="276" w:before="40" w:after="40"/>
               <w:jc w:val="start"/>
               <w:rPr>
@@ -24830,7 +24419,6 @@
             <w:pPr>
               <w:pStyle w:val="Normal"/>
               <w:widowControl/>
-              <w:suppressAutoHyphens w:val="true"/>
               <w:spacing w:lineRule="auto" w:line="276" w:before="40" w:after="40"/>
               <w:jc w:val="center"/>
               <w:rPr>
@@ -24864,7 +24452,6 @@
             <w:pPr>
               <w:pStyle w:val="Normal"/>
               <w:widowControl/>
-              <w:suppressAutoHyphens w:val="true"/>
               <w:spacing w:lineRule="auto" w:line="276" w:before="40" w:after="40"/>
               <w:jc w:val="start"/>
               <w:rPr>
@@ -24904,7 +24491,6 @@
             <w:pPr>
               <w:pStyle w:val="Normal"/>
               <w:widowControl/>
-              <w:suppressAutoHyphens w:val="true"/>
               <w:spacing w:lineRule="auto" w:line="276" w:before="40" w:after="40"/>
               <w:jc w:val="center"/>
               <w:rPr>
@@ -24939,7 +24525,6 @@
             <w:pPr>
               <w:pStyle w:val="Normal"/>
               <w:widowControl/>
-              <w:suppressAutoHyphens w:val="true"/>
               <w:spacing w:lineRule="auto" w:line="276" w:before="40" w:after="40"/>
               <w:jc w:val="start"/>
               <w:rPr>
@@ -24978,7 +24563,6 @@
             <w:pPr>
               <w:pStyle w:val="Normal"/>
               <w:widowControl/>
-              <w:suppressAutoHyphens w:val="true"/>
               <w:spacing w:lineRule="auto" w:line="276" w:before="40" w:after="40"/>
               <w:jc w:val="center"/>
               <w:rPr>
@@ -25012,7 +24596,6 @@
             <w:pPr>
               <w:pStyle w:val="Normal"/>
               <w:widowControl/>
-              <w:suppressAutoHyphens w:val="true"/>
               <w:spacing w:lineRule="auto" w:line="276" w:before="40" w:after="40"/>
               <w:jc w:val="start"/>
               <w:rPr>
@@ -25052,7 +24635,6 @@
             <w:pPr>
               <w:pStyle w:val="Normal"/>
               <w:widowControl/>
-              <w:suppressAutoHyphens w:val="true"/>
               <w:spacing w:lineRule="auto" w:line="276" w:before="40" w:after="40"/>
               <w:jc w:val="center"/>
               <w:rPr>
@@ -25087,7 +24669,6 @@
             <w:pPr>
               <w:pStyle w:val="Normal"/>
               <w:widowControl/>
-              <w:suppressAutoHyphens w:val="true"/>
               <w:spacing w:lineRule="auto" w:line="276" w:before="40" w:after="40"/>
               <w:jc w:val="start"/>
               <w:rPr>
@@ -25126,7 +24707,6 @@
             <w:pPr>
               <w:pStyle w:val="Normal"/>
               <w:widowControl/>
-              <w:suppressAutoHyphens w:val="true"/>
               <w:spacing w:lineRule="auto" w:line="276" w:before="40" w:after="40"/>
               <w:jc w:val="center"/>
               <w:rPr>
@@ -25160,7 +24740,6 @@
             <w:pPr>
               <w:pStyle w:val="Normal"/>
               <w:widowControl/>
-              <w:suppressAutoHyphens w:val="true"/>
               <w:spacing w:lineRule="auto" w:line="276" w:before="40" w:after="40"/>
               <w:jc w:val="start"/>
               <w:rPr>
@@ -25251,7 +24830,7 @@
         <w:jc w:val="center"/>
         <w:rPr/>
       </w:pPr>
-      <w:bookmarkStart w:id="67" w:name="__RefHeading___Toc3954_3034938809"/>
+      <w:bookmarkStart w:id="67" w:name="__RefHeading___Toc3954_1075034909"/>
       <w:bookmarkEnd w:id="67"/>
       <w:r>
         <w:rPr>
@@ -25298,7 +24877,6 @@
             <w:pPr>
               <w:pStyle w:val="Normal"/>
               <w:widowControl/>
-              <w:suppressAutoHyphens w:val="true"/>
               <w:spacing w:lineRule="auto" w:line="276" w:before="40" w:after="40"/>
               <w:jc w:val="center"/>
               <w:rPr>
@@ -25334,7 +24912,6 @@
             <w:pPr>
               <w:pStyle w:val="Normal"/>
               <w:widowControl/>
-              <w:suppressAutoHyphens w:val="true"/>
               <w:spacing w:lineRule="auto" w:line="276" w:before="40" w:after="40"/>
               <w:jc w:val="center"/>
               <w:rPr>
@@ -25374,7 +24951,6 @@
             <w:pPr>
               <w:pStyle w:val="Normal"/>
               <w:widowControl/>
-              <w:suppressAutoHyphens w:val="true"/>
               <w:spacing w:lineRule="auto" w:line="276" w:before="40" w:after="40"/>
               <w:jc w:val="center"/>
               <w:rPr>
@@ -25408,7 +24984,6 @@
             <w:pPr>
               <w:pStyle w:val="Normal"/>
               <w:widowControl/>
-              <w:suppressAutoHyphens w:val="true"/>
               <w:spacing w:lineRule="auto" w:line="276" w:before="40" w:after="40"/>
               <w:jc w:val="start"/>
               <w:rPr>
@@ -25448,7 +25023,6 @@
             <w:pPr>
               <w:pStyle w:val="Normal"/>
               <w:widowControl/>
-              <w:suppressAutoHyphens w:val="true"/>
               <w:spacing w:lineRule="auto" w:line="276" w:before="40" w:after="40"/>
               <w:jc w:val="center"/>
               <w:rPr>
@@ -25483,7 +25057,6 @@
             <w:pPr>
               <w:pStyle w:val="Normal"/>
               <w:widowControl/>
-              <w:suppressAutoHyphens w:val="true"/>
               <w:spacing w:lineRule="auto" w:line="276" w:before="40" w:after="40"/>
               <w:jc w:val="start"/>
               <w:rPr>
@@ -25522,7 +25095,6 @@
             <w:pPr>
               <w:pStyle w:val="Normal"/>
               <w:widowControl/>
-              <w:suppressAutoHyphens w:val="true"/>
               <w:spacing w:lineRule="auto" w:line="276" w:before="40" w:after="40"/>
               <w:jc w:val="center"/>
               <w:rPr>
@@ -25556,7 +25128,6 @@
             <w:pPr>
               <w:pStyle w:val="Normal"/>
               <w:widowControl/>
-              <w:suppressAutoHyphens w:val="true"/>
               <w:spacing w:lineRule="auto" w:line="276" w:before="40" w:after="40"/>
               <w:jc w:val="start"/>
               <w:rPr>
@@ -25596,7 +25167,6 @@
             <w:pPr>
               <w:pStyle w:val="Normal"/>
               <w:widowControl/>
-              <w:suppressAutoHyphens w:val="true"/>
               <w:spacing w:lineRule="auto" w:line="276" w:before="40" w:after="40"/>
               <w:jc w:val="center"/>
               <w:rPr>
@@ -25631,7 +25201,6 @@
             <w:pPr>
               <w:pStyle w:val="Normal"/>
               <w:widowControl/>
-              <w:suppressAutoHyphens w:val="true"/>
               <w:spacing w:lineRule="auto" w:line="276" w:before="40" w:after="40"/>
               <w:jc w:val="start"/>
               <w:rPr>
@@ -25670,7 +25239,6 @@
             <w:pPr>
               <w:pStyle w:val="Normal"/>
               <w:widowControl/>
-              <w:suppressAutoHyphens w:val="true"/>
               <w:spacing w:lineRule="auto" w:line="276" w:before="40" w:after="40"/>
               <w:jc w:val="center"/>
               <w:rPr>
@@ -25704,7 +25272,6 @@
             <w:pPr>
               <w:pStyle w:val="Normal"/>
               <w:widowControl/>
-              <w:suppressAutoHyphens w:val="true"/>
               <w:spacing w:lineRule="auto" w:line="276" w:before="40" w:after="40"/>
               <w:jc w:val="start"/>
               <w:rPr>
@@ -25744,7 +25311,6 @@
             <w:pPr>
               <w:pStyle w:val="Normal"/>
               <w:widowControl/>
-              <w:suppressAutoHyphens w:val="true"/>
               <w:spacing w:lineRule="auto" w:line="276" w:before="40" w:after="40"/>
               <w:jc w:val="center"/>
               <w:rPr>
@@ -25779,7 +25345,6 @@
             <w:pPr>
               <w:pStyle w:val="Normal"/>
               <w:widowControl/>
-              <w:suppressAutoHyphens w:val="true"/>
               <w:spacing w:lineRule="auto" w:line="276" w:before="40" w:after="40"/>
               <w:jc w:val="start"/>
               <w:rPr>
@@ -25818,7 +25383,6 @@
             <w:pPr>
               <w:pStyle w:val="Normal"/>
               <w:widowControl/>
-              <w:suppressAutoHyphens w:val="true"/>
               <w:spacing w:lineRule="auto" w:line="276" w:before="40" w:after="40"/>
               <w:jc w:val="center"/>
               <w:rPr>
@@ -25852,7 +25416,6 @@
             <w:pPr>
               <w:pStyle w:val="Normal"/>
               <w:widowControl/>
-              <w:suppressAutoHyphens w:val="true"/>
               <w:spacing w:lineRule="auto" w:line="276" w:before="40" w:after="40"/>
               <w:jc w:val="start"/>
               <w:rPr>
@@ -25892,7 +25455,6 @@
             <w:pPr>
               <w:pStyle w:val="Normal"/>
               <w:widowControl/>
-              <w:suppressAutoHyphens w:val="true"/>
               <w:spacing w:lineRule="auto" w:line="276" w:before="40" w:after="40"/>
               <w:jc w:val="center"/>
               <w:rPr>
@@ -25927,7 +25489,6 @@
             <w:pPr>
               <w:pStyle w:val="Normal"/>
               <w:widowControl/>
-              <w:suppressAutoHyphens w:val="true"/>
               <w:spacing w:lineRule="auto" w:line="276" w:before="40" w:after="40"/>
               <w:jc w:val="start"/>
               <w:rPr>
@@ -25966,7 +25527,6 @@
             <w:pPr>
               <w:pStyle w:val="Normal"/>
               <w:widowControl/>
-              <w:suppressAutoHyphens w:val="true"/>
               <w:spacing w:lineRule="auto" w:line="276" w:before="40" w:after="40"/>
               <w:jc w:val="center"/>
               <w:rPr>
@@ -26000,7 +25560,6 @@
             <w:pPr>
               <w:pStyle w:val="Normal"/>
               <w:widowControl/>
-              <w:suppressAutoHyphens w:val="true"/>
               <w:spacing w:lineRule="auto" w:line="276" w:before="40" w:after="40"/>
               <w:jc w:val="start"/>
               <w:rPr>
@@ -26040,7 +25599,6 @@
             <w:pPr>
               <w:pStyle w:val="Normal"/>
               <w:widowControl/>
-              <w:suppressAutoHyphens w:val="true"/>
               <w:spacing w:lineRule="auto" w:line="276" w:before="40" w:after="40"/>
               <w:jc w:val="center"/>
               <w:rPr>
@@ -26075,7 +25633,6 @@
             <w:pPr>
               <w:pStyle w:val="Normal"/>
               <w:widowControl/>
-              <w:suppressAutoHyphens w:val="true"/>
               <w:spacing w:lineRule="auto" w:line="276" w:before="40" w:after="40"/>
               <w:jc w:val="start"/>
               <w:rPr>
@@ -26114,7 +25671,6 @@
             <w:pPr>
               <w:pStyle w:val="Normal"/>
               <w:widowControl/>
-              <w:suppressAutoHyphens w:val="true"/>
               <w:spacing w:lineRule="auto" w:line="276" w:before="40" w:after="40"/>
               <w:jc w:val="center"/>
               <w:rPr>
@@ -26148,7 +25704,6 @@
             <w:pPr>
               <w:pStyle w:val="Normal"/>
               <w:widowControl/>
-              <w:suppressAutoHyphens w:val="true"/>
               <w:spacing w:lineRule="auto" w:line="276" w:before="40" w:after="40"/>
               <w:jc w:val="start"/>
               <w:rPr>
@@ -26188,7 +25743,6 @@
             <w:pPr>
               <w:pStyle w:val="Normal"/>
               <w:widowControl/>
-              <w:suppressAutoHyphens w:val="true"/>
               <w:spacing w:lineRule="auto" w:line="276" w:before="40" w:after="40"/>
               <w:jc w:val="center"/>
               <w:rPr>
@@ -26223,7 +25777,6 @@
             <w:pPr>
               <w:pStyle w:val="Normal"/>
               <w:widowControl/>
-              <w:suppressAutoHyphens w:val="true"/>
               <w:spacing w:lineRule="auto" w:line="276" w:before="40" w:after="40"/>
               <w:jc w:val="start"/>
               <w:rPr>
@@ -26262,7 +25815,6 @@
             <w:pPr>
               <w:pStyle w:val="Normal"/>
               <w:widowControl/>
-              <w:suppressAutoHyphens w:val="true"/>
               <w:spacing w:lineRule="auto" w:line="276" w:before="40" w:after="40"/>
               <w:jc w:val="center"/>
               <w:rPr>
@@ -26296,7 +25848,6 @@
             <w:pPr>
               <w:pStyle w:val="Normal"/>
               <w:widowControl/>
-              <w:suppressAutoHyphens w:val="true"/>
               <w:spacing w:lineRule="auto" w:line="276" w:before="40" w:after="40"/>
               <w:jc w:val="start"/>
               <w:rPr>
@@ -26387,7 +25938,7 @@
         <w:jc w:val="center"/>
         <w:rPr/>
       </w:pPr>
-      <w:bookmarkStart w:id="68" w:name="__RefHeading___Toc3956_3034938809"/>
+      <w:bookmarkStart w:id="68" w:name="__RefHeading___Toc3956_1075034909"/>
       <w:bookmarkEnd w:id="68"/>
       <w:r>
         <w:rPr>
@@ -26434,7 +25985,6 @@
             <w:pPr>
               <w:pStyle w:val="Normal"/>
               <w:widowControl/>
-              <w:suppressAutoHyphens w:val="true"/>
               <w:spacing w:lineRule="auto" w:line="276" w:before="40" w:after="40"/>
               <w:jc w:val="center"/>
               <w:rPr>
@@ -26470,7 +26020,6 @@
             <w:pPr>
               <w:pStyle w:val="Normal"/>
               <w:widowControl/>
-              <w:suppressAutoHyphens w:val="true"/>
               <w:spacing w:lineRule="auto" w:line="276" w:before="40" w:after="40"/>
               <w:jc w:val="center"/>
               <w:rPr>
@@ -26510,7 +26059,6 @@
             <w:pPr>
               <w:pStyle w:val="Normal"/>
               <w:widowControl/>
-              <w:suppressAutoHyphens w:val="true"/>
               <w:spacing w:lineRule="auto" w:line="276" w:before="40" w:after="40"/>
               <w:jc w:val="center"/>
               <w:rPr>
@@ -26544,7 +26092,6 @@
             <w:pPr>
               <w:pStyle w:val="Normal"/>
               <w:widowControl/>
-              <w:suppressAutoHyphens w:val="true"/>
               <w:spacing w:lineRule="auto" w:line="276" w:before="40" w:after="40"/>
               <w:jc w:val="start"/>
               <w:rPr>
@@ -26584,7 +26131,6 @@
             <w:pPr>
               <w:pStyle w:val="Normal"/>
               <w:widowControl/>
-              <w:suppressAutoHyphens w:val="true"/>
               <w:spacing w:lineRule="auto" w:line="276" w:before="40" w:after="40"/>
               <w:jc w:val="center"/>
               <w:rPr>
@@ -26619,7 +26165,6 @@
             <w:pPr>
               <w:pStyle w:val="Normal"/>
               <w:widowControl/>
-              <w:suppressAutoHyphens w:val="true"/>
               <w:spacing w:lineRule="auto" w:line="276" w:before="40" w:after="40"/>
               <w:jc w:val="start"/>
               <w:rPr>
@@ -26658,7 +26203,6 @@
             <w:pPr>
               <w:pStyle w:val="Normal"/>
               <w:widowControl/>
-              <w:suppressAutoHyphens w:val="true"/>
               <w:spacing w:lineRule="auto" w:line="276" w:before="40" w:after="40"/>
               <w:jc w:val="center"/>
               <w:rPr>
@@ -26692,7 +26236,6 @@
             <w:pPr>
               <w:pStyle w:val="Normal"/>
               <w:widowControl/>
-              <w:suppressAutoHyphens w:val="true"/>
               <w:spacing w:lineRule="auto" w:line="276" w:before="40" w:after="40"/>
               <w:jc w:val="start"/>
               <w:rPr>
@@ -26732,7 +26275,6 @@
             <w:pPr>
               <w:pStyle w:val="Normal"/>
               <w:widowControl/>
-              <w:suppressAutoHyphens w:val="true"/>
               <w:spacing w:lineRule="auto" w:line="276" w:before="40" w:after="40"/>
               <w:jc w:val="center"/>
               <w:rPr>
@@ -26767,7 +26309,6 @@
             <w:pPr>
               <w:pStyle w:val="Normal"/>
               <w:widowControl/>
-              <w:suppressAutoHyphens w:val="true"/>
               <w:spacing w:lineRule="auto" w:line="276" w:before="40" w:after="40"/>
               <w:jc w:val="start"/>
               <w:rPr>
@@ -26806,7 +26347,6 @@
             <w:pPr>
               <w:pStyle w:val="Normal"/>
               <w:widowControl/>
-              <w:suppressAutoHyphens w:val="true"/>
               <w:spacing w:lineRule="auto" w:line="276" w:before="40" w:after="40"/>
               <w:jc w:val="center"/>
               <w:rPr>
@@ -26840,7 +26380,6 @@
             <w:pPr>
               <w:pStyle w:val="Normal"/>
               <w:widowControl/>
-              <w:suppressAutoHyphens w:val="true"/>
               <w:spacing w:lineRule="auto" w:line="276" w:before="40" w:after="40"/>
               <w:jc w:val="start"/>
               <w:rPr>
@@ -26880,7 +26419,6 @@
             <w:pPr>
               <w:pStyle w:val="Normal"/>
               <w:widowControl/>
-              <w:suppressAutoHyphens w:val="true"/>
               <w:spacing w:lineRule="auto" w:line="276" w:before="40" w:after="40"/>
               <w:jc w:val="center"/>
               <w:rPr>
@@ -26915,7 +26453,6 @@
             <w:pPr>
               <w:pStyle w:val="Normal"/>
               <w:widowControl/>
-              <w:suppressAutoHyphens w:val="true"/>
               <w:spacing w:lineRule="auto" w:line="276" w:before="40" w:after="40"/>
               <w:jc w:val="start"/>
               <w:rPr>
@@ -27001,7 +26538,7 @@
           <w:i w:val="false"/>
           <w:sz w:val="28"/>
         </w:rPr>
-        <w:t>Kết quả đóng gói ngày 11/08/2026: build 0 warning/0 error và 536 kiểm thử tự động đạt. Các kiểm thử relational sử dụng SQL Server cô lập và xóa database tạm sau khi hoàn tất.</w:t>
+        <w:t>Kết quả đóng gói ngày 11/08/2026: build 0 warning/0 error và 539 kiểm thử tự động đạt. Các kiểm thử relational sử dụng SQL Server cô lập và xóa database tạm sau khi hoàn tất.</w:t>
       </w:r>
     </w:p>
     <w:p>
@@ -27024,7 +26561,7 @@
         <w:jc w:val="center"/>
         <w:rPr/>
       </w:pPr>
-      <w:bookmarkStart w:id="69" w:name="__RefHeading___Toc3958_3034938809"/>
+      <w:bookmarkStart w:id="69" w:name="__RefHeading___Toc3958_1075034909"/>
       <w:bookmarkEnd w:id="69"/>
       <w:r>
         <w:rPr>
@@ -27071,7 +26608,6 @@
             <w:pPr>
               <w:pStyle w:val="Normal"/>
               <w:widowControl/>
-              <w:suppressAutoHyphens w:val="true"/>
               <w:spacing w:lineRule="auto" w:line="276" w:before="40" w:after="40"/>
               <w:jc w:val="center"/>
               <w:rPr>
@@ -27107,7 +26643,6 @@
             <w:pPr>
               <w:pStyle w:val="Normal"/>
               <w:widowControl/>
-              <w:suppressAutoHyphens w:val="true"/>
               <w:spacing w:lineRule="auto" w:line="276" w:before="40" w:after="40"/>
               <w:jc w:val="center"/>
               <w:rPr>
@@ -27147,7 +26682,6 @@
             <w:pPr>
               <w:pStyle w:val="Normal"/>
               <w:widowControl/>
-              <w:suppressAutoHyphens w:val="true"/>
               <w:spacing w:lineRule="auto" w:line="276" w:before="40" w:after="40"/>
               <w:jc w:val="center"/>
               <w:rPr>
@@ -27181,7 +26715,6 @@
             <w:pPr>
               <w:pStyle w:val="Normal"/>
               <w:widowControl/>
-              <w:suppressAutoHyphens w:val="true"/>
               <w:spacing w:lineRule="auto" w:line="276" w:before="40" w:after="40"/>
               <w:jc w:val="start"/>
               <w:rPr>
@@ -27221,7 +26754,6 @@
             <w:pPr>
               <w:pStyle w:val="Normal"/>
               <w:widowControl/>
-              <w:suppressAutoHyphens w:val="true"/>
               <w:spacing w:lineRule="auto" w:line="276" w:before="40" w:after="40"/>
               <w:jc w:val="center"/>
               <w:rPr>
@@ -27256,7 +26788,6 @@
             <w:pPr>
               <w:pStyle w:val="Normal"/>
               <w:widowControl/>
-              <w:suppressAutoHyphens w:val="true"/>
               <w:spacing w:lineRule="auto" w:line="276" w:before="40" w:after="40"/>
               <w:jc w:val="start"/>
               <w:rPr>
@@ -27295,7 +26826,6 @@
             <w:pPr>
               <w:pStyle w:val="Normal"/>
               <w:widowControl/>
-              <w:suppressAutoHyphens w:val="true"/>
               <w:spacing w:lineRule="auto" w:line="276" w:before="40" w:after="40"/>
               <w:jc w:val="center"/>
               <w:rPr>
@@ -27329,7 +26859,6 @@
             <w:pPr>
               <w:pStyle w:val="Normal"/>
               <w:widowControl/>
-              <w:suppressAutoHyphens w:val="true"/>
               <w:spacing w:lineRule="auto" w:line="276" w:before="40" w:after="40"/>
               <w:jc w:val="start"/>
               <w:rPr>
@@ -27369,7 +26898,6 @@
             <w:pPr>
               <w:pStyle w:val="Normal"/>
               <w:widowControl/>
-              <w:suppressAutoHyphens w:val="true"/>
               <w:spacing w:lineRule="auto" w:line="276" w:before="40" w:after="40"/>
               <w:jc w:val="center"/>
               <w:rPr>
@@ -27404,7 +26932,6 @@
             <w:pPr>
               <w:pStyle w:val="Normal"/>
               <w:widowControl/>
-              <w:suppressAutoHyphens w:val="true"/>
               <w:spacing w:lineRule="auto" w:line="276" w:before="40" w:after="40"/>
               <w:jc w:val="start"/>
               <w:rPr>
@@ -27443,7 +26970,6 @@
             <w:pPr>
               <w:pStyle w:val="Normal"/>
               <w:widowControl/>
-              <w:suppressAutoHyphens w:val="true"/>
               <w:spacing w:lineRule="auto" w:line="276" w:before="40" w:after="40"/>
               <w:jc w:val="center"/>
               <w:rPr>
@@ -27477,7 +27003,6 @@
             <w:pPr>
               <w:pStyle w:val="Normal"/>
               <w:widowControl/>
-              <w:suppressAutoHyphens w:val="true"/>
               <w:spacing w:lineRule="auto" w:line="276" w:before="40" w:after="40"/>
               <w:jc w:val="start"/>
               <w:rPr>
@@ -27517,7 +27042,6 @@
             <w:pPr>
               <w:pStyle w:val="Normal"/>
               <w:widowControl/>
-              <w:suppressAutoHyphens w:val="true"/>
               <w:spacing w:lineRule="auto" w:line="276" w:before="40" w:after="40"/>
               <w:jc w:val="center"/>
               <w:rPr>
@@ -27552,7 +27076,6 @@
             <w:pPr>
               <w:pStyle w:val="Normal"/>
               <w:widowControl/>
-              <w:suppressAutoHyphens w:val="true"/>
               <w:spacing w:lineRule="auto" w:line="276" w:before="40" w:after="40"/>
               <w:jc w:val="start"/>
               <w:rPr>
@@ -27672,7 +27195,6 @@
         </w:tabs>
         <w:ind w:start="1080" w:hanging="360"/>
       </w:pPr>
-      <w:rPr/>
     </w:lvl>
     <w:lvl w:ilvl="2">
       <w:start w:val="1"/>
@@ -27685,7 +27207,6 @@
         </w:tabs>
         <w:ind w:start="1440" w:hanging="360"/>
       </w:pPr>
-      <w:rPr/>
     </w:lvl>
     <w:lvl w:ilvl="3">
       <w:start w:val="1"/>
@@ -27698,7 +27219,6 @@
         </w:tabs>
         <w:ind w:start="1800" w:hanging="360"/>
       </w:pPr>
-      <w:rPr/>
     </w:lvl>
     <w:lvl w:ilvl="4">
       <w:start w:val="1"/>
@@ -27711,7 +27231,6 @@
         </w:tabs>
         <w:ind w:start="2160" w:hanging="360"/>
       </w:pPr>
-      <w:rPr/>
     </w:lvl>
     <w:lvl w:ilvl="5">
       <w:start w:val="1"/>
@@ -27724,7 +27243,6 @@
         </w:tabs>
         <w:ind w:start="2520" w:hanging="360"/>
       </w:pPr>
-      <w:rPr/>
     </w:lvl>
     <w:lvl w:ilvl="6">
       <w:start w:val="1"/>
@@ -27737,7 +27255,6 @@
         </w:tabs>
         <w:ind w:start="2880" w:hanging="360"/>
       </w:pPr>
-      <w:rPr/>
     </w:lvl>
     <w:lvl w:ilvl="7">
       <w:start w:val="1"/>
@@ -27750,7 +27267,6 @@
         </w:tabs>
         <w:ind w:start="3240" w:hanging="360"/>
       </w:pPr>
-      <w:rPr/>
     </w:lvl>
     <w:lvl w:ilvl="8">
       <w:start w:val="1"/>
@@ -27763,7 +27279,6 @@
         </w:tabs>
         <w:ind w:start="3600" w:hanging="360"/>
       </w:pPr>
-      <w:rPr/>
     </w:lvl>
   </w:abstractNum>
   <w:abstractNum w:abstractNumId="2">
@@ -27793,7 +27308,6 @@
         </w:tabs>
         <w:ind w:start="1080" w:hanging="360"/>
       </w:pPr>
-      <w:rPr/>
     </w:lvl>
     <w:lvl w:ilvl="2">
       <w:start w:val="1"/>
@@ -27806,7 +27320,6 @@
         </w:tabs>
         <w:ind w:start="1440" w:hanging="360"/>
       </w:pPr>
-      <w:rPr/>
     </w:lvl>
     <w:lvl w:ilvl="3">
       <w:start w:val="1"/>
@@ -27819,7 +27332,6 @@
         </w:tabs>
         <w:ind w:start="1800" w:hanging="360"/>
       </w:pPr>
-      <w:rPr/>
     </w:lvl>
     <w:lvl w:ilvl="4">
       <w:start w:val="1"/>
@@ -27832,7 +27344,6 @@
         </w:tabs>
         <w:ind w:start="2160" w:hanging="360"/>
       </w:pPr>
-      <w:rPr/>
     </w:lvl>
     <w:lvl w:ilvl="5">
       <w:start w:val="1"/>
@@ -27845,7 +27356,6 @@
         </w:tabs>
         <w:ind w:start="2520" w:hanging="360"/>
       </w:pPr>
-      <w:rPr/>
     </w:lvl>
     <w:lvl w:ilvl="6">
       <w:start w:val="1"/>
@@ -27858,7 +27368,6 @@
         </w:tabs>
         <w:ind w:start="2880" w:hanging="360"/>
       </w:pPr>
-      <w:rPr/>
     </w:lvl>
     <w:lvl w:ilvl="7">
       <w:start w:val="1"/>
@@ -27871,7 +27380,6 @@
         </w:tabs>
         <w:ind w:start="3240" w:hanging="360"/>
       </w:pPr>
-      <w:rPr/>
     </w:lvl>
     <w:lvl w:ilvl="8">
       <w:start w:val="1"/>
@@ -27884,7 +27392,6 @@
         </w:tabs>
         <w:ind w:start="3600" w:hanging="360"/>
       </w:pPr>
-      <w:rPr/>
     </w:lvl>
   </w:abstractNum>
   <w:abstractNum w:abstractNumId="3">
@@ -27914,7 +27421,6 @@
         </w:tabs>
         <w:ind w:start="1080" w:hanging="360"/>
       </w:pPr>
-      <w:rPr/>
     </w:lvl>
     <w:lvl w:ilvl="2">
       <w:start w:val="1"/>
@@ -27927,7 +27433,6 @@
         </w:tabs>
         <w:ind w:start="1440" w:hanging="360"/>
       </w:pPr>
-      <w:rPr/>
     </w:lvl>
     <w:lvl w:ilvl="3">
       <w:start w:val="1"/>
@@ -27940,7 +27445,6 @@
         </w:tabs>
         <w:ind w:start="1800" w:hanging="360"/>
       </w:pPr>
-      <w:rPr/>
     </w:lvl>
     <w:lvl w:ilvl="4">
       <w:start w:val="1"/>
@@ -27953,7 +27457,6 @@
         </w:tabs>
         <w:ind w:start="2160" w:hanging="360"/>
       </w:pPr>
-      <w:rPr/>
     </w:lvl>
     <w:lvl w:ilvl="5">
       <w:start w:val="1"/>
@@ -27966,7 +27469,6 @@
         </w:tabs>
         <w:ind w:start="2520" w:hanging="360"/>
       </w:pPr>
-      <w:rPr/>
     </w:lvl>
     <w:lvl w:ilvl="6">
       <w:start w:val="1"/>
@@ -27979,7 +27481,6 @@
         </w:tabs>
         <w:ind w:start="2880" w:hanging="360"/>
       </w:pPr>
-      <w:rPr/>
     </w:lvl>
     <w:lvl w:ilvl="7">
       <w:start w:val="1"/>
@@ -27992,7 +27493,6 @@
         </w:tabs>
         <w:ind w:start="3240" w:hanging="360"/>
       </w:pPr>
-      <w:rPr/>
     </w:lvl>
     <w:lvl w:ilvl="8">
       <w:start w:val="1"/>
@@ -28005,7 +27505,6 @@
         </w:tabs>
         <w:ind w:start="3600" w:hanging="360"/>
       </w:pPr>
-      <w:rPr/>
     </w:lvl>
   </w:abstractNum>
   <w:abstractNum w:abstractNumId="4">
@@ -28033,7 +27532,6 @@
         </w:tabs>
         <w:ind w:start="1080" w:hanging="360"/>
       </w:pPr>
-      <w:rPr/>
     </w:lvl>
     <w:lvl w:ilvl="2">
       <w:start w:val="1"/>
@@ -28046,7 +27544,6 @@
         </w:tabs>
         <w:ind w:start="1440" w:hanging="360"/>
       </w:pPr>
-      <w:rPr/>
     </w:lvl>
     <w:lvl w:ilvl="3">
       <w:start w:val="1"/>
@@ -28059,7 +27556,6 @@
         </w:tabs>
         <w:ind w:start="1800" w:hanging="360"/>
       </w:pPr>
-      <w:rPr/>
     </w:lvl>
     <w:lvl w:ilvl="4">
       <w:start w:val="1"/>
@@ -28072,7 +27568,6 @@
         </w:tabs>
         <w:ind w:start="2160" w:hanging="360"/>
       </w:pPr>
-      <w:rPr/>
     </w:lvl>
     <w:lvl w:ilvl="5">
       <w:start w:val="1"/>
@@ -28085,7 +27580,6 @@
         </w:tabs>
         <w:ind w:start="2520" w:hanging="360"/>
       </w:pPr>
-      <w:rPr/>
     </w:lvl>
     <w:lvl w:ilvl="6">
       <w:start w:val="1"/>
@@ -28098,7 +27592,6 @@
         </w:tabs>
         <w:ind w:start="2880" w:hanging="360"/>
       </w:pPr>
-      <w:rPr/>
     </w:lvl>
     <w:lvl w:ilvl="7">
       <w:start w:val="1"/>
@@ -28111,7 +27604,6 @@
         </w:tabs>
         <w:ind w:start="3240" w:hanging="360"/>
       </w:pPr>
-      <w:rPr/>
     </w:lvl>
     <w:lvl w:ilvl="8">
       <w:start w:val="1"/>
@@ -28124,7 +27616,6 @@
         </w:tabs>
         <w:ind w:start="3600" w:hanging="360"/>
       </w:pPr>
-      <w:rPr/>
     </w:lvl>
   </w:abstractNum>
   <w:abstractNum w:abstractNumId="5">
@@ -28152,7 +27643,6 @@
         </w:tabs>
         <w:ind w:start="1080" w:hanging="360"/>
       </w:pPr>
-      <w:rPr/>
     </w:lvl>
     <w:lvl w:ilvl="2">
       <w:start w:val="1"/>
@@ -28165,7 +27655,6 @@
         </w:tabs>
         <w:ind w:start="1440" w:hanging="360"/>
       </w:pPr>
-      <w:rPr/>
     </w:lvl>
     <w:lvl w:ilvl="3">
       <w:start w:val="1"/>
@@ -28178,7 +27667,6 @@
         </w:tabs>
         <w:ind w:start="1800" w:hanging="360"/>
       </w:pPr>
-      <w:rPr/>
     </w:lvl>
     <w:lvl w:ilvl="4">
       <w:start w:val="1"/>
@@ -28191,7 +27679,6 @@
         </w:tabs>
         <w:ind w:start="2160" w:hanging="360"/>
       </w:pPr>
-      <w:rPr/>
     </w:lvl>
     <w:lvl w:ilvl="5">
       <w:start w:val="1"/>
@@ -28204,7 +27691,6 @@
         </w:tabs>
         <w:ind w:start="2520" w:hanging="360"/>
       </w:pPr>
-      <w:rPr/>
     </w:lvl>
     <w:lvl w:ilvl="6">
       <w:start w:val="1"/>
@@ -28217,7 +27703,6 @@
         </w:tabs>
         <w:ind w:start="2880" w:hanging="360"/>
       </w:pPr>
-      <w:rPr/>
     </w:lvl>
     <w:lvl w:ilvl="7">
       <w:start w:val="1"/>
@@ -28230,7 +27715,6 @@
         </w:tabs>
         <w:ind w:start="3240" w:hanging="360"/>
       </w:pPr>
-      <w:rPr/>
     </w:lvl>
     <w:lvl w:ilvl="8">
       <w:start w:val="1"/>
@@ -28243,7 +27727,6 @@
         </w:tabs>
         <w:ind w:start="3600" w:hanging="360"/>
       </w:pPr>
-      <w:rPr/>
     </w:lvl>
   </w:abstractNum>
   <w:abstractNum w:abstractNumId="6">
@@ -28271,7 +27754,6 @@
         </w:tabs>
         <w:ind w:start="1080" w:hanging="360"/>
       </w:pPr>
-      <w:rPr/>
     </w:lvl>
     <w:lvl w:ilvl="2">
       <w:start w:val="1"/>
@@ -28284,7 +27766,6 @@
         </w:tabs>
         <w:ind w:start="1440" w:hanging="360"/>
       </w:pPr>
-      <w:rPr/>
     </w:lvl>
     <w:lvl w:ilvl="3">
       <w:start w:val="1"/>
@@ -28297,7 +27778,6 @@
         </w:tabs>
         <w:ind w:start="1800" w:hanging="360"/>
       </w:pPr>
-      <w:rPr/>
     </w:lvl>
     <w:lvl w:ilvl="4">
       <w:start w:val="1"/>
@@ -28310,7 +27790,6 @@
         </w:tabs>
         <w:ind w:start="2160" w:hanging="360"/>
       </w:pPr>
-      <w:rPr/>
     </w:lvl>
     <w:lvl w:ilvl="5">
       <w:start w:val="1"/>
@@ -28323,7 +27802,6 @@
         </w:tabs>
         <w:ind w:start="2520" w:hanging="360"/>
       </w:pPr>
-      <w:rPr/>
     </w:lvl>
     <w:lvl w:ilvl="6">
       <w:start w:val="1"/>
@@ -28336,7 +27814,6 @@
         </w:tabs>
         <w:ind w:start="2880" w:hanging="360"/>
       </w:pPr>
-      <w:rPr/>
     </w:lvl>
     <w:lvl w:ilvl="7">
       <w:start w:val="1"/>
@@ -28349,7 +27826,6 @@
         </w:tabs>
         <w:ind w:start="3240" w:hanging="360"/>
       </w:pPr>
-      <w:rPr/>
     </w:lvl>
     <w:lvl w:ilvl="8">
       <w:start w:val="1"/>
@@ -28362,7 +27838,6 @@
         </w:tabs>
         <w:ind w:start="3600" w:hanging="360"/>
       </w:pPr>
-      <w:rPr/>
     </w:lvl>
   </w:abstractNum>
   <w:abstractNum w:abstractNumId="7">
@@ -28513,7 +27988,7 @@
   <w:docDefaults>
     <w:rPrDefault>
       <w:rPr>
-        <w:rFonts w:ascii="Cambria" w:hAnsi="Cambria" w:eastAsia="" w:cs="" w:asciiTheme="minorHAnsi" w:cstheme="minorBidi" w:eastAsiaTheme="minorEastAsia" w:hAnsiTheme="minorHAnsi"/>
+        <w:rFonts w:ascii="Cambria" w:hAnsi="Cambria" w:eastAsia="ＭＳ 明朝" w:cs="" w:asciiTheme="minorHAnsi" w:cstheme="minorBidi" w:eastAsiaTheme="minorEastAsia" w:hAnsiTheme="minorHAnsi"/>
         <w:sz w:val="22"/>
         <w:szCs w:val="22"/>
         <w:lang w:val="en-US" w:eastAsia="en-US" w:bidi="ar-SA"/>
@@ -28900,7 +28375,6 @@
     <w:rsid w:val="00fc693f"/>
     <w:pPr>
       <w:widowControl/>
-      <w:suppressAutoHyphens w:val="true"/>
       <w:bidi w:val="0"/>
       <w:spacing w:lineRule="auto" w:line="360" w:before="0" w:after="80"/>
       <w:jc w:val="both"/>
@@ -28930,7 +28404,7 @@
       <w:outlineLvl w:val="0"/>
     </w:pPr>
     <w:rPr>
-      <w:rFonts w:ascii="Calibri" w:hAnsi="Calibri" w:eastAsia="" w:cs="" w:asciiTheme="majorHAnsi" w:cstheme="majorBidi" w:eastAsiaTheme="majorEastAsia" w:hAnsiTheme="majorHAnsi"/>
+      <w:rFonts w:ascii="Calibri" w:hAnsi="Calibri" w:eastAsia="ＭＳ ゴシック" w:cs="" w:asciiTheme="majorHAnsi" w:cstheme="majorBidi" w:eastAsiaTheme="majorEastAsia" w:hAnsiTheme="majorHAnsi"/>
       <w:b/>
       <w:bCs/>
       <w:color w:val="000000"/>
@@ -28955,7 +28429,7 @@
       <w:outlineLvl w:val="1"/>
     </w:pPr>
     <w:rPr>
-      <w:rFonts w:ascii="Calibri" w:hAnsi="Calibri" w:eastAsia="" w:cs="" w:asciiTheme="majorHAnsi" w:cstheme="majorBidi" w:eastAsiaTheme="majorEastAsia" w:hAnsiTheme="majorHAnsi"/>
+      <w:rFonts w:ascii="Calibri" w:hAnsi="Calibri" w:eastAsia="ＭＳ ゴシック" w:cs="" w:asciiTheme="majorHAnsi" w:cstheme="majorBidi" w:eastAsiaTheme="majorEastAsia" w:hAnsiTheme="majorHAnsi"/>
       <w:b/>
       <w:bCs/>
       <w:color w:val="000000"/>
@@ -28980,7 +28454,7 @@
       <w:outlineLvl w:val="2"/>
     </w:pPr>
     <w:rPr>
-      <w:rFonts w:ascii="Calibri" w:hAnsi="Calibri" w:eastAsia="" w:cs="" w:asciiTheme="majorHAnsi" w:cstheme="majorBidi" w:eastAsiaTheme="majorEastAsia" w:hAnsiTheme="majorHAnsi"/>
+      <w:rFonts w:ascii="Calibri" w:hAnsi="Calibri" w:eastAsia="ＭＳ ゴシック" w:cs="" w:asciiTheme="majorHAnsi" w:cstheme="majorBidi" w:eastAsiaTheme="majorEastAsia" w:hAnsiTheme="majorHAnsi"/>
       <w:b/>
       <w:bCs/>
       <w:color w:val="000000"/>
@@ -29005,7 +28479,7 @@
       <w:outlineLvl w:val="3"/>
     </w:pPr>
     <w:rPr>
-      <w:rFonts w:ascii="Calibri" w:hAnsi="Calibri" w:eastAsia="" w:cs="" w:asciiTheme="majorHAnsi" w:cstheme="majorBidi" w:eastAsiaTheme="majorEastAsia" w:hAnsiTheme="majorHAnsi"/>
+      <w:rFonts w:ascii="Calibri" w:hAnsi="Calibri" w:eastAsia="ＭＳ ゴシック" w:cs="" w:asciiTheme="majorHAnsi" w:cstheme="majorBidi" w:eastAsiaTheme="majorEastAsia" w:hAnsiTheme="majorHAnsi"/>
       <w:b/>
       <w:bCs/>
       <w:i/>
@@ -29031,7 +28505,7 @@
       <w:outlineLvl w:val="4"/>
     </w:pPr>
     <w:rPr>
-      <w:rFonts w:ascii="Calibri" w:hAnsi="Calibri" w:eastAsia="" w:cs="" w:asciiTheme="majorHAnsi" w:cstheme="majorBidi" w:eastAsiaTheme="majorEastAsia" w:hAnsiTheme="majorHAnsi"/>
+      <w:rFonts w:ascii="Calibri" w:hAnsi="Calibri" w:eastAsia="ＭＳ ゴシック" w:cs="" w:asciiTheme="majorHAnsi" w:cstheme="majorBidi" w:eastAsiaTheme="majorEastAsia" w:hAnsiTheme="majorHAnsi"/>
       <w:color w:themeColor="accent1" w:themeShade="7f" w:val="243F60"/>
     </w:rPr>
   </w:style>
@@ -29052,7 +28526,7 @@
       <w:outlineLvl w:val="5"/>
     </w:pPr>
     <w:rPr>
-      <w:rFonts w:ascii="Calibri" w:hAnsi="Calibri" w:eastAsia="" w:cs="" w:asciiTheme="majorHAnsi" w:cstheme="majorBidi" w:eastAsiaTheme="majorEastAsia" w:hAnsiTheme="majorHAnsi"/>
+      <w:rFonts w:ascii="Calibri" w:hAnsi="Calibri" w:eastAsia="ＭＳ ゴシック" w:cs="" w:asciiTheme="majorHAnsi" w:cstheme="majorBidi" w:eastAsiaTheme="majorEastAsia" w:hAnsiTheme="majorHAnsi"/>
       <w:i/>
       <w:iCs/>
       <w:color w:themeColor="accent1" w:themeShade="7f" w:val="243F60"/>
@@ -29075,7 +28549,7 @@
       <w:outlineLvl w:val="6"/>
     </w:pPr>
     <w:rPr>
-      <w:rFonts w:ascii="Calibri" w:hAnsi="Calibri" w:eastAsia="" w:cs="" w:asciiTheme="majorHAnsi" w:cstheme="majorBidi" w:eastAsiaTheme="majorEastAsia" w:hAnsiTheme="majorHAnsi"/>
+      <w:rFonts w:ascii="Calibri" w:hAnsi="Calibri" w:eastAsia="ＭＳ ゴシック" w:cs="" w:asciiTheme="majorHAnsi" w:cstheme="majorBidi" w:eastAsiaTheme="majorEastAsia" w:hAnsiTheme="majorHAnsi"/>
       <w:i/>
       <w:iCs/>
       <w:color w:themeColor="text1" w:themeTint="bf" w:val="404040"/>
@@ -29098,7 +28572,7 @@
       <w:outlineLvl w:val="7"/>
     </w:pPr>
     <w:rPr>
-      <w:rFonts w:ascii="Calibri" w:hAnsi="Calibri" w:eastAsia="" w:cs="" w:asciiTheme="majorHAnsi" w:cstheme="majorBidi" w:eastAsiaTheme="majorEastAsia" w:hAnsiTheme="majorHAnsi"/>
+      <w:rFonts w:ascii="Calibri" w:hAnsi="Calibri" w:eastAsia="ＭＳ ゴシック" w:cs="" w:asciiTheme="majorHAnsi" w:cstheme="majorBidi" w:eastAsiaTheme="majorEastAsia" w:hAnsiTheme="majorHAnsi"/>
       <w:color w:themeColor="accent1" w:val="4F81BD"/>
       <w:sz w:val="20"/>
       <w:szCs w:val="20"/>
@@ -29121,7 +28595,7 @@
       <w:outlineLvl w:val="8"/>
     </w:pPr>
     <w:rPr>
-      <w:rFonts w:ascii="Calibri" w:hAnsi="Calibri" w:eastAsia="" w:cs="" w:asciiTheme="majorHAnsi" w:cstheme="majorBidi" w:eastAsiaTheme="majorEastAsia" w:hAnsiTheme="majorHAnsi"/>
+      <w:rFonts w:ascii="Calibri" w:hAnsi="Calibri" w:eastAsia="ＭＳ ゴシック" w:cs="" w:asciiTheme="majorHAnsi" w:cstheme="majorBidi" w:eastAsiaTheme="majorEastAsia" w:hAnsiTheme="majorHAnsi"/>
       <w:i/>
       <w:iCs/>
       <w:color w:themeColor="text1" w:themeTint="bf" w:val="404040"/>
@@ -29163,7 +28637,7 @@
     <w:qFormat/>
     <w:rsid w:val="00fc693f"/>
     <w:rPr>
-      <w:rFonts w:ascii="Calibri" w:hAnsi="Calibri" w:eastAsia="" w:cs="" w:asciiTheme="majorHAnsi" w:cstheme="majorBidi" w:eastAsiaTheme="majorEastAsia" w:hAnsiTheme="majorHAnsi"/>
+      <w:rFonts w:ascii="Calibri" w:hAnsi="Calibri" w:eastAsia="ＭＳ ゴシック" w:cs="" w:asciiTheme="majorHAnsi" w:cstheme="majorBidi" w:eastAsiaTheme="majorEastAsia" w:hAnsiTheme="majorHAnsi"/>
       <w:b/>
       <w:bCs/>
       <w:color w:themeColor="accent1" w:themeShade="bf" w:val="365F91"/>
@@ -29179,7 +28653,7 @@
     <w:qFormat/>
     <w:rsid w:val="00fc693f"/>
     <w:rPr>
-      <w:rFonts w:ascii="Calibri" w:hAnsi="Calibri" w:eastAsia="" w:cs="" w:asciiTheme="majorHAnsi" w:cstheme="majorBidi" w:eastAsiaTheme="majorEastAsia" w:hAnsiTheme="majorHAnsi"/>
+      <w:rFonts w:ascii="Calibri" w:hAnsi="Calibri" w:eastAsia="ＭＳ ゴシック" w:cs="" w:asciiTheme="majorHAnsi" w:cstheme="majorBidi" w:eastAsiaTheme="majorEastAsia" w:hAnsiTheme="majorHAnsi"/>
       <w:b/>
       <w:bCs/>
       <w:color w:themeColor="accent1" w:val="4F81BD"/>
@@ -29195,7 +28669,7 @@
     <w:qFormat/>
     <w:rsid w:val="00fc693f"/>
     <w:rPr>
-      <w:rFonts w:ascii="Calibri" w:hAnsi="Calibri" w:eastAsia="" w:cs="" w:asciiTheme="majorHAnsi" w:cstheme="majorBidi" w:eastAsiaTheme="majorEastAsia" w:hAnsiTheme="majorHAnsi"/>
+      <w:rFonts w:ascii="Calibri" w:hAnsi="Calibri" w:eastAsia="ＭＳ ゴシック" w:cs="" w:asciiTheme="majorHAnsi" w:cstheme="majorBidi" w:eastAsiaTheme="majorEastAsia" w:hAnsiTheme="majorHAnsi"/>
       <w:b/>
       <w:bCs/>
       <w:color w:themeColor="accent1" w:val="4F81BD"/>
@@ -29209,7 +28683,7 @@
     <w:qFormat/>
     <w:rsid w:val="00fc693f"/>
     <w:rPr>
-      <w:rFonts w:ascii="Calibri" w:hAnsi="Calibri" w:eastAsia="" w:cs="" w:asciiTheme="majorHAnsi" w:cstheme="majorBidi" w:eastAsiaTheme="majorEastAsia" w:hAnsiTheme="majorHAnsi"/>
+      <w:rFonts w:ascii="Calibri" w:hAnsi="Calibri" w:eastAsia="ＭＳ ゴシック" w:cs="" w:asciiTheme="majorHAnsi" w:cstheme="majorBidi" w:eastAsiaTheme="majorEastAsia" w:hAnsiTheme="majorHAnsi"/>
       <w:color w:themeColor="text2" w:themeShade="bf" w:val="17365D"/>
       <w:spacing w:val="5"/>
       <w:kern w:val="2"/>
@@ -29225,7 +28699,7 @@
     <w:qFormat/>
     <w:rsid w:val="00fc693f"/>
     <w:rPr>
-      <w:rFonts w:ascii="Calibri" w:hAnsi="Calibri" w:eastAsia="" w:cs="" w:asciiTheme="majorHAnsi" w:cstheme="majorBidi" w:eastAsiaTheme="majorEastAsia" w:hAnsiTheme="majorHAnsi"/>
+      <w:rFonts w:ascii="Calibri" w:hAnsi="Calibri" w:eastAsia="ＭＳ ゴシック" w:cs="" w:asciiTheme="majorHAnsi" w:cstheme="majorBidi" w:eastAsiaTheme="majorEastAsia" w:hAnsiTheme="majorHAnsi"/>
       <w:i/>
       <w:iCs/>
       <w:color w:themeColor="accent1" w:val="4F81BD"/>
@@ -29298,7 +28772,7 @@
     <w:qFormat/>
     <w:rsid w:val="00fc693f"/>
     <w:rPr>
-      <w:rFonts w:ascii="Calibri" w:hAnsi="Calibri" w:eastAsia="" w:cs="" w:asciiTheme="majorHAnsi" w:cstheme="majorBidi" w:eastAsiaTheme="majorEastAsia" w:hAnsiTheme="majorHAnsi"/>
+      <w:rFonts w:ascii="Calibri" w:hAnsi="Calibri" w:eastAsia="ＭＳ ゴシック" w:cs="" w:asciiTheme="majorHAnsi" w:cstheme="majorBidi" w:eastAsiaTheme="majorEastAsia" w:hAnsiTheme="majorHAnsi"/>
       <w:b/>
       <w:bCs/>
       <w:i/>
@@ -29315,7 +28789,7 @@
     <w:qFormat/>
     <w:rsid w:val="00fc693f"/>
     <w:rPr>
-      <w:rFonts w:ascii="Calibri" w:hAnsi="Calibri" w:eastAsia="" w:cs="" w:asciiTheme="majorHAnsi" w:cstheme="majorBidi" w:eastAsiaTheme="majorEastAsia" w:hAnsiTheme="majorHAnsi"/>
+      <w:rFonts w:ascii="Calibri" w:hAnsi="Calibri" w:eastAsia="ＭＳ ゴシック" w:cs="" w:asciiTheme="majorHAnsi" w:cstheme="majorBidi" w:eastAsiaTheme="majorEastAsia" w:hAnsiTheme="majorHAnsi"/>
       <w:color w:themeColor="accent1" w:themeShade="7f" w:val="243F60"/>
     </w:rPr>
   </w:style>
@@ -29328,7 +28802,7 @@
     <w:qFormat/>
     <w:rsid w:val="00fc693f"/>
     <w:rPr>
-      <w:rFonts w:ascii="Calibri" w:hAnsi="Calibri" w:eastAsia="" w:cs="" w:asciiTheme="majorHAnsi" w:cstheme="majorBidi" w:eastAsiaTheme="majorEastAsia" w:hAnsiTheme="majorHAnsi"/>
+      <w:rFonts w:ascii="Calibri" w:hAnsi="Calibri" w:eastAsia="ＭＳ ゴシック" w:cs="" w:asciiTheme="majorHAnsi" w:cstheme="majorBidi" w:eastAsiaTheme="majorEastAsia" w:hAnsiTheme="majorHAnsi"/>
       <w:i/>
       <w:iCs/>
       <w:color w:themeColor="accent1" w:themeShade="7f" w:val="243F60"/>
@@ -29343,7 +28817,7 @@
     <w:qFormat/>
     <w:rsid w:val="00fc693f"/>
     <w:rPr>
-      <w:rFonts w:ascii="Calibri" w:hAnsi="Calibri" w:eastAsia="" w:cs="" w:asciiTheme="majorHAnsi" w:cstheme="majorBidi" w:eastAsiaTheme="majorEastAsia" w:hAnsiTheme="majorHAnsi"/>
+      <w:rFonts w:ascii="Calibri" w:hAnsi="Calibri" w:eastAsia="ＭＳ ゴシック" w:cs="" w:asciiTheme="majorHAnsi" w:cstheme="majorBidi" w:eastAsiaTheme="majorEastAsia" w:hAnsiTheme="majorHAnsi"/>
       <w:i/>
       <w:iCs/>
       <w:color w:themeColor="text1" w:themeTint="bf" w:val="404040"/>
@@ -29358,7 +28832,7 @@
     <w:qFormat/>
     <w:rsid w:val="00fc693f"/>
     <w:rPr>
-      <w:rFonts w:ascii="Calibri" w:hAnsi="Calibri" w:eastAsia="" w:cs="" w:asciiTheme="majorHAnsi" w:cstheme="majorBidi" w:eastAsiaTheme="majorEastAsia" w:hAnsiTheme="majorHAnsi"/>
+      <w:rFonts w:ascii="Calibri" w:hAnsi="Calibri" w:eastAsia="ＭＳ ゴシック" w:cs="" w:asciiTheme="majorHAnsi" w:cstheme="majorBidi" w:eastAsiaTheme="majorEastAsia" w:hAnsiTheme="majorHAnsi"/>
       <w:color w:themeColor="accent1" w:val="4F81BD"/>
       <w:sz w:val="20"/>
       <w:szCs w:val="20"/>
@@ -29373,7 +28847,7 @@
     <w:qFormat/>
     <w:rsid w:val="00fc693f"/>
     <w:rPr>
-      <w:rFonts w:ascii="Calibri" w:hAnsi="Calibri" w:eastAsia="" w:cs="" w:asciiTheme="majorHAnsi" w:cstheme="majorBidi" w:eastAsiaTheme="majorEastAsia" w:hAnsiTheme="majorHAnsi"/>
+      <w:rFonts w:ascii="Calibri" w:hAnsi="Calibri" w:eastAsia="ＭＳ ゴシック" w:cs="" w:asciiTheme="majorHAnsi" w:cstheme="majorBidi" w:eastAsiaTheme="majorEastAsia" w:hAnsiTheme="majorHAnsi"/>
       <w:i/>
       <w:iCs/>
       <w:color w:themeColor="text1" w:themeTint="bf" w:val="404040"/>
@@ -29636,13 +29110,12 @@
     <w:rsid w:val="00fc693f"/>
     <w:pPr>
       <w:widowControl/>
-      <w:suppressAutoHyphens w:val="true"/>
       <w:bidi w:val="0"/>
       <w:spacing w:lineRule="auto" w:line="240" w:before="0" w:after="0"/>
       <w:jc w:val="start"/>
     </w:pPr>
     <w:rPr>
-      <w:rFonts w:ascii="Cambria" w:hAnsi="Cambria" w:eastAsia="" w:cs="" w:asciiTheme="minorHAnsi" w:cstheme="minorBidi" w:eastAsiaTheme="minorEastAsia" w:hAnsiTheme="minorHAnsi"/>
+      <w:rFonts w:ascii="Cambria" w:hAnsi="Cambria" w:eastAsia="ＭＳ 明朝" w:cs="" w:asciiTheme="minorHAnsi" w:cstheme="minorBidi" w:eastAsiaTheme="minorEastAsia" w:hAnsiTheme="minorHAnsi"/>
       <w:color w:val="auto"/>
       <w:kern w:val="0"/>
       <w:sz w:val="22"/>
@@ -29666,7 +29139,7 @@
       <w:contextualSpacing/>
     </w:pPr>
     <w:rPr>
-      <w:rFonts w:ascii="Calibri" w:hAnsi="Calibri" w:eastAsia="" w:cs="" w:asciiTheme="majorHAnsi" w:cstheme="majorBidi" w:eastAsiaTheme="majorEastAsia" w:hAnsiTheme="majorHAnsi"/>
+      <w:rFonts w:ascii="Calibri" w:hAnsi="Calibri" w:eastAsia="ＭＳ ゴシック" w:cs="" w:asciiTheme="majorHAnsi" w:cstheme="majorBidi" w:eastAsiaTheme="majorEastAsia" w:hAnsiTheme="majorHAnsi"/>
       <w:color w:themeColor="text2" w:themeShade="bf" w:val="17365D"/>
       <w:spacing w:val="5"/>
       <w:kern w:val="2"/>
@@ -29684,7 +29157,7 @@
     <w:rsid w:val="00fc693f"/>
     <w:pPr/>
     <w:rPr>
-      <w:rFonts w:ascii="Calibri" w:hAnsi="Calibri" w:eastAsia="" w:cs="" w:asciiTheme="majorHAnsi" w:cstheme="majorBidi" w:eastAsiaTheme="majorEastAsia" w:hAnsiTheme="majorHAnsi"/>
+      <w:rFonts w:ascii="Calibri" w:hAnsi="Calibri" w:eastAsia="ＭＳ ゴシック" w:cs="" w:asciiTheme="majorHAnsi" w:cstheme="majorBidi" w:eastAsiaTheme="majorEastAsia" w:hAnsiTheme="majorHAnsi"/>
       <w:i/>
       <w:iCs/>
       <w:color w:themeColor="accent1" w:val="4F81BD"/>
@@ -29917,13 +29390,12 @@
         <w:tab w:val="left" w:pos="3456" w:leader="none"/>
         <w:tab w:val="left" w:pos="4032" w:leader="none"/>
       </w:tabs>
-      <w:suppressAutoHyphens w:val="true"/>
       <w:bidi w:val="0"/>
       <w:spacing w:lineRule="auto" w:line="276" w:before="0" w:after="200"/>
       <w:jc w:val="start"/>
     </w:pPr>
     <w:rPr>
-      <w:rFonts w:ascii="Courier" w:hAnsi="Courier" w:eastAsia="" w:cs="" w:cstheme="minorBidi" w:eastAsiaTheme="minorEastAsia"/>
+      <w:rFonts w:ascii="Courier" w:hAnsi="Courier" w:eastAsia="ＭＳ 明朝" w:cs="" w:cstheme="minorBidi" w:eastAsiaTheme="minorEastAsia"/>
       <w:color w:val="auto"/>
       <w:kern w:val="0"/>
       <w:sz w:val="20"/>
@@ -30043,7 +29515,7 @@
       <w:ind w:start="720"/>
     </w:pPr>
     <w:rPr>
-      <w:rFonts w:ascii="Cambria" w:hAnsi="Cambria" w:eastAsia="" w:asciiTheme="minorHAnsi" w:eastAsiaTheme="minorEastAsia" w:hAnsiTheme="minorHAnsi"/>
+      <w:rFonts w:ascii="Cambria" w:hAnsi="Cambria" w:eastAsia="ＭＳ 明朝" w:asciiTheme="minorHAnsi" w:eastAsiaTheme="minorEastAsia" w:hAnsiTheme="minorHAnsi"/>
       <w:kern w:val="2"/>
       <w:sz w:val="24"/>
       <w:szCs w:val="24"/>
@@ -30063,7 +29535,7 @@
       <w:ind w:start="960"/>
     </w:pPr>
     <w:rPr>
-      <w:rFonts w:ascii="Cambria" w:hAnsi="Cambria" w:eastAsia="" w:asciiTheme="minorHAnsi" w:eastAsiaTheme="minorEastAsia" w:hAnsiTheme="minorHAnsi"/>
+      <w:rFonts w:ascii="Cambria" w:hAnsi="Cambria" w:eastAsia="ＭＳ 明朝" w:asciiTheme="minorHAnsi" w:eastAsiaTheme="minorEastAsia" w:hAnsiTheme="minorHAnsi"/>
       <w:kern w:val="2"/>
       <w:sz w:val="24"/>
       <w:szCs w:val="24"/>
@@ -30083,7 +29555,7 @@
       <w:ind w:start="1200"/>
     </w:pPr>
     <w:rPr>
-      <w:rFonts w:ascii="Cambria" w:hAnsi="Cambria" w:eastAsia="" w:asciiTheme="minorHAnsi" w:eastAsiaTheme="minorEastAsia" w:hAnsiTheme="minorHAnsi"/>
+      <w:rFonts w:ascii="Cambria" w:hAnsi="Cambria" w:eastAsia="ＭＳ 明朝" w:asciiTheme="minorHAnsi" w:eastAsiaTheme="minorEastAsia" w:hAnsiTheme="minorHAnsi"/>
       <w:kern w:val="2"/>
       <w:sz w:val="24"/>
       <w:szCs w:val="24"/>
@@ -30103,7 +29575,7 @@
       <w:ind w:start="1440"/>
     </w:pPr>
     <w:rPr>
-      <w:rFonts w:ascii="Cambria" w:hAnsi="Cambria" w:eastAsia="" w:asciiTheme="minorHAnsi" w:eastAsiaTheme="minorEastAsia" w:hAnsiTheme="minorHAnsi"/>
+      <w:rFonts w:ascii="Cambria" w:hAnsi="Cambria" w:eastAsia="ＭＳ 明朝" w:asciiTheme="minorHAnsi" w:eastAsiaTheme="minorEastAsia" w:hAnsiTheme="minorHAnsi"/>
       <w:kern w:val="2"/>
       <w:sz w:val="24"/>
       <w:szCs w:val="24"/>
@@ -30123,7 +29595,7 @@
       <w:ind w:start="1680"/>
     </w:pPr>
     <w:rPr>
-      <w:rFonts w:ascii="Cambria" w:hAnsi="Cambria" w:eastAsia="" w:asciiTheme="minorHAnsi" w:eastAsiaTheme="minorEastAsia" w:hAnsiTheme="minorHAnsi"/>
+      <w:rFonts w:ascii="Cambria" w:hAnsi="Cambria" w:eastAsia="ＭＳ 明朝" w:asciiTheme="minorHAnsi" w:eastAsiaTheme="minorEastAsia" w:hAnsiTheme="minorHAnsi"/>
       <w:kern w:val="2"/>
       <w:sz w:val="24"/>
       <w:szCs w:val="24"/>
@@ -30143,7 +29615,7 @@
       <w:ind w:start="1920"/>
     </w:pPr>
     <w:rPr>
-      <w:rFonts w:ascii="Cambria" w:hAnsi="Cambria" w:eastAsia="" w:asciiTheme="minorHAnsi" w:eastAsiaTheme="minorEastAsia" w:hAnsiTheme="minorHAnsi"/>
+      <w:rFonts w:ascii="Cambria" w:hAnsi="Cambria" w:eastAsia="ＭＳ 明朝" w:asciiTheme="minorHAnsi" w:eastAsiaTheme="minorEastAsia" w:hAnsiTheme="minorHAnsi"/>
       <w:kern w:val="2"/>
       <w:sz w:val="24"/>
       <w:szCs w:val="24"/>
@@ -33114,6 +32586,7 @@
       <w:pPr>
         <w:spacing w:before="0" w:after="0" w:line="240" w:lineRule="auto"/>
       </w:pPr>
+      <w:rPr/>
       <w:tblPr/>
       <w:tcPr>
         <w:tcBorders>
@@ -33253,6 +32726,7 @@
       <w:pPr>
         <w:spacing w:before="0" w:after="0" w:line="240" w:lineRule="auto"/>
       </w:pPr>
+      <w:rPr/>
       <w:tblPr/>
       <w:tcPr>
         <w:tcBorders>
@@ -33392,6 +32866,7 @@
       <w:pPr>
         <w:spacing w:before="0" w:after="0" w:line="240" w:lineRule="auto"/>
       </w:pPr>
+      <w:rPr/>
       <w:tblPr/>
       <w:tcPr>
         <w:tcBorders>
@@ -33531,6 +33006,7 @@
       <w:pPr>
         <w:spacing w:before="0" w:after="0" w:line="240" w:lineRule="auto"/>
       </w:pPr>
+      <w:rPr/>
       <w:tblPr/>
       <w:tcPr>
         <w:tcBorders>
@@ -33670,6 +33146,7 @@
       <w:pPr>
         <w:spacing w:before="0" w:after="0" w:line="240" w:lineRule="auto"/>
       </w:pPr>
+      <w:rPr/>
       <w:tblPr/>
       <w:tcPr>
         <w:tcBorders>
@@ -33809,6 +33286,7 @@
       <w:pPr>
         <w:spacing w:before="0" w:after="0" w:line="240" w:lineRule="auto"/>
       </w:pPr>
+      <w:rPr/>
       <w:tblPr/>
       <w:tcPr>
         <w:tcBorders>
@@ -33948,6 +33426,7 @@
       <w:pPr>
         <w:spacing w:before="0" w:after="0" w:line="240" w:lineRule="auto"/>
       </w:pPr>
+      <w:rPr/>
       <w:tblPr/>
       <w:tcPr>
         <w:tcBorders>

--- a/docs/BaoCao_DuAn_TotNghiep_HoanThien_20260811.docx
+++ b/docs/BaoCao_DuAn_TotNghiep_HoanThien_20260811.docx
@@ -602,7 +602,7 @@
         <w:jc w:val="center"/>
         <w:rPr/>
       </w:pPr>
-      <w:bookmarkStart w:id="0" w:name="__RefHeading___Toc3820_1075034909"/>
+      <w:bookmarkStart w:id="0" w:name="__RefHeading___Toc3820_1528650690"/>
       <w:bookmarkEnd w:id="0"/>
       <w:r>
         <w:rPr>
@@ -650,7 +650,7 @@
             </w:rPr>
             <w:fldChar w:fldCharType="separate"/>
           </w:r>
-          <w:hyperlink w:anchor="__RefHeading___Toc3820_1075034909" w:tooltip="MỤC LỤC">
+          <w:hyperlink w:anchor="__RefHeading___Toc3820_1528650690" w:tooltip="MỤC LỤC">
             <w:r>
               <w:rPr>
                 <w:rStyle w:val="IndexLink"/>
@@ -677,7 +677,7 @@
             </w:tabs>
             <w:rPr/>
           </w:pPr>
-          <w:hyperlink w:anchor="__RefHeading___Toc3822_1075034909" w:tooltip="DANH MỤC HÌNH ẢNH">
+          <w:hyperlink w:anchor="__RefHeading___Toc3822_1528650690" w:tooltip="DANH MỤC HÌNH ẢNH">
             <w:r>
               <w:rPr>
                 <w:rStyle w:val="IndexLink"/>
@@ -704,7 +704,7 @@
             </w:tabs>
             <w:rPr/>
           </w:pPr>
-          <w:hyperlink w:anchor="__RefHeading___Toc3824_1075034909" w:tooltip="DANH MỤC BẢNG BIỂU">
+          <w:hyperlink w:anchor="__RefHeading___Toc3824_1528650690" w:tooltip="DANH MỤC BẢNG BIỂU">
             <w:r>
               <w:rPr>
                 <w:rStyle w:val="IndexLink"/>
@@ -731,7 +731,7 @@
             </w:tabs>
             <w:rPr/>
           </w:pPr>
-          <w:hyperlink w:anchor="__RefHeading___Toc3826_1075034909" w:tooltip="THEO DÕI PHIÊN BẢN TÀI LIỆU">
+          <w:hyperlink w:anchor="__RefHeading___Toc3826_1528650690" w:tooltip="THEO DÕI PHIÊN BẢN TÀI LIỆU">
             <w:r>
               <w:rPr>
                 <w:rStyle w:val="IndexLink"/>
@@ -758,7 +758,7 @@
             </w:tabs>
             <w:rPr/>
           </w:pPr>
-          <w:hyperlink w:anchor="__RefHeading___Toc3828_1075034909" w:tooltip="BẢNG CHÚ GIẢI THUẬT NGỮ">
+          <w:hyperlink w:anchor="__RefHeading___Toc3828_1528650690" w:tooltip="BẢNG CHÚ GIẢI THUẬT NGỮ">
             <w:r>
               <w:rPr>
                 <w:rStyle w:val="IndexLink"/>
@@ -785,7 +785,7 @@
             </w:tabs>
             <w:rPr/>
           </w:pPr>
-          <w:hyperlink w:anchor="__RefHeading___Toc3830_1075034909" w:tooltip="DANH SÁCH THÀNH VIÊN">
+          <w:hyperlink w:anchor="__RefHeading___Toc3830_1528650690" w:tooltip="DANH SÁCH THÀNH VIÊN">
             <w:r>
               <w:rPr>
                 <w:rStyle w:val="IndexLink"/>
@@ -812,7 +812,7 @@
             </w:tabs>
             <w:rPr/>
           </w:pPr>
-          <w:hyperlink w:anchor="__RefHeading___Toc3832_1075034909" w:tooltip="GIẢNG VIÊN HƯỚNG DẪN">
+          <w:hyperlink w:anchor="__RefHeading___Toc3832_1528650690" w:tooltip="GIẢNG VIÊN HƯỚNG DẪN">
             <w:r>
               <w:rPr>
                 <w:rStyle w:val="IndexLink"/>
@@ -839,7 +839,7 @@
             </w:tabs>
             <w:rPr/>
           </w:pPr>
-          <w:hyperlink w:anchor="__RefHeading___Toc3834_1075034909" w:tooltip="LỜI CẢM ƠN">
+          <w:hyperlink w:anchor="__RefHeading___Toc3834_1528650690" w:tooltip="LỜI CẢM ƠN">
             <w:r>
               <w:rPr>
                 <w:rStyle w:val="IndexLink"/>
@@ -866,7 +866,7 @@
             </w:tabs>
             <w:rPr/>
           </w:pPr>
-          <w:hyperlink w:anchor="__RefHeading___Toc3836_1075034909" w:tooltip="LỜI MỞ ĐẦU">
+          <w:hyperlink w:anchor="__RefHeading___Toc3836_1528650690" w:tooltip="LỜI MỞ ĐẦU">
             <w:r>
               <w:rPr>
                 <w:rStyle w:val="IndexLink"/>
@@ -893,7 +893,7 @@
             </w:tabs>
             <w:rPr/>
           </w:pPr>
-          <w:hyperlink w:anchor="__RefHeading___Toc3838_1075034909" w:tooltip="TÓM TẮT NỘI DUNG DỰ ÁN">
+          <w:hyperlink w:anchor="__RefHeading___Toc3838_1528650690" w:tooltip="TÓM TẮT NỘI DUNG DỰ ÁN">
             <w:r>
               <w:rPr>
                 <w:rStyle w:val="IndexLink"/>
@@ -920,7 +920,7 @@
             </w:tabs>
             <w:rPr/>
           </w:pPr>
-          <w:hyperlink w:anchor="__RefHeading___Toc3840_1075034909" w:tooltip="CHƯƠNG 1: GIỚI THIỆU">
+          <w:hyperlink w:anchor="__RefHeading___Toc3840_1528650690" w:tooltip="CHƯƠNG 1: GIỚI THIỆU">
             <w:r>
               <w:rPr>
                 <w:rStyle w:val="IndexLink"/>
@@ -947,7 +947,7 @@
             </w:tabs>
             <w:rPr/>
           </w:pPr>
-          <w:hyperlink w:anchor="__RefHeading___Toc3842_1075034909" w:tooltip="1.1. Bối cảnh và lý do chọn đề tài">
+          <w:hyperlink w:anchor="__RefHeading___Toc3842_1528650690" w:tooltip="1.1. Bối cảnh và lý do chọn đề tài">
             <w:r>
               <w:rPr>
                 <w:rStyle w:val="IndexLink"/>
@@ -974,7 +974,7 @@
             </w:tabs>
             <w:rPr/>
           </w:pPr>
-          <w:hyperlink w:anchor="__RefHeading___Toc3844_1075034909" w:tooltip="1.1.1. Bài toán quản trị hiệu suất">
+          <w:hyperlink w:anchor="__RefHeading___Toc3844_1528650690" w:tooltip="1.1.1. Bài toán quản trị hiệu suất">
             <w:r>
               <w:rPr>
                 <w:rStyle w:val="IndexLink"/>
@@ -1001,7 +1001,7 @@
             </w:tabs>
             <w:rPr/>
           </w:pPr>
-          <w:hyperlink w:anchor="__RefHeading___Toc3846_1075034909" w:tooltip="1.1.2. Giá trị của giải pháp">
+          <w:hyperlink w:anchor="__RefHeading___Toc3846_1528650690" w:tooltip="1.1.2. Giá trị của giải pháp">
             <w:r>
               <w:rPr>
                 <w:rStyle w:val="IndexLink"/>
@@ -1028,7 +1028,7 @@
             </w:tabs>
             <w:rPr/>
           </w:pPr>
-          <w:hyperlink w:anchor="__RefHeading___Toc3848_1075034909" w:tooltip="1.2. Mục tiêu của đề tài">
+          <w:hyperlink w:anchor="__RefHeading___Toc3848_1528650690" w:tooltip="1.2. Mục tiêu của đề tài">
             <w:r>
               <w:rPr>
                 <w:rStyle w:val="IndexLink"/>
@@ -1055,7 +1055,7 @@
             </w:tabs>
             <w:rPr/>
           </w:pPr>
-          <w:hyperlink w:anchor="__RefHeading___Toc3850_1075034909" w:tooltip="1.2.1. Mục tiêu tổng quát">
+          <w:hyperlink w:anchor="__RefHeading___Toc3850_1528650690" w:tooltip="1.2.1. Mục tiêu tổng quát">
             <w:r>
               <w:rPr>
                 <w:rStyle w:val="IndexLink"/>
@@ -1082,7 +1082,7 @@
             </w:tabs>
             <w:rPr/>
           </w:pPr>
-          <w:hyperlink w:anchor="__RefHeading___Toc3852_1075034909" w:tooltip="1.2.2. Mục tiêu cụ thể">
+          <w:hyperlink w:anchor="__RefHeading___Toc3852_1528650690" w:tooltip="1.2.2. Mục tiêu cụ thể">
             <w:r>
               <w:rPr>
                 <w:rStyle w:val="IndexLink"/>
@@ -1109,7 +1109,7 @@
             </w:tabs>
             <w:rPr/>
           </w:pPr>
-          <w:hyperlink w:anchor="__RefHeading___Toc3854_1075034909" w:tooltip="1.3. Phạm vi bàn giao">
+          <w:hyperlink w:anchor="__RefHeading___Toc3854_1528650690" w:tooltip="1.3. Phạm vi bàn giao">
             <w:r>
               <w:rPr>
                 <w:rStyle w:val="IndexLink"/>
@@ -1136,7 +1136,7 @@
             </w:tabs>
             <w:rPr/>
           </w:pPr>
-          <w:hyperlink w:anchor="__RefHeading___Toc3856_1075034909" w:tooltip="1.4. Phương pháp thực hiện">
+          <w:hyperlink w:anchor="__RefHeading___Toc3856_1528650690" w:tooltip="1.4. Phương pháp thực hiện">
             <w:r>
               <w:rPr>
                 <w:rStyle w:val="IndexLink"/>
@@ -1163,7 +1163,7 @@
             </w:tabs>
             <w:rPr/>
           </w:pPr>
-          <w:hyperlink w:anchor="__RefHeading___Toc3858_1075034909" w:tooltip="CHƯƠNG 2: PHÂN TÍCH HỆ THỐNG">
+          <w:hyperlink w:anchor="__RefHeading___Toc3858_1528650690" w:tooltip="CHƯƠNG 2: PHÂN TÍCH HỆ THỐNG">
             <w:r>
               <w:rPr>
                 <w:rStyle w:val="IndexLink"/>
@@ -1190,7 +1190,7 @@
             </w:tabs>
             <w:rPr/>
           </w:pPr>
-          <w:hyperlink w:anchor="__RefHeading___Toc3860_1075034909" w:tooltip="2.1. Tác nhân hệ thống">
+          <w:hyperlink w:anchor="__RefHeading___Toc3860_1528650690" w:tooltip="2.1. Tác nhân hệ thống">
             <w:r>
               <w:rPr>
                 <w:rStyle w:val="IndexLink"/>
@@ -1217,7 +1217,7 @@
             </w:tabs>
             <w:rPr/>
           </w:pPr>
-          <w:hyperlink w:anchor="__RefHeading___Toc3862_1075034909" w:tooltip="2.2. Yêu cầu chức năng">
+          <w:hyperlink w:anchor="__RefHeading___Toc3862_1528650690" w:tooltip="2.2. Yêu cầu chức năng">
             <w:r>
               <w:rPr>
                 <w:rStyle w:val="IndexLink"/>
@@ -1244,7 +1244,7 @@
             </w:tabs>
             <w:rPr/>
           </w:pPr>
-          <w:hyperlink w:anchor="__RefHeading___Toc3864_1075034909" w:tooltip="2.3. Yêu cầu phi chức năng">
+          <w:hyperlink w:anchor="__RefHeading___Toc3864_1528650690" w:tooltip="2.3. Yêu cầu phi chức năng">
             <w:r>
               <w:rPr>
                 <w:rStyle w:val="IndexLink"/>
@@ -1271,7 +1271,7 @@
             </w:tabs>
             <w:rPr/>
           </w:pPr>
-          <w:hyperlink w:anchor="__RefHeading___Toc3866_1075034909" w:tooltip="2.4. Các luồng nghiệp vụ trọng tâm">
+          <w:hyperlink w:anchor="__RefHeading___Toc3866_1528650690" w:tooltip="2.4. Các luồng nghiệp vụ trọng tâm">
             <w:r>
               <w:rPr>
                 <w:rStyle w:val="IndexLink"/>
@@ -1298,7 +1298,7 @@
             </w:tabs>
             <w:rPr/>
           </w:pPr>
-          <w:hyperlink w:anchor="__RefHeading___Toc3868_1075034909" w:tooltip="2.4.1. Chuỗi chiến lược đến đánh giá">
+          <w:hyperlink w:anchor="__RefHeading___Toc3868_1528650690" w:tooltip="2.4.1. Chuỗi chiến lược đến đánh giá">
             <w:r>
               <w:rPr>
                 <w:rStyle w:val="IndexLink"/>
@@ -1325,7 +1325,7 @@
             </w:tabs>
             <w:rPr/>
           </w:pPr>
-          <w:hyperlink w:anchor="__RefHeading___Toc3870_1075034909" w:tooltip="2.4.2. Goal Planning có phê duyệt">
+          <w:hyperlink w:anchor="__RefHeading___Toc3870_1528650690" w:tooltip="2.4.2. Goal Planning có phê duyệt">
             <w:r>
               <w:rPr>
                 <w:rStyle w:val="IndexLink"/>
@@ -1352,7 +1352,7 @@
             </w:tabs>
             <w:rPr/>
           </w:pPr>
-          <w:hyperlink w:anchor="__RefHeading___Toc3872_1075034909" w:tooltip="2.4.3. Check-in AI Evaluator">
+          <w:hyperlink w:anchor="__RefHeading___Toc3872_1528650690" w:tooltip="2.4.3. Check-in AI Evaluator">
             <w:r>
               <w:rPr>
                 <w:rStyle w:val="IndexLink"/>
@@ -1379,7 +1379,7 @@
             </w:tabs>
             <w:rPr/>
           </w:pPr>
-          <w:hyperlink w:anchor="__RefHeading___Toc3874_1075034909" w:tooltip="CHƯƠNG 3: THIẾT KẾ SẢN PHẨM">
+          <w:hyperlink w:anchor="__RefHeading___Toc3874_1528650690" w:tooltip="CHƯƠNG 3: THIẾT KẾ SẢN PHẨM">
             <w:r>
               <w:rPr>
                 <w:rStyle w:val="IndexLink"/>
@@ -1406,7 +1406,7 @@
             </w:tabs>
             <w:rPr/>
           </w:pPr>
-          <w:hyperlink w:anchor="__RefHeading___Toc3876_1075034909" w:tooltip="3.1. Kiến trúc tổng thể">
+          <w:hyperlink w:anchor="__RefHeading___Toc3876_1528650690" w:tooltip="3.1. Kiến trúc tổng thể">
             <w:r>
               <w:rPr>
                 <w:rStyle w:val="IndexLink"/>
@@ -1433,7 +1433,7 @@
             </w:tabs>
             <w:rPr/>
           </w:pPr>
-          <w:hyperlink w:anchor="__RefHeading___Toc3878_1075034909" w:tooltip="3.2. Thiết kế dữ liệu">
+          <w:hyperlink w:anchor="__RefHeading___Toc3878_1528650690" w:tooltip="3.2. Thiết kế dữ liệu">
             <w:r>
               <w:rPr>
                 <w:rStyle w:val="IndexLink"/>
@@ -1460,7 +1460,7 @@
             </w:tabs>
             <w:rPr/>
           </w:pPr>
-          <w:hyperlink w:anchor="__RefHeading___Toc3880_1075034909" w:tooltip="3.3. Thiết kế bảo mật đa tenant">
+          <w:hyperlink w:anchor="__RefHeading___Toc3880_1528650690" w:tooltip="3.3. Thiết kế bảo mật đa tenant">
             <w:r>
               <w:rPr>
                 <w:rStyle w:val="IndexLink"/>
@@ -1487,7 +1487,7 @@
             </w:tabs>
             <w:rPr/>
           </w:pPr>
-          <w:hyperlink w:anchor="__RefHeading___Toc3882_1075034909" w:tooltip="3.4. Thiết kế giao diện">
+          <w:hyperlink w:anchor="__RefHeading___Toc3882_1528650690" w:tooltip="3.4. Thiết kế giao diện">
             <w:r>
               <w:rPr>
                 <w:rStyle w:val="IndexLink"/>
@@ -1514,7 +1514,7 @@
             </w:tabs>
             <w:rPr/>
           </w:pPr>
-          <w:hyperlink w:anchor="__RefHeading___Toc3884_1075034909" w:tooltip="CHƯƠNG 4: THỰC THI MÃ NGUỒN">
+          <w:hyperlink w:anchor="__RefHeading___Toc3884_1528650690" w:tooltip="CHƯƠNG 4: THỰC THI MÃ NGUỒN">
             <w:r>
               <w:rPr>
                 <w:rStyle w:val="IndexLink"/>
@@ -1541,7 +1541,7 @@
             </w:tabs>
             <w:rPr/>
           </w:pPr>
-          <w:hyperlink w:anchor="__RefHeading___Toc3886_1075034909" w:tooltip="4.1. Công nghệ sử dụng">
+          <w:hyperlink w:anchor="__RefHeading___Toc3886_1528650690" w:tooltip="4.1. Công nghệ sử dụng">
             <w:r>
               <w:rPr>
                 <w:rStyle w:val="IndexLink"/>
@@ -1568,7 +1568,7 @@
             </w:tabs>
             <w:rPr/>
           </w:pPr>
-          <w:hyperlink w:anchor="__RefHeading___Toc3888_1075034909" w:tooltip="4.2. Tổ chức mã nguồn">
+          <w:hyperlink w:anchor="__RefHeading___Toc3888_1528650690" w:tooltip="4.2. Tổ chức mã nguồn">
             <w:r>
               <w:rPr>
                 <w:rStyle w:val="IndexLink"/>
@@ -1595,7 +1595,7 @@
             </w:tabs>
             <w:rPr/>
           </w:pPr>
-          <w:hyperlink w:anchor="__RefHeading___Toc3890_1075034909" w:tooltip="4.3. Các luồng AI-native đã triển khai">
+          <w:hyperlink w:anchor="__RefHeading___Toc3890_1528650690" w:tooltip="4.3. Các luồng AI-native đã triển khai">
             <w:r>
               <w:rPr>
                 <w:rStyle w:val="IndexLink"/>
@@ -1622,7 +1622,7 @@
             </w:tabs>
             <w:rPr/>
           </w:pPr>
-          <w:hyperlink w:anchor="__RefHeading___Toc3892_1075034909" w:tooltip="4.4. Hợp đồng AI an toàn">
+          <w:hyperlink w:anchor="__RefHeading___Toc3892_1528650690" w:tooltip="4.4. Hợp đồng AI an toàn">
             <w:r>
               <w:rPr>
                 <w:rStyle w:val="IndexLink"/>
@@ -1649,7 +1649,7 @@
             </w:tabs>
             <w:rPr/>
           </w:pPr>
-          <w:hyperlink w:anchor="__RefHeading___Toc3894_1075034909" w:tooltip="4.5. Goal Planning và durable execution">
+          <w:hyperlink w:anchor="__RefHeading___Toc3894_1528650690" w:tooltip="4.5. Goal Planning và durable execution">
             <w:r>
               <w:rPr>
                 <w:rStyle w:val="IndexLink"/>
@@ -1676,7 +1676,7 @@
             </w:tabs>
             <w:rPr/>
           </w:pPr>
-          <w:hyperlink w:anchor="__RefHeading___Toc3896_1075034909" w:tooltip="4.6. Check-in Evaluator và rubric có phiên bản">
+          <w:hyperlink w:anchor="__RefHeading___Toc3896_1528650690" w:tooltip="4.6. Check-in Evaluator và rubric có phiên bản">
             <w:r>
               <w:rPr>
                 <w:rStyle w:val="IndexLink"/>
@@ -1703,7 +1703,7 @@
             </w:tabs>
             <w:rPr/>
           </w:pPr>
-          <w:hyperlink w:anchor="__RefHeading___Toc3898_1075034909" w:tooltip="4.7. Sơ đồ tuần tự advisor có nguồn">
+          <w:hyperlink w:anchor="__RefHeading___Toc3898_1528650690" w:tooltip="4.7. Sơ đồ tuần tự advisor có nguồn">
             <w:r>
               <w:rPr>
                 <w:rStyle w:val="IndexLink"/>
@@ -1730,7 +1730,7 @@
             </w:tabs>
             <w:rPr/>
           </w:pPr>
-          <w:hyperlink w:anchor="__RefHeading___Toc3900_1075034909" w:tooltip="4.8. Pipeline tài liệu RAG">
+          <w:hyperlink w:anchor="__RefHeading___Toc3900_1528650690" w:tooltip="4.8. Pipeline tài liệu RAG">
             <w:r>
               <w:rPr>
                 <w:rStyle w:val="IndexLink"/>
@@ -1757,7 +1757,7 @@
             </w:tabs>
             <w:rPr/>
           </w:pPr>
-          <w:hyperlink w:anchor="__RefHeading___Toc3902_1075034909" w:tooltip="4.9. Cô lập tenant và RLS">
+          <w:hyperlink w:anchor="__RefHeading___Toc3902_1528650690" w:tooltip="4.9. Cô lập tenant và RLS">
             <w:r>
               <w:rPr>
                 <w:rStyle w:val="IndexLink"/>
@@ -1784,7 +1784,7 @@
             </w:tabs>
             <w:rPr/>
           </w:pPr>
-          <w:hyperlink w:anchor="__RefHeading___Toc3904_1075034909" w:tooltip="CHƯƠNG 5: KIỂM THỬ VÀ NGHIỆM THU">
+          <w:hyperlink w:anchor="__RefHeading___Toc3904_1528650690" w:tooltip="CHƯƠNG 5: KIỂM THỬ VÀ NGHIỆM THU">
             <w:r>
               <w:rPr>
                 <w:rStyle w:val="IndexLink"/>
@@ -1811,7 +1811,7 @@
             </w:tabs>
             <w:rPr/>
           </w:pPr>
-          <w:hyperlink w:anchor="__RefHeading___Toc3906_1075034909" w:tooltip="5.1. Chiến lược kiểm thử">
+          <w:hyperlink w:anchor="__RefHeading___Toc3906_1528650690" w:tooltip="5.1. Chiến lược kiểm thử">
             <w:r>
               <w:rPr>
                 <w:rStyle w:val="IndexLink"/>
@@ -1838,7 +1838,7 @@
             </w:tabs>
             <w:rPr/>
           </w:pPr>
-          <w:hyperlink w:anchor="__RefHeading___Toc3908_1075034909" w:tooltip="5.2. Bằng chứng kiểm chứng bản bàn giao">
+          <w:hyperlink w:anchor="__RefHeading___Toc3908_1528650690" w:tooltip="5.2. Bằng chứng kiểm chứng bản bàn giao">
             <w:r>
               <w:rPr>
                 <w:rStyle w:val="IndexLink"/>
@@ -1865,7 +1865,7 @@
             </w:tabs>
             <w:rPr/>
           </w:pPr>
-          <w:hyperlink w:anchor="__RefHeading___Toc3910_1075034909" w:tooltip="5.3. Kịch bản nghiệm thu tiêu biểu">
+          <w:hyperlink w:anchor="__RefHeading___Toc3910_1528650690" w:tooltip="5.3. Kịch bản nghiệm thu tiêu biểu">
             <w:r>
               <w:rPr>
                 <w:rStyle w:val="IndexLink"/>
@@ -1892,7 +1892,7 @@
             </w:tabs>
             <w:rPr/>
           </w:pPr>
-          <w:hyperlink w:anchor="__RefHeading___Toc3912_1075034909" w:tooltip="5.4. Kết luận nghiệm thu">
+          <w:hyperlink w:anchor="__RefHeading___Toc3912_1528650690" w:tooltip="5.4. Kết luận nghiệm thu">
             <w:r>
               <w:rPr>
                 <w:rStyle w:val="IndexLink"/>
@@ -1919,7 +1919,7 @@
             </w:tabs>
             <w:rPr/>
           </w:pPr>
-          <w:hyperlink w:anchor="__RefHeading___Toc3914_1075034909" w:tooltip="CHƯƠNG 6: HƯỚNG DẪN SỬ DỤNG">
+          <w:hyperlink w:anchor="__RefHeading___Toc3914_1528650690" w:tooltip="CHƯƠNG 6: HƯỚNG DẪN SỬ DỤNG">
             <w:r>
               <w:rPr>
                 <w:rStyle w:val="IndexLink"/>
@@ -1946,7 +1946,7 @@
             </w:tabs>
             <w:rPr/>
           </w:pPr>
-          <w:hyperlink w:anchor="__RefHeading___Toc3916_1075034909" w:tooltip="6.1. Khởi động môi trường trình bày">
+          <w:hyperlink w:anchor="__RefHeading___Toc3916_1528650690" w:tooltip="6.1. Khởi động môi trường trình bày">
             <w:r>
               <w:rPr>
                 <w:rStyle w:val="IndexLink"/>
@@ -1973,7 +1973,7 @@
             </w:tabs>
             <w:rPr/>
           </w:pPr>
-          <w:hyperlink w:anchor="__RefHeading___Toc3918_1075034909" w:tooltip="6.2. Hướng dẫn theo vai trò">
+          <w:hyperlink w:anchor="__RefHeading___Toc3918_1528650690" w:tooltip="6.2. Hướng dẫn theo vai trò">
             <w:r>
               <w:rPr>
                 <w:rStyle w:val="IndexLink"/>
@@ -2000,7 +2000,7 @@
             </w:tabs>
             <w:rPr/>
           </w:pPr>
-          <w:hyperlink w:anchor="__RefHeading___Toc3920_1075034909" w:tooltip="6.2.1. Admin">
+          <w:hyperlink w:anchor="__RefHeading___Toc3920_1528650690" w:tooltip="6.2.1. Admin">
             <w:r>
               <w:rPr>
                 <w:rStyle w:val="IndexLink"/>
@@ -2027,7 +2027,7 @@
             </w:tabs>
             <w:rPr/>
           </w:pPr>
-          <w:hyperlink w:anchor="__RefHeading___Toc3922_1075034909" w:tooltip="6.2.2. Director">
+          <w:hyperlink w:anchor="__RefHeading___Toc3922_1528650690" w:tooltip="6.2.2. Director">
             <w:r>
               <w:rPr>
                 <w:rStyle w:val="IndexLink"/>
@@ -2054,7 +2054,7 @@
             </w:tabs>
             <w:rPr/>
           </w:pPr>
-          <w:hyperlink w:anchor="__RefHeading___Toc3924_1075034909" w:tooltip="6.2.3. Manager">
+          <w:hyperlink w:anchor="__RefHeading___Toc3924_1528650690" w:tooltip="6.2.3. Manager">
             <w:r>
               <w:rPr>
                 <w:rStyle w:val="IndexLink"/>
@@ -2081,7 +2081,7 @@
             </w:tabs>
             <w:rPr/>
           </w:pPr>
-          <w:hyperlink w:anchor="__RefHeading___Toc3926_1075034909" w:tooltip="6.2.4. Employee">
+          <w:hyperlink w:anchor="__RefHeading___Toc3926_1528650690" w:tooltip="6.2.4. Employee">
             <w:r>
               <w:rPr>
                 <w:rStyle w:val="IndexLink"/>
@@ -2108,7 +2108,7 @@
             </w:tabs>
             <w:rPr/>
           </w:pPr>
-          <w:hyperlink w:anchor="__RefHeading___Toc3928_1075034909" w:tooltip="6.3. Hướng dẫn các tính năng AI-native">
+          <w:hyperlink w:anchor="__RefHeading___Toc3928_1528650690" w:tooltip="6.3. Hướng dẫn các tính năng AI-native">
             <w:r>
               <w:rPr>
                 <w:rStyle w:val="IndexLink"/>
@@ -2135,7 +2135,7 @@
             </w:tabs>
             <w:rPr/>
           </w:pPr>
-          <w:hyperlink w:anchor="__RefHeading___Toc3930_1075034909" w:tooltip="6.3.1. Goal Planning Agent">
+          <w:hyperlink w:anchor="__RefHeading___Toc3930_1528650690" w:tooltip="6.3.1. Goal Planning Agent">
             <w:r>
               <w:rPr>
                 <w:rStyle w:val="IndexLink"/>
@@ -2162,7 +2162,7 @@
             </w:tabs>
             <w:rPr/>
           </w:pPr>
-          <w:hyperlink w:anchor="__RefHeading___Toc3932_1075034909" w:tooltip="6.3.2. Check-in AI Evaluator">
+          <w:hyperlink w:anchor="__RefHeading___Toc3932_1528650690" w:tooltip="6.3.2. Check-in AI Evaluator">
             <w:r>
               <w:rPr>
                 <w:rStyle w:val="IndexLink"/>
@@ -2189,7 +2189,7 @@
             </w:tabs>
             <w:rPr/>
           </w:pPr>
-          <w:hyperlink w:anchor="__RefHeading___Toc3934_1075034909" w:tooltip="6.3.3. Gợi ý KPI và KR">
+          <w:hyperlink w:anchor="__RefHeading___Toc3934_1528650690" w:tooltip="6.3.3. Gợi ý KPI và KR">
             <w:r>
               <w:rPr>
                 <w:rStyle w:val="IndexLink"/>
@@ -2216,7 +2216,7 @@
             </w:tabs>
             <w:rPr/>
           </w:pPr>
-          <w:hyperlink w:anchor="__RefHeading___Toc3936_1075034909" w:tooltip="6.3.4. Chat và phân tích hiệu suất">
+          <w:hyperlink w:anchor="__RefHeading___Toc3936_1528650690" w:tooltip="6.3.4. Chat và phân tích hiệu suất">
             <w:r>
               <w:rPr>
                 <w:rStyle w:val="IndexLink"/>
@@ -2243,7 +2243,7 @@
             </w:tabs>
             <w:rPr/>
           </w:pPr>
-          <w:hyperlink w:anchor="__RefHeading___Toc3938_1075034909" w:tooltip="6.3.5. Quản lý rubric">
+          <w:hyperlink w:anchor="__RefHeading___Toc3938_1528650690" w:tooltip="6.3.5. Quản lý rubric">
             <w:r>
               <w:rPr>
                 <w:rStyle w:val="IndexLink"/>
@@ -2270,7 +2270,7 @@
             </w:tabs>
             <w:rPr/>
           </w:pPr>
-          <w:hyperlink w:anchor="__RefHeading___Toc3940_1075034909" w:tooltip="6.4. Nguyên tắc sử dụng an toàn">
+          <w:hyperlink w:anchor="__RefHeading___Toc3940_1528650690" w:tooltip="6.4. Nguyên tắc sử dụng an toàn">
             <w:r>
               <w:rPr>
                 <w:rStyle w:val="IndexLink"/>
@@ -2297,7 +2297,7 @@
             </w:tabs>
             <w:rPr/>
           </w:pPr>
-          <w:hyperlink w:anchor="__RefHeading___Toc3942_1075034909" w:tooltip="CHƯƠNG 7: TỔNG KẾT VÀ ĐÁNH GIÁ">
+          <w:hyperlink w:anchor="__RefHeading___Toc3942_1528650690" w:tooltip="CHƯƠNG 7: TỔNG KẾT VÀ ĐÁNH GIÁ">
             <w:r>
               <w:rPr>
                 <w:rStyle w:val="IndexLink"/>
@@ -2324,7 +2324,7 @@
             </w:tabs>
             <w:rPr/>
           </w:pPr>
-          <w:hyperlink w:anchor="__RefHeading___Toc3944_1075034909" w:tooltip="7.1. Kết quả thực hiện">
+          <w:hyperlink w:anchor="__RefHeading___Toc3944_1528650690" w:tooltip="7.1. Kết quả thực hiện">
             <w:r>
               <w:rPr>
                 <w:rStyle w:val="IndexLink"/>
@@ -2351,7 +2351,7 @@
             </w:tabs>
             <w:rPr/>
           </w:pPr>
-          <w:hyperlink w:anchor="__RefHeading___Toc3946_1075034909" w:tooltip="7.2. Giá trị nổi bật của sản phẩm">
+          <w:hyperlink w:anchor="__RefHeading___Toc3946_1528650690" w:tooltip="7.2. Giá trị nổi bật của sản phẩm">
             <w:r>
               <w:rPr>
                 <w:rStyle w:val="IndexLink"/>
@@ -2378,7 +2378,7 @@
             </w:tabs>
             <w:rPr/>
           </w:pPr>
-          <w:hyperlink w:anchor="__RefHeading___Toc3948_1075034909" w:tooltip="7.3. Bài học kỹ thuật">
+          <w:hyperlink w:anchor="__RefHeading___Toc3948_1528650690" w:tooltip="7.3. Bài học kỹ thuật">
             <w:r>
               <w:rPr>
                 <w:rStyle w:val="IndexLink"/>
@@ -2405,7 +2405,7 @@
             </w:tabs>
             <w:rPr/>
           </w:pPr>
-          <w:hyperlink w:anchor="__RefHeading___Toc3950_1075034909" w:tooltip="7.4. Kết luận">
+          <w:hyperlink w:anchor="__RefHeading___Toc3950_1528650690" w:tooltip="7.4. Kết luận">
             <w:r>
               <w:rPr>
                 <w:rStyle w:val="IndexLink"/>
@@ -2432,7 +2432,7 @@
             </w:tabs>
             <w:rPr/>
           </w:pPr>
-          <w:hyperlink w:anchor="__RefHeading___Toc3952_1075034909" w:tooltip="PHỤ LỤC A: CÁC ENDPOINT VÀ MÀN HÌNH CHÍNH">
+          <w:hyperlink w:anchor="__RefHeading___Toc3952_1528650690" w:tooltip="PHỤ LỤC A: CÁC ENDPOINT VÀ MÀN HÌNH CHÍNH">
             <w:r>
               <w:rPr>
                 <w:rStyle w:val="IndexLink"/>
@@ -2459,7 +2459,7 @@
             </w:tabs>
             <w:rPr/>
           </w:pPr>
-          <w:hyperlink w:anchor="__RefHeading___Toc3954_1075034909" w:tooltip="PHỤ LỤC B: HỒ SƠ DỮ LIỆU AI-NATIVE">
+          <w:hyperlink w:anchor="__RefHeading___Toc3954_1528650690" w:tooltip="PHỤ LỤC B: HỒ SƠ DỮ LIỆU AI-NATIVE">
             <w:r>
               <w:rPr>
                 <w:rStyle w:val="IndexLink"/>
@@ -2486,7 +2486,7 @@
             </w:tabs>
             <w:rPr/>
           </w:pPr>
-          <w:hyperlink w:anchor="__RefHeading___Toc3956_1075034909" w:tooltip="PHỤ LỤC C: LỆNH KIỂM CHỨNG">
+          <w:hyperlink w:anchor="__RefHeading___Toc3956_1528650690" w:tooltip="PHỤ LỤC C: LỆNH KIỂM CHỨNG">
             <w:r>
               <w:rPr>
                 <w:rStyle w:val="IndexLink"/>
@@ -2513,7 +2513,7 @@
             </w:tabs>
             <w:rPr/>
           </w:pPr>
-          <w:hyperlink w:anchor="__RefHeading___Toc3958_1075034909" w:tooltip="PHỤ LỤC D: THÔNG TIN BÀN GIAO">
+          <w:hyperlink w:anchor="__RefHeading___Toc3958_1528650690" w:tooltip="PHỤ LỤC D: THÔNG TIN BÀN GIAO">
             <w:r>
               <w:rPr>
                 <w:rStyle w:val="IndexLink"/>
@@ -2559,7 +2559,7 @@
         <w:jc w:val="center"/>
         <w:rPr/>
       </w:pPr>
-      <w:bookmarkStart w:id="1" w:name="__RefHeading___Toc3822_1075034909"/>
+      <w:bookmarkStart w:id="1" w:name="__RefHeading___Toc3822_1528650690"/>
       <w:bookmarkEnd w:id="1"/>
       <w:r>
         <w:rPr>
@@ -2841,7 +2841,7 @@
         <w:jc w:val="center"/>
         <w:rPr/>
       </w:pPr>
-      <w:bookmarkStart w:id="2" w:name="__RefHeading___Toc3824_1075034909"/>
+      <w:bookmarkStart w:id="2" w:name="__RefHeading___Toc3824_1528650690"/>
       <w:bookmarkEnd w:id="2"/>
       <w:r>
         <w:rPr>
@@ -3453,7 +3453,7 @@
         <w:jc w:val="center"/>
         <w:rPr/>
       </w:pPr>
-      <w:bookmarkStart w:id="3" w:name="__RefHeading___Toc3826_1075034909"/>
+      <w:bookmarkStart w:id="3" w:name="__RefHeading___Toc3826_1528650690"/>
       <w:bookmarkEnd w:id="3"/>
       <w:r>
         <w:rPr>
@@ -3976,7 +3976,7 @@
         <w:jc w:val="center"/>
         <w:rPr/>
       </w:pPr>
-      <w:bookmarkStart w:id="4" w:name="__RefHeading___Toc3828_1075034909"/>
+      <w:bookmarkStart w:id="4" w:name="__RefHeading___Toc3828_1528650690"/>
       <w:bookmarkEnd w:id="4"/>
       <w:r>
         <w:rPr>
@@ -5766,7 +5766,7 @@
         <w:jc w:val="center"/>
         <w:rPr/>
       </w:pPr>
-      <w:bookmarkStart w:id="5" w:name="__RefHeading___Toc3830_1075034909"/>
+      <w:bookmarkStart w:id="5" w:name="__RefHeading___Toc3830_1528650690"/>
       <w:bookmarkEnd w:id="5"/>
       <w:r>
         <w:rPr>
@@ -6982,7 +6982,7 @@
         <w:jc w:val="center"/>
         <w:rPr/>
       </w:pPr>
-      <w:bookmarkStart w:id="6" w:name="__RefHeading___Toc3832_1075034909"/>
+      <w:bookmarkStart w:id="6" w:name="__RefHeading___Toc3832_1528650690"/>
       <w:bookmarkEnd w:id="6"/>
       <w:r>
         <w:rPr>
@@ -7048,7 +7048,7 @@
         <w:jc w:val="center"/>
         <w:rPr/>
       </w:pPr>
-      <w:bookmarkStart w:id="7" w:name="__RefHeading___Toc3834_1075034909"/>
+      <w:bookmarkStart w:id="7" w:name="__RefHeading___Toc3834_1528650690"/>
       <w:bookmarkEnd w:id="7"/>
       <w:r>
         <w:rPr>
@@ -7116,7 +7116,7 @@
         <w:jc w:val="center"/>
         <w:rPr/>
       </w:pPr>
-      <w:bookmarkStart w:id="8" w:name="__RefHeading___Toc3836_1075034909"/>
+      <w:bookmarkStart w:id="8" w:name="__RefHeading___Toc3836_1528650690"/>
       <w:bookmarkEnd w:id="8"/>
       <w:r>
         <w:rPr>
@@ -7179,7 +7179,7 @@
           <w:i w:val="false"/>
           <w:sz w:val="28"/>
         </w:rPr>
-        <w:t>Phiên bản báo cáo này tập trung vào phạm vi đã hoàn tất và được kiểm chứng. Bằng chứng kỹ thuật gồm build sạch, 539 kiểm thử tự động đạt, migration SQL Server có diễn tập Up/Down và các kiểm thử cô lập tenant, cạnh tranh đồng thời, stale source cùng durable outbox.</w:t>
+        <w:t>Phiên bản báo cáo này tập trung vào phạm vi đã hoàn tất và được kiểm chứng. Bằng chứng kỹ thuật gồm build sạch, 540 kiểm thử tự động đạt, migration SQL Server có diễn tập Up/Down và các kiểm thử cô lập tenant, cạnh tranh đồng thời, stale source cùng durable outbox.</w:t>
       </w:r>
     </w:p>
     <w:p>
@@ -7202,7 +7202,7 @@
         <w:jc w:val="center"/>
         <w:rPr/>
       </w:pPr>
-      <w:bookmarkStart w:id="9" w:name="__RefHeading___Toc3838_1075034909"/>
+      <w:bookmarkStart w:id="9" w:name="__RefHeading___Toc3838_1528650690"/>
       <w:bookmarkEnd w:id="9"/>
       <w:r>
         <w:rPr>
@@ -7270,7 +7270,7 @@
         <w:jc w:val="center"/>
         <w:rPr/>
       </w:pPr>
-      <w:bookmarkStart w:id="10" w:name="__RefHeading___Toc3840_1075034909"/>
+      <w:bookmarkStart w:id="10" w:name="__RefHeading___Toc3840_1528650690"/>
       <w:bookmarkEnd w:id="10"/>
       <w:r>
         <w:rPr>
@@ -7288,7 +7288,7 @@
         <w:jc w:val="start"/>
         <w:rPr/>
       </w:pPr>
-      <w:bookmarkStart w:id="11" w:name="__RefHeading___Toc3842_1075034909"/>
+      <w:bookmarkStart w:id="11" w:name="__RefHeading___Toc3842_1528650690"/>
       <w:bookmarkEnd w:id="11"/>
       <w:r>
         <w:rPr>
@@ -7306,7 +7306,7 @@
         <w:jc w:val="start"/>
         <w:rPr/>
       </w:pPr>
-      <w:bookmarkStart w:id="12" w:name="__RefHeading___Toc3844_1075034909"/>
+      <w:bookmarkStart w:id="12" w:name="__RefHeading___Toc3844_1528650690"/>
       <w:bookmarkEnd w:id="12"/>
       <w:r>
         <w:rPr>
@@ -7360,7 +7360,7 @@
         <w:jc w:val="start"/>
         <w:rPr/>
       </w:pPr>
-      <w:bookmarkStart w:id="13" w:name="__RefHeading___Toc3846_1075034909"/>
+      <w:bookmarkStart w:id="13" w:name="__RefHeading___Toc3846_1528650690"/>
       <w:bookmarkEnd w:id="13"/>
       <w:r>
         <w:rPr>
@@ -7522,7 +7522,7 @@
         <w:jc w:val="start"/>
         <w:rPr/>
       </w:pPr>
-      <w:bookmarkStart w:id="14" w:name="__RefHeading___Toc3848_1075034909"/>
+      <w:bookmarkStart w:id="14" w:name="__RefHeading___Toc3848_1528650690"/>
       <w:bookmarkEnd w:id="14"/>
       <w:r>
         <w:rPr>
@@ -7540,7 +7540,7 @@
         <w:jc w:val="start"/>
         <w:rPr/>
       </w:pPr>
-      <w:bookmarkStart w:id="15" w:name="__RefHeading___Toc3850_1075034909"/>
+      <w:bookmarkStart w:id="15" w:name="__RefHeading___Toc3850_1528650690"/>
       <w:bookmarkEnd w:id="15"/>
       <w:r>
         <w:rPr>
@@ -7576,7 +7576,7 @@
         <w:jc w:val="start"/>
         <w:rPr/>
       </w:pPr>
-      <w:bookmarkStart w:id="16" w:name="__RefHeading___Toc3852_1075034909"/>
+      <w:bookmarkStart w:id="16" w:name="__RefHeading___Toc3852_1528650690"/>
       <w:bookmarkEnd w:id="16"/>
       <w:r>
         <w:rPr>
@@ -7882,7 +7882,7 @@
         <w:jc w:val="start"/>
         <w:rPr/>
       </w:pPr>
-      <w:bookmarkStart w:id="17" w:name="__RefHeading___Toc3854_1075034909"/>
+      <w:bookmarkStart w:id="17" w:name="__RefHeading___Toc3854_1528650690"/>
       <w:bookmarkEnd w:id="17"/>
       <w:r>
         <w:rPr>
@@ -8134,7 +8134,7 @@
         <w:jc w:val="start"/>
         <w:rPr/>
       </w:pPr>
-      <w:bookmarkStart w:id="18" w:name="__RefHeading___Toc3856_1075034909"/>
+      <w:bookmarkStart w:id="18" w:name="__RefHeading___Toc3856_1528650690"/>
       <w:bookmarkEnd w:id="18"/>
       <w:r>
         <w:rPr>
@@ -8310,7 +8310,7 @@
         <w:jc w:val="center"/>
         <w:rPr/>
       </w:pPr>
-      <w:bookmarkStart w:id="19" w:name="__RefHeading___Toc3858_1075034909"/>
+      <w:bookmarkStart w:id="19" w:name="__RefHeading___Toc3858_1528650690"/>
       <w:bookmarkEnd w:id="19"/>
       <w:r>
         <w:rPr>
@@ -8328,7 +8328,7 @@
         <w:jc w:val="start"/>
         <w:rPr/>
       </w:pPr>
-      <w:bookmarkStart w:id="20" w:name="__RefHeading___Toc3860_1075034909"/>
+      <w:bookmarkStart w:id="20" w:name="__RefHeading___Toc3860_1528650690"/>
       <w:bookmarkEnd w:id="20"/>
       <w:r>
         <w:rPr>
@@ -9156,7 +9156,7 @@
         <w:jc w:val="start"/>
         <w:rPr/>
       </w:pPr>
-      <w:bookmarkStart w:id="21" w:name="__RefHeading___Toc3862_1075034909"/>
+      <w:bookmarkStart w:id="21" w:name="__RefHeading___Toc3862_1528650690"/>
       <w:bookmarkEnd w:id="21"/>
       <w:r>
         <w:rPr>
@@ -10828,7 +10828,7 @@
         <w:jc w:val="start"/>
         <w:rPr/>
       </w:pPr>
-      <w:bookmarkStart w:id="22" w:name="__RefHeading___Toc3864_1075034909"/>
+      <w:bookmarkStart w:id="22" w:name="__RefHeading___Toc3864_1528650690"/>
       <w:bookmarkEnd w:id="22"/>
       <w:r>
         <w:rPr>
@@ -11134,7 +11134,7 @@
         <w:jc w:val="start"/>
         <w:rPr/>
       </w:pPr>
-      <w:bookmarkStart w:id="23" w:name="__RefHeading___Toc3866_1075034909"/>
+      <w:bookmarkStart w:id="23" w:name="__RefHeading___Toc3866_1528650690"/>
       <w:bookmarkEnd w:id="23"/>
       <w:r>
         <w:rPr>
@@ -11152,7 +11152,7 @@
         <w:jc w:val="start"/>
         <w:rPr/>
       </w:pPr>
-      <w:bookmarkStart w:id="24" w:name="__RefHeading___Toc3868_1075034909"/>
+      <w:bookmarkStart w:id="24" w:name="__RefHeading___Toc3868_1528650690"/>
       <w:bookmarkEnd w:id="24"/>
       <w:r>
         <w:rPr>
@@ -11188,7 +11188,7 @@
         <w:jc w:val="start"/>
         <w:rPr/>
       </w:pPr>
-      <w:bookmarkStart w:id="25" w:name="__RefHeading___Toc3870_1075034909"/>
+      <w:bookmarkStart w:id="25" w:name="__RefHeading___Toc3870_1528650690"/>
       <w:bookmarkEnd w:id="25"/>
       <w:r>
         <w:rPr>
@@ -11224,7 +11224,7 @@
         <w:jc w:val="start"/>
         <w:rPr/>
       </w:pPr>
-      <w:bookmarkStart w:id="26" w:name="__RefHeading___Toc3872_1075034909"/>
+      <w:bookmarkStart w:id="26" w:name="__RefHeading___Toc3872_1528650690"/>
       <w:bookmarkEnd w:id="26"/>
       <w:r>
         <w:rPr>
@@ -11274,7 +11274,7 @@
         <w:jc w:val="center"/>
         <w:rPr/>
       </w:pPr>
-      <w:bookmarkStart w:id="27" w:name="__RefHeading___Toc3874_1075034909"/>
+      <w:bookmarkStart w:id="27" w:name="__RefHeading___Toc3874_1528650690"/>
       <w:bookmarkEnd w:id="27"/>
       <w:r>
         <w:rPr>
@@ -11292,7 +11292,7 @@
         <w:jc w:val="start"/>
         <w:rPr/>
       </w:pPr>
-      <w:bookmarkStart w:id="28" w:name="__RefHeading___Toc3876_1075034909"/>
+      <w:bookmarkStart w:id="28" w:name="__RefHeading___Toc3876_1528650690"/>
       <w:bookmarkEnd w:id="28"/>
       <w:r>
         <w:rPr>
@@ -12031,7 +12031,7 @@
         <w:jc w:val="start"/>
         <w:rPr/>
       </w:pPr>
-      <w:bookmarkStart w:id="29" w:name="__RefHeading___Toc3878_1075034909"/>
+      <w:bookmarkStart w:id="29" w:name="__RefHeading___Toc3878_1528650690"/>
       <w:bookmarkEnd w:id="29"/>
       <w:r>
         <w:rPr>
@@ -13596,7 +13596,7 @@
         <w:jc w:val="start"/>
         <w:rPr/>
       </w:pPr>
-      <w:bookmarkStart w:id="30" w:name="__RefHeading___Toc3880_1075034909"/>
+      <w:bookmarkStart w:id="30" w:name="__RefHeading___Toc3880_1528650690"/>
       <w:bookmarkEnd w:id="30"/>
       <w:r>
         <w:rPr>
@@ -13794,7 +13794,7 @@
         <w:jc w:val="start"/>
         <w:rPr/>
       </w:pPr>
-      <w:bookmarkStart w:id="31" w:name="__RefHeading___Toc3882_1075034909"/>
+      <w:bookmarkStart w:id="31" w:name="__RefHeading___Toc3882_1528650690"/>
       <w:bookmarkEnd w:id="31"/>
       <w:r>
         <w:rPr>
@@ -14408,7 +14408,7 @@
         <w:jc w:val="center"/>
         <w:rPr/>
       </w:pPr>
-      <w:bookmarkStart w:id="32" w:name="__RefHeading___Toc3884_1075034909"/>
+      <w:bookmarkStart w:id="32" w:name="__RefHeading___Toc3884_1528650690"/>
       <w:bookmarkEnd w:id="32"/>
       <w:r>
         <w:rPr>
@@ -14426,7 +14426,7 @@
         <w:jc w:val="start"/>
         <w:rPr/>
       </w:pPr>
-      <w:bookmarkStart w:id="33" w:name="__RefHeading___Toc3886_1075034909"/>
+      <w:bookmarkStart w:id="33" w:name="__RefHeading___Toc3886_1528650690"/>
       <w:bookmarkEnd w:id="33"/>
       <w:r>
         <w:rPr>
@@ -15676,7 +15676,7 @@
         <w:jc w:val="start"/>
         <w:rPr/>
       </w:pPr>
-      <w:bookmarkStart w:id="34" w:name="__RefHeading___Toc3888_1075034909"/>
+      <w:bookmarkStart w:id="34" w:name="__RefHeading___Toc3888_1528650690"/>
       <w:bookmarkEnd w:id="34"/>
       <w:r>
         <w:rPr>
@@ -15982,7 +15982,7 @@
         <w:jc w:val="start"/>
         <w:rPr/>
       </w:pPr>
-      <w:bookmarkStart w:id="35" w:name="__RefHeading___Toc3890_1075034909"/>
+      <w:bookmarkStart w:id="35" w:name="__RefHeading___Toc3890_1528650690"/>
       <w:bookmarkEnd w:id="35"/>
       <w:r>
         <w:rPr>
@@ -17125,7 +17125,7 @@
         <w:jc w:val="start"/>
         <w:rPr/>
       </w:pPr>
-      <w:bookmarkStart w:id="36" w:name="__RefHeading___Toc3892_1075034909"/>
+      <w:bookmarkStart w:id="36" w:name="__RefHeading___Toc3892_1528650690"/>
       <w:bookmarkEnd w:id="36"/>
       <w:r>
         <w:rPr>
@@ -17359,7 +17359,7 @@
         <w:jc w:val="start"/>
         <w:rPr/>
       </w:pPr>
-      <w:bookmarkStart w:id="37" w:name="__RefHeading___Toc3894_1075034909"/>
+      <w:bookmarkStart w:id="37" w:name="__RefHeading___Toc3894_1528650690"/>
       <w:bookmarkEnd w:id="37"/>
       <w:r>
         <w:rPr>
@@ -17413,7 +17413,7 @@
         <w:jc w:val="start"/>
         <w:rPr/>
       </w:pPr>
-      <w:bookmarkStart w:id="38" w:name="__RefHeading___Toc3896_1075034909"/>
+      <w:bookmarkStart w:id="38" w:name="__RefHeading___Toc3896_1528650690"/>
       <w:bookmarkEnd w:id="38"/>
       <w:r>
         <w:rPr>
@@ -17467,7 +17467,7 @@
         <w:jc w:val="start"/>
         <w:rPr/>
       </w:pPr>
-      <w:bookmarkStart w:id="39" w:name="__RefHeading___Toc3898_1075034909"/>
+      <w:bookmarkStart w:id="39" w:name="__RefHeading___Toc3898_1528650690"/>
       <w:bookmarkEnd w:id="39"/>
       <w:r>
         <w:rPr>
@@ -17597,7 +17597,7 @@
         <w:jc w:val="start"/>
         <w:rPr/>
       </w:pPr>
-      <w:bookmarkStart w:id="40" w:name="__RefHeading___Toc3900_1075034909"/>
+      <w:bookmarkStart w:id="40" w:name="__RefHeading___Toc3900_1528650690"/>
       <w:bookmarkEnd w:id="40"/>
       <w:r>
         <w:rPr>
@@ -18529,7 +18529,7 @@
         <w:jc w:val="start"/>
         <w:rPr/>
       </w:pPr>
-      <w:bookmarkStart w:id="41" w:name="__RefHeading___Toc3902_1075034909"/>
+      <w:bookmarkStart w:id="41" w:name="__RefHeading___Toc3902_1528650690"/>
       <w:bookmarkEnd w:id="41"/>
       <w:r>
         <w:rPr>
@@ -18579,7 +18579,7 @@
         <w:jc w:val="center"/>
         <w:rPr/>
       </w:pPr>
-      <w:bookmarkStart w:id="42" w:name="__RefHeading___Toc3904_1075034909"/>
+      <w:bookmarkStart w:id="42" w:name="__RefHeading___Toc3904_1528650690"/>
       <w:bookmarkEnd w:id="42"/>
       <w:r>
         <w:rPr>
@@ -18597,7 +18597,7 @@
         <w:jc w:val="start"/>
         <w:rPr/>
       </w:pPr>
-      <w:bookmarkStart w:id="43" w:name="__RefHeading___Toc3906_1075034909"/>
+      <w:bookmarkStart w:id="43" w:name="__RefHeading___Toc3906_1528650690"/>
       <w:bookmarkEnd w:id="43"/>
       <w:r>
         <w:rPr>
@@ -19133,7 +19133,7 @@
         <w:jc w:val="start"/>
         <w:rPr/>
       </w:pPr>
-      <w:bookmarkStart w:id="44" w:name="__RefHeading___Toc3908_1075034909"/>
+      <w:bookmarkStart w:id="44" w:name="__RefHeading___Toc3908_1528650690"/>
       <w:bookmarkEnd w:id="44"/>
       <w:r>
         <w:rPr>
@@ -19482,7 +19482,7 @@
                 <w:szCs w:val="22"/>
                 <w:lang w:val="en-US" w:eastAsia="en-US" w:bidi="ar-SA"/>
               </w:rPr>
-              <w:t>539/539 kiểm thử chạy xanh tại thời điểm đóng gói báo cáo.</w:t>
+              <w:t>540/540 kiểm thử chạy xanh tại thời điểm đóng gói báo cáo.</w:t>
             </w:r>
           </w:p>
         </w:tc>
@@ -20383,7 +20383,7 @@
         <w:jc w:val="start"/>
         <w:rPr/>
       </w:pPr>
-      <w:bookmarkStart w:id="45" w:name="__RefHeading___Toc3910_1075034909"/>
+      <w:bookmarkStart w:id="45" w:name="__RefHeading___Toc3910_1528650690"/>
       <w:bookmarkEnd w:id="45"/>
       <w:r>
         <w:rPr>
@@ -21844,7 +21844,7 @@
         <w:jc w:val="start"/>
         <w:rPr/>
       </w:pPr>
-      <w:bookmarkStart w:id="46" w:name="__RefHeading___Toc3912_1075034909"/>
+      <w:bookmarkStart w:id="46" w:name="__RefHeading___Toc3912_1528650690"/>
       <w:bookmarkEnd w:id="46"/>
       <w:r>
         <w:rPr>
@@ -21894,7 +21894,7 @@
         <w:jc w:val="center"/>
         <w:rPr/>
       </w:pPr>
-      <w:bookmarkStart w:id="47" w:name="__RefHeading___Toc3914_1075034909"/>
+      <w:bookmarkStart w:id="47" w:name="__RefHeading___Toc3914_1528650690"/>
       <w:bookmarkEnd w:id="47"/>
       <w:r>
         <w:rPr>
@@ -21912,7 +21912,7 @@
         <w:jc w:val="start"/>
         <w:rPr/>
       </w:pPr>
-      <w:bookmarkStart w:id="48" w:name="__RefHeading___Toc3916_1075034909"/>
+      <w:bookmarkStart w:id="48" w:name="__RefHeading___Toc3916_1528650690"/>
       <w:bookmarkEnd w:id="48"/>
       <w:r>
         <w:rPr>
@@ -22110,7 +22110,7 @@
         <w:jc w:val="start"/>
         <w:rPr/>
       </w:pPr>
-      <w:bookmarkStart w:id="49" w:name="__RefHeading___Toc3918_1075034909"/>
+      <w:bookmarkStart w:id="49" w:name="__RefHeading___Toc3918_1528650690"/>
       <w:bookmarkEnd w:id="49"/>
       <w:r>
         <w:rPr>
@@ -22128,7 +22128,7 @@
         <w:jc w:val="start"/>
         <w:rPr/>
       </w:pPr>
-      <w:bookmarkStart w:id="50" w:name="__RefHeading___Toc3920_1075034909"/>
+      <w:bookmarkStart w:id="50" w:name="__RefHeading___Toc3920_1528650690"/>
       <w:bookmarkEnd w:id="50"/>
       <w:r>
         <w:rPr>
@@ -22254,7 +22254,7 @@
         <w:jc w:val="start"/>
         <w:rPr/>
       </w:pPr>
-      <w:bookmarkStart w:id="51" w:name="__RefHeading___Toc3922_1075034909"/>
+      <w:bookmarkStart w:id="51" w:name="__RefHeading___Toc3922_1528650690"/>
       <w:bookmarkEnd w:id="51"/>
       <w:r>
         <w:rPr>
@@ -22380,7 +22380,7 @@
         <w:jc w:val="start"/>
         <w:rPr/>
       </w:pPr>
-      <w:bookmarkStart w:id="52" w:name="__RefHeading___Toc3924_1075034909"/>
+      <w:bookmarkStart w:id="52" w:name="__RefHeading___Toc3924_1528650690"/>
       <w:bookmarkEnd w:id="52"/>
       <w:r>
         <w:rPr>
@@ -22506,7 +22506,7 @@
         <w:jc w:val="start"/>
         <w:rPr/>
       </w:pPr>
-      <w:bookmarkStart w:id="53" w:name="__RefHeading___Toc3926_1075034909"/>
+      <w:bookmarkStart w:id="53" w:name="__RefHeading___Toc3926_1528650690"/>
       <w:bookmarkEnd w:id="53"/>
       <w:r>
         <w:rPr>
@@ -22632,7 +22632,7 @@
         <w:jc w:val="start"/>
         <w:rPr/>
       </w:pPr>
-      <w:bookmarkStart w:id="54" w:name="__RefHeading___Toc3928_1075034909"/>
+      <w:bookmarkStart w:id="54" w:name="__RefHeading___Toc3928_1528650690"/>
       <w:bookmarkEnd w:id="54"/>
       <w:r>
         <w:rPr>
@@ -22650,7 +22650,7 @@
         <w:jc w:val="start"/>
         <w:rPr/>
       </w:pPr>
-      <w:bookmarkStart w:id="55" w:name="__RefHeading___Toc3930_1075034909"/>
+      <w:bookmarkStart w:id="55" w:name="__RefHeading___Toc3930_1528650690"/>
       <w:bookmarkEnd w:id="55"/>
       <w:r>
         <w:rPr>
@@ -22686,7 +22686,7 @@
         <w:jc w:val="start"/>
         <w:rPr/>
       </w:pPr>
-      <w:bookmarkStart w:id="56" w:name="__RefHeading___Toc3932_1075034909"/>
+      <w:bookmarkStart w:id="56" w:name="__RefHeading___Toc3932_1528650690"/>
       <w:bookmarkEnd w:id="56"/>
       <w:r>
         <w:rPr>
@@ -22722,7 +22722,7 @@
         <w:jc w:val="start"/>
         <w:rPr/>
       </w:pPr>
-      <w:bookmarkStart w:id="57" w:name="__RefHeading___Toc3934_1075034909"/>
+      <w:bookmarkStart w:id="57" w:name="__RefHeading___Toc3934_1528650690"/>
       <w:bookmarkEnd w:id="57"/>
       <w:r>
         <w:rPr>
@@ -22758,7 +22758,7 @@
         <w:jc w:val="start"/>
         <w:rPr/>
       </w:pPr>
-      <w:bookmarkStart w:id="58" w:name="__RefHeading___Toc3936_1075034909"/>
+      <w:bookmarkStart w:id="58" w:name="__RefHeading___Toc3936_1528650690"/>
       <w:bookmarkEnd w:id="58"/>
       <w:r>
         <w:rPr>
@@ -22794,7 +22794,7 @@
         <w:jc w:val="start"/>
         <w:rPr/>
       </w:pPr>
-      <w:bookmarkStart w:id="59" w:name="__RefHeading___Toc3938_1075034909"/>
+      <w:bookmarkStart w:id="59" w:name="__RefHeading___Toc3938_1528650690"/>
       <w:bookmarkEnd w:id="59"/>
       <w:r>
         <w:rPr>
@@ -22830,7 +22830,7 @@
         <w:jc w:val="start"/>
         <w:rPr/>
       </w:pPr>
-      <w:bookmarkStart w:id="60" w:name="__RefHeading___Toc3940_1075034909"/>
+      <w:bookmarkStart w:id="60" w:name="__RefHeading___Toc3940_1528650690"/>
       <w:bookmarkEnd w:id="60"/>
       <w:r>
         <w:rPr>
@@ -23006,7 +23006,7 @@
         <w:jc w:val="center"/>
         <w:rPr/>
       </w:pPr>
-      <w:bookmarkStart w:id="61" w:name="__RefHeading___Toc3942_1075034909"/>
+      <w:bookmarkStart w:id="61" w:name="__RefHeading___Toc3942_1528650690"/>
       <w:bookmarkEnd w:id="61"/>
       <w:r>
         <w:rPr>
@@ -23024,7 +23024,7 @@
         <w:jc w:val="start"/>
         <w:rPr/>
       </w:pPr>
-      <w:bookmarkStart w:id="62" w:name="__RefHeading___Toc3944_1075034909"/>
+      <w:bookmarkStart w:id="62" w:name="__RefHeading___Toc3944_1528650690"/>
       <w:bookmarkEnd w:id="62"/>
       <w:r>
         <w:rPr>
@@ -23078,7 +23078,7 @@
         <w:jc w:val="start"/>
         <w:rPr/>
       </w:pPr>
-      <w:bookmarkStart w:id="63" w:name="__RefHeading___Toc3946_1075034909"/>
+      <w:bookmarkStart w:id="63" w:name="__RefHeading___Toc3946_1528650690"/>
       <w:bookmarkEnd w:id="63"/>
       <w:r>
         <w:rPr>
@@ -23303,7 +23303,7 @@
           <w:i w:val="false"/>
           <w:sz w:val="28"/>
         </w:rPr>
-        <w:t>Build sạch và 539 kiểm thử tự động cùng diễn tập SQL Server tạo bằng chứng có thể lặp lại.</w:t>
+        <w:t>Build sạch và 540 kiểm thử tự động cùng diễn tập SQL Server tạo bằng chứng có thể lặp lại.</w:t>
       </w:r>
     </w:p>
     <w:p>
@@ -23312,7 +23312,7 @@
         <w:jc w:val="start"/>
         <w:rPr/>
       </w:pPr>
-      <w:bookmarkStart w:id="64" w:name="__RefHeading___Toc3948_1075034909"/>
+      <w:bookmarkStart w:id="64" w:name="__RefHeading___Toc3948_1528650690"/>
       <w:bookmarkEnd w:id="64"/>
       <w:r>
         <w:rPr>
@@ -23510,7 +23510,7 @@
         <w:jc w:val="start"/>
         <w:rPr/>
       </w:pPr>
-      <w:bookmarkStart w:id="65" w:name="__RefHeading___Toc3950_1075034909"/>
+      <w:bookmarkStart w:id="65" w:name="__RefHeading___Toc3950_1528650690"/>
       <w:bookmarkEnd w:id="65"/>
       <w:r>
         <w:rPr>
@@ -23578,7 +23578,7 @@
         <w:jc w:val="center"/>
         <w:rPr/>
       </w:pPr>
-      <w:bookmarkStart w:id="66" w:name="__RefHeading___Toc3952_1075034909"/>
+      <w:bookmarkStart w:id="66" w:name="__RefHeading___Toc3952_1528650690"/>
       <w:bookmarkEnd w:id="66"/>
       <w:r>
         <w:rPr>
@@ -24830,7 +24830,7 @@
         <w:jc w:val="center"/>
         <w:rPr/>
       </w:pPr>
-      <w:bookmarkStart w:id="67" w:name="__RefHeading___Toc3954_1075034909"/>
+      <w:bookmarkStart w:id="67" w:name="__RefHeading___Toc3954_1528650690"/>
       <w:bookmarkEnd w:id="67"/>
       <w:r>
         <w:rPr>
@@ -25938,7 +25938,7 @@
         <w:jc w:val="center"/>
         <w:rPr/>
       </w:pPr>
-      <w:bookmarkStart w:id="68" w:name="__RefHeading___Toc3956_1075034909"/>
+      <w:bookmarkStart w:id="68" w:name="__RefHeading___Toc3956_1528650690"/>
       <w:bookmarkEnd w:id="68"/>
       <w:r>
         <w:rPr>
@@ -26538,7 +26538,7 @@
           <w:i w:val="false"/>
           <w:sz w:val="28"/>
         </w:rPr>
-        <w:t>Kết quả đóng gói ngày 11/08/2026: build 0 warning/0 error và 539 kiểm thử tự động đạt. Các kiểm thử relational sử dụng SQL Server cô lập và xóa database tạm sau khi hoàn tất.</w:t>
+        <w:t>Kết quả đóng gói ngày 11/08/2026: build 0 warning/0 error và 540 kiểm thử tự động đạt. Các kiểm thử relational sử dụng SQL Server cô lập và xóa database tạm sau khi hoàn tất.</w:t>
       </w:r>
     </w:p>
     <w:p>
@@ -26561,7 +26561,7 @@
         <w:jc w:val="center"/>
         <w:rPr/>
       </w:pPr>
-      <w:bookmarkStart w:id="69" w:name="__RefHeading___Toc3958_1075034909"/>
+      <w:bookmarkStart w:id="69" w:name="__RefHeading___Toc3958_1528650690"/>
       <w:bookmarkEnd w:id="69"/>
       <w:r>
         <w:rPr>
